--- a/COMP4431_PastPaper_QuizSol.docx
+++ b/COMP4431_PastPaper_QuizSol.docx
@@ -7491,6 +7491,1071 @@
           <w:sz w:val="20"/>
         </w:rPr>
         <w:t>'Language defined by semantics = structure' → FALSE (syntax=structure; semantics=meaning)</w:t>
+      </w:r>
+    </w:p>
+    <w:p>
+      <w:pPr>
+        <w:pStyle w:val="Heading2"/>
+      </w:pPr>
+      <w:r>
+        <w:rPr>
+          <w:b/>
+        </w:rPr>
+        <w:t>AUG 2022 (Dec 2022 paper) -- COMPLETE WORKED SOLUTIONS</w:t>
+      </w:r>
+    </w:p>
+    <w:p>
+      <w:pPr>
+        <w:pStyle w:val="Heading3"/>
+      </w:pPr>
+      <w:r>
+        <w:rPr>
+          <w:b/>
+        </w:rPr>
+        <w:t>Q3.1: 8-Puzzle BFS</w:t>
+      </w:r>
+    </w:p>
+    <w:p>
+      <w:r>
+        <w:rPr>
+          <w:b w:val="0"/>
+        </w:rPr>
+        <w:t>Start: [1,4,2/3,_,5/6,7,8]  Goal: [_,1,2/3,4,5/6,7,8]</w:t>
+      </w:r>
+    </w:p>
+    <w:p>
+      <w:r>
+        <w:rPr>
+          <w:b w:val="0"/>
+        </w:rPr>
+        <w:t>Expansion:</w:t>
+      </w:r>
+    </w:p>
+    <w:p>
+      <w:r>
+        <w:rPr>
+          <w:b w:val="0"/>
+        </w:rPr>
+        <w:t xml:space="preserve">  Level 0: Start</w:t>
+      </w:r>
+    </w:p>
+    <w:p>
+      <w:r>
+        <w:rPr>
+          <w:b w:val="0"/>
+        </w:rPr>
+        <w:t xml:space="preserve">  Level 1: [1,_,2/3,4,5/6,7,8] | [1,4,2/3,7,5/6,_,8] | [1,4,2/_,3,5/6,7,8] | [1,4,2/3,5,_/6,7,8]</w:t>
+      </w:r>
+    </w:p>
+    <w:p>
+      <w:r>
+        <w:rPr>
+          <w:b w:val="0"/>
+        </w:rPr>
+        <w:t xml:space="preserve">  Level 2: expand [1,_,2/3,4,5/6,7,8] -&gt; LEFT = [_,1,2/3,4,5/6,7,8] = GOAL</w:t>
+      </w:r>
+    </w:p>
+    <w:p>
+      <w:r>
+        <w:rPr>
+          <w:b w:val="0"/>
+        </w:rPr>
+        <w:t>Path: Start -&gt; [1,_,2/3,4,5/6,7,8] -&gt; GOAL  (2 moves)</w:t>
+      </w:r>
+    </w:p>
+    <w:p>
+      <w:pPr>
+        <w:pStyle w:val="Heading3"/>
+      </w:pPr>
+      <w:r>
+        <w:rPr>
+          <w:b/>
+        </w:rPr>
+        <w:t>Q3.2: Heuristic Dominance from state (c)</w:t>
+      </w:r>
+    </w:p>
+    <w:p>
+      <w:r>
+        <w:rPr>
+          <w:b w:val="0"/>
+        </w:rPr>
+        <w:t>State (c)=[7,2,_/5,4,3/1,6,8], Goal=[_,1,2/3,4,5/6,7,8]</w:t>
+      </w:r>
+    </w:p>
+    <w:p>
+      <w:r>
+        <w:rPr>
+          <w:b w:val="0"/>
+        </w:rPr>
+        <w:t>h1 (misplaced)=6  |  h2 (Manhattan)=3+1+2+0+2+1+3+0=12</w:t>
+      </w:r>
+    </w:p>
+    <w:p>
+      <w:r>
+        <w:rPr>
+          <w:b w:val="0"/>
+        </w:rPr>
+        <w:t>h2 &gt;= h1 at every state; both admissible -&gt; h2 dominates h1 -&gt; fewer nodes expanded with h2</w:t>
+      </w:r>
+    </w:p>
+    <w:p>
+      <w:pPr>
+        <w:pStyle w:val="Heading3"/>
+      </w:pPr>
+      <w:r>
+        <w:rPr>
+          <w:b/>
+        </w:rPr>
+        <w:t>Q4.1: Perceptron 2D</w:t>
+      </w:r>
+    </w:p>
+    <w:tbl>
+      <w:tblPr>
+        <w:tblStyle w:val="TableGrid"/>
+        <w:tblW w:type="auto" w:w="0"/>
+        <w:tblLook w:firstColumn="1" w:firstRow="1" w:lastColumn="0" w:lastRow="0" w:noHBand="0" w:noVBand="1" w:val="04A0"/>
+      </w:tblPr>
+      <w:tblGrid>
+        <w:gridCol w:w="1700"/>
+        <w:gridCol w:w="1700"/>
+        <w:gridCol w:w="1700"/>
+        <w:gridCol w:w="1700"/>
+        <w:gridCol w:w="1700"/>
+        <w:gridCol w:w="1700"/>
+      </w:tblGrid>
+      <w:tr>
+        <w:tc>
+          <w:tcPr>
+            <w:tcW w:type="dxa" w:w="1700"/>
+          </w:tcPr>
+          <w:p>
+            <w:r>
+              <w:rPr>
+                <w:b/>
+              </w:rPr>
+              <w:t>x</w:t>
+            </w:r>
+          </w:p>
+        </w:tc>
+        <w:tc>
+          <w:tcPr>
+            <w:tcW w:type="dxa" w:w="1700"/>
+          </w:tcPr>
+          <w:p>
+            <w:r>
+              <w:rPr>
+                <w:b/>
+              </w:rPr>
+              <w:t>y</w:t>
+            </w:r>
+          </w:p>
+        </w:tc>
+        <w:tc>
+          <w:tcPr>
+            <w:tcW w:type="dxa" w:w="1700"/>
+          </w:tcPr>
+          <w:p>
+            <w:r>
+              <w:rPr>
+                <w:b/>
+              </w:rPr>
+              <w:t>s=w.x</w:t>
+            </w:r>
+          </w:p>
+        </w:tc>
+        <w:tc>
+          <w:tcPr>
+            <w:tcW w:type="dxa" w:w="1700"/>
+          </w:tcPr>
+          <w:p>
+            <w:r>
+              <w:rPr>
+                <w:b/>
+              </w:rPr>
+              <w:t>yest</w:t>
+            </w:r>
+          </w:p>
+        </w:tc>
+        <w:tc>
+          <w:tcPr>
+            <w:tcW w:type="dxa" w:w="1700"/>
+          </w:tcPr>
+          <w:p>
+            <w:r>
+              <w:rPr>
+                <w:b/>
+              </w:rPr>
+              <w:t>Update?</w:t>
+            </w:r>
+          </w:p>
+        </w:tc>
+        <w:tc>
+          <w:tcPr>
+            <w:tcW w:type="dxa" w:w="1700"/>
+          </w:tcPr>
+          <w:p>
+            <w:r>
+              <w:rPr>
+                <w:b/>
+              </w:rPr>
+              <w:t>w after</w:t>
+            </w:r>
+          </w:p>
+        </w:tc>
+      </w:tr>
+      <w:tr>
+        <w:tc>
+          <w:tcPr>
+            <w:tcW w:type="dxa" w:w="1700"/>
+          </w:tcPr>
+          <w:p>
+            <w:r>
+              <w:t>(2,2)</w:t>
+            </w:r>
+          </w:p>
+        </w:tc>
+        <w:tc>
+          <w:tcPr>
+            <w:tcW w:type="dxa" w:w="1700"/>
+          </w:tcPr>
+          <w:p>
+            <w:r>
+              <w:t>+1</w:t>
+            </w:r>
+          </w:p>
+        </w:tc>
+        <w:tc>
+          <w:tcPr>
+            <w:tcW w:type="dxa" w:w="1700"/>
+          </w:tcPr>
+          <w:p>
+            <w:r>
+              <w:t>4.0</w:t>
+            </w:r>
+          </w:p>
+        </w:tc>
+        <w:tc>
+          <w:tcPr>
+            <w:tcW w:type="dxa" w:w="1700"/>
+          </w:tcPr>
+          <w:p>
+            <w:r>
+              <w:t>+1</w:t>
+            </w:r>
+          </w:p>
+        </w:tc>
+        <w:tc>
+          <w:tcPr>
+            <w:tcW w:type="dxa" w:w="1700"/>
+          </w:tcPr>
+          <w:p>
+            <w:r>
+              <w:t>No</w:t>
+            </w:r>
+          </w:p>
+        </w:tc>
+        <w:tc>
+          <w:tcPr>
+            <w:tcW w:type="dxa" w:w="1700"/>
+          </w:tcPr>
+          <w:p>
+            <w:r>
+              <w:t>(1.0, 1.0)</w:t>
+            </w:r>
+          </w:p>
+        </w:tc>
+      </w:tr>
+      <w:tr>
+        <w:tc>
+          <w:tcPr>
+            <w:tcW w:type="dxa" w:w="1700"/>
+          </w:tcPr>
+          <w:p>
+            <w:r>
+              <w:t>(-2,-2)</w:t>
+            </w:r>
+          </w:p>
+        </w:tc>
+        <w:tc>
+          <w:tcPr>
+            <w:tcW w:type="dxa" w:w="1700"/>
+          </w:tcPr>
+          <w:p>
+            <w:r>
+              <w:t>+1</w:t>
+            </w:r>
+          </w:p>
+        </w:tc>
+        <w:tc>
+          <w:tcPr>
+            <w:tcW w:type="dxa" w:w="1700"/>
+          </w:tcPr>
+          <w:p>
+            <w:r>
+              <w:t>-4.0</w:t>
+            </w:r>
+          </w:p>
+        </w:tc>
+        <w:tc>
+          <w:tcPr>
+            <w:tcW w:type="dxa" w:w="1700"/>
+          </w:tcPr>
+          <w:p>
+            <w:r>
+              <w:t>-1</w:t>
+            </w:r>
+          </w:p>
+        </w:tc>
+        <w:tc>
+          <w:tcPr>
+            <w:tcW w:type="dxa" w:w="1700"/>
+          </w:tcPr>
+          <w:p>
+            <w:r>
+              <w:t>YES</w:t>
+            </w:r>
+          </w:p>
+        </w:tc>
+        <w:tc>
+          <w:tcPr>
+            <w:tcW w:type="dxa" w:w="1700"/>
+          </w:tcPr>
+          <w:p>
+            <w:r>
+              <w:t>(0.6, 0.6)</w:t>
+            </w:r>
+          </w:p>
+        </w:tc>
+      </w:tr>
+      <w:tr>
+        <w:tc>
+          <w:tcPr>
+            <w:tcW w:type="dxa" w:w="1700"/>
+          </w:tcPr>
+          <w:p>
+            <w:r>
+              <w:t>(1,2)</w:t>
+            </w:r>
+          </w:p>
+        </w:tc>
+        <w:tc>
+          <w:tcPr>
+            <w:tcW w:type="dxa" w:w="1700"/>
+          </w:tcPr>
+          <w:p>
+            <w:r>
+              <w:t>-1</w:t>
+            </w:r>
+          </w:p>
+        </w:tc>
+        <w:tc>
+          <w:tcPr>
+            <w:tcW w:type="dxa" w:w="1700"/>
+          </w:tcPr>
+          <w:p>
+            <w:r>
+              <w:t>1.8</w:t>
+            </w:r>
+          </w:p>
+        </w:tc>
+        <w:tc>
+          <w:tcPr>
+            <w:tcW w:type="dxa" w:w="1700"/>
+          </w:tcPr>
+          <w:p>
+            <w:r>
+              <w:t>+1</w:t>
+            </w:r>
+          </w:p>
+        </w:tc>
+        <w:tc>
+          <w:tcPr>
+            <w:tcW w:type="dxa" w:w="1700"/>
+          </w:tcPr>
+          <w:p>
+            <w:r>
+              <w:t>YES</w:t>
+            </w:r>
+          </w:p>
+        </w:tc>
+        <w:tc>
+          <w:tcPr>
+            <w:tcW w:type="dxa" w:w="1700"/>
+          </w:tcPr>
+          <w:p>
+            <w:r>
+              <w:t>(0.4, 0.2)</w:t>
+            </w:r>
+          </w:p>
+        </w:tc>
+      </w:tr>
+      <w:tr>
+        <w:tc>
+          <w:tcPr>
+            <w:tcW w:type="dxa" w:w="1700"/>
+          </w:tcPr>
+          <w:p>
+            <w:r>
+              <w:t>(1,2)</w:t>
+            </w:r>
+          </w:p>
+        </w:tc>
+        <w:tc>
+          <w:tcPr>
+            <w:tcW w:type="dxa" w:w="1700"/>
+          </w:tcPr>
+          <w:p>
+            <w:r>
+              <w:t>-1</w:t>
+            </w:r>
+          </w:p>
+        </w:tc>
+        <w:tc>
+          <w:tcPr>
+            <w:tcW w:type="dxa" w:w="1700"/>
+          </w:tcPr>
+          <w:p>
+            <w:r>
+              <w:t>0.8</w:t>
+            </w:r>
+          </w:p>
+        </w:tc>
+        <w:tc>
+          <w:tcPr>
+            <w:tcW w:type="dxa" w:w="1700"/>
+          </w:tcPr>
+          <w:p>
+            <w:r>
+              <w:t>+1</w:t>
+            </w:r>
+          </w:p>
+        </w:tc>
+        <w:tc>
+          <w:tcPr>
+            <w:tcW w:type="dxa" w:w="1700"/>
+          </w:tcPr>
+          <w:p>
+            <w:r>
+              <w:t>YES</w:t>
+            </w:r>
+          </w:p>
+        </w:tc>
+        <w:tc>
+          <w:tcPr>
+            <w:tcW w:type="dxa" w:w="1700"/>
+          </w:tcPr>
+          <w:p>
+            <w:r>
+              <w:t>(0.2, -0.2)</w:t>
+            </w:r>
+          </w:p>
+        </w:tc>
+      </w:tr>
+      <w:tr>
+        <w:tc>
+          <w:tcPr>
+            <w:tcW w:type="dxa" w:w="1700"/>
+          </w:tcPr>
+          <w:p>
+            <w:r>
+              <w:t>(2,1)</w:t>
+            </w:r>
+          </w:p>
+        </w:tc>
+        <w:tc>
+          <w:tcPr>
+            <w:tcW w:type="dxa" w:w="1700"/>
+          </w:tcPr>
+          <w:p>
+            <w:r>
+              <w:t>-1</w:t>
+            </w:r>
+          </w:p>
+        </w:tc>
+        <w:tc>
+          <w:tcPr>
+            <w:tcW w:type="dxa" w:w="1700"/>
+          </w:tcPr>
+          <w:p>
+            <w:r>
+              <w:t>0.2</w:t>
+            </w:r>
+          </w:p>
+        </w:tc>
+        <w:tc>
+          <w:tcPr>
+            <w:tcW w:type="dxa" w:w="1700"/>
+          </w:tcPr>
+          <w:p>
+            <w:r>
+              <w:t>+1</w:t>
+            </w:r>
+          </w:p>
+        </w:tc>
+        <w:tc>
+          <w:tcPr>
+            <w:tcW w:type="dxa" w:w="1700"/>
+          </w:tcPr>
+          <w:p>
+            <w:r>
+              <w:t>YES</w:t>
+            </w:r>
+          </w:p>
+        </w:tc>
+        <w:tc>
+          <w:tcPr>
+            <w:tcW w:type="dxa" w:w="1700"/>
+          </w:tcPr>
+          <w:p>
+            <w:r>
+              <w:t>(-0.2, -0.4)</w:t>
+            </w:r>
+          </w:p>
+        </w:tc>
+      </w:tr>
+      <w:tr>
+        <w:tc>
+          <w:tcPr>
+            <w:tcW w:type="dxa" w:w="1700"/>
+          </w:tcPr>
+          <w:p>
+            <w:r>
+              <w:t>(1,1)</w:t>
+            </w:r>
+          </w:p>
+        </w:tc>
+        <w:tc>
+          <w:tcPr>
+            <w:tcW w:type="dxa" w:w="1700"/>
+          </w:tcPr>
+          <w:p>
+            <w:r>
+              <w:t>-1</w:t>
+            </w:r>
+          </w:p>
+        </w:tc>
+        <w:tc>
+          <w:tcPr>
+            <w:tcW w:type="dxa" w:w="1700"/>
+          </w:tcPr>
+          <w:p>
+            <w:r>
+              <w:t>-0.6</w:t>
+            </w:r>
+          </w:p>
+        </w:tc>
+        <w:tc>
+          <w:tcPr>
+            <w:tcW w:type="dxa" w:w="1700"/>
+          </w:tcPr>
+          <w:p>
+            <w:r>
+              <w:t>-1</w:t>
+            </w:r>
+          </w:p>
+        </w:tc>
+        <w:tc>
+          <w:tcPr>
+            <w:tcW w:type="dxa" w:w="1700"/>
+          </w:tcPr>
+          <w:p>
+            <w:r>
+              <w:t>No</w:t>
+            </w:r>
+          </w:p>
+        </w:tc>
+        <w:tc>
+          <w:tcPr>
+            <w:tcW w:type="dxa" w:w="1700"/>
+          </w:tcPr>
+          <w:p>
+            <w:r>
+              <w:t>(-0.2, -0.4)</w:t>
+            </w:r>
+          </w:p>
+        </w:tc>
+      </w:tr>
+      <w:tr>
+        <w:tc>
+          <w:tcPr>
+            <w:tcW w:type="dxa" w:w="1700"/>
+          </w:tcPr>
+          <w:p>
+            <w:r>
+              <w:t>(-1,-1)</w:t>
+            </w:r>
+          </w:p>
+        </w:tc>
+        <w:tc>
+          <w:tcPr>
+            <w:tcW w:type="dxa" w:w="1700"/>
+          </w:tcPr>
+          <w:p>
+            <w:r>
+              <w:t>+1</w:t>
+            </w:r>
+          </w:p>
+        </w:tc>
+        <w:tc>
+          <w:tcPr>
+            <w:tcW w:type="dxa" w:w="1700"/>
+          </w:tcPr>
+          <w:p>
+            <w:r>
+              <w:t>0.6</w:t>
+            </w:r>
+          </w:p>
+        </w:tc>
+        <w:tc>
+          <w:tcPr>
+            <w:tcW w:type="dxa" w:w="1700"/>
+          </w:tcPr>
+          <w:p>
+            <w:r>
+              <w:t>+1</w:t>
+            </w:r>
+          </w:p>
+        </w:tc>
+        <w:tc>
+          <w:tcPr>
+            <w:tcW w:type="dxa" w:w="1700"/>
+          </w:tcPr>
+          <w:p>
+            <w:r>
+              <w:t>No</w:t>
+            </w:r>
+          </w:p>
+        </w:tc>
+        <w:tc>
+          <w:tcPr>
+            <w:tcW w:type="dxa" w:w="1700"/>
+          </w:tcPr>
+          <w:p>
+            <w:r>
+              <w:t>(-0.2, -0.4)</w:t>
+            </w:r>
+          </w:p>
+        </w:tc>
+      </w:tr>
+      <w:tr>
+        <w:tc>
+          <w:tcPr>
+            <w:tcW w:type="dxa" w:w="1700"/>
+          </w:tcPr>
+          <w:p>
+            <w:r>
+              <w:t>(-2,-2)</w:t>
+            </w:r>
+          </w:p>
+        </w:tc>
+        <w:tc>
+          <w:tcPr>
+            <w:tcW w:type="dxa" w:w="1700"/>
+          </w:tcPr>
+          <w:p>
+            <w:r>
+              <w:t>+1</w:t>
+            </w:r>
+          </w:p>
+        </w:tc>
+        <w:tc>
+          <w:tcPr>
+            <w:tcW w:type="dxa" w:w="1700"/>
+          </w:tcPr>
+          <w:p>
+            <w:r>
+              <w:t>1.2</w:t>
+            </w:r>
+          </w:p>
+        </w:tc>
+        <w:tc>
+          <w:tcPr>
+            <w:tcW w:type="dxa" w:w="1700"/>
+          </w:tcPr>
+          <w:p>
+            <w:r>
+              <w:t>+1</w:t>
+            </w:r>
+          </w:p>
+        </w:tc>
+        <w:tc>
+          <w:tcPr>
+            <w:tcW w:type="dxa" w:w="1700"/>
+          </w:tcPr>
+          <w:p>
+            <w:r>
+              <w:t>No</w:t>
+            </w:r>
+          </w:p>
+        </w:tc>
+        <w:tc>
+          <w:tcPr>
+            <w:tcW w:type="dxa" w:w="1700"/>
+          </w:tcPr>
+          <w:p>
+            <w:r>
+              <w:t>(-0.2, -0.4)</w:t>
+            </w:r>
+          </w:p>
+        </w:tc>
+      </w:tr>
+    </w:tbl>
+    <w:p>
+      <w:r>
+        <w:rPr>
+          <w:b w:val="0"/>
+        </w:rPr>
+        <w:t>Final w = (-0.2, -0.4)</w:t>
+      </w:r>
+    </w:p>
+    <w:p>
+      <w:pPr>
+        <w:pStyle w:val="Heading3"/>
+      </w:pPr>
+      <w:r>
+        <w:rPr>
+          <w:b/>
+        </w:rPr>
+        <w:t>Q4.2: Convolution (all-ones kernel)</w:t>
+      </w:r>
+    </w:p>
+    <w:p>
+      <w:r>
+        <w:rPr>
+          <w:b w:val="0"/>
+        </w:rPr>
+        <w:t>Output (2x2): [[1140, 1150], [1200, 1210]]</w:t>
+      </w:r>
+    </w:p>
+    <w:p>
+      <w:r>
+        <w:rPr>
+          <w:b w:val="0"/>
+        </w:rPr>
+        <w:t>Each cell = sum of 9 pixels in 3x3 region (all-ones kernel = regional sum).</w:t>
+      </w:r>
+    </w:p>
+    <w:p>
+      <w:pPr>
+        <w:pStyle w:val="Heading3"/>
+      </w:pPr>
+      <w:r>
+        <w:rPr>
+          <w:b/>
+        </w:rPr>
+        <w:t>Q5: Decision Tree (16 instances, 5 features)</w:t>
+      </w:r>
+    </w:p>
+    <w:p>
+      <w:r>
+        <w:rPr>
+          <w:b w:val="0"/>
+        </w:rPr>
+        <w:t>H(S)=1.0 (8Y, 8N)</w:t>
+      </w:r>
+    </w:p>
+    <w:tbl>
+      <w:tblPr>
+        <w:tblStyle w:val="TableGrid"/>
+        <w:tblW w:type="auto" w:w="0"/>
+        <w:tblLook w:firstColumn="1" w:firstRow="1" w:lastColumn="0" w:lastRow="0" w:noHBand="0" w:noVBand="1" w:val="04A0"/>
+      </w:tblPr>
+      <w:tblGrid>
+        <w:gridCol w:w="3400"/>
+        <w:gridCol w:w="3400"/>
+        <w:gridCol w:w="3400"/>
+      </w:tblGrid>
+      <w:tr>
+        <w:tc>
+          <w:tcPr>
+            <w:tcW w:type="dxa" w:w="3400"/>
+          </w:tcPr>
+          <w:p>
+            <w:r>
+              <w:rPr>
+                <w:b/>
+              </w:rPr>
+              <w:t>Feature</w:t>
+            </w:r>
+          </w:p>
+        </w:tc>
+        <w:tc>
+          <w:tcPr>
+            <w:tcW w:type="dxa" w:w="3400"/>
+          </w:tcPr>
+          <w:p>
+            <w:r>
+              <w:rPr>
+                <w:b/>
+              </w:rPr>
+              <w:t>IG</w:t>
+            </w:r>
+          </w:p>
+        </w:tc>
+        <w:tc>
+          <w:tcPr>
+            <w:tcW w:type="dxa" w:w="3400"/>
+          </w:tcPr>
+          <w:p>
+            <w:r>
+              <w:rPr>
+                <w:b/>
+              </w:rPr>
+              <w:t>Split</w:t>
+            </w:r>
+          </w:p>
+        </w:tc>
+      </w:tr>
+      <w:tr>
+        <w:tc>
+          <w:tcPr>
+            <w:tcW w:type="dxa" w:w="3400"/>
+          </w:tcPr>
+          <w:p>
+            <w:r>
+              <w:t>F1</w:t>
+            </w:r>
+          </w:p>
+        </w:tc>
+        <w:tc>
+          <w:tcPr>
+            <w:tcW w:type="dxa" w:w="3400"/>
+          </w:tcPr>
+          <w:p>
+            <w:r>
+              <w:t>0.311</w:t>
+            </w:r>
+          </w:p>
+        </w:tc>
+        <w:tc>
+          <w:tcPr>
+            <w:tcW w:type="dxa" w:w="3400"/>
+          </w:tcPr>
+          <w:p>
+            <w:r>
+              <w:t>F1V1:7Y,2N | F1V2:1Y,6N</w:t>
+            </w:r>
+          </w:p>
+        </w:tc>
+      </w:tr>
+      <w:tr>
+        <w:tc>
+          <w:tcPr>
+            <w:tcW w:type="dxa" w:w="3400"/>
+          </w:tcPr>
+          <w:p>
+            <w:r>
+              <w:t>F2</w:t>
+            </w:r>
+          </w:p>
+        </w:tc>
+        <w:tc>
+          <w:tcPr>
+            <w:tcW w:type="dxa" w:w="3400"/>
+          </w:tcPr>
+          <w:p>
+            <w:r>
+              <w:t>0.205</w:t>
+            </w:r>
+          </w:p>
+        </w:tc>
+        <w:tc>
+          <w:tcPr>
+            <w:tcW w:type="dxa" w:w="3400"/>
+          </w:tcPr>
+          <w:p>
+            <w:r>
+              <w:t>F2V1:5Y,1N | F2V2:3Y,7N</w:t>
+            </w:r>
+          </w:p>
+        </w:tc>
+      </w:tr>
+      <w:tr>
+        <w:tc>
+          <w:tcPr>
+            <w:tcW w:type="dxa" w:w="3400"/>
+          </w:tcPr>
+          <w:p>
+            <w:r>
+              <w:t>F3</w:t>
+            </w:r>
+          </w:p>
+        </w:tc>
+        <w:tc>
+          <w:tcPr>
+            <w:tcW w:type="dxa" w:w="3400"/>
+          </w:tcPr>
+          <w:p>
+            <w:r>
+              <w:t>0.000</w:t>
+            </w:r>
+          </w:p>
+        </w:tc>
+        <w:tc>
+          <w:tcPr>
+            <w:tcW w:type="dxa" w:w="3400"/>
+          </w:tcPr>
+          <w:p>
+            <w:r>
+              <w:t>F3V1:4Y,4N | F3V2:4Y,4N  -- USELESS</w:t>
+            </w:r>
+          </w:p>
+        </w:tc>
+      </w:tr>
+      <w:tr>
+        <w:tc>
+          <w:tcPr>
+            <w:tcW w:type="dxa" w:w="3400"/>
+          </w:tcPr>
+          <w:p>
+            <w:r>
+              <w:t>F4</w:t>
+            </w:r>
+          </w:p>
+        </w:tc>
+        <w:tc>
+          <w:tcPr>
+            <w:tcW w:type="dxa" w:w="3400"/>
+          </w:tcPr>
+          <w:p>
+            <w:r>
+              <w:t>0.430  ROOT</w:t>
+            </w:r>
+          </w:p>
+        </w:tc>
+        <w:tc>
+          <w:tcPr>
+            <w:tcW w:type="dxa" w:w="3400"/>
+          </w:tcPr>
+          <w:p>
+            <w:r>
+              <w:t>F4V1:2Y,4N | F4V2:5Y,0N(pure) | F4V3:1Y,4N</w:t>
+            </w:r>
+          </w:p>
+        </w:tc>
+      </w:tr>
+      <w:tr>
+        <w:tc>
+          <w:tcPr>
+            <w:tcW w:type="dxa" w:w="3400"/>
+          </w:tcPr>
+          <w:p>
+            <w:r>
+              <w:t>F5</w:t>
+            </w:r>
+          </w:p>
+        </w:tc>
+        <w:tc>
+          <w:tcPr>
+            <w:tcW w:type="dxa" w:w="3400"/>
+          </w:tcPr>
+          <w:p>
+            <w:r>
+              <w:t>0.049</w:t>
+            </w:r>
+          </w:p>
+        </w:tc>
+        <w:tc>
+          <w:tcPr>
+            <w:tcW w:type="dxa" w:w="3400"/>
+          </w:tcPr>
+          <w:p>
+            <w:r>
+              <w:t>F5V1:4Y,2N | F5V2:4Y,6N</w:t>
+            </w:r>
+          </w:p>
+        </w:tc>
+      </w:tr>
+    </w:tbl>
+    <w:p>
+      <w:r>
+        <w:rPr>
+          <w:b w:val="0"/>
+        </w:rPr>
+        <w:t>Tree:</w:t>
+      </w:r>
+    </w:p>
+    <w:p>
+      <w:r>
+        <w:rPr>
+          <w:b w:val="0"/>
+        </w:rPr>
+        <w:t xml:space="preserve">  F4=V2 -&gt; YES (leaf, pure)</w:t>
+      </w:r>
+    </w:p>
+    <w:p>
+      <w:r>
+        <w:rPr>
+          <w:b w:val="0"/>
+        </w:rPr>
+        <w:t xml:space="preserve">  F4=V1 -&gt; split on F2 (IG=0.918): F2V1-&gt;YES | F2V2-&gt;NO</w:t>
+      </w:r>
+    </w:p>
+    <w:p>
+      <w:r>
+        <w:rPr>
+          <w:b w:val="0"/>
+        </w:rPr>
+        <w:t xml:space="preserve">  F4=V3 -&gt; split on F1 (IG=0.722): F1V1-&gt;YES | F1V2-&gt;NO</w:t>
+      </w:r>
+    </w:p>
+    <w:p>
+      <w:pPr>
+        <w:pStyle w:val="Heading3"/>
+      </w:pPr>
+      <w:r>
+        <w:rPr>
+          <w:b/>
+        </w:rPr>
+        <w:t>Q6: Bayesian P(B|C)</w:t>
+      </w:r>
+    </w:p>
+    <w:p>
+      <w:r>
+        <w:rPr>
+          <w:b w:val="0"/>
+        </w:rPr>
+        <w:t>Network: A-&gt;C, B-&gt;C. P(A)=0.1, P(B)=0.7</w:t>
+      </w:r>
+    </w:p>
+    <w:p>
+      <w:r>
+        <w:rPr>
+          <w:b w:val="0"/>
+        </w:rPr>
+        <w:t>P(C|A,B)=0.9, P(C|A,~B)=0.8, P(C|~A,B)=0.6, P(C|~A,~B)=0.2</w:t>
+      </w:r>
+    </w:p>
+    <w:p>
+      <w:r>
+        <w:rPr>
+          <w:b w:val="0"/>
+        </w:rPr>
+        <w:t>P(C) = 0.9*0.1*0.7 + 0.8*0.1*0.3 + 0.6*0.9*0.7 + 0.2*0.9*0.3</w:t>
+      </w:r>
+    </w:p>
+    <w:p>
+      <w:r>
+        <w:rPr>
+          <w:b w:val="0"/>
+        </w:rPr>
+        <w:t xml:space="preserve">     = 0.063 + 0.024 + 0.378 + 0.054 = 0.519</w:t>
+      </w:r>
+    </w:p>
+    <w:p>
+      <w:r>
+        <w:rPr>
+          <w:b w:val="0"/>
+        </w:rPr>
+        <w:t>P(C,B) = P(C|A,B)*P(A)*P(B) + P(C|~A,B)*P(~A)*P(B) = 0.063+0.378 = 0.441</w:t>
+      </w:r>
+    </w:p>
+    <w:p>
+      <w:r>
+        <w:rPr>
+          <w:b w:val="0"/>
+        </w:rPr>
+        <w:t>P(B|C) = P(C,B)/P(C) = 0.441/0.519 = 0.850</w:t>
       </w:r>
     </w:p>
     <w:sectPr>

--- a/COMP4431_PastPaper_QuizSol.docx
+++ b/COMP4431_PastPaper_QuizSol.docx
@@ -1673,8 +1673,11 @@
       </w:pPr>
       <w:r>
         <w:rPr>
-          <w:sz w:val="18"/>
-        </w:rPr>
+          <w:b/>
+        </w:rPr>
+        <w:t xml:space="preserve">[SEE CORRECTION BELOW -- this A* was wrong] </w:t>
+      </w:r>
+      <w:r>
         <w:t>A*: f(A)=0+7=7. Expand A: C(f=2+4=6), B(f=4+6=10). Expand C(f=6).</w:t>
       </w:r>
     </w:p>
@@ -8556,6 +8559,2456 @@
           <w:b w:val="0"/>
         </w:rPr>
         <w:t>P(B|C) = P(C,B)/P(C) = 0.441/0.519 = 0.850</w:t>
+      </w:r>
+    </w:p>
+    <w:p>
+      <w:pPr>
+        <w:pStyle w:val="Heading2"/>
+      </w:pPr>
+      <w:r>
+        <w:rPr>
+          <w:b/>
+        </w:rPr>
+        <w:t>CORRECTIONS TO EARLIER ENTRIES</w:t>
+      </w:r>
+    </w:p>
+    <w:p>
+      <w:pPr>
+        <w:pStyle w:val="Heading3"/>
+      </w:pPr>
+      <w:r>
+        <w:rPr>
+          <w:b/>
+        </w:rPr>
+        <w:t>CORRECTION: May 2025 Q16 BFS -- Correct Path</w:t>
+      </w:r>
+    </w:p>
+    <w:p>
+      <w:r>
+        <w:rPr>
+          <w:b w:val="0"/>
+          <w:i w:val="0"/>
+        </w:rPr>
+        <w:t>Graph: A-2-C, A-4-B, C-10-E, C-8-D, B-5-D, D-2-E. Alphabetical expansion. Start=A, Goal=E.</w:t>
+      </w:r>
+    </w:p>
+    <w:tbl>
+      <w:tblPr>
+        <w:tblStyle w:val="TableGrid"/>
+        <w:tblW w:type="auto" w:w="0"/>
+        <w:tblLook w:firstColumn="1" w:firstRow="1" w:lastColumn="0" w:lastRow="0" w:noHBand="0" w:noVBand="1" w:val="04A0"/>
+      </w:tblPr>
+      <w:tblGrid>
+        <w:gridCol w:w="2550"/>
+        <w:gridCol w:w="2550"/>
+        <w:gridCol w:w="2550"/>
+        <w:gridCol w:w="2550"/>
+      </w:tblGrid>
+      <w:tr>
+        <w:tc>
+          <w:tcPr>
+            <w:tcW w:type="dxa" w:w="2550"/>
+          </w:tcPr>
+          <w:p>
+            <w:r>
+              <w:rPr>
+                <w:b/>
+              </w:rPr>
+              <w:t>Level</w:t>
+            </w:r>
+          </w:p>
+        </w:tc>
+        <w:tc>
+          <w:tcPr>
+            <w:tcW w:type="dxa" w:w="2550"/>
+          </w:tcPr>
+          <w:p>
+            <w:r>
+              <w:rPr>
+                <w:b/>
+              </w:rPr>
+              <w:t>Expand</w:t>
+            </w:r>
+          </w:p>
+        </w:tc>
+        <w:tc>
+          <w:tcPr>
+            <w:tcW w:type="dxa" w:w="2550"/>
+          </w:tcPr>
+          <w:p>
+            <w:r>
+              <w:rPr>
+                <w:b/>
+              </w:rPr>
+              <w:t>Neighbors added</w:t>
+            </w:r>
+          </w:p>
+        </w:tc>
+        <w:tc>
+          <w:tcPr>
+            <w:tcW w:type="dxa" w:w="2550"/>
+          </w:tcPr>
+          <w:p>
+            <w:r>
+              <w:rPr>
+                <w:b/>
+              </w:rPr>
+              <w:t>Queue after</w:t>
+            </w:r>
+          </w:p>
+        </w:tc>
+      </w:tr>
+      <w:tr>
+        <w:tc>
+          <w:tcPr>
+            <w:tcW w:type="dxa" w:w="2550"/>
+          </w:tcPr>
+          <w:p>
+            <w:r>
+              <w:t>0</w:t>
+            </w:r>
+          </w:p>
+        </w:tc>
+        <w:tc>
+          <w:tcPr>
+            <w:tcW w:type="dxa" w:w="2550"/>
+          </w:tcPr>
+          <w:p>
+            <w:r>
+              <w:t>-</w:t>
+            </w:r>
+          </w:p>
+        </w:tc>
+        <w:tc>
+          <w:tcPr>
+            <w:tcW w:type="dxa" w:w="2550"/>
+          </w:tcPr>
+          <w:p>
+            <w:r>
+              <w:t>Start: A added</w:t>
+            </w:r>
+          </w:p>
+        </w:tc>
+        <w:tc>
+          <w:tcPr>
+            <w:tcW w:type="dxa" w:w="2550"/>
+          </w:tcPr>
+          <w:p>
+            <w:r>
+              <w:t>[A]</w:t>
+            </w:r>
+          </w:p>
+        </w:tc>
+      </w:tr>
+      <w:tr>
+        <w:tc>
+          <w:tcPr>
+            <w:tcW w:type="dxa" w:w="2550"/>
+          </w:tcPr>
+          <w:p>
+            <w:r>
+              <w:t>1</w:t>
+            </w:r>
+          </w:p>
+        </w:tc>
+        <w:tc>
+          <w:tcPr>
+            <w:tcW w:type="dxa" w:w="2550"/>
+          </w:tcPr>
+          <w:p>
+            <w:r>
+              <w:t>A</w:t>
+            </w:r>
+          </w:p>
+        </w:tc>
+        <w:tc>
+          <w:tcPr>
+            <w:tcW w:type="dxa" w:w="2550"/>
+          </w:tcPr>
+          <w:p>
+            <w:r>
+              <w:t>B (alphabetical 1st), C (alphabetical 2nd)</w:t>
+            </w:r>
+          </w:p>
+        </w:tc>
+        <w:tc>
+          <w:tcPr>
+            <w:tcW w:type="dxa" w:w="2550"/>
+          </w:tcPr>
+          <w:p>
+            <w:r>
+              <w:t>[B, C]</w:t>
+            </w:r>
+          </w:p>
+        </w:tc>
+      </w:tr>
+      <w:tr>
+        <w:tc>
+          <w:tcPr>
+            <w:tcW w:type="dxa" w:w="2550"/>
+          </w:tcPr>
+          <w:p>
+            <w:r>
+              <w:t>2a</w:t>
+            </w:r>
+          </w:p>
+        </w:tc>
+        <w:tc>
+          <w:tcPr>
+            <w:tcW w:type="dxa" w:w="2550"/>
+          </w:tcPr>
+          <w:p>
+            <w:r>
+              <w:t>B</w:t>
+            </w:r>
+          </w:p>
+        </w:tc>
+        <w:tc>
+          <w:tcPr>
+            <w:tcW w:type="dxa" w:w="2550"/>
+          </w:tcPr>
+          <w:p>
+            <w:r>
+              <w:t>D (A visited)</w:t>
+            </w:r>
+          </w:p>
+        </w:tc>
+        <w:tc>
+          <w:tcPr>
+            <w:tcW w:type="dxa" w:w="2550"/>
+          </w:tcPr>
+          <w:p>
+            <w:r>
+              <w:t>[C, D]</w:t>
+            </w:r>
+          </w:p>
+        </w:tc>
+      </w:tr>
+      <w:tr>
+        <w:tc>
+          <w:tcPr>
+            <w:tcW w:type="dxa" w:w="2550"/>
+          </w:tcPr>
+          <w:p>
+            <w:r>
+              <w:t>2b</w:t>
+            </w:r>
+          </w:p>
+        </w:tc>
+        <w:tc>
+          <w:tcPr>
+            <w:tcW w:type="dxa" w:w="2550"/>
+          </w:tcPr>
+          <w:p>
+            <w:r>
+              <w:t>C</w:t>
+            </w:r>
+          </w:p>
+        </w:tc>
+        <w:tc>
+          <w:tcPr>
+            <w:tcW w:type="dxa" w:w="2550"/>
+          </w:tcPr>
+          <w:p>
+            <w:r>
+              <w:t>D already queued/visited -&gt; skip. E added.</w:t>
+            </w:r>
+          </w:p>
+        </w:tc>
+        <w:tc>
+          <w:tcPr>
+            <w:tcW w:type="dxa" w:w="2550"/>
+          </w:tcPr>
+          <w:p>
+            <w:r>
+              <w:t>[D, E]</w:t>
+            </w:r>
+          </w:p>
+        </w:tc>
+      </w:tr>
+      <w:tr>
+        <w:tc>
+          <w:tcPr>
+            <w:tcW w:type="dxa" w:w="2550"/>
+          </w:tcPr>
+          <w:p>
+            <w:r>
+              <w:t>3a</w:t>
+            </w:r>
+          </w:p>
+        </w:tc>
+        <w:tc>
+          <w:tcPr>
+            <w:tcW w:type="dxa" w:w="2550"/>
+          </w:tcPr>
+          <w:p>
+            <w:r>
+              <w:t>D</w:t>
+            </w:r>
+          </w:p>
+        </w:tc>
+        <w:tc>
+          <w:tcPr>
+            <w:tcW w:type="dxa" w:w="2550"/>
+          </w:tcPr>
+          <w:p>
+            <w:r>
+              <w:t>B,C,E all visited -&gt; nothing added</w:t>
+            </w:r>
+          </w:p>
+        </w:tc>
+        <w:tc>
+          <w:tcPr>
+            <w:tcW w:type="dxa" w:w="2550"/>
+          </w:tcPr>
+          <w:p>
+            <w:r>
+              <w:t>[E]</w:t>
+            </w:r>
+          </w:p>
+        </w:tc>
+      </w:tr>
+      <w:tr>
+        <w:tc>
+          <w:tcPr>
+            <w:tcW w:type="dxa" w:w="2550"/>
+          </w:tcPr>
+          <w:p>
+            <w:r>
+              <w:t>3b</w:t>
+            </w:r>
+          </w:p>
+        </w:tc>
+        <w:tc>
+          <w:tcPr>
+            <w:tcW w:type="dxa" w:w="2550"/>
+          </w:tcPr>
+          <w:p>
+            <w:r>
+              <w:t>E</w:t>
+            </w:r>
+          </w:p>
+        </w:tc>
+        <w:tc>
+          <w:tcPr>
+            <w:tcW w:type="dxa" w:w="2550"/>
+          </w:tcPr>
+          <w:p>
+            <w:r>
+              <w:t>GOAL!</w:t>
+            </w:r>
+          </w:p>
+        </w:tc>
+        <w:tc>
+          <w:tcPr>
+            <w:tcW w:type="dxa" w:w="2550"/>
+          </w:tcPr>
+          <w:p>
+            <w:r>
+              <w:t>done</w:t>
+            </w:r>
+          </w:p>
+        </w:tc>
+      </w:tr>
+    </w:tbl>
+    <w:p>
+      <w:r>
+        <w:rPr>
+          <w:b/>
+          <w:i w:val="0"/>
+        </w:rPr>
+        <w:t>BFS PATH: A -&gt; C -&gt; E (E was added to queue by C, not by D)</w:t>
+      </w:r>
+    </w:p>
+    <w:p>
+      <w:r>
+        <w:rPr>
+          <w:b w:val="0"/>
+          <w:i w:val="0"/>
+        </w:rPr>
+        <w:t>Parent tracking: E.parent=C, C.parent=A -&gt; path = A-&gt;C-&gt;E</w:t>
+      </w:r>
+    </w:p>
+    <w:p>
+      <w:r>
+        <w:rPr>
+          <w:b w:val="0"/>
+          <w:i w:val="0"/>
+        </w:rPr>
+        <w:t>BFS finds fewest hops (2), not lowest cost. Cost=2+10=12 but BFS ignores costs.</w:t>
+      </w:r>
+    </w:p>
+    <w:p>
+      <w:r>
+        <w:rPr>
+          <w:b w:val="0"/>
+          <w:i w:val="0"/>
+        </w:rPr>
+        <w:t>Earlier entry showed "D-&gt;E" suggesting path through D -- that is WRONG for BFS.</w:t>
+      </w:r>
+    </w:p>
+    <w:p>
+      <w:pPr>
+        <w:pStyle w:val="Heading3"/>
+      </w:pPr>
+      <w:r>
+        <w:rPr>
+          <w:b/>
+        </w:rPr>
+        <w:t>CORRECTION: May 2025 Q16 A* (was wrong -- correct answer below)</w:t>
+      </w:r>
+    </w:p>
+    <w:p>
+      <w:r>
+        <w:rPr>
+          <w:b w:val="0"/>
+          <w:i w:val="0"/>
+        </w:rPr>
+        <w:t>Graph: A-2-C, A-4-B, C-10-E, C-8-D, B-5-D, D-2-E. H(A)=7,H(B)=6,H(C)=4,H(D)=2,H(E)=0</w:t>
+      </w:r>
+    </w:p>
+    <w:tbl>
+      <w:tblPr>
+        <w:tblStyle w:val="TableGrid"/>
+        <w:tblW w:type="auto" w:w="0"/>
+        <w:tblLook w:firstColumn="1" w:firstRow="1" w:lastColumn="0" w:lastRow="0" w:noHBand="0" w:noVBand="1" w:val="04A0"/>
+      </w:tblPr>
+      <w:tblGrid>
+        <w:gridCol w:w="1700"/>
+        <w:gridCol w:w="1700"/>
+        <w:gridCol w:w="1700"/>
+        <w:gridCol w:w="1700"/>
+        <w:gridCol w:w="1700"/>
+        <w:gridCol w:w="1700"/>
+      </w:tblGrid>
+      <w:tr>
+        <w:tc>
+          <w:tcPr>
+            <w:tcW w:type="dxa" w:w="1700"/>
+          </w:tcPr>
+          <w:p>
+            <w:r>
+              <w:rPr>
+                <w:b/>
+              </w:rPr>
+              <w:t>Step</w:t>
+            </w:r>
+          </w:p>
+        </w:tc>
+        <w:tc>
+          <w:tcPr>
+            <w:tcW w:type="dxa" w:w="1700"/>
+          </w:tcPr>
+          <w:p>
+            <w:r>
+              <w:rPr>
+                <w:b/>
+              </w:rPr>
+              <w:t>Expand</w:t>
+            </w:r>
+          </w:p>
+        </w:tc>
+        <w:tc>
+          <w:tcPr>
+            <w:tcW w:type="dxa" w:w="1700"/>
+          </w:tcPr>
+          <w:p>
+            <w:r>
+              <w:rPr>
+                <w:b/>
+              </w:rPr>
+              <w:t>g</w:t>
+            </w:r>
+          </w:p>
+        </w:tc>
+        <w:tc>
+          <w:tcPr>
+            <w:tcW w:type="dxa" w:w="1700"/>
+          </w:tcPr>
+          <w:p>
+            <w:r>
+              <w:rPr>
+                <w:b/>
+              </w:rPr>
+              <w:t>h</w:t>
+            </w:r>
+          </w:p>
+        </w:tc>
+        <w:tc>
+          <w:tcPr>
+            <w:tcW w:type="dxa" w:w="1700"/>
+          </w:tcPr>
+          <w:p>
+            <w:r>
+              <w:rPr>
+                <w:b/>
+              </w:rPr>
+              <w:t>f</w:t>
+            </w:r>
+          </w:p>
+        </w:tc>
+        <w:tc>
+          <w:tcPr>
+            <w:tcW w:type="dxa" w:w="1700"/>
+          </w:tcPr>
+          <w:p>
+            <w:r>
+              <w:rPr>
+                <w:b/>
+              </w:rPr>
+              <w:t>Key action / frontier</w:t>
+            </w:r>
+          </w:p>
+        </w:tc>
+      </w:tr>
+      <w:tr>
+        <w:tc>
+          <w:tcPr>
+            <w:tcW w:type="dxa" w:w="1700"/>
+          </w:tcPr>
+          <w:p>
+            <w:r>
+              <w:t>1</w:t>
+            </w:r>
+          </w:p>
+        </w:tc>
+        <w:tc>
+          <w:tcPr>
+            <w:tcW w:type="dxa" w:w="1700"/>
+          </w:tcPr>
+          <w:p>
+            <w:r>
+              <w:t>A</w:t>
+            </w:r>
+          </w:p>
+        </w:tc>
+        <w:tc>
+          <w:tcPr>
+            <w:tcW w:type="dxa" w:w="1700"/>
+          </w:tcPr>
+          <w:p>
+            <w:r>
+              <w:t>0</w:t>
+            </w:r>
+          </w:p>
+        </w:tc>
+        <w:tc>
+          <w:tcPr>
+            <w:tcW w:type="dxa" w:w="1700"/>
+          </w:tcPr>
+          <w:p>
+            <w:r>
+              <w:t>7</w:t>
+            </w:r>
+          </w:p>
+        </w:tc>
+        <w:tc>
+          <w:tcPr>
+            <w:tcW w:type="dxa" w:w="1700"/>
+          </w:tcPr>
+          <w:p>
+            <w:r>
+              <w:t>7</w:t>
+            </w:r>
+          </w:p>
+        </w:tc>
+        <w:tc>
+          <w:tcPr>
+            <w:tcW w:type="dxa" w:w="1700"/>
+          </w:tcPr>
+          <w:p>
+            <w:r>
+              <w:t>Add C(f=6), B(f=10)</w:t>
+            </w:r>
+          </w:p>
+        </w:tc>
+      </w:tr>
+      <w:tr>
+        <w:tc>
+          <w:tcPr>
+            <w:tcW w:type="dxa" w:w="1700"/>
+          </w:tcPr>
+          <w:p>
+            <w:r>
+              <w:t>2</w:t>
+            </w:r>
+          </w:p>
+        </w:tc>
+        <w:tc>
+          <w:tcPr>
+            <w:tcW w:type="dxa" w:w="1700"/>
+          </w:tcPr>
+          <w:p>
+            <w:r>
+              <w:t>C (f=6)</w:t>
+            </w:r>
+          </w:p>
+        </w:tc>
+        <w:tc>
+          <w:tcPr>
+            <w:tcW w:type="dxa" w:w="1700"/>
+          </w:tcPr>
+          <w:p>
+            <w:r>
+              <w:t>2</w:t>
+            </w:r>
+          </w:p>
+        </w:tc>
+        <w:tc>
+          <w:tcPr>
+            <w:tcW w:type="dxa" w:w="1700"/>
+          </w:tcPr>
+          <w:p>
+            <w:r>
+              <w:t>4</w:t>
+            </w:r>
+          </w:p>
+        </w:tc>
+        <w:tc>
+          <w:tcPr>
+            <w:tcW w:type="dxa" w:w="1700"/>
+          </w:tcPr>
+          <w:p>
+            <w:r>
+              <w:t>6</w:t>
+            </w:r>
+          </w:p>
+        </w:tc>
+        <w:tc>
+          <w:tcPr>
+            <w:tcW w:type="dxa" w:w="1700"/>
+          </w:tcPr>
+          <w:p>
+            <w:r>
+              <w:t>Add D_C(g=10,f=12), E_C(g=12,f=12). Frontier: B(10),D(12),E(12)</w:t>
+            </w:r>
+          </w:p>
+        </w:tc>
+      </w:tr>
+      <w:tr>
+        <w:tc>
+          <w:tcPr>
+            <w:tcW w:type="dxa" w:w="1700"/>
+          </w:tcPr>
+          <w:p>
+            <w:r>
+              <w:t>3</w:t>
+            </w:r>
+          </w:p>
+        </w:tc>
+        <w:tc>
+          <w:tcPr>
+            <w:tcW w:type="dxa" w:w="1700"/>
+          </w:tcPr>
+          <w:p>
+            <w:r>
+              <w:t>B (f=10)</w:t>
+            </w:r>
+          </w:p>
+        </w:tc>
+        <w:tc>
+          <w:tcPr>
+            <w:tcW w:type="dxa" w:w="1700"/>
+          </w:tcPr>
+          <w:p>
+            <w:r>
+              <w:t>4</w:t>
+            </w:r>
+          </w:p>
+        </w:tc>
+        <w:tc>
+          <w:tcPr>
+            <w:tcW w:type="dxa" w:w="1700"/>
+          </w:tcPr>
+          <w:p>
+            <w:r>
+              <w:t>6</w:t>
+            </w:r>
+          </w:p>
+        </w:tc>
+        <w:tc>
+          <w:tcPr>
+            <w:tcW w:type="dxa" w:w="1700"/>
+          </w:tcPr>
+          <w:p>
+            <w:r>
+              <w:t>10</w:t>
+            </w:r>
+          </w:p>
+        </w:tc>
+        <w:tc>
+          <w:tcPr>
+            <w:tcW w:type="dxa" w:w="1700"/>
+          </w:tcPr>
+          <w:p>
+            <w:r>
+              <w:t>D updated: g=9,f=11 &lt; existing f=12. Frontier: D(11),E(12)</w:t>
+            </w:r>
+          </w:p>
+        </w:tc>
+      </w:tr>
+      <w:tr>
+        <w:tc>
+          <w:tcPr>
+            <w:tcW w:type="dxa" w:w="1700"/>
+          </w:tcPr>
+          <w:p>
+            <w:r>
+              <w:t>4</w:t>
+            </w:r>
+          </w:p>
+        </w:tc>
+        <w:tc>
+          <w:tcPr>
+            <w:tcW w:type="dxa" w:w="1700"/>
+          </w:tcPr>
+          <w:p>
+            <w:r>
+              <w:t>D (f=11, via B)</w:t>
+            </w:r>
+          </w:p>
+        </w:tc>
+        <w:tc>
+          <w:tcPr>
+            <w:tcW w:type="dxa" w:w="1700"/>
+          </w:tcPr>
+          <w:p>
+            <w:r>
+              <w:t>9</w:t>
+            </w:r>
+          </w:p>
+        </w:tc>
+        <w:tc>
+          <w:tcPr>
+            <w:tcW w:type="dxa" w:w="1700"/>
+          </w:tcPr>
+          <w:p>
+            <w:r>
+              <w:t>2</w:t>
+            </w:r>
+          </w:p>
+        </w:tc>
+        <w:tc>
+          <w:tcPr>
+            <w:tcW w:type="dxa" w:w="1700"/>
+          </w:tcPr>
+          <w:p>
+            <w:r>
+              <w:t>11</w:t>
+            </w:r>
+          </w:p>
+        </w:tc>
+        <w:tc>
+          <w:tcPr>
+            <w:tcW w:type="dxa" w:w="1700"/>
+          </w:tcPr>
+          <w:p>
+            <w:r>
+              <w:t>E updated: g=11,f=11 &lt; existing f=12. Frontier: E(11)</w:t>
+            </w:r>
+          </w:p>
+        </w:tc>
+      </w:tr>
+      <w:tr>
+        <w:tc>
+          <w:tcPr>
+            <w:tcW w:type="dxa" w:w="1700"/>
+          </w:tcPr>
+          <w:p>
+            <w:r>
+              <w:t>5</w:t>
+            </w:r>
+          </w:p>
+        </w:tc>
+        <w:tc>
+          <w:tcPr>
+            <w:tcW w:type="dxa" w:w="1700"/>
+          </w:tcPr>
+          <w:p>
+            <w:r>
+              <w:t>E (f=11, via D)</w:t>
+            </w:r>
+          </w:p>
+        </w:tc>
+        <w:tc>
+          <w:tcPr>
+            <w:tcW w:type="dxa" w:w="1700"/>
+          </w:tcPr>
+          <w:p>
+            <w:r>
+              <w:t>11</w:t>
+            </w:r>
+          </w:p>
+        </w:tc>
+        <w:tc>
+          <w:tcPr>
+            <w:tcW w:type="dxa" w:w="1700"/>
+          </w:tcPr>
+          <w:p>
+            <w:r>
+              <w:t>0</w:t>
+            </w:r>
+          </w:p>
+        </w:tc>
+        <w:tc>
+          <w:tcPr>
+            <w:tcW w:type="dxa" w:w="1700"/>
+          </w:tcPr>
+          <w:p>
+            <w:r>
+              <w:t>11</w:t>
+            </w:r>
+          </w:p>
+        </w:tc>
+        <w:tc>
+          <w:tcPr>
+            <w:tcW w:type="dxa" w:w="1700"/>
+          </w:tcPr>
+          <w:p>
+            <w:r>
+              <w:t>GOAL!</w:t>
+            </w:r>
+          </w:p>
+        </w:tc>
+      </w:tr>
+    </w:tbl>
+    <w:p>
+      <w:r>
+        <w:rPr>
+          <w:b/>
+          <w:i w:val="0"/>
+        </w:rPr>
+        <w:t>CORRECT ANSWER: A -&gt; B -&gt; D -&gt; E, cost = 4+5+2 = 11</w:t>
+      </w:r>
+    </w:p>
+    <w:p>
+      <w:r>
+        <w:rPr>
+          <w:b w:val="0"/>
+          <w:i w:val="0"/>
+        </w:rPr>
+        <w:t>Earlier entry incorrectly showed cost=12 via C. Step 3 (updating D via B) is the key step that was missing.</w:t>
+      </w:r>
+    </w:p>
+    <w:p>
+      <w:pPr>
+        <w:pStyle w:val="Heading3"/>
+      </w:pPr>
+      <w:r>
+        <w:rPr>
+          <w:b/>
+        </w:rPr>
+        <w:t>CORRECTION: Dec 2023 Q3 A* (was incomplete -- full expansion below)</w:t>
+      </w:r>
+    </w:p>
+    <w:p>
+      <w:r>
+        <w:rPr>
+          <w:b w:val="0"/>
+          <w:i w:val="0"/>
+        </w:rPr>
+        <w:t>Graph: A-6-B, B-3-C, C-4-E, A-20-F, B-18-D, C-8-D, E-6-D, F-5-D, D-16-G.</w:t>
+      </w:r>
+    </w:p>
+    <w:p>
+      <w:r>
+        <w:rPr>
+          <w:b w:val="0"/>
+          <w:i w:val="0"/>
+        </w:rPr>
+        <w:t>H: A=30,B=25,C=20,D=15,E=10,F=5,G=0. Start=C, Goal=G.</w:t>
+      </w:r>
+    </w:p>
+    <w:tbl>
+      <w:tblPr>
+        <w:tblStyle w:val="TableGrid"/>
+        <w:tblW w:type="auto" w:w="0"/>
+        <w:tblLook w:firstColumn="1" w:firstRow="1" w:lastColumn="0" w:lastRow="0" w:noHBand="0" w:noVBand="1" w:val="04A0"/>
+      </w:tblPr>
+      <w:tblGrid>
+        <w:gridCol w:w="1700"/>
+        <w:gridCol w:w="1700"/>
+        <w:gridCol w:w="1700"/>
+        <w:gridCol w:w="1700"/>
+        <w:gridCol w:w="1700"/>
+        <w:gridCol w:w="1700"/>
+      </w:tblGrid>
+      <w:tr>
+        <w:tc>
+          <w:tcPr>
+            <w:tcW w:type="dxa" w:w="1700"/>
+          </w:tcPr>
+          <w:p>
+            <w:r>
+              <w:rPr>
+                <w:b/>
+              </w:rPr>
+              <w:t>Step</w:t>
+            </w:r>
+          </w:p>
+        </w:tc>
+        <w:tc>
+          <w:tcPr>
+            <w:tcW w:type="dxa" w:w="1700"/>
+          </w:tcPr>
+          <w:p>
+            <w:r>
+              <w:rPr>
+                <w:b/>
+              </w:rPr>
+              <w:t>Expand</w:t>
+            </w:r>
+          </w:p>
+        </w:tc>
+        <w:tc>
+          <w:tcPr>
+            <w:tcW w:type="dxa" w:w="1700"/>
+          </w:tcPr>
+          <w:p>
+            <w:r>
+              <w:rPr>
+                <w:b/>
+              </w:rPr>
+              <w:t>g</w:t>
+            </w:r>
+          </w:p>
+        </w:tc>
+        <w:tc>
+          <w:tcPr>
+            <w:tcW w:type="dxa" w:w="1700"/>
+          </w:tcPr>
+          <w:p>
+            <w:r>
+              <w:rPr>
+                <w:b/>
+              </w:rPr>
+              <w:t>h</w:t>
+            </w:r>
+          </w:p>
+        </w:tc>
+        <w:tc>
+          <w:tcPr>
+            <w:tcW w:type="dxa" w:w="1700"/>
+          </w:tcPr>
+          <w:p>
+            <w:r>
+              <w:rPr>
+                <w:b/>
+              </w:rPr>
+              <w:t>f</w:t>
+            </w:r>
+          </w:p>
+        </w:tc>
+        <w:tc>
+          <w:tcPr>
+            <w:tcW w:type="dxa" w:w="1700"/>
+          </w:tcPr>
+          <w:p>
+            <w:r>
+              <w:rPr>
+                <w:b/>
+              </w:rPr>
+              <w:t>Action</w:t>
+            </w:r>
+          </w:p>
+        </w:tc>
+      </w:tr>
+      <w:tr>
+        <w:tc>
+          <w:tcPr>
+            <w:tcW w:type="dxa" w:w="1700"/>
+          </w:tcPr>
+          <w:p>
+            <w:r>
+              <w:t>1</w:t>
+            </w:r>
+          </w:p>
+        </w:tc>
+        <w:tc>
+          <w:tcPr>
+            <w:tcW w:type="dxa" w:w="1700"/>
+          </w:tcPr>
+          <w:p>
+            <w:r>
+              <w:t>C</w:t>
+            </w:r>
+          </w:p>
+        </w:tc>
+        <w:tc>
+          <w:tcPr>
+            <w:tcW w:type="dxa" w:w="1700"/>
+          </w:tcPr>
+          <w:p>
+            <w:r>
+              <w:t>0</w:t>
+            </w:r>
+          </w:p>
+        </w:tc>
+        <w:tc>
+          <w:tcPr>
+            <w:tcW w:type="dxa" w:w="1700"/>
+          </w:tcPr>
+          <w:p>
+            <w:r>
+              <w:t>20</w:t>
+            </w:r>
+          </w:p>
+        </w:tc>
+        <w:tc>
+          <w:tcPr>
+            <w:tcW w:type="dxa" w:w="1700"/>
+          </w:tcPr>
+          <w:p>
+            <w:r>
+              <w:t>20</w:t>
+            </w:r>
+          </w:p>
+        </w:tc>
+        <w:tc>
+          <w:tcPr>
+            <w:tcW w:type="dxa" w:w="1700"/>
+          </w:tcPr>
+          <w:p>
+            <w:r>
+              <w:t>Add E(f=14), D(f=23), B(f=28)</w:t>
+            </w:r>
+          </w:p>
+        </w:tc>
+      </w:tr>
+      <w:tr>
+        <w:tc>
+          <w:tcPr>
+            <w:tcW w:type="dxa" w:w="1700"/>
+          </w:tcPr>
+          <w:p>
+            <w:r>
+              <w:t>2</w:t>
+            </w:r>
+          </w:p>
+        </w:tc>
+        <w:tc>
+          <w:tcPr>
+            <w:tcW w:type="dxa" w:w="1700"/>
+          </w:tcPr>
+          <w:p>
+            <w:r>
+              <w:t>E (f=14)</w:t>
+            </w:r>
+          </w:p>
+        </w:tc>
+        <w:tc>
+          <w:tcPr>
+            <w:tcW w:type="dxa" w:w="1700"/>
+          </w:tcPr>
+          <w:p>
+            <w:r>
+              <w:t>4</w:t>
+            </w:r>
+          </w:p>
+        </w:tc>
+        <w:tc>
+          <w:tcPr>
+            <w:tcW w:type="dxa" w:w="1700"/>
+          </w:tcPr>
+          <w:p>
+            <w:r>
+              <w:t>10</w:t>
+            </w:r>
+          </w:p>
+        </w:tc>
+        <w:tc>
+          <w:tcPr>
+            <w:tcW w:type="dxa" w:w="1700"/>
+          </w:tcPr>
+          <w:p>
+            <w:r>
+              <w:t>14</w:t>
+            </w:r>
+          </w:p>
+        </w:tc>
+        <w:tc>
+          <w:tcPr>
+            <w:tcW w:type="dxa" w:w="1700"/>
+          </w:tcPr>
+          <w:p>
+            <w:r>
+              <w:t>D via E: g=10,f=25 &gt; existing D(f=23). Keep D(23).</w:t>
+            </w:r>
+          </w:p>
+        </w:tc>
+      </w:tr>
+      <w:tr>
+        <w:tc>
+          <w:tcPr>
+            <w:tcW w:type="dxa" w:w="1700"/>
+          </w:tcPr>
+          <w:p>
+            <w:r>
+              <w:t>3</w:t>
+            </w:r>
+          </w:p>
+        </w:tc>
+        <w:tc>
+          <w:tcPr>
+            <w:tcW w:type="dxa" w:w="1700"/>
+          </w:tcPr>
+          <w:p>
+            <w:r>
+              <w:t>D (f=23)</w:t>
+            </w:r>
+          </w:p>
+        </w:tc>
+        <w:tc>
+          <w:tcPr>
+            <w:tcW w:type="dxa" w:w="1700"/>
+          </w:tcPr>
+          <w:p>
+            <w:r>
+              <w:t>8</w:t>
+            </w:r>
+          </w:p>
+        </w:tc>
+        <w:tc>
+          <w:tcPr>
+            <w:tcW w:type="dxa" w:w="1700"/>
+          </w:tcPr>
+          <w:p>
+            <w:r>
+              <w:t>15</w:t>
+            </w:r>
+          </w:p>
+        </w:tc>
+        <w:tc>
+          <w:tcPr>
+            <w:tcW w:type="dxa" w:w="1700"/>
+          </w:tcPr>
+          <w:p>
+            <w:r>
+              <w:t>23</w:t>
+            </w:r>
+          </w:p>
+        </w:tc>
+        <w:tc>
+          <w:tcPr>
+            <w:tcW w:type="dxa" w:w="1700"/>
+          </w:tcPr>
+          <w:p>
+            <w:r>
+              <w:t>Add F(g=13,f=18), G(g=24,f=24). Frontier: F(18),G(24),B(28)</w:t>
+            </w:r>
+          </w:p>
+        </w:tc>
+      </w:tr>
+      <w:tr>
+        <w:tc>
+          <w:tcPr>
+            <w:tcW w:type="dxa" w:w="1700"/>
+          </w:tcPr>
+          <w:p>
+            <w:r>
+              <w:t>4</w:t>
+            </w:r>
+          </w:p>
+        </w:tc>
+        <w:tc>
+          <w:tcPr>
+            <w:tcW w:type="dxa" w:w="1700"/>
+          </w:tcPr>
+          <w:p>
+            <w:r>
+              <w:t>F (f=18)</w:t>
+            </w:r>
+          </w:p>
+        </w:tc>
+        <w:tc>
+          <w:tcPr>
+            <w:tcW w:type="dxa" w:w="1700"/>
+          </w:tcPr>
+          <w:p>
+            <w:r>
+              <w:t>13</w:t>
+            </w:r>
+          </w:p>
+        </w:tc>
+        <w:tc>
+          <w:tcPr>
+            <w:tcW w:type="dxa" w:w="1700"/>
+          </w:tcPr>
+          <w:p>
+            <w:r>
+              <w:t>5</w:t>
+            </w:r>
+          </w:p>
+        </w:tc>
+        <w:tc>
+          <w:tcPr>
+            <w:tcW w:type="dxa" w:w="1700"/>
+          </w:tcPr>
+          <w:p>
+            <w:r>
+              <w:t>18</w:t>
+            </w:r>
+          </w:p>
+        </w:tc>
+        <w:tc>
+          <w:tcPr>
+            <w:tcW w:type="dxa" w:w="1700"/>
+          </w:tcPr>
+          <w:p>
+            <w:r>
+              <w:t>Add A(g=33,f=63). Dead end. Frontier: G(24),B(28),A(63)</w:t>
+            </w:r>
+          </w:p>
+        </w:tc>
+      </w:tr>
+      <w:tr>
+        <w:tc>
+          <w:tcPr>
+            <w:tcW w:type="dxa" w:w="1700"/>
+          </w:tcPr>
+          <w:p>
+            <w:r>
+              <w:t>5</w:t>
+            </w:r>
+          </w:p>
+        </w:tc>
+        <w:tc>
+          <w:tcPr>
+            <w:tcW w:type="dxa" w:w="1700"/>
+          </w:tcPr>
+          <w:p>
+            <w:r>
+              <w:t>G (f=24)</w:t>
+            </w:r>
+          </w:p>
+        </w:tc>
+        <w:tc>
+          <w:tcPr>
+            <w:tcW w:type="dxa" w:w="1700"/>
+          </w:tcPr>
+          <w:p>
+            <w:r>
+              <w:t>24</w:t>
+            </w:r>
+          </w:p>
+        </w:tc>
+        <w:tc>
+          <w:tcPr>
+            <w:tcW w:type="dxa" w:w="1700"/>
+          </w:tcPr>
+          <w:p>
+            <w:r>
+              <w:t>0</w:t>
+            </w:r>
+          </w:p>
+        </w:tc>
+        <w:tc>
+          <w:tcPr>
+            <w:tcW w:type="dxa" w:w="1700"/>
+          </w:tcPr>
+          <w:p>
+            <w:r>
+              <w:t>24</w:t>
+            </w:r>
+          </w:p>
+        </w:tc>
+        <w:tc>
+          <w:tcPr>
+            <w:tcW w:type="dxa" w:w="1700"/>
+          </w:tcPr>
+          <w:p>
+            <w:r>
+              <w:t>GOAL!</w:t>
+            </w:r>
+          </w:p>
+        </w:tc>
+      </w:tr>
+    </w:tbl>
+    <w:p>
+      <w:r>
+        <w:rPr>
+          <w:b/>
+          <w:i w:val="0"/>
+        </w:rPr>
+        <w:t>CORRECT ANSWER: C -&gt; D -&gt; G, cost = 8+16 = 24</w:t>
+      </w:r>
+    </w:p>
+    <w:p>
+      <w:r>
+        <w:rPr>
+          <w:b w:val="0"/>
+          <w:i w:val="0"/>
+        </w:rPr>
+        <w:t>Steps 3-4 were omitted earlier: D expands to F and G; F is a dead end; G is then the lowest-f node.</w:t>
+      </w:r>
+    </w:p>
+    <w:p>
+      <w:pPr>
+        <w:pStyle w:val="Heading3"/>
+      </w:pPr>
+      <w:r>
+        <w:rPr>
+          <w:b/>
+        </w:rPr>
+        <w:t>Dec 2024 Q5: Bayesian -- Full Numerical Answers</w:t>
+      </w:r>
+    </w:p>
+    <w:p>
+      <w:r>
+        <w:rPr>
+          <w:b w:val="0"/>
+          <w:i w:val="0"/>
+        </w:rPr>
+        <w:t>P(C|W=True) = 0.7*0.8*0.9 + 0.7*0.2*0.6 + 0.3*0.8*0.7 + 0.3*0.2*0.1 = 0.762</w:t>
+      </w:r>
+    </w:p>
+    <w:p>
+      <w:r>
+        <w:rPr>
+          <w:b w:val="0"/>
+          <w:i w:val="0"/>
+        </w:rPr>
+        <w:t>P(C|W=False) = 0.2*0.1*0.9 + 0.2*0.9*0.6 + 0.8*0.1*0.7 + 0.8*0.9*0.1 = 0.254</w:t>
+      </w:r>
+    </w:p>
+    <w:p>
+      <w:r>
+        <w:rPr>
+          <w:b w:val="0"/>
+          <w:i w:val="0"/>
+        </w:rPr>
+        <w:t>P(C) = 0.762*0.6 + 0.254*0.4 = 0.5588</w:t>
+      </w:r>
+    </w:p>
+    <w:p>
+      <w:r>
+        <w:rPr>
+          <w:b/>
+          <w:i w:val="0"/>
+        </w:rPr>
+        <w:t>P(W|C) = 0.762*0.6 / 0.5588 = 0.8182</w:t>
+      </w:r>
+    </w:p>
+    <w:p>
+      <w:pPr>
+        <w:pStyle w:val="Heading3"/>
+      </w:pPr>
+      <w:r>
+        <w:rPr>
+          <w:b/>
+        </w:rPr>
+        <w:t>Dec 2023 Q5: Bayesian -- Full Numerical Answers</w:t>
+      </w:r>
+    </w:p>
+    <w:p>
+      <w:r>
+        <w:rPr>
+          <w:b w:val="0"/>
+          <w:i w:val="0"/>
+        </w:rPr>
+        <w:t>P(C|E=True) = 0.8*0.2*0.9 + 0.8*0.8*0.8 + 0.2*0.2*0.4 + 0.2*0.8*0.1 = 0.688</w:t>
+      </w:r>
+    </w:p>
+    <w:p>
+      <w:r>
+        <w:rPr>
+          <w:b w:val="0"/>
+          <w:i w:val="0"/>
+        </w:rPr>
+        <w:t>P(C|E=False) = 0.1*0.6*0.9 + 0.1*0.4*0.8 + 0.9*0.6*0.4 + 0.9*0.4*0.1 = 0.338</w:t>
+      </w:r>
+    </w:p>
+    <w:p>
+      <w:r>
+        <w:rPr>
+          <w:b w:val="0"/>
+          <w:i w:val="0"/>
+        </w:rPr>
+        <w:t>P(C) = 0.688*0.3 + 0.338*0.7 = 0.4430</w:t>
+      </w:r>
+    </w:p>
+    <w:p>
+      <w:r>
+        <w:rPr>
+          <w:b/>
+          <w:i w:val="0"/>
+        </w:rPr>
+        <w:t>P(E|C) = 0.688*0.3 / 0.4430 = 0.4659</w:t>
+      </w:r>
+    </w:p>
+    <w:p>
+      <w:pPr>
+        <w:pStyle w:val="Heading3"/>
+      </w:pPr>
+      <w:r>
+        <w:rPr>
+          <w:b/>
+        </w:rPr>
+        <w:t>Dec 2024 Q4: A* Timisoara to Bucharest -- Full Step-by-Step</w:t>
+      </w:r>
+    </w:p>
+    <w:tbl>
+      <w:tblPr>
+        <w:tblStyle w:val="TableGrid"/>
+        <w:tblW w:type="auto" w:w="0"/>
+        <w:tblLook w:firstColumn="1" w:firstRow="1" w:lastColumn="0" w:lastRow="0" w:noHBand="0" w:noVBand="1" w:val="04A0"/>
+      </w:tblPr>
+      <w:tblGrid>
+        <w:gridCol w:w="1700"/>
+        <w:gridCol w:w="1700"/>
+        <w:gridCol w:w="1700"/>
+        <w:gridCol w:w="1700"/>
+        <w:gridCol w:w="1700"/>
+        <w:gridCol w:w="1700"/>
+      </w:tblGrid>
+      <w:tr>
+        <w:tc>
+          <w:tcPr>
+            <w:tcW w:type="dxa" w:w="1700"/>
+          </w:tcPr>
+          <w:p>
+            <w:r>
+              <w:rPr>
+                <w:b/>
+              </w:rPr>
+              <w:t>Step</w:t>
+            </w:r>
+          </w:p>
+        </w:tc>
+        <w:tc>
+          <w:tcPr>
+            <w:tcW w:type="dxa" w:w="1700"/>
+          </w:tcPr>
+          <w:p>
+            <w:r>
+              <w:rPr>
+                <w:b/>
+              </w:rPr>
+              <w:t>City expanded</w:t>
+            </w:r>
+          </w:p>
+        </w:tc>
+        <w:tc>
+          <w:tcPr>
+            <w:tcW w:type="dxa" w:w="1700"/>
+          </w:tcPr>
+          <w:p>
+            <w:r>
+              <w:rPr>
+                <w:b/>
+              </w:rPr>
+              <w:t>g</w:t>
+            </w:r>
+          </w:p>
+        </w:tc>
+        <w:tc>
+          <w:tcPr>
+            <w:tcW w:type="dxa" w:w="1700"/>
+          </w:tcPr>
+          <w:p>
+            <w:r>
+              <w:rPr>
+                <w:b/>
+              </w:rPr>
+              <w:t>h(SLD)</w:t>
+            </w:r>
+          </w:p>
+        </w:tc>
+        <w:tc>
+          <w:tcPr>
+            <w:tcW w:type="dxa" w:w="1700"/>
+          </w:tcPr>
+          <w:p>
+            <w:r>
+              <w:rPr>
+                <w:b/>
+              </w:rPr>
+              <w:t>f</w:t>
+            </w:r>
+          </w:p>
+        </w:tc>
+        <w:tc>
+          <w:tcPr>
+            <w:tcW w:type="dxa" w:w="1700"/>
+          </w:tcPr>
+          <w:p>
+            <w:r>
+              <w:rPr>
+                <w:b/>
+              </w:rPr>
+              <w:t>Key expansions</w:t>
+            </w:r>
+          </w:p>
+        </w:tc>
+      </w:tr>
+      <w:tr>
+        <w:tc>
+          <w:tcPr>
+            <w:tcW w:type="dxa" w:w="1700"/>
+          </w:tcPr>
+          <w:p>
+            <w:r>
+              <w:t>1</w:t>
+            </w:r>
+          </w:p>
+        </w:tc>
+        <w:tc>
+          <w:tcPr>
+            <w:tcW w:type="dxa" w:w="1700"/>
+          </w:tcPr>
+          <w:p>
+            <w:r>
+              <w:t>Timisoara</w:t>
+            </w:r>
+          </w:p>
+        </w:tc>
+        <w:tc>
+          <w:tcPr>
+            <w:tcW w:type="dxa" w:w="1700"/>
+          </w:tcPr>
+          <w:p>
+            <w:r>
+              <w:t>0</w:t>
+            </w:r>
+          </w:p>
+        </w:tc>
+        <w:tc>
+          <w:tcPr>
+            <w:tcW w:type="dxa" w:w="1700"/>
+          </w:tcPr>
+          <w:p>
+            <w:r>
+              <w:t>329</w:t>
+            </w:r>
+          </w:p>
+        </w:tc>
+        <w:tc>
+          <w:tcPr>
+            <w:tcW w:type="dxa" w:w="1700"/>
+          </w:tcPr>
+          <w:p>
+            <w:r>
+              <w:t>329</w:t>
+            </w:r>
+          </w:p>
+        </w:tc>
+        <w:tc>
+          <w:tcPr>
+            <w:tcW w:type="dxa" w:w="1700"/>
+          </w:tcPr>
+          <w:p>
+            <w:r>
+              <w:t>Arad(f=484), Lugoj(f=355)</w:t>
+            </w:r>
+          </w:p>
+        </w:tc>
+      </w:tr>
+      <w:tr>
+        <w:tc>
+          <w:tcPr>
+            <w:tcW w:type="dxa" w:w="1700"/>
+          </w:tcPr>
+          <w:p>
+            <w:r>
+              <w:t>2</w:t>
+            </w:r>
+          </w:p>
+        </w:tc>
+        <w:tc>
+          <w:tcPr>
+            <w:tcW w:type="dxa" w:w="1700"/>
+          </w:tcPr>
+          <w:p>
+            <w:r>
+              <w:t>Lugoj</w:t>
+            </w:r>
+          </w:p>
+        </w:tc>
+        <w:tc>
+          <w:tcPr>
+            <w:tcW w:type="dxa" w:w="1700"/>
+          </w:tcPr>
+          <w:p>
+            <w:r>
+              <w:t>111</w:t>
+            </w:r>
+          </w:p>
+        </w:tc>
+        <w:tc>
+          <w:tcPr>
+            <w:tcW w:type="dxa" w:w="1700"/>
+          </w:tcPr>
+          <w:p>
+            <w:r>
+              <w:t>244</w:t>
+            </w:r>
+          </w:p>
+        </w:tc>
+        <w:tc>
+          <w:tcPr>
+            <w:tcW w:type="dxa" w:w="1700"/>
+          </w:tcPr>
+          <w:p>
+            <w:r>
+              <w:t>355</w:t>
+            </w:r>
+          </w:p>
+        </w:tc>
+        <w:tc>
+          <w:tcPr>
+            <w:tcW w:type="dxa" w:w="1700"/>
+          </w:tcPr>
+          <w:p>
+            <w:r>
+              <w:t>Mehadia(f=422)</w:t>
+            </w:r>
+          </w:p>
+        </w:tc>
+      </w:tr>
+      <w:tr>
+        <w:tc>
+          <w:tcPr>
+            <w:tcW w:type="dxa" w:w="1700"/>
+          </w:tcPr>
+          <w:p>
+            <w:r>
+              <w:t>3</w:t>
+            </w:r>
+          </w:p>
+        </w:tc>
+        <w:tc>
+          <w:tcPr>
+            <w:tcW w:type="dxa" w:w="1700"/>
+          </w:tcPr>
+          <w:p>
+            <w:r>
+              <w:t>Mehadia</w:t>
+            </w:r>
+          </w:p>
+        </w:tc>
+        <w:tc>
+          <w:tcPr>
+            <w:tcW w:type="dxa" w:w="1700"/>
+          </w:tcPr>
+          <w:p>
+            <w:r>
+              <w:t>181</w:t>
+            </w:r>
+          </w:p>
+        </w:tc>
+        <w:tc>
+          <w:tcPr>
+            <w:tcW w:type="dxa" w:w="1700"/>
+          </w:tcPr>
+          <w:p>
+            <w:r>
+              <w:t>241</w:t>
+            </w:r>
+          </w:p>
+        </w:tc>
+        <w:tc>
+          <w:tcPr>
+            <w:tcW w:type="dxa" w:w="1700"/>
+          </w:tcPr>
+          <w:p>
+            <w:r>
+              <w:t>422</w:t>
+            </w:r>
+          </w:p>
+        </w:tc>
+        <w:tc>
+          <w:tcPr>
+            <w:tcW w:type="dxa" w:w="1700"/>
+          </w:tcPr>
+          <w:p>
+            <w:r>
+              <w:t>Dobreta(f=498)</w:t>
+            </w:r>
+          </w:p>
+        </w:tc>
+      </w:tr>
+      <w:tr>
+        <w:tc>
+          <w:tcPr>
+            <w:tcW w:type="dxa" w:w="1700"/>
+          </w:tcPr>
+          <w:p>
+            <w:r>
+              <w:t>4</w:t>
+            </w:r>
+          </w:p>
+        </w:tc>
+        <w:tc>
+          <w:tcPr>
+            <w:tcW w:type="dxa" w:w="1700"/>
+          </w:tcPr>
+          <w:p>
+            <w:r>
+              <w:t>Arad</w:t>
+            </w:r>
+          </w:p>
+        </w:tc>
+        <w:tc>
+          <w:tcPr>
+            <w:tcW w:type="dxa" w:w="1700"/>
+          </w:tcPr>
+          <w:p>
+            <w:r>
+              <w:t>118</w:t>
+            </w:r>
+          </w:p>
+        </w:tc>
+        <w:tc>
+          <w:tcPr>
+            <w:tcW w:type="dxa" w:w="1700"/>
+          </w:tcPr>
+          <w:p>
+            <w:r>
+              <w:t>366</w:t>
+            </w:r>
+          </w:p>
+        </w:tc>
+        <w:tc>
+          <w:tcPr>
+            <w:tcW w:type="dxa" w:w="1700"/>
+          </w:tcPr>
+          <w:p>
+            <w:r>
+              <w:t>484</w:t>
+            </w:r>
+          </w:p>
+        </w:tc>
+        <w:tc>
+          <w:tcPr>
+            <w:tcW w:type="dxa" w:w="1700"/>
+          </w:tcPr>
+          <w:p>
+            <w:r>
+              <w:t>Sibiu(f=511), Zerind(f=567)</w:t>
+            </w:r>
+          </w:p>
+        </w:tc>
+      </w:tr>
+      <w:tr>
+        <w:tc>
+          <w:tcPr>
+            <w:tcW w:type="dxa" w:w="1700"/>
+          </w:tcPr>
+          <w:p>
+            <w:r>
+              <w:t>5</w:t>
+            </w:r>
+          </w:p>
+        </w:tc>
+        <w:tc>
+          <w:tcPr>
+            <w:tcW w:type="dxa" w:w="1700"/>
+          </w:tcPr>
+          <w:p>
+            <w:r>
+              <w:t>Dobreta</w:t>
+            </w:r>
+          </w:p>
+        </w:tc>
+        <w:tc>
+          <w:tcPr>
+            <w:tcW w:type="dxa" w:w="1700"/>
+          </w:tcPr>
+          <w:p>
+            <w:r>
+              <w:t>256</w:t>
+            </w:r>
+          </w:p>
+        </w:tc>
+        <w:tc>
+          <w:tcPr>
+            <w:tcW w:type="dxa" w:w="1700"/>
+          </w:tcPr>
+          <w:p>
+            <w:r>
+              <w:t>242</w:t>
+            </w:r>
+          </w:p>
+        </w:tc>
+        <w:tc>
+          <w:tcPr>
+            <w:tcW w:type="dxa" w:w="1700"/>
+          </w:tcPr>
+          <w:p>
+            <w:r>
+              <w:t>498</w:t>
+            </w:r>
+          </w:p>
+        </w:tc>
+        <w:tc>
+          <w:tcPr>
+            <w:tcW w:type="dxa" w:w="1700"/>
+          </w:tcPr>
+          <w:p>
+            <w:r>
+              <w:t>Craiova(f=536)</w:t>
+            </w:r>
+          </w:p>
+        </w:tc>
+      </w:tr>
+      <w:tr>
+        <w:tc>
+          <w:tcPr>
+            <w:tcW w:type="dxa" w:w="1700"/>
+          </w:tcPr>
+          <w:p>
+            <w:r>
+              <w:t>6</w:t>
+            </w:r>
+          </w:p>
+        </w:tc>
+        <w:tc>
+          <w:tcPr>
+            <w:tcW w:type="dxa" w:w="1700"/>
+          </w:tcPr>
+          <w:p>
+            <w:r>
+              <w:t>Sibiu</w:t>
+            </w:r>
+          </w:p>
+        </w:tc>
+        <w:tc>
+          <w:tcPr>
+            <w:tcW w:type="dxa" w:w="1700"/>
+          </w:tcPr>
+          <w:p>
+            <w:r>
+              <w:t>258</w:t>
+            </w:r>
+          </w:p>
+        </w:tc>
+        <w:tc>
+          <w:tcPr>
+            <w:tcW w:type="dxa" w:w="1700"/>
+          </w:tcPr>
+          <w:p>
+            <w:r>
+              <w:t>253</w:t>
+            </w:r>
+          </w:p>
+        </w:tc>
+        <w:tc>
+          <w:tcPr>
+            <w:tcW w:type="dxa" w:w="1700"/>
+          </w:tcPr>
+          <w:p>
+            <w:r>
+              <w:t>511</w:t>
+            </w:r>
+          </w:p>
+        </w:tc>
+        <w:tc>
+          <w:tcPr>
+            <w:tcW w:type="dxa" w:w="1700"/>
+          </w:tcPr>
+          <w:p>
+            <w:r>
+              <w:t>Rimnicu(f=531), Fagaras(f=535), Oradea(f=789)</w:t>
+            </w:r>
+          </w:p>
+        </w:tc>
+      </w:tr>
+      <w:tr>
+        <w:tc>
+          <w:tcPr>
+            <w:tcW w:type="dxa" w:w="1700"/>
+          </w:tcPr>
+          <w:p>
+            <w:r>
+              <w:t>7</w:t>
+            </w:r>
+          </w:p>
+        </w:tc>
+        <w:tc>
+          <w:tcPr>
+            <w:tcW w:type="dxa" w:w="1700"/>
+          </w:tcPr>
+          <w:p>
+            <w:r>
+              <w:t>Rimnicu</w:t>
+            </w:r>
+          </w:p>
+        </w:tc>
+        <w:tc>
+          <w:tcPr>
+            <w:tcW w:type="dxa" w:w="1700"/>
+          </w:tcPr>
+          <w:p>
+            <w:r>
+              <w:t>338</w:t>
+            </w:r>
+          </w:p>
+        </w:tc>
+        <w:tc>
+          <w:tcPr>
+            <w:tcW w:type="dxa" w:w="1700"/>
+          </w:tcPr>
+          <w:p>
+            <w:r>
+              <w:t>193</w:t>
+            </w:r>
+          </w:p>
+        </w:tc>
+        <w:tc>
+          <w:tcPr>
+            <w:tcW w:type="dxa" w:w="1700"/>
+          </w:tcPr>
+          <w:p>
+            <w:r>
+              <w:t>531</w:t>
+            </w:r>
+          </w:p>
+        </w:tc>
+        <w:tc>
+          <w:tcPr>
+            <w:tcW w:type="dxa" w:w="1700"/>
+          </w:tcPr>
+          <w:p>
+            <w:r>
+              <w:t>Pitesti(f=533), Craiova via Rim(f=644 - worse, skip)</w:t>
+            </w:r>
+          </w:p>
+        </w:tc>
+      </w:tr>
+      <w:tr>
+        <w:tc>
+          <w:tcPr>
+            <w:tcW w:type="dxa" w:w="1700"/>
+          </w:tcPr>
+          <w:p>
+            <w:r>
+              <w:t>8</w:t>
+            </w:r>
+          </w:p>
+        </w:tc>
+        <w:tc>
+          <w:tcPr>
+            <w:tcW w:type="dxa" w:w="1700"/>
+          </w:tcPr>
+          <w:p>
+            <w:r>
+              <w:t>Pitesti</w:t>
+            </w:r>
+          </w:p>
+        </w:tc>
+        <w:tc>
+          <w:tcPr>
+            <w:tcW w:type="dxa" w:w="1700"/>
+          </w:tcPr>
+          <w:p>
+            <w:r>
+              <w:t>435</w:t>
+            </w:r>
+          </w:p>
+        </w:tc>
+        <w:tc>
+          <w:tcPr>
+            <w:tcW w:type="dxa" w:w="1700"/>
+          </w:tcPr>
+          <w:p>
+            <w:r>
+              <w:t>98</w:t>
+            </w:r>
+          </w:p>
+        </w:tc>
+        <w:tc>
+          <w:tcPr>
+            <w:tcW w:type="dxa" w:w="1700"/>
+          </w:tcPr>
+          <w:p>
+            <w:r>
+              <w:t>533</w:t>
+            </w:r>
+          </w:p>
+        </w:tc>
+        <w:tc>
+          <w:tcPr>
+            <w:tcW w:type="dxa" w:w="1700"/>
+          </w:tcPr>
+          <w:p>
+            <w:r>
+              <w:t>Bucharest via Pitesti(f=536)</w:t>
+            </w:r>
+          </w:p>
+        </w:tc>
+      </w:tr>
+      <w:tr>
+        <w:tc>
+          <w:tcPr>
+            <w:tcW w:type="dxa" w:w="1700"/>
+          </w:tcPr>
+          <w:p>
+            <w:r>
+              <w:t>9</w:t>
+            </w:r>
+          </w:p>
+        </w:tc>
+        <w:tc>
+          <w:tcPr>
+            <w:tcW w:type="dxa" w:w="1700"/>
+          </w:tcPr>
+          <w:p>
+            <w:r>
+              <w:t>Fagaras</w:t>
+            </w:r>
+          </w:p>
+        </w:tc>
+        <w:tc>
+          <w:tcPr>
+            <w:tcW w:type="dxa" w:w="1700"/>
+          </w:tcPr>
+          <w:p>
+            <w:r>
+              <w:t>357</w:t>
+            </w:r>
+          </w:p>
+        </w:tc>
+        <w:tc>
+          <w:tcPr>
+            <w:tcW w:type="dxa" w:w="1700"/>
+          </w:tcPr>
+          <w:p>
+            <w:r>
+              <w:t>178</w:t>
+            </w:r>
+          </w:p>
+        </w:tc>
+        <w:tc>
+          <w:tcPr>
+            <w:tcW w:type="dxa" w:w="1700"/>
+          </w:tcPr>
+          <w:p>
+            <w:r>
+              <w:t>535</w:t>
+            </w:r>
+          </w:p>
+        </w:tc>
+        <w:tc>
+          <w:tcPr>
+            <w:tcW w:type="dxa" w:w="1700"/>
+          </w:tcPr>
+          <w:p>
+            <w:r>
+              <w:t>Bucharest via Fagaras(f=568 - worse than 536)</w:t>
+            </w:r>
+          </w:p>
+        </w:tc>
+      </w:tr>
+      <w:tr>
+        <w:tc>
+          <w:tcPr>
+            <w:tcW w:type="dxa" w:w="1700"/>
+          </w:tcPr>
+          <w:p>
+            <w:r>
+              <w:t>10</w:t>
+            </w:r>
+          </w:p>
+        </w:tc>
+        <w:tc>
+          <w:tcPr>
+            <w:tcW w:type="dxa" w:w="1700"/>
+          </w:tcPr>
+          <w:p>
+            <w:r>
+              <w:t>Craiova</w:t>
+            </w:r>
+          </w:p>
+        </w:tc>
+        <w:tc>
+          <w:tcPr>
+            <w:tcW w:type="dxa" w:w="1700"/>
+          </w:tcPr>
+          <w:p>
+            <w:r>
+              <w:t>376</w:t>
+            </w:r>
+          </w:p>
+        </w:tc>
+        <w:tc>
+          <w:tcPr>
+            <w:tcW w:type="dxa" w:w="1700"/>
+          </w:tcPr>
+          <w:p>
+            <w:r>
+              <w:t>160</w:t>
+            </w:r>
+          </w:p>
+        </w:tc>
+        <w:tc>
+          <w:tcPr>
+            <w:tcW w:type="dxa" w:w="1700"/>
+          </w:tcPr>
+          <w:p>
+            <w:r>
+              <w:t>536</w:t>
+            </w:r>
+          </w:p>
+        </w:tc>
+        <w:tc>
+          <w:tcPr>
+            <w:tcW w:type="dxa" w:w="1700"/>
+          </w:tcPr>
+          <w:p>
+            <w:r>
+              <w:t>Already visited nodes; no useful expansion</w:t>
+            </w:r>
+          </w:p>
+        </w:tc>
+      </w:tr>
+      <w:tr>
+        <w:tc>
+          <w:tcPr>
+            <w:tcW w:type="dxa" w:w="1700"/>
+          </w:tcPr>
+          <w:p>
+            <w:r>
+              <w:t>11</w:t>
+            </w:r>
+          </w:p>
+        </w:tc>
+        <w:tc>
+          <w:tcPr>
+            <w:tcW w:type="dxa" w:w="1700"/>
+          </w:tcPr>
+          <w:p>
+            <w:r>
+              <w:t>Bucharest</w:t>
+            </w:r>
+          </w:p>
+        </w:tc>
+        <w:tc>
+          <w:tcPr>
+            <w:tcW w:type="dxa" w:w="1700"/>
+          </w:tcPr>
+          <w:p>
+            <w:r>
+              <w:t>536</w:t>
+            </w:r>
+          </w:p>
+        </w:tc>
+        <w:tc>
+          <w:tcPr>
+            <w:tcW w:type="dxa" w:w="1700"/>
+          </w:tcPr>
+          <w:p>
+            <w:r>
+              <w:t>0</w:t>
+            </w:r>
+          </w:p>
+        </w:tc>
+        <w:tc>
+          <w:tcPr>
+            <w:tcW w:type="dxa" w:w="1700"/>
+          </w:tcPr>
+          <w:p>
+            <w:r>
+              <w:t>536</w:t>
+            </w:r>
+          </w:p>
+        </w:tc>
+        <w:tc>
+          <w:tcPr>
+            <w:tcW w:type="dxa" w:w="1700"/>
+          </w:tcPr>
+          <w:p>
+            <w:r>
+              <w:t>GOAL!</w:t>
+            </w:r>
+          </w:p>
+        </w:tc>
+      </w:tr>
+    </w:tbl>
+    <w:p>
+      <w:r>
+        <w:rPr>
+          <w:b/>
+          <w:i w:val="0"/>
+        </w:rPr>
+        <w:t>ANSWER: Timisoara-&gt;Arad-&gt;Sibiu-&gt;Rimnicu-&gt;Pitesti-&gt;Bucharest, cost=536</w:t>
+      </w:r>
+    </w:p>
+    <w:p>
+      <w:pPr>
+        <w:pStyle w:val="Heading3"/>
+      </w:pPr>
+      <w:r>
+        <w:rPr>
+          <w:b/>
+        </w:rPr>
+        <w:t>Dec 2023 Q6: Decision Tree -- Full IG Table + Tree</w:t>
+      </w:r>
+    </w:p>
+    <w:p>
+      <w:r>
+        <w:rPr>
+          <w:b w:val="0"/>
+          <w:i w:val="0"/>
+        </w:rPr>
+        <w:t>14 instances (7 Cat=1 / 7 Cat=0). H(S)=1.0</w:t>
+      </w:r>
+    </w:p>
+    <w:tbl>
+      <w:tblPr>
+        <w:tblStyle w:val="TableGrid"/>
+        <w:tblW w:type="auto" w:w="0"/>
+        <w:tblLook w:firstColumn="1" w:firstRow="1" w:lastColumn="0" w:lastRow="0" w:noHBand="0" w:noVBand="1" w:val="04A0"/>
+      </w:tblPr>
+      <w:tblGrid>
+        <w:gridCol w:w="3400"/>
+        <w:gridCol w:w="3400"/>
+        <w:gridCol w:w="3400"/>
+      </w:tblGrid>
+      <w:tr>
+        <w:tc>
+          <w:tcPr>
+            <w:tcW w:type="dxa" w:w="3400"/>
+          </w:tcPr>
+          <w:p>
+            <w:r>
+              <w:rPr>
+                <w:b/>
+              </w:rPr>
+              <w:t>Feature</w:t>
+            </w:r>
+          </w:p>
+        </w:tc>
+        <w:tc>
+          <w:tcPr>
+            <w:tcW w:type="dxa" w:w="3400"/>
+          </w:tcPr>
+          <w:p>
+            <w:r>
+              <w:rPr>
+                <w:b/>
+              </w:rPr>
+              <w:t>IG</w:t>
+            </w:r>
+          </w:p>
+        </w:tc>
+        <w:tc>
+          <w:tcPr>
+            <w:tcW w:type="dxa" w:w="3400"/>
+          </w:tcPr>
+          <w:p>
+            <w:r>
+              <w:rPr>
+                <w:b/>
+              </w:rPr>
+              <w:t>Note</w:t>
+            </w:r>
+          </w:p>
+        </w:tc>
+      </w:tr>
+      <w:tr>
+        <w:tc>
+          <w:tcPr>
+            <w:tcW w:type="dxa" w:w="3400"/>
+          </w:tcPr>
+          <w:p>
+            <w:r>
+              <w:t>F1</w:t>
+            </w:r>
+          </w:p>
+        </w:tc>
+        <w:tc>
+          <w:tcPr>
+            <w:tcW w:type="dxa" w:w="3400"/>
+          </w:tcPr>
+          <w:p>
+            <w:r>
+              <w:t>0.025</w:t>
+            </w:r>
+          </w:p>
+        </w:tc>
+        <w:tc>
+          <w:tcPr>
+            <w:tcW w:type="dxa" w:w="3400"/>
+          </w:tcPr>
+          <w:p>
+            <w:r>
+              <w:t>Low -- not useful at root</w:t>
+            </w:r>
+          </w:p>
+        </w:tc>
+      </w:tr>
+      <w:tr>
+        <w:tc>
+          <w:tcPr>
+            <w:tcW w:type="dxa" w:w="3400"/>
+          </w:tcPr>
+          <w:p>
+            <w:r>
+              <w:t>F2</w:t>
+            </w:r>
+          </w:p>
+        </w:tc>
+        <w:tc>
+          <w:tcPr>
+            <w:tcW w:type="dxa" w:w="3400"/>
+          </w:tcPr>
+          <w:p>
+            <w:r>
+              <w:t>0.080</w:t>
+            </w:r>
+          </w:p>
+        </w:tc>
+        <w:tc>
+          <w:tcPr>
+            <w:tcW w:type="dxa" w:w="3400"/>
+          </w:tcPr>
+          <w:p>
+            <w:r>
+              <w:t>Low -- not useful at root</w:t>
+            </w:r>
+          </w:p>
+        </w:tc>
+      </w:tr>
+      <w:tr>
+        <w:tc>
+          <w:tcPr>
+            <w:tcW w:type="dxa" w:w="3400"/>
+          </w:tcPr>
+          <w:p>
+            <w:r>
+              <w:t>F3</w:t>
+            </w:r>
+          </w:p>
+        </w:tc>
+        <w:tc>
+          <w:tcPr>
+            <w:tcW w:type="dxa" w:w="3400"/>
+          </w:tcPr>
+          <w:p>
+            <w:r>
+              <w:t>0.000</w:t>
+            </w:r>
+          </w:p>
+        </w:tc>
+        <w:tc>
+          <w:tcPr>
+            <w:tcW w:type="dxa" w:w="3400"/>
+          </w:tcPr>
+          <w:p>
+            <w:r>
+              <w:t>USELESS -- zero information gain</w:t>
+            </w:r>
+          </w:p>
+        </w:tc>
+      </w:tr>
+      <w:tr>
+        <w:tc>
+          <w:tcPr>
+            <w:tcW w:type="dxa" w:w="3400"/>
+          </w:tcPr>
+          <w:p>
+            <w:r>
+              <w:t>F4</w:t>
+            </w:r>
+          </w:p>
+        </w:tc>
+        <w:tc>
+          <w:tcPr>
+            <w:tcW w:type="dxa" w:w="3400"/>
+          </w:tcPr>
+          <w:p>
+            <w:r>
+              <w:t>0.2247</w:t>
+            </w:r>
+          </w:p>
+        </w:tc>
+        <w:tc>
+          <w:tcPr>
+            <w:tcW w:type="dxa" w:w="3400"/>
+          </w:tcPr>
+          <w:p>
+            <w:r>
+              <w:t>HIGHEST -- ROOT</w:t>
+            </w:r>
+          </w:p>
+        </w:tc>
+      </w:tr>
+      <w:tr>
+        <w:tc>
+          <w:tcPr>
+            <w:tcW w:type="dxa" w:w="3400"/>
+          </w:tcPr>
+          <w:p>
+            <w:r>
+              <w:t>F5</w:t>
+            </w:r>
+          </w:p>
+        </w:tc>
+        <w:tc>
+          <w:tcPr>
+            <w:tcW w:type="dxa" w:w="3400"/>
+          </w:tcPr>
+          <w:p>
+            <w:r>
+              <w:t>0.028</w:t>
+            </w:r>
+          </w:p>
+        </w:tc>
+        <w:tc>
+          <w:tcPr>
+            <w:tcW w:type="dxa" w:w="3400"/>
+          </w:tcPr>
+          <w:p>
+            <w:r>
+              <w:t>Low -- not useful at root</w:t>
+            </w:r>
+          </w:p>
+        </w:tc>
+      </w:tr>
+    </w:tbl>
+    <w:p>
+      <w:r>
+        <w:rPr>
+          <w:b w:val="0"/>
+          <w:i w:val="0"/>
+        </w:rPr>
+        <w:t>Tree: Root=F4</w:t>
+      </w:r>
+    </w:p>
+    <w:p>
+      <w:r>
+        <w:rPr>
+          <w:b w:val="0"/>
+          <w:i w:val="0"/>
+        </w:rPr>
+        <w:t xml:space="preserve">  F4=0 -&gt; Cat=1 (pure: D6,D7)</w:t>
+      </w:r>
+    </w:p>
+    <w:p>
+      <w:r>
+        <w:rPr>
+          <w:b w:val="0"/>
+          <w:i w:val="0"/>
+        </w:rPr>
+        <w:t xml:space="preserve">  F4=1 (D4,D9,D10,D13) -&gt; split F3 (IG=0.811):  F3=0-&gt;Cat=1 | F3=1-&gt;Cat=0 | F3=2-&gt;Cat=0</w:t>
+      </w:r>
+    </w:p>
+    <w:p>
+      <w:r>
+        <w:rPr>
+          <w:b w:val="0"/>
+          <w:i w:val="0"/>
+        </w:rPr>
+        <w:t xml:space="preserve">  F4=2 (D1,D5,D14) -&gt; split F1 (IG=0.252 tied):  F1=1-&gt;Cat=1 | F1=2-&gt;split F5: F5=0-&gt;Cat=1, F5=1-&gt;Cat=0</w:t>
+      </w:r>
+    </w:p>
+    <w:p>
+      <w:r>
+        <w:rPr>
+          <w:b w:val="0"/>
+          <w:i w:val="0"/>
+        </w:rPr>
+        <w:t xml:space="preserve">  F4=3 (D2,D3,D8,D11,D12) -&gt; split F2 (IG=0.571):  F2=0-&gt;Cat=0 | F2=1-&gt;Cat=1 | F2=2-&gt;split F3: F3=0-&gt;Cat=0, F3=1-&gt;Cat=1</w:t>
       </w:r>
     </w:p>
     <w:sectPr>

--- a/COMP4431_PastPaper_QuizSol.docx
+++ b/COMP4431_PastPaper_QuizSol.docx
@@ -11009,6 +11009,1131 @@
           <w:i w:val="0"/>
         </w:rPr>
         <w:t xml:space="preserve">  F4=3 (D2,D3,D8,D11,D12) -&gt; split F2 (IG=0.571):  F2=0-&gt;Cat=0 | F2=1-&gt;Cat=1 | F2=2-&gt;split F3: F3=0-&gt;Cat=0, F3=1-&gt;Cat=1</w:t>
+      </w:r>
+    </w:p>
+    <w:p>
+      <w:pPr>
+        <w:pStyle w:val="Heading1"/>
+      </w:pPr>
+      <w:r>
+        <w:t>SUPPLEMENT — PAST PAPER MODEL ANSWERS (Round 3)</w:t>
+      </w:r>
+    </w:p>
+    <w:p>
+      <w:pPr>
+        <w:pStyle w:val="Heading2"/>
+      </w:pPr>
+      <w:r>
+        <w:t>Dec 2015 Q2.2 — Biological Neuron vs Artificial Neuron (4 marks)</w:t>
+      </w:r>
+    </w:p>
+    <w:p>
+      <w:r>
+        <w:rPr>
+          <w:b w:val="0"/>
+        </w:rPr>
+        <w:t>Question: "Could you explain how artificial neuron simulates biological neuron according to the figures shown below?"</w:t>
+      </w:r>
+    </w:p>
+    <w:p>
+      <w:r>
+        <w:rPr>
+          <w:b w:val="0"/>
+        </w:rPr>
+        <w:t>MODEL ANSWER:</w:t>
+      </w:r>
+    </w:p>
+    <w:p>
+      <w:pPr>
+        <w:pStyle w:val="ListBullet"/>
+      </w:pPr>
+      <w:r>
+        <w:t>Dendrites → Inputs (x₁, x₂, ..., xₙ): Dendrites receive signals from other neurons; inputs receive data values from other neurons or the environment.</w:t>
+      </w:r>
+    </w:p>
+    <w:p>
+      <w:pPr>
+        <w:pStyle w:val="ListBullet"/>
+      </w:pPr>
+      <w:r>
+        <w:t>Synaptic weights → Weights (w₁, w₂, ..., wₙ): Biological synapses vary in strength; artificial weights (wᵢⱼ) represent the strength/importance of each connection and are learned during training.</w:t>
+      </w:r>
+    </w:p>
+    <w:p>
+      <w:pPr>
+        <w:pStyle w:val="ListBullet"/>
+      </w:pPr>
+      <w:r>
+        <w:t>Soma (cell body) → Summation (netⱼ = Σ wᵢxᵢ): The soma integrates all incoming signals; the artificial neuron computes a weighted sum of all inputs.</w:t>
+      </w:r>
+    </w:p>
+    <w:p>
+      <w:pPr>
+        <w:pStyle w:val="ListBullet"/>
+      </w:pPr>
+      <w:r>
+        <w:t>Axon → Output (oⱼ = φ(netⱼ)): The axon transmits the signal to next neurons; the artificial activation function φ (e.g., sigmoid, ReLU) determines the output, which is passed to the next layer.</w:t>
+      </w:r>
+    </w:p>
+    <w:p>
+      <w:pPr>
+        <w:pStyle w:val="ListBullet"/>
+      </w:pPr>
+      <w:r>
+        <w:t>Threshold θ → Bias weight w₀: The biological firing threshold determines when a neuron activates; the bias w₀ shifts the activation threshold and is also learned.</w:t>
+      </w:r>
+    </w:p>
+    <w:p>
+      <w:r>
+        <w:t>────────────────────────────────────────────────────────────</w:t>
+      </w:r>
+    </w:p>
+    <w:p>
+      <w:pPr>
+        <w:pStyle w:val="Heading2"/>
+      </w:pPr>
+      <w:r>
+        <w:t>Dec 2015 Q2.3 — PAC Learning (6 marks)</w:t>
+      </w:r>
+    </w:p>
+    <w:p>
+      <w:r>
+        <w:rPr>
+          <w:b w:val="0"/>
+        </w:rPr>
+        <w:t>Question: "Could you please explain what is probably approximately correct learning? What is the sample complexity of the hypothesis space?"</w:t>
+      </w:r>
+    </w:p>
+    <w:p>
+      <w:r>
+        <w:rPr>
+          <w:b w:val="0"/>
+        </w:rPr>
+        <w:t>MODEL ANSWER:</w:t>
+      </w:r>
+    </w:p>
+    <w:p>
+      <w:r>
+        <w:rPr>
+          <w:b w:val="0"/>
+        </w:rPr>
+        <w:t>Probably Approximately Correct (PAC) learning is a theoretical framework for evaluating whether a learning algorithm can generalise from training data. A learning algorithm is PAC-learnable if, given a sufficient number of training examples, it can produce a hypothesis h that:</w:t>
+      </w:r>
+    </w:p>
+    <w:p>
+      <w:pPr>
+        <w:pStyle w:val="ListBullet"/>
+      </w:pPr>
+      <w:r>
+        <w:t>(1) is APPROXIMATELY CORRECT: error rate ≤ ε (epsilon), for any small ε &gt; 0 chosen in advance.</w:t>
+      </w:r>
+    </w:p>
+    <w:p>
+      <w:pPr>
+        <w:pStyle w:val="ListBullet"/>
+      </w:pPr>
+      <w:r>
+        <w:t>(2) is PROBABLY correct: the probability of achieving error &gt; ε is at most δ (delta), for any small δ &gt; 0 chosen in advance.</w:t>
+      </w:r>
+    </w:p>
+    <w:p>
+      <w:r>
+        <w:rPr>
+          <w:b w:val="0"/>
+        </w:rPr>
+        <w:t>In other words: with probability at least (1 - δ), the learned hypothesis has error ≤ ε.</w:t>
+      </w:r>
+    </w:p>
+    <w:p>
+      <w:r>
+        <w:rPr>
+          <w:b w:val="0"/>
+        </w:rPr>
+        <w:t>Sample Complexity: The minimum number of training examples n needed to guarantee PAC learning is:</w:t>
+      </w:r>
+    </w:p>
+    <w:p>
+      <w:r>
+        <w:rPr>
+          <w:b w:val="0"/>
+        </w:rPr>
+        <w:t xml:space="preserve">    n ≥ (1/ε) × ln(|H| / δ)</w:t>
+      </w:r>
+    </w:p>
+    <w:p>
+      <w:pPr>
+        <w:pStyle w:val="ListBullet"/>
+      </w:pPr>
+      <w:r>
+        <w:t>|H| = size of the hypothesis space (number of candidate hypotheses)</w:t>
+      </w:r>
+    </w:p>
+    <w:p>
+      <w:pPr>
+        <w:pStyle w:val="ListBullet"/>
+      </w:pPr>
+      <w:r>
+        <w:t>ε = acceptable error rate (e.g., 0.05 for 5% error)</w:t>
+      </w:r>
+    </w:p>
+    <w:p>
+      <w:pPr>
+        <w:pStyle w:val="ListBullet"/>
+      </w:pPr>
+      <w:r>
+        <w:t>δ = acceptable failure probability (e.g., 0.01 for 1% chance of failure)</w:t>
+      </w:r>
+    </w:p>
+    <w:p>
+      <w:r>
+        <w:rPr>
+          <w:b w:val="0"/>
+        </w:rPr>
+        <w:t>Interpretation: to halve the required error (halve ε), you need roughly twice as many examples. A larger hypothesis space requires more examples (logarithmically).</w:t>
+      </w:r>
+    </w:p>
+    <w:p>
+      <w:r>
+        <w:t>────────────────────────────────────────────────────────────</w:t>
+      </w:r>
+    </w:p>
+    <w:p>
+      <w:pPr>
+        <w:pStyle w:val="Heading2"/>
+      </w:pPr>
+      <w:r>
+        <w:t>Dec 2015 Q2.4 — GA for Feature Selection (8 marks)</w:t>
+      </w:r>
+    </w:p>
+    <w:p>
+      <w:r>
+        <w:rPr>
+          <w:b w:val="0"/>
+        </w:rPr>
+        <w:t>Question: 50,000 data (20,000 train, 30,000 test). 1000 features. Select 100. Classifier: linear SVM. Explain how to use GA.</w:t>
+      </w:r>
+    </w:p>
+    <w:p>
+      <w:r>
+        <w:rPr>
+          <w:b w:val="0"/>
+        </w:rPr>
+        <w:t>MODEL ANSWER:</w:t>
+      </w:r>
+    </w:p>
+    <w:p>
+      <w:r>
+        <w:rPr>
+          <w:b w:val="0"/>
+        </w:rPr>
+        <w:t>(1) REPRESENTATION (Chromosome Encoding):</w:t>
+      </w:r>
+    </w:p>
+    <w:p>
+      <w:pPr>
+        <w:pStyle w:val="ListBullet"/>
+      </w:pPr>
+      <w:r>
+        <w:t>Each chromosome is a binary string of length 1000.</w:t>
+      </w:r>
+    </w:p>
+    <w:p>
+      <w:pPr>
+        <w:pStyle w:val="ListBullet"/>
+      </w:pPr>
+      <w:r>
+        <w:t>Bit i = 1 means feature i is SELECTED; bit i = 0 means feature i is excluded.</w:t>
+      </w:r>
+    </w:p>
+    <w:p>
+      <w:pPr>
+        <w:pStyle w:val="ListBullet"/>
+      </w:pPr>
+      <w:r>
+        <w:t>We constrain chromosomes to have exactly 100 ones (or add penalty for wrong count).</w:t>
+      </w:r>
+    </w:p>
+    <w:p>
+      <w:pPr>
+        <w:pStyle w:val="ListBullet"/>
+      </w:pPr>
+      <w:r>
+        <w:t>Example: [1,0,0,1,...,1,0] selects features 1, 4, ..., 1000.</w:t>
+      </w:r>
+    </w:p>
+    <w:p>
+      <w:r>
+        <w:rPr>
+          <w:b w:val="0"/>
+        </w:rPr>
+        <w:t>(2) POPULATION INITIALISATION:</w:t>
+      </w:r>
+    </w:p>
+    <w:p>
+      <w:pPr>
+        <w:pStyle w:val="ListBullet"/>
+      </w:pPr>
+      <w:r>
+        <w:t>Generate initial population of N chromosomes (e.g., N = 50) randomly, each with 100 ones placed randomly.</w:t>
+      </w:r>
+    </w:p>
+    <w:p>
+      <w:r>
+        <w:rPr>
+          <w:b w:val="0"/>
+        </w:rPr>
+        <w:t>(3) FITNESS FUNCTION:</w:t>
+      </w:r>
+    </w:p>
+    <w:p>
+      <w:pPr>
+        <w:pStyle w:val="ListBullet"/>
+      </w:pPr>
+      <w:r>
+        <w:t>For each chromosome: select the indicated 100 features from the 20,000 training examples.</w:t>
+      </w:r>
+    </w:p>
+    <w:p>
+      <w:pPr>
+        <w:pStyle w:val="ListBullet"/>
+      </w:pPr>
+      <w:r>
+        <w:t>Train a linear SVM on the selected features using training data.</w:t>
+      </w:r>
+    </w:p>
+    <w:p>
+      <w:pPr>
+        <w:pStyle w:val="ListBullet"/>
+      </w:pPr>
+      <w:r>
+        <w:t>Evaluate SVM accuracy on a held-out validation set.</w:t>
+      </w:r>
+    </w:p>
+    <w:p>
+      <w:pPr>
+        <w:pStyle w:val="ListBullet"/>
+      </w:pPr>
+      <w:r>
+        <w:t>Fitness = validation accuracy. Higher = better.</w:t>
+      </w:r>
+    </w:p>
+    <w:p>
+      <w:r>
+        <w:rPr>
+          <w:b w:val="0"/>
+        </w:rPr>
+        <w:t>(4) SELECTION:</w:t>
+      </w:r>
+    </w:p>
+    <w:p>
+      <w:pPr>
+        <w:pStyle w:val="ListBullet"/>
+      </w:pPr>
+      <w:r>
+        <w:t>Select parent pairs using roulette wheel or tournament selection based on fitness.</w:t>
+      </w:r>
+    </w:p>
+    <w:p>
+      <w:pPr>
+        <w:pStyle w:val="ListBullet"/>
+      </w:pPr>
+      <w:r>
+        <w:t>Higher fitness chromosomes are more likely to be selected as parents.</w:t>
+      </w:r>
+    </w:p>
+    <w:p>
+      <w:r>
+        <w:rPr>
+          <w:b w:val="0"/>
+        </w:rPr>
+        <w:t>(5) CROSSOVER:</w:t>
+      </w:r>
+    </w:p>
+    <w:p>
+      <w:pPr>
+        <w:pStyle w:val="ListBullet"/>
+      </w:pPr>
+      <w:r>
+        <w:t>Pick a random crossover point. Swap the portions of two parent chromosomes.</w:t>
+      </w:r>
+    </w:p>
+    <w:p>
+      <w:pPr>
+        <w:pStyle w:val="ListBullet"/>
+      </w:pPr>
+      <w:r>
+        <w:t>E.g., Parent 1: [A|B], Parent 2: [C|D] → Child 1: [A|D], Child 2: [C|B].</w:t>
+      </w:r>
+    </w:p>
+    <w:p>
+      <w:pPr>
+        <w:pStyle w:val="ListBullet"/>
+      </w:pPr>
+      <w:r>
+        <w:t>Ensure children still have approximately 100 selected features (repair if needed).</w:t>
+      </w:r>
+    </w:p>
+    <w:p>
+      <w:r>
+        <w:rPr>
+          <w:b w:val="0"/>
+        </w:rPr>
+        <w:t>(6) MUTATION:</w:t>
+      </w:r>
+    </w:p>
+    <w:p>
+      <w:pPr>
+        <w:pStyle w:val="ListBullet"/>
+      </w:pPr>
+      <w:r>
+        <w:t>Randomly flip bits with low probability Pm (e.g., 0.01).</w:t>
+      </w:r>
+    </w:p>
+    <w:p>
+      <w:pPr>
+        <w:pStyle w:val="ListBullet"/>
+      </w:pPr>
+      <w:r>
+        <w:t>Ensures diversity; prevents premature convergence.</w:t>
+      </w:r>
+    </w:p>
+    <w:p>
+      <w:r>
+        <w:rPr>
+          <w:b w:val="0"/>
+        </w:rPr>
+        <w:t>(7) TERMINATION:</w:t>
+      </w:r>
+    </w:p>
+    <w:p>
+      <w:pPr>
+        <w:pStyle w:val="ListBullet"/>
+      </w:pPr>
+      <w:r>
+        <w:t>Stop when max generations reached OR fitness improvement &lt; threshold for consecutive generations.</w:t>
+      </w:r>
+    </w:p>
+    <w:p>
+      <w:pPr>
+        <w:pStyle w:val="ListBullet"/>
+      </w:pPr>
+      <w:r>
+        <w:t>Return the chromosome with highest fitness as the selected 100 features.</w:t>
+      </w:r>
+    </w:p>
+    <w:p>
+      <w:pPr>
+        <w:pStyle w:val="ListBullet"/>
+      </w:pPr>
+      <w:r>
+        <w:t>Evaluate final SVM on the 30,000 test set to report test accuracy.</w:t>
+      </w:r>
+    </w:p>
+    <w:p>
+      <w:r>
+        <w:t>────────────────────────────────────────────────────────────</w:t>
+      </w:r>
+    </w:p>
+    <w:p>
+      <w:pPr>
+        <w:pStyle w:val="Heading2"/>
+      </w:pPr>
+      <w:r>
+        <w:t>Dec 2015 Q5 — Decision Tree (16 marks): Full Solution</w:t>
+      </w:r>
+    </w:p>
+    <w:p>
+      <w:r>
+        <w:rPr>
+          <w:b w:val="0"/>
+        </w:rPr>
+        <w:t>Dataset: 20 instances, 5 features (F1,F2 binary; F3,F5 useless; F4 ternary), 10 YES / 10 NO.</w:t>
+      </w:r>
+    </w:p>
+    <w:p>
+      <w:r>
+        <w:rPr>
+          <w:b w:val="0"/>
+        </w:rPr>
+        <w:t>H(S) = 1.0000 bit</w:t>
+      </w:r>
+    </w:p>
+    <w:p>
+      <w:r>
+        <w:rPr>
+          <w:b w:val="0"/>
+        </w:rPr>
+        <w:t>Step 1 — Information Gain for all features at root:</w:t>
+      </w:r>
+    </w:p>
+    <w:tbl>
+      <w:tblPr>
+        <w:tblStyle w:val="TableGrid"/>
+        <w:tblW w:type="auto" w:w="0"/>
+        <w:tblLook w:firstColumn="1" w:firstRow="1" w:lastColumn="0" w:lastRow="0" w:noHBand="0" w:noVBand="1" w:val="04A0"/>
+      </w:tblPr>
+      <w:tblGrid>
+        <w:gridCol w:w="2550"/>
+        <w:gridCol w:w="2550"/>
+        <w:gridCol w:w="2550"/>
+        <w:gridCol w:w="2550"/>
+      </w:tblGrid>
+      <w:tr>
+        <w:tc>
+          <w:tcPr>
+            <w:tcW w:type="dxa" w:w="2550"/>
+          </w:tcPr>
+          <w:p>
+            <w:r>
+              <w:rPr>
+                <w:b/>
+              </w:rPr>
+              <w:t>Feature</w:t>
+            </w:r>
+          </w:p>
+        </w:tc>
+        <w:tc>
+          <w:tcPr>
+            <w:tcW w:type="dxa" w:w="2550"/>
+          </w:tcPr>
+          <w:p>
+            <w:r>
+              <w:rPr>
+                <w:b/>
+              </w:rPr>
+              <w:t>Values + Dist.</w:t>
+            </w:r>
+          </w:p>
+        </w:tc>
+        <w:tc>
+          <w:tcPr>
+            <w:tcW w:type="dxa" w:w="2550"/>
+          </w:tcPr>
+          <w:p>
+            <w:r>
+              <w:rPr>
+                <w:b/>
+              </w:rPr>
+              <w:t>IG</w:t>
+            </w:r>
+          </w:p>
+        </w:tc>
+        <w:tc>
+          <w:tcPr>
+            <w:tcW w:type="dxa" w:w="2550"/>
+          </w:tcPr>
+          <w:p>
+            <w:r>
+              <w:rPr>
+                <w:b/>
+              </w:rPr>
+              <w:t>Decision</w:t>
+            </w:r>
+          </w:p>
+        </w:tc>
+      </w:tr>
+      <w:tr>
+        <w:tc>
+          <w:tcPr>
+            <w:tcW w:type="dxa" w:w="2550"/>
+          </w:tcPr>
+          <w:p>
+            <w:r>
+              <w:t>F1</w:t>
+            </w:r>
+          </w:p>
+        </w:tc>
+        <w:tc>
+          <w:tcPr>
+            <w:tcW w:type="dxa" w:w="2550"/>
+          </w:tcPr>
+          <w:p>
+            <w:r>
+              <w:t>F1V1: 9Y/2N (11) | F1V2: 1Y/8N (9)</w:t>
+            </w:r>
+          </w:p>
+        </w:tc>
+        <w:tc>
+          <w:tcPr>
+            <w:tcW w:type="dxa" w:w="2550"/>
+          </w:tcPr>
+          <w:p>
+            <w:r>
+              <w:t>0.3973</w:t>
+            </w:r>
+          </w:p>
+        </w:tc>
+        <w:tc>
+          <w:tcPr>
+            <w:tcW w:type="dxa" w:w="2550"/>
+          </w:tcPr>
+          <w:p>
+            <w:r>
+              <w:t>HIGHEST → ROOT</w:t>
+            </w:r>
+          </w:p>
+        </w:tc>
+      </w:tr>
+      <w:tr>
+        <w:tc>
+          <w:tcPr>
+            <w:tcW w:type="dxa" w:w="2550"/>
+          </w:tcPr>
+          <w:p>
+            <w:r>
+              <w:t>F2</w:t>
+            </w:r>
+          </w:p>
+        </w:tc>
+        <w:tc>
+          <w:tcPr>
+            <w:tcW w:type="dxa" w:w="2550"/>
+          </w:tcPr>
+          <w:p>
+            <w:r>
+              <w:t>F2V1: 6Y/3N (9) | F2V2: 4Y/7N (11)</w:t>
+            </w:r>
+          </w:p>
+        </w:tc>
+        <w:tc>
+          <w:tcPr>
+            <w:tcW w:type="dxa" w:w="2550"/>
+          </w:tcPr>
+          <w:p>
+            <w:r>
+              <w:t>0.0667</w:t>
+            </w:r>
+          </w:p>
+        </w:tc>
+        <w:tc>
+          <w:tcPr>
+            <w:tcW w:type="dxa" w:w="2550"/>
+          </w:tcPr>
+          <w:p>
+            <w:r/>
+          </w:p>
+        </w:tc>
+      </w:tr>
+      <w:tr>
+        <w:tc>
+          <w:tcPr>
+            <w:tcW w:type="dxa" w:w="2550"/>
+          </w:tcPr>
+          <w:p>
+            <w:r>
+              <w:t>F3</w:t>
+            </w:r>
+          </w:p>
+        </w:tc>
+        <w:tc>
+          <w:tcPr>
+            <w:tcW w:type="dxa" w:w="2550"/>
+          </w:tcPr>
+          <w:p>
+            <w:r>
+              <w:t>F3V1: 5Y/5N (10) | F3V2: 5Y/5N (10)</w:t>
+            </w:r>
+          </w:p>
+        </w:tc>
+        <w:tc>
+          <w:tcPr>
+            <w:tcW w:type="dxa" w:w="2550"/>
+          </w:tcPr>
+          <w:p>
+            <w:r>
+              <w:t>0.0000</w:t>
+            </w:r>
+          </w:p>
+        </w:tc>
+        <w:tc>
+          <w:tcPr>
+            <w:tcW w:type="dxa" w:w="2550"/>
+          </w:tcPr>
+          <w:p>
+            <w:r>
+              <w:t>USELESS</w:t>
+            </w:r>
+          </w:p>
+        </w:tc>
+      </w:tr>
+      <w:tr>
+        <w:tc>
+          <w:tcPr>
+            <w:tcW w:type="dxa" w:w="2550"/>
+          </w:tcPr>
+          <w:p>
+            <w:r>
+              <w:t>F4</w:t>
+            </w:r>
+          </w:p>
+        </w:tc>
+        <w:tc>
+          <w:tcPr>
+            <w:tcW w:type="dxa" w:w="2550"/>
+          </w:tcPr>
+          <w:p>
+            <w:r>
+              <w:t>F4V1: 3Y/5N (8) | F4V2: 5Y/0N (5) | F4V3: 2Y/5N (7)</w:t>
+            </w:r>
+          </w:p>
+        </w:tc>
+        <w:tc>
+          <w:tcPr>
+            <w:tcW w:type="dxa" w:w="2550"/>
+          </w:tcPr>
+          <w:p>
+            <w:r>
+              <w:t>0.3161</w:t>
+            </w:r>
+          </w:p>
+        </w:tc>
+        <w:tc>
+          <w:tcPr>
+            <w:tcW w:type="dxa" w:w="2550"/>
+          </w:tcPr>
+          <w:p>
+            <w:r/>
+          </w:p>
+        </w:tc>
+      </w:tr>
+      <w:tr>
+        <w:tc>
+          <w:tcPr>
+            <w:tcW w:type="dxa" w:w="2550"/>
+          </w:tcPr>
+          <w:p>
+            <w:r>
+              <w:t>F5</w:t>
+            </w:r>
+          </w:p>
+        </w:tc>
+        <w:tc>
+          <w:tcPr>
+            <w:tcW w:type="dxa" w:w="2550"/>
+          </w:tcPr>
+          <w:p>
+            <w:r>
+              <w:t>F5V1: 5Y/5N (10) | F5V2: 5Y/5N (10)</w:t>
+            </w:r>
+          </w:p>
+        </w:tc>
+        <w:tc>
+          <w:tcPr>
+            <w:tcW w:type="dxa" w:w="2550"/>
+          </w:tcPr>
+          <w:p>
+            <w:r>
+              <w:t>0.0000</w:t>
+            </w:r>
+          </w:p>
+        </w:tc>
+        <w:tc>
+          <w:tcPr>
+            <w:tcW w:type="dxa" w:w="2550"/>
+          </w:tcPr>
+          <w:p>
+            <w:r>
+              <w:t>USELESS</w:t>
+            </w:r>
+          </w:p>
+        </w:tc>
+      </w:tr>
+    </w:tbl>
+    <w:p/>
+    <w:p>
+      <w:r>
+        <w:rPr>
+          <w:b w:val="0"/>
+        </w:rPr>
+        <w:t>Step 2 — F1V1 branch (9Y/2N): compute IG for F2, F4:</w:t>
+      </w:r>
+    </w:p>
+    <w:tbl>
+      <w:tblPr>
+        <w:tblStyle w:val="TableGrid"/>
+        <w:tblW w:type="auto" w:w="0"/>
+        <w:tblLook w:firstColumn="1" w:firstRow="1" w:lastColumn="0" w:lastRow="0" w:noHBand="0" w:noVBand="1" w:val="04A0"/>
+      </w:tblPr>
+      <w:tblGrid>
+        <w:gridCol w:w="3400"/>
+        <w:gridCol w:w="3400"/>
+        <w:gridCol w:w="3400"/>
+      </w:tblGrid>
+      <w:tr>
+        <w:tc>
+          <w:tcPr>
+            <w:tcW w:type="dxa" w:w="3400"/>
+          </w:tcPr>
+          <w:p>
+            <w:r>
+              <w:rPr>
+                <w:b/>
+              </w:rPr>
+              <w:t>Feature</w:t>
+            </w:r>
+          </w:p>
+        </w:tc>
+        <w:tc>
+          <w:tcPr>
+            <w:tcW w:type="dxa" w:w="3400"/>
+          </w:tcPr>
+          <w:p>
+            <w:r>
+              <w:rPr>
+                <w:b/>
+              </w:rPr>
+              <w:t>Distribution</w:t>
+            </w:r>
+          </w:p>
+        </w:tc>
+        <w:tc>
+          <w:tcPr>
+            <w:tcW w:type="dxa" w:w="3400"/>
+          </w:tcPr>
+          <w:p>
+            <w:r>
+              <w:rPr>
+                <w:b/>
+              </w:rPr>
+              <w:t>IG</w:t>
+            </w:r>
+          </w:p>
+        </w:tc>
+      </w:tr>
+      <w:tr>
+        <w:tc>
+          <w:tcPr>
+            <w:tcW w:type="dxa" w:w="3400"/>
+          </w:tcPr>
+          <w:p>
+            <w:r>
+              <w:t>F2</w:t>
+            </w:r>
+          </w:p>
+        </w:tc>
+        <w:tc>
+          <w:tcPr>
+            <w:tcW w:type="dxa" w:w="3400"/>
+          </w:tcPr>
+          <w:p>
+            <w:r>
+              <w:t>F2V1: 5Y/0N | F2V2: 4Y/2N</w:t>
+            </w:r>
+          </w:p>
+        </w:tc>
+        <w:tc>
+          <w:tcPr>
+            <w:tcW w:type="dxa" w:w="3400"/>
+          </w:tcPr>
+          <w:p>
+            <w:r>
+              <w:t>0.1831</w:t>
+            </w:r>
+          </w:p>
+        </w:tc>
+      </w:tr>
+      <w:tr>
+        <w:tc>
+          <w:tcPr>
+            <w:tcW w:type="dxa" w:w="3400"/>
+          </w:tcPr>
+          <w:p>
+            <w:r>
+              <w:t>F4</w:t>
+            </w:r>
+          </w:p>
+        </w:tc>
+        <w:tc>
+          <w:tcPr>
+            <w:tcW w:type="dxa" w:w="3400"/>
+          </w:tcPr>
+          <w:p>
+            <w:r>
+              <w:t>F4V2: 5Y/0N | F4V3: 2Y/0N | F4V1: 2Y/2N</w:t>
+            </w:r>
+          </w:p>
+        </w:tc>
+        <w:tc>
+          <w:tcPr>
+            <w:tcW w:type="dxa" w:w="3400"/>
+          </w:tcPr>
+          <w:p>
+            <w:r>
+              <w:t>0.3204 → SPLIT</w:t>
+            </w:r>
+          </w:p>
+        </w:tc>
+      </w:tr>
+    </w:tbl>
+    <w:p/>
+    <w:p>
+      <w:pPr>
+        <w:pStyle w:val="ListBullet"/>
+      </w:pPr>
+      <w:r>
+        <w:t>F4V2 → LEAF: YES (5Y/0N, pure)</w:t>
+      </w:r>
+    </w:p>
+    <w:p>
+      <w:pPr>
+        <w:pStyle w:val="ListBullet"/>
+      </w:pPr>
+      <w:r>
+        <w:t>F4V3 → LEAF: YES (2Y/0N, pure)</w:t>
+      </w:r>
+    </w:p>
+    <w:p>
+      <w:pPr>
+        <w:pStyle w:val="ListBullet"/>
+      </w:pPr>
+      <w:r>
+        <w:t>F4V1 → 2Y/2N → split further on F2 (IG=1.000):</w:t>
+      </w:r>
+    </w:p>
+    <w:p>
+      <w:pPr>
+        <w:pStyle w:val="ListBullet"/>
+      </w:pPr>
+      <w:r>
+        <w:t xml:space="preserve">    F2V1 → LEAF: YES (2Y/0N)    |    F2V2 → LEAF: NO (0Y/2N)</w:t>
+      </w:r>
+    </w:p>
+    <w:p>
+      <w:r>
+        <w:rPr>
+          <w:b w:val="0"/>
+        </w:rPr>
+        <w:t>Step 3 — F1V2 branch (1Y/8N): F2 and F4 tie at IG=0.1427, split on F2:</w:t>
+      </w:r>
+    </w:p>
+    <w:tbl>
+      <w:tblPr>
+        <w:tblStyle w:val="TableGrid"/>
+        <w:tblW w:type="auto" w:w="0"/>
+        <w:tblLook w:firstColumn="1" w:firstRow="1" w:lastColumn="0" w:lastRow="0" w:noHBand="0" w:noVBand="1" w:val="04A0"/>
+      </w:tblPr>
+      <w:tblGrid>
+        <w:gridCol w:w="3400"/>
+        <w:gridCol w:w="3400"/>
+        <w:gridCol w:w="3400"/>
+      </w:tblGrid>
+      <w:tr>
+        <w:tc>
+          <w:tcPr>
+            <w:tcW w:type="dxa" w:w="3400"/>
+          </w:tcPr>
+          <w:p>
+            <w:r>
+              <w:rPr>
+                <w:b/>
+              </w:rPr>
+              <w:t>Branch</w:t>
+            </w:r>
+          </w:p>
+        </w:tc>
+        <w:tc>
+          <w:tcPr>
+            <w:tcW w:type="dxa" w:w="3400"/>
+          </w:tcPr>
+          <w:p>
+            <w:r>
+              <w:rPr>
+                <w:b/>
+              </w:rPr>
+              <w:t>Distribution</w:t>
+            </w:r>
+          </w:p>
+        </w:tc>
+        <w:tc>
+          <w:tcPr>
+            <w:tcW w:type="dxa" w:w="3400"/>
+          </w:tcPr>
+          <w:p>
+            <w:r>
+              <w:rPr>
+                <w:b/>
+              </w:rPr>
+              <w:t>Action</w:t>
+            </w:r>
+          </w:p>
+        </w:tc>
+      </w:tr>
+      <w:tr>
+        <w:tc>
+          <w:tcPr>
+            <w:tcW w:type="dxa" w:w="3400"/>
+          </w:tcPr>
+          <w:p>
+            <w:r>
+              <w:t>F2V2</w:t>
+            </w:r>
+          </w:p>
+        </w:tc>
+        <w:tc>
+          <w:tcPr>
+            <w:tcW w:type="dxa" w:w="3400"/>
+          </w:tcPr>
+          <w:p>
+            <w:r>
+              <w:t>0Y/5N</w:t>
+            </w:r>
+          </w:p>
+        </w:tc>
+        <w:tc>
+          <w:tcPr>
+            <w:tcW w:type="dxa" w:w="3400"/>
+          </w:tcPr>
+          <w:p>
+            <w:r>
+              <w:t>LEAF: NO (pure)</w:t>
+            </w:r>
+          </w:p>
+        </w:tc>
+      </w:tr>
+      <w:tr>
+        <w:tc>
+          <w:tcPr>
+            <w:tcW w:type="dxa" w:w="3400"/>
+          </w:tcPr>
+          <w:p>
+            <w:r>
+              <w:t>F2V1</w:t>
+            </w:r>
+          </w:p>
+        </w:tc>
+        <w:tc>
+          <w:tcPr>
+            <w:tcW w:type="dxa" w:w="3400"/>
+          </w:tcPr>
+          <w:p>
+            <w:r>
+              <w:t>1Y/3N</w:t>
+            </w:r>
+          </w:p>
+        </w:tc>
+        <w:tc>
+          <w:tcPr>
+            <w:tcW w:type="dxa" w:w="3400"/>
+          </w:tcPr>
+          <w:p>
+            <w:r>
+              <w:t>Split on F4 (IG=0.8113)</w:t>
+            </w:r>
+          </w:p>
+        </w:tc>
+      </w:tr>
+    </w:tbl>
+    <w:p/>
+    <w:p>
+      <w:pPr>
+        <w:pStyle w:val="ListBullet"/>
+      </w:pPr>
+      <w:r>
+        <w:t>F2V1 → F4: F4V1 → LEAF: YES (1Y/0N) | F4V3 → LEAF: NO (0Y/3N)</w:t>
+      </w:r>
+    </w:p>
+    <w:p>
+      <w:r>
+        <w:rPr>
+          <w:b w:val="0"/>
+        </w:rPr>
+        <w:t>FINAL TREE:</w:t>
+      </w:r>
+    </w:p>
+    <w:p>
+      <w:pPr>
+        <w:pStyle w:val="ListBullet"/>
+      </w:pPr>
+      <w:r>
+        <w:t>ROOT: F1</w:t>
+      </w:r>
+    </w:p>
+    <w:p>
+      <w:pPr>
+        <w:pStyle w:val="ListBullet"/>
+      </w:pPr>
+      <w:r>
+        <w:t>├─ F1V1 → F4</w:t>
+      </w:r>
+    </w:p>
+    <w:p>
+      <w:pPr>
+        <w:pStyle w:val="ListBullet"/>
+      </w:pPr>
+      <w:r>
+        <w:t>│  ├─ F4V2 → YES</w:t>
+      </w:r>
+    </w:p>
+    <w:p>
+      <w:pPr>
+        <w:pStyle w:val="ListBullet"/>
+      </w:pPr>
+      <w:r>
+        <w:t>│  ├─ F4V3 → YES</w:t>
+      </w:r>
+    </w:p>
+    <w:p>
+      <w:pPr>
+        <w:pStyle w:val="ListBullet"/>
+      </w:pPr>
+      <w:r>
+        <w:t>│  └─ F4V1 → F2</w:t>
+      </w:r>
+    </w:p>
+    <w:p>
+      <w:pPr>
+        <w:pStyle w:val="ListBullet"/>
+      </w:pPr>
+      <w:r>
+        <w:t>│     ├─ F2V1 → YES</w:t>
+      </w:r>
+    </w:p>
+    <w:p>
+      <w:pPr>
+        <w:pStyle w:val="ListBullet"/>
+      </w:pPr>
+      <w:r>
+        <w:t>│     └─ F2V2 → NO</w:t>
+      </w:r>
+    </w:p>
+    <w:p>
+      <w:pPr>
+        <w:pStyle w:val="ListBullet"/>
+      </w:pPr>
+      <w:r>
+        <w:t>└─ F1V2 → F2</w:t>
+      </w:r>
+    </w:p>
+    <w:p>
+      <w:pPr>
+        <w:pStyle w:val="ListBullet"/>
+      </w:pPr>
+      <w:r>
+        <w:t xml:space="preserve">   ├─ F2V2 → NO</w:t>
+      </w:r>
+    </w:p>
+    <w:p>
+      <w:pPr>
+        <w:pStyle w:val="ListBullet"/>
+      </w:pPr>
+      <w:r>
+        <w:t xml:space="preserve">   └─ F2V1 → F4</w:t>
+      </w:r>
+    </w:p>
+    <w:p>
+      <w:pPr>
+        <w:pStyle w:val="ListBullet"/>
+      </w:pPr>
+      <w:r>
+        <w:t xml:space="preserve">      ├─ F4V1 → YES</w:t>
+      </w:r>
+    </w:p>
+    <w:p>
+      <w:pPr>
+        <w:pStyle w:val="ListBullet"/>
+      </w:pPr>
+      <w:r>
+        <w:t xml:space="preserve">      └─ F4V3 → NO</w:t>
       </w:r>
     </w:p>
     <w:sectPr>

--- a/COMP4431_PastPaper_QuizSol.docx
+++ b/COMP4431_PastPaper_QuizSol.docx
@@ -12136,6 +12136,1159 @@
         <w:t xml:space="preserve">      └─ F4V3 → NO</w:t>
       </w:r>
     </w:p>
+    <w:p>
+      <w:pPr>
+        <w:pStyle w:val="Heading1"/>
+      </w:pPr>
+      <w:r>
+        <w:t>ROUND 4 — CORRECTIONS &amp; ADDITIONS</w:t>
+      </w:r>
+    </w:p>
+    <w:p>
+      <w:pPr>
+        <w:pStyle w:val="Heading2"/>
+      </w:pPr>
+      <w:r>
+        <w:t>⚠ CORRECTION: Dec 2016 Q3 A* — Previous Answer Wrong</w:t>
+      </w:r>
+    </w:p>
+    <w:p>
+      <w:r>
+        <w:rPr>
+          <w:b/>
+        </w:rPr>
+        <w:t>The earlier cheatsheet said B→C→D→G cost=22 using C-D=9. Verified from paper: C-D=20, C-F=9. Correct A* path is B→C→E→D→G cost=26.</w:t>
+      </w:r>
+    </w:p>
+    <w:p>
+      <w:r>
+        <w:rPr>
+          <w:b w:val="0"/>
+        </w:rPr>
+        <w:t>See Calculation Steps section for full 5-algorithm expansion tables.</w:t>
+      </w:r>
+    </w:p>
+    <w:p>
+      <w:r>
+        <w:t>────────────────────────────────────────────────────────────</w:t>
+      </w:r>
+    </w:p>
+    <w:p>
+      <w:pPr>
+        <w:pStyle w:val="Heading2"/>
+      </w:pPr>
+      <w:r>
+        <w:t>Dec 2016 Q3 — All 5 Algorithms Summary</w:t>
+      </w:r>
+    </w:p>
+    <w:tbl>
+      <w:tblPr>
+        <w:tblStyle w:val="TableGrid"/>
+        <w:tblW w:type="auto" w:w="0"/>
+        <w:tblLook w:firstColumn="1" w:firstRow="1" w:lastColumn="0" w:lastRow="0" w:noHBand="0" w:noVBand="1" w:val="04A0"/>
+      </w:tblPr>
+      <w:tblGrid>
+        <w:gridCol w:w="2550"/>
+        <w:gridCol w:w="2550"/>
+        <w:gridCol w:w="2550"/>
+        <w:gridCol w:w="2550"/>
+      </w:tblGrid>
+      <w:tr>
+        <w:tc>
+          <w:tcPr>
+            <w:tcW w:type="dxa" w:w="2550"/>
+          </w:tcPr>
+          <w:p>
+            <w:r>
+              <w:rPr>
+                <w:b/>
+              </w:rPr>
+              <w:t>Algorithm</w:t>
+            </w:r>
+          </w:p>
+        </w:tc>
+        <w:tc>
+          <w:tcPr>
+            <w:tcW w:type="dxa" w:w="2550"/>
+          </w:tcPr>
+          <w:p>
+            <w:r>
+              <w:rPr>
+                <w:b/>
+              </w:rPr>
+              <w:t>Path</w:t>
+            </w:r>
+          </w:p>
+        </w:tc>
+        <w:tc>
+          <w:tcPr>
+            <w:tcW w:type="dxa" w:w="2550"/>
+          </w:tcPr>
+          <w:p>
+            <w:r>
+              <w:rPr>
+                <w:b/>
+              </w:rPr>
+              <w:t>Cost</w:t>
+            </w:r>
+          </w:p>
+        </w:tc>
+        <w:tc>
+          <w:tcPr>
+            <w:tcW w:type="dxa" w:w="2550"/>
+          </w:tcPr>
+          <w:p>
+            <w:r>
+              <w:rPr>
+                <w:b/>
+              </w:rPr>
+              <w:t>Optimal?</w:t>
+            </w:r>
+          </w:p>
+        </w:tc>
+      </w:tr>
+      <w:tr>
+        <w:tc>
+          <w:tcPr>
+            <w:tcW w:type="dxa" w:w="2550"/>
+          </w:tcPr>
+          <w:p>
+            <w:r>
+              <w:t>BFS</w:t>
+            </w:r>
+          </w:p>
+        </w:tc>
+        <w:tc>
+          <w:tcPr>
+            <w:tcW w:type="dxa" w:w="2550"/>
+          </w:tcPr>
+          <w:p>
+            <w:r>
+              <w:t>B→C→D→G</w:t>
+            </w:r>
+          </w:p>
+        </w:tc>
+        <w:tc>
+          <w:tcPr>
+            <w:tcW w:type="dxa" w:w="2550"/>
+          </w:tcPr>
+          <w:p>
+            <w:r>
+              <w:t>33</w:t>
+            </w:r>
+          </w:p>
+        </w:tc>
+        <w:tc>
+          <w:tcPr>
+            <w:tcW w:type="dxa" w:w="2550"/>
+          </w:tcPr>
+          <w:p>
+            <w:r>
+              <w:t>No — min hops, not min cost</w:t>
+            </w:r>
+          </w:p>
+        </w:tc>
+      </w:tr>
+      <w:tr>
+        <w:tc>
+          <w:tcPr>
+            <w:tcW w:type="dxa" w:w="2550"/>
+          </w:tcPr>
+          <w:p>
+            <w:r>
+              <w:t>DFS</w:t>
+            </w:r>
+          </w:p>
+        </w:tc>
+        <w:tc>
+          <w:tcPr>
+            <w:tcW w:type="dxa" w:w="2550"/>
+          </w:tcPr>
+          <w:p>
+            <w:r>
+              <w:t>B→A→F→C→D→G</w:t>
+            </w:r>
+          </w:p>
+        </w:tc>
+        <w:tc>
+          <w:tcPr>
+            <w:tcW w:type="dxa" w:w="2550"/>
+          </w:tcPr>
+          <w:p>
+            <w:r>
+              <w:t>72</w:t>
+            </w:r>
+          </w:p>
+        </w:tc>
+        <w:tc>
+          <w:tcPr>
+            <w:tcW w:type="dxa" w:w="2550"/>
+          </w:tcPr>
+          <w:p>
+            <w:r>
+              <w:t>No</w:t>
+            </w:r>
+          </w:p>
+        </w:tc>
+      </w:tr>
+      <w:tr>
+        <w:tc>
+          <w:tcPr>
+            <w:tcW w:type="dxa" w:w="2550"/>
+          </w:tcPr>
+          <w:p>
+            <w:r>
+              <w:t>UCS</w:t>
+            </w:r>
+          </w:p>
+        </w:tc>
+        <w:tc>
+          <w:tcPr>
+            <w:tcW w:type="dxa" w:w="2550"/>
+          </w:tcPr>
+          <w:p>
+            <w:r>
+              <w:t>B→C→E→D→G</w:t>
+            </w:r>
+          </w:p>
+        </w:tc>
+        <w:tc>
+          <w:tcPr>
+            <w:tcW w:type="dxa" w:w="2550"/>
+          </w:tcPr>
+          <w:p>
+            <w:r>
+              <w:t>26</w:t>
+            </w:r>
+          </w:p>
+        </w:tc>
+        <w:tc>
+          <w:tcPr>
+            <w:tcW w:type="dxa" w:w="2550"/>
+          </w:tcPr>
+          <w:p>
+            <w:r>
+              <w:t>Yes</w:t>
+            </w:r>
+          </w:p>
+        </w:tc>
+      </w:tr>
+      <w:tr>
+        <w:tc>
+          <w:tcPr>
+            <w:tcW w:type="dxa" w:w="2550"/>
+          </w:tcPr>
+          <w:p>
+            <w:r>
+              <w:t>Greedy</w:t>
+            </w:r>
+          </w:p>
+        </w:tc>
+        <w:tc>
+          <w:tcPr>
+            <w:tcW w:type="dxa" w:w="2550"/>
+          </w:tcPr>
+          <w:p>
+            <w:r>
+              <w:t>B→C→D→G</w:t>
+            </w:r>
+          </w:p>
+        </w:tc>
+        <w:tc>
+          <w:tcPr>
+            <w:tcW w:type="dxa" w:w="2550"/>
+          </w:tcPr>
+          <w:p>
+            <w:r>
+              <w:t>33</w:t>
+            </w:r>
+          </w:p>
+        </w:tc>
+        <w:tc>
+          <w:tcPr>
+            <w:tcW w:type="dxa" w:w="2550"/>
+          </w:tcPr>
+          <w:p>
+            <w:r>
+              <w:t>No — ignores g</w:t>
+            </w:r>
+          </w:p>
+        </w:tc>
+      </w:tr>
+      <w:tr>
+        <w:tc>
+          <w:tcPr>
+            <w:tcW w:type="dxa" w:w="2550"/>
+          </w:tcPr>
+          <w:p>
+            <w:r>
+              <w:t>A*</w:t>
+            </w:r>
+          </w:p>
+        </w:tc>
+        <w:tc>
+          <w:tcPr>
+            <w:tcW w:type="dxa" w:w="2550"/>
+          </w:tcPr>
+          <w:p>
+            <w:r>
+              <w:t>B→C→E→D→G</w:t>
+            </w:r>
+          </w:p>
+        </w:tc>
+        <w:tc>
+          <w:tcPr>
+            <w:tcW w:type="dxa" w:w="2550"/>
+          </w:tcPr>
+          <w:p>
+            <w:r>
+              <w:t>26</w:t>
+            </w:r>
+          </w:p>
+        </w:tc>
+        <w:tc>
+          <w:tcPr>
+            <w:tcW w:type="dxa" w:w="2550"/>
+          </w:tcPr>
+          <w:p>
+            <w:r>
+              <w:t>Yes</w:t>
+            </w:r>
+          </w:p>
+        </w:tc>
+      </w:tr>
+    </w:tbl>
+    <w:p/>
+    <w:p>
+      <w:r>
+        <w:rPr>
+          <w:b w:val="0"/>
+        </w:rPr>
+        <w:t>Admissibility: ALL nodes satisfy h(n)≤h*(n). Most critical: h(B)=25 ≤ h*(B)=26. ADMISSIBLE.</w:t>
+      </w:r>
+    </w:p>
+    <w:p>
+      <w:r>
+        <w:t>────────────────────────────────────────────────────────────</w:t>
+      </w:r>
+    </w:p>
+    <w:p>
+      <w:pPr>
+        <w:pStyle w:val="Heading2"/>
+      </w:pPr>
+      <w:r>
+        <w:t>Dec 2016 Q4.1 — Perceptron (4D, 8 Points)</w:t>
+      </w:r>
+    </w:p>
+    <w:p>
+      <w:r>
+        <w:rPr>
+          <w:b w:val="0"/>
+        </w:rPr>
+        <w:t>Initial w=(0.1, −0.02, −0.02, 0.07), η=0.1. Two updates, converges after 1 epoch.</w:t>
+      </w:r>
+    </w:p>
+    <w:tbl>
+      <w:tblPr>
+        <w:tblStyle w:val="TableGrid"/>
+        <w:tblW w:type="auto" w:w="0"/>
+        <w:tblLook w:firstColumn="1" w:firstRow="1" w:lastColumn="0" w:lastRow="0" w:noHBand="0" w:noVBand="1" w:val="04A0"/>
+      </w:tblPr>
+      <w:tblGrid>
+        <w:gridCol w:w="1700"/>
+        <w:gridCol w:w="1700"/>
+        <w:gridCol w:w="1700"/>
+        <w:gridCol w:w="1700"/>
+        <w:gridCol w:w="1700"/>
+        <w:gridCol w:w="1700"/>
+      </w:tblGrid>
+      <w:tr>
+        <w:tc>
+          <w:tcPr>
+            <w:tcW w:type="dxa" w:w="1700"/>
+          </w:tcPr>
+          <w:p>
+            <w:r>
+              <w:rPr>
+                <w:b/>
+              </w:rPr>
+              <w:t>Point</w:t>
+            </w:r>
+          </w:p>
+        </w:tc>
+        <w:tc>
+          <w:tcPr>
+            <w:tcW w:type="dxa" w:w="1700"/>
+          </w:tcPr>
+          <w:p>
+            <w:r>
+              <w:rPr>
+                <w:b/>
+              </w:rPr>
+              <w:t>y</w:t>
+            </w:r>
+          </w:p>
+        </w:tc>
+        <w:tc>
+          <w:tcPr>
+            <w:tcW w:type="dxa" w:w="1700"/>
+          </w:tcPr>
+          <w:p>
+            <w:r>
+              <w:rPr>
+                <w:b/>
+              </w:rPr>
+              <w:t>net</w:t>
+            </w:r>
+          </w:p>
+        </w:tc>
+        <w:tc>
+          <w:tcPr>
+            <w:tcW w:type="dxa" w:w="1700"/>
+          </w:tcPr>
+          <w:p>
+            <w:r>
+              <w:rPr>
+                <w:b/>
+              </w:rPr>
+              <w:t>y_est</w:t>
+            </w:r>
+          </w:p>
+        </w:tc>
+        <w:tc>
+          <w:tcPr>
+            <w:tcW w:type="dxa" w:w="1700"/>
+          </w:tcPr>
+          <w:p>
+            <w:r>
+              <w:rPr>
+                <w:b/>
+              </w:rPr>
+              <w:t>Updated?</w:t>
+            </w:r>
+          </w:p>
+        </w:tc>
+        <w:tc>
+          <w:tcPr>
+            <w:tcW w:type="dxa" w:w="1700"/>
+          </w:tcPr>
+          <w:p>
+            <w:r>
+              <w:rPr>
+                <w:b/>
+              </w:rPr>
+              <w:t>w after update</w:t>
+            </w:r>
+          </w:p>
+        </w:tc>
+      </w:tr>
+      <w:tr>
+        <w:tc>
+          <w:tcPr>
+            <w:tcW w:type="dxa" w:w="1700"/>
+          </w:tcPr>
+          <w:p>
+            <w:r>
+              <w:t>P1(0.14,−0.54,0.26,0.33)</w:t>
+            </w:r>
+          </w:p>
+        </w:tc>
+        <w:tc>
+          <w:tcPr>
+            <w:tcW w:type="dxa" w:w="1700"/>
+          </w:tcPr>
+          <w:p>
+            <w:r>
+              <w:t>-1</w:t>
+            </w:r>
+          </w:p>
+        </w:tc>
+        <w:tc>
+          <w:tcPr>
+            <w:tcW w:type="dxa" w:w="1700"/>
+          </w:tcPr>
+          <w:p>
+            <w:r>
+              <w:t>0.0427</w:t>
+            </w:r>
+          </w:p>
+        </w:tc>
+        <w:tc>
+          <w:tcPr>
+            <w:tcW w:type="dxa" w:w="1700"/>
+          </w:tcPr>
+          <w:p>
+            <w:r>
+              <w:t>1</w:t>
+            </w:r>
+          </w:p>
+        </w:tc>
+        <w:tc>
+          <w:tcPr>
+            <w:tcW w:type="dxa" w:w="1700"/>
+          </w:tcPr>
+          <w:p>
+            <w:r>
+              <w:t>YES</w:t>
+            </w:r>
+          </w:p>
+        </w:tc>
+        <w:tc>
+          <w:tcPr>
+            <w:tcW w:type="dxa" w:w="1700"/>
+          </w:tcPr>
+          <w:p>
+            <w:r>
+              <w:t>(0.072, 0.088, −0.072, 0.004)</w:t>
+            </w:r>
+          </w:p>
+        </w:tc>
+      </w:tr>
+      <w:tr>
+        <w:tc>
+          <w:tcPr>
+            <w:tcW w:type="dxa" w:w="1700"/>
+          </w:tcPr>
+          <w:p>
+            <w:r>
+              <w:t>P2(0.38,0.26,0.19,−0.09)</w:t>
+            </w:r>
+          </w:p>
+        </w:tc>
+        <w:tc>
+          <w:tcPr>
+            <w:tcW w:type="dxa" w:w="1700"/>
+          </w:tcPr>
+          <w:p>
+            <w:r>
+              <w:t>1</w:t>
+            </w:r>
+          </w:p>
+        </w:tc>
+        <w:tc>
+          <w:tcPr>
+            <w:tcW w:type="dxa" w:w="1700"/>
+          </w:tcPr>
+          <w:p>
+            <w:r>
+              <w:t>0.0362</w:t>
+            </w:r>
+          </w:p>
+        </w:tc>
+        <w:tc>
+          <w:tcPr>
+            <w:tcW w:type="dxa" w:w="1700"/>
+          </w:tcPr>
+          <w:p>
+            <w:r>
+              <w:t>1</w:t>
+            </w:r>
+          </w:p>
+        </w:tc>
+        <w:tc>
+          <w:tcPr>
+            <w:tcW w:type="dxa" w:w="1700"/>
+          </w:tcPr>
+          <w:p>
+            <w:r>
+              <w:t>no</w:t>
+            </w:r>
+          </w:p>
+        </w:tc>
+        <w:tc>
+          <w:tcPr>
+            <w:tcW w:type="dxa" w:w="1700"/>
+          </w:tcPr>
+          <w:p>
+            <w:r>
+              <w:t>(0.072, 0.088, −0.072, 0.004)</w:t>
+            </w:r>
+          </w:p>
+        </w:tc>
+      </w:tr>
+      <w:tr>
+        <w:tc>
+          <w:tcPr>
+            <w:tcW w:type="dxa" w:w="1700"/>
+          </w:tcPr>
+          <w:p>
+            <w:r>
+              <w:t>P3(−0.42,−0.2,−0.47,−0.57)</w:t>
+            </w:r>
+          </w:p>
+        </w:tc>
+        <w:tc>
+          <w:tcPr>
+            <w:tcW w:type="dxa" w:w="1700"/>
+          </w:tcPr>
+          <w:p>
+            <w:r>
+              <w:t>-1</w:t>
+            </w:r>
+          </w:p>
+        </w:tc>
+        <w:tc>
+          <w:tcPr>
+            <w:tcW w:type="dxa" w:w="1700"/>
+          </w:tcPr>
+          <w:p>
+            <w:r>
+              <w:t>−0.0163</w:t>
+            </w:r>
+          </w:p>
+        </w:tc>
+        <w:tc>
+          <w:tcPr>
+            <w:tcW w:type="dxa" w:w="1700"/>
+          </w:tcPr>
+          <w:p>
+            <w:r>
+              <w:t>-1</w:t>
+            </w:r>
+          </w:p>
+        </w:tc>
+        <w:tc>
+          <w:tcPr>
+            <w:tcW w:type="dxa" w:w="1700"/>
+          </w:tcPr>
+          <w:p>
+            <w:r>
+              <w:t>no</w:t>
+            </w:r>
+          </w:p>
+        </w:tc>
+        <w:tc>
+          <w:tcPr>
+            <w:tcW w:type="dxa" w:w="1700"/>
+          </w:tcPr>
+          <w:p>
+            <w:r>
+              <w:t>(0.072, 0.088, −0.072, 0.004)</w:t>
+            </w:r>
+          </w:p>
+        </w:tc>
+      </w:tr>
+      <w:tr>
+        <w:tc>
+          <w:tcPr>
+            <w:tcW w:type="dxa" w:w="1700"/>
+          </w:tcPr>
+          <w:p>
+            <w:r>
+              <w:t>P4(0.34,−0.3,−0.3,−0.27)</w:t>
+            </w:r>
+          </w:p>
+        </w:tc>
+        <w:tc>
+          <w:tcPr>
+            <w:tcW w:type="dxa" w:w="1700"/>
+          </w:tcPr>
+          <w:p>
+            <w:r>
+              <w:t>-1</w:t>
+            </w:r>
+          </w:p>
+        </w:tc>
+        <w:tc>
+          <w:tcPr>
+            <w:tcW w:type="dxa" w:w="1700"/>
+          </w:tcPr>
+          <w:p>
+            <w:r>
+              <w:t>0.0186</w:t>
+            </w:r>
+          </w:p>
+        </w:tc>
+        <w:tc>
+          <w:tcPr>
+            <w:tcW w:type="dxa" w:w="1700"/>
+          </w:tcPr>
+          <w:p>
+            <w:r>
+              <w:t>1</w:t>
+            </w:r>
+          </w:p>
+        </w:tc>
+        <w:tc>
+          <w:tcPr>
+            <w:tcW w:type="dxa" w:w="1700"/>
+          </w:tcPr>
+          <w:p>
+            <w:r>
+              <w:t>YES</w:t>
+            </w:r>
+          </w:p>
+        </w:tc>
+        <w:tc>
+          <w:tcPr>
+            <w:tcW w:type="dxa" w:w="1700"/>
+          </w:tcPr>
+          <w:p>
+            <w:r>
+              <w:t>(0.004, 0.148, −0.012, 0.058)</w:t>
+            </w:r>
+          </w:p>
+        </w:tc>
+      </w:tr>
+      <w:tr>
+        <w:tc>
+          <w:tcPr>
+            <w:tcW w:type="dxa" w:w="1700"/>
+          </w:tcPr>
+          <w:p>
+            <w:r>
+              <w:t>P5–P8</w:t>
+            </w:r>
+          </w:p>
+        </w:tc>
+        <w:tc>
+          <w:tcPr>
+            <w:tcW w:type="dxa" w:w="1700"/>
+          </w:tcPr>
+          <w:p>
+            <w:r>
+              <w:t>—</w:t>
+            </w:r>
+          </w:p>
+        </w:tc>
+        <w:tc>
+          <w:tcPr>
+            <w:tcW w:type="dxa" w:w="1700"/>
+          </w:tcPr>
+          <w:p>
+            <w:r>
+              <w:t>all correct</w:t>
+            </w:r>
+          </w:p>
+        </w:tc>
+        <w:tc>
+          <w:tcPr>
+            <w:tcW w:type="dxa" w:w="1700"/>
+          </w:tcPr>
+          <w:p>
+            <w:r>
+              <w:t>—</w:t>
+            </w:r>
+          </w:p>
+        </w:tc>
+        <w:tc>
+          <w:tcPr>
+            <w:tcW w:type="dxa" w:w="1700"/>
+          </w:tcPr>
+          <w:p>
+            <w:r>
+              <w:t>no</w:t>
+            </w:r>
+          </w:p>
+        </w:tc>
+        <w:tc>
+          <w:tcPr>
+            <w:tcW w:type="dxa" w:w="1700"/>
+          </w:tcPr>
+          <w:p>
+            <w:r>
+              <w:t>(0.004, 0.148, −0.012, 0.058) — CONVERGED</w:t>
+            </w:r>
+          </w:p>
+        </w:tc>
+      </w:tr>
+    </w:tbl>
+    <w:p/>
+    <w:p>
+      <w:r>
+        <w:rPr>
+          <w:b w:val="0"/>
+        </w:rPr>
+        <w:t>Final weights: w = (0.004, 0.148, −0.012, 0.058)</w:t>
+      </w:r>
+    </w:p>
+    <w:p>
+      <w:r>
+        <w:t>────────────────────────────────────────────────────────────</w:t>
+      </w:r>
+    </w:p>
+    <w:p>
+      <w:pPr>
+        <w:pStyle w:val="Heading2"/>
+      </w:pPr>
+      <w:r>
+        <w:t>Exam Information (from Final Exam PDF)</w:t>
+      </w:r>
+    </w:p>
+    <w:p>
+      <w:pPr>
+        <w:pStyle w:val="ListBullet"/>
+      </w:pPr>
+      <w:r>
+        <w:t>NON-PROGRAMMABLE CALCULATOR IS ALLOWED.</w:t>
+      </w:r>
+    </w:p>
+    <w:p>
+      <w:pPr>
+        <w:pStyle w:val="ListBullet"/>
+      </w:pPr>
+      <w:r>
+        <w:t>Coverage: all content from Lectures 1–9. Mathematical proofs and lab content are EXCLUDED.</w:t>
+      </w:r>
+    </w:p>
+    <w:p>
+      <w:pPr>
+        <w:pStyle w:val="ListBullet"/>
+      </w:pPr>
+      <w:r>
+        <w:t>Format: 20% MCQ + 80% written (understanding, comparison, calculation).</w:t>
+      </w:r>
+    </w:p>
+    <w:p>
+      <w:r>
+        <w:rPr>
+          <w:b w:val="0"/>
+        </w:rPr>
+        <w:t>The 9 course questions (useful for MCQ "which lecture covers X"):</w:t>
+      </w:r>
+    </w:p>
+    <w:tbl>
+      <w:tblPr>
+        <w:tblStyle w:val="TableGrid"/>
+        <w:tblW w:type="auto" w:w="0"/>
+        <w:tblLook w:firstColumn="1" w:firstRow="1" w:lastColumn="0" w:lastRow="0" w:noHBand="0" w:noVBand="1" w:val="04A0"/>
+      </w:tblPr>
+      <w:tblGrid>
+        <w:gridCol w:w="3400"/>
+        <w:gridCol w:w="3400"/>
+        <w:gridCol w:w="3400"/>
+      </w:tblGrid>
+      <w:tr>
+        <w:tc>
+          <w:tcPr>
+            <w:tcW w:type="dxa" w:w="3400"/>
+          </w:tcPr>
+          <w:p>
+            <w:r>
+              <w:rPr>
+                <w:b/>
+              </w:rPr>
+              <w:t>#</w:t>
+            </w:r>
+          </w:p>
+        </w:tc>
+        <w:tc>
+          <w:tcPr>
+            <w:tcW w:type="dxa" w:w="3400"/>
+          </w:tcPr>
+          <w:p>
+            <w:r>
+              <w:rPr>
+                <w:b/>
+              </w:rPr>
+              <w:t>Course Question</w:t>
+            </w:r>
+          </w:p>
+        </w:tc>
+        <w:tc>
+          <w:tcPr>
+            <w:tcW w:type="dxa" w:w="3400"/>
+          </w:tcPr>
+          <w:p>
+            <w:r>
+              <w:rPr>
+                <w:b/>
+              </w:rPr>
+              <w:t>Lecture(s)</w:t>
+            </w:r>
+          </w:p>
+        </w:tc>
+      </w:tr>
+      <w:tr>
+        <w:tc>
+          <w:tcPr>
+            <w:tcW w:type="dxa" w:w="3400"/>
+          </w:tcPr>
+          <w:p>
+            <w:r>
+              <w:t>1</w:t>
+            </w:r>
+          </w:p>
+        </w:tc>
+        <w:tc>
+          <w:tcPr>
+            <w:tcW w:type="dxa" w:w="3400"/>
+          </w:tcPr>
+          <w:p>
+            <w:r>
+              <w:t>What is AI?</w:t>
+            </w:r>
+          </w:p>
+        </w:tc>
+        <w:tc>
+          <w:tcPr>
+            <w:tcW w:type="dxa" w:w="3400"/>
+          </w:tcPr>
+          <w:p>
+            <w:r>
+              <w:t>L01</w:t>
+            </w:r>
+          </w:p>
+        </w:tc>
+      </w:tr>
+      <w:tr>
+        <w:tc>
+          <w:tcPr>
+            <w:tcW w:type="dxa" w:w="3400"/>
+          </w:tcPr>
+          <w:p>
+            <w:r>
+              <w:t>2</w:t>
+            </w:r>
+          </w:p>
+        </w:tc>
+        <w:tc>
+          <w:tcPr>
+            <w:tcW w:type="dxa" w:w="3400"/>
+          </w:tcPr>
+          <w:p>
+            <w:r>
+              <w:t>How to find a solution for a given problem?</w:t>
+            </w:r>
+          </w:p>
+        </w:tc>
+        <w:tc>
+          <w:tcPr>
+            <w:tcW w:type="dxa" w:w="3400"/>
+          </w:tcPr>
+          <w:p>
+            <w:r>
+              <w:t>L02</w:t>
+            </w:r>
+          </w:p>
+        </w:tc>
+      </w:tr>
+      <w:tr>
+        <w:tc>
+          <w:tcPr>
+            <w:tcW w:type="dxa" w:w="3400"/>
+          </w:tcPr>
+          <w:p>
+            <w:r>
+              <w:t>3</w:t>
+            </w:r>
+          </w:p>
+        </w:tc>
+        <w:tc>
+          <w:tcPr>
+            <w:tcW w:type="dxa" w:w="3400"/>
+          </w:tcPr>
+          <w:p>
+            <w:r>
+              <w:t>How to find a solution with constraint?</w:t>
+            </w:r>
+          </w:p>
+        </w:tc>
+        <w:tc>
+          <w:tcPr>
+            <w:tcW w:type="dxa" w:w="3400"/>
+          </w:tcPr>
+          <w:p>
+            <w:r>
+              <w:t>L05 (CSP)</w:t>
+            </w:r>
+          </w:p>
+        </w:tc>
+      </w:tr>
+      <w:tr>
+        <w:tc>
+          <w:tcPr>
+            <w:tcW w:type="dxa" w:w="3400"/>
+          </w:tcPr>
+          <w:p>
+            <w:r>
+              <w:t>4</w:t>
+            </w:r>
+          </w:p>
+        </w:tc>
+        <w:tc>
+          <w:tcPr>
+            <w:tcW w:type="dxa" w:w="3400"/>
+          </w:tcPr>
+          <w:p>
+            <w:r>
+              <w:t>How to find a solution for more than one intelligent agent?</w:t>
+            </w:r>
+          </w:p>
+        </w:tc>
+        <w:tc>
+          <w:tcPr>
+            <w:tcW w:type="dxa" w:w="3400"/>
+          </w:tcPr>
+          <w:p>
+            <w:r>
+              <w:t>L05 (Game)</w:t>
+            </w:r>
+          </w:p>
+        </w:tc>
+      </w:tr>
+      <w:tr>
+        <w:tc>
+          <w:tcPr>
+            <w:tcW w:type="dxa" w:w="3400"/>
+          </w:tcPr>
+          <w:p>
+            <w:r>
+              <w:t>5</w:t>
+            </w:r>
+          </w:p>
+        </w:tc>
+        <w:tc>
+          <w:tcPr>
+            <w:tcW w:type="dxa" w:w="3400"/>
+          </w:tcPr>
+          <w:p>
+            <w:r>
+              <w:t>How to find a solution by summarising all available information?</w:t>
+            </w:r>
+          </w:p>
+        </w:tc>
+        <w:tc>
+          <w:tcPr>
+            <w:tcW w:type="dxa" w:w="3400"/>
+          </w:tcPr>
+          <w:p>
+            <w:r>
+              <w:t>L03 (KB Agent)</w:t>
+            </w:r>
+          </w:p>
+        </w:tc>
+      </w:tr>
+      <w:tr>
+        <w:tc>
+          <w:tcPr>
+            <w:tcW w:type="dxa" w:w="3400"/>
+          </w:tcPr>
+          <w:p>
+            <w:r>
+              <w:t>6</w:t>
+            </w:r>
+          </w:p>
+        </w:tc>
+        <w:tc>
+          <w:tcPr>
+            <w:tcW w:type="dxa" w:w="3400"/>
+          </w:tcPr>
+          <w:p>
+            <w:r>
+              <w:t>How to build knowledge base by learning?</w:t>
+            </w:r>
+          </w:p>
+        </w:tc>
+        <w:tc>
+          <w:tcPr>
+            <w:tcW w:type="dxa" w:w="3400"/>
+          </w:tcPr>
+          <w:p>
+            <w:r>
+              <w:t>L03/L06</w:t>
+            </w:r>
+          </w:p>
+        </w:tc>
+      </w:tr>
+      <w:tr>
+        <w:tc>
+          <w:tcPr>
+            <w:tcW w:type="dxa" w:w="3400"/>
+          </w:tcPr>
+          <w:p>
+            <w:r>
+              <w:t>7</w:t>
+            </w:r>
+          </w:p>
+        </w:tc>
+        <w:tc>
+          <w:tcPr>
+            <w:tcW w:type="dxa" w:w="3400"/>
+          </w:tcPr>
+          <w:p>
+            <w:r>
+              <w:t>How to solve the problem by learning?</w:t>
+            </w:r>
+          </w:p>
+        </w:tc>
+        <w:tc>
+          <w:tcPr>
+            <w:tcW w:type="dxa" w:w="3400"/>
+          </w:tcPr>
+          <w:p>
+            <w:r>
+              <w:t>L06/L07</w:t>
+            </w:r>
+          </w:p>
+        </w:tc>
+      </w:tr>
+      <w:tr>
+        <w:tc>
+          <w:tcPr>
+            <w:tcW w:type="dxa" w:w="3400"/>
+          </w:tcPr>
+          <w:p>
+            <w:r>
+              <w:t>8</w:t>
+            </w:r>
+          </w:p>
+        </w:tc>
+        <w:tc>
+          <w:tcPr>
+            <w:tcW w:type="dxa" w:w="3400"/>
+          </w:tcPr>
+          <w:p>
+            <w:r>
+              <w:t>Human-like judgement by human-like information processing</w:t>
+            </w:r>
+          </w:p>
+        </w:tc>
+        <w:tc>
+          <w:tcPr>
+            <w:tcW w:type="dxa" w:w="3400"/>
+          </w:tcPr>
+          <w:p>
+            <w:r>
+              <w:t>L07/L08</w:t>
+            </w:r>
+          </w:p>
+        </w:tc>
+      </w:tr>
+      <w:tr>
+        <w:tc>
+          <w:tcPr>
+            <w:tcW w:type="dxa" w:w="3400"/>
+          </w:tcPr>
+          <w:p>
+            <w:r>
+              <w:t>9</w:t>
+            </w:r>
+          </w:p>
+        </w:tc>
+        <w:tc>
+          <w:tcPr>
+            <w:tcW w:type="dxa" w:w="3400"/>
+          </w:tcPr>
+          <w:p>
+            <w:r>
+              <w:t>How to find the cause behind the fact?</w:t>
+            </w:r>
+          </w:p>
+        </w:tc>
+        <w:tc>
+          <w:tcPr>
+            <w:tcW w:type="dxa" w:w="3400"/>
+          </w:tcPr>
+          <w:p>
+            <w:r>
+              <w:t>L09</w:t>
+            </w:r>
+          </w:p>
+        </w:tc>
+      </w:tr>
+    </w:tbl>
+    <w:p/>
     <w:sectPr>
       <w:pgSz w:w="12240" w:h="15840"/>
       <w:pgMar w:top="850" w:right="1020" w:bottom="850" w:left="1020" w:header="720" w:footer="720" w:gutter="0"/>

--- a/COMP4431_PastPaper_QuizSol.docx
+++ b/COMP4431_PastPaper_QuizSol.docx
@@ -13289,6 +13289,1422 @@
       </w:tr>
     </w:tbl>
     <w:p/>
+    <w:p>
+      <w:r>
+        <w:t>──────────────────────────────────────────────────────────────────────</w:t>
+      </w:r>
+    </w:p>
+    <w:p>
+      <w:pPr>
+        <w:pStyle w:val="Heading1"/>
+      </w:pPr>
+      <w:r>
+        <w:t>GAP FIX 2: Dec 2023 (2023/2024 Sem I, 20 Dec 2023) Q7 — Backprop Full Solution</w:t>
+      </w:r>
+    </w:p>
+    <w:p>
+      <w:r>
+        <w:t>Source: 20241111_21.pdf, Session 2023/2024 Sem I, Q7 (4 inputs, 3 hidden, 2 outputs).</w:t>
+      </w:r>
+    </w:p>
+    <w:p>
+      <w:r>
+        <w:t>NOTE: The previous fix agent incorrectly substituted a different 2-input/1-output network</w:t>
+      </w:r>
+    </w:p>
+    <w:p>
+      <w:r>
+        <w:t>(from the March 2025 paper). This is the CORRECT Dec 2023 Q7 solution.</w:t>
+      </w:r>
+    </w:p>
+    <w:p>
+      <w:r>
+        <w:t>Network Architecture</w:t>
+      </w:r>
+    </w:p>
+    <w:p>
+      <w:r>
+        <w:t w:space="preserve">  4 input nodes (x1..x4), 3 hidden nodes (j=1,2,3), 2 output nodes (p=1,2).</w:t>
+      </w:r>
+    </w:p>
+    <w:p>
+      <w:r>
+        <w:t w:space="preserve">  Sigmoid activation: sigma(x) = 1/(1+e^{-x})</w:t>
+      </w:r>
+    </w:p>
+    <w:p>
+      <w:r>
+        <w:t w:space="preserve">  W(0)[0] = 4x3 all-ones matrix (input-&gt;hidden weights)</w:t>
+      </w:r>
+    </w:p>
+    <w:p>
+      <w:r>
+        <w:t w:space="preserve">  W(1)[0] = 3x2 all-ones matrix (hidden-&gt;output weights)</w:t>
+      </w:r>
+    </w:p>
+    <w:p>
+      <w:r>
+        <w:t w:space="preserve">  Input: x = [1, 0, 1, 0]^T,  Target: y = [1, 0],  Learning rate: eta = 0.5</w:t>
+      </w:r>
+    </w:p>
+    <w:p>
+      <w:r>
+        <w:t w:space="preserve">  Bias between all layers = 0. Round to 4 decimal places throughout.</w:t>
+      </w:r>
+    </w:p>
+    <w:p>
+      <w:r>
+        <w:t>FORWARD PASS</w:t>
+      </w:r>
+    </w:p>
+    <w:p>
+      <w:r>
+        <w:t>Hidden nodes j=1,2,3 (all identical since W(0) all-ones and x is the same for each):</w:t>
+      </w:r>
+    </w:p>
+    <w:p>
+      <w:r>
+        <w:t w:space="preserve">  net_j = 1*1 + 1*0 + 1*1 + 1*0 = 2  (for each hidden node j)</w:t>
+      </w:r>
+    </w:p>
+    <w:p>
+      <w:r>
+        <w:t w:space="preserve">  o_j = sigma(2) = 1/(1+e^{-2}) = 0.8808  (same for all three hidden nodes)</w:t>
+      </w:r>
+    </w:p>
+    <w:p>
+      <w:r>
+        <w:t>Output nodes (all weights 1, so net_p = o_j1 + o_j2 + o_j3 = 3*0.8808 = 2.6424):</w:t>
+      </w:r>
+    </w:p>
+    <w:p>
+      <w:r>
+        <w:t w:space="preserve">  net_p1 = net_p2 = 1*0.8808 + 1*0.8808 + 1*0.8808 = 2.6424</w:t>
+      </w:r>
+    </w:p>
+    <w:p>
+      <w:r>
+        <w:t w:space="preserve">  y_hat_p1 = y_hat_p2 = sigma(2.6424) = 1/(1+e^{-2.6424}) = 0.9335</w:t>
+      </w:r>
+    </w:p>
+    <w:p>
+      <w:r>
+        <w:t>OUTPUT LAYER DELTAS</w:t>
+      </w:r>
+    </w:p>
+    <w:p>
+      <w:r>
+        <w:t w:space="preserve">  delta_p = (y_p - y_hat_p) * y_hat_p * (1 - y_hat_p)</w:t>
+      </w:r>
+    </w:p>
+    <w:p>
+      <w:r>
+        <w:t w:space="preserve">  delta_p1 = (1 - 0.9335) * 0.9335 * (1 - 0.9335)</w:t>
+      </w:r>
+    </w:p>
+    <w:p>
+      <w:r>
+        <w:t w:space="preserve">           = 0.0665 * 0.9335 * 0.0665 = 0.0041</w:t>
+      </w:r>
+    </w:p>
+    <w:p>
+      <w:r>
+        <w:t w:space="preserve">  delta_p2 = (0 - 0.9335) * 0.9335 * (1 - 0.9335)</w:t>
+      </w:r>
+    </w:p>
+    <w:p>
+      <w:r>
+        <w:t w:space="preserve">           = -0.9335 * 0.9335 * 0.0665 = -0.0579</w:t>
+      </w:r>
+    </w:p>
+    <w:p>
+      <w:r>
+        <w:t>UPDATE W(1) (hidden-&gt;output weights)</w:t>
+      </w:r>
+    </w:p>
+    <w:p>
+      <w:r>
+        <w:t w:space="preserve">  Rule: W_jp(1) = W_jp(0) + eta * delta_p * o_j</w:t>
+      </w:r>
+    </w:p>
+    <w:p>
+      <w:r>
+        <w:t w:space="preserve">  All hidden nodes have o_j = 0.8808; eta = 0.5</w:t>
+      </w:r>
+    </w:p>
+    <w:p>
+      <w:r>
+        <w:t w:space="preserve">  For output p=1 (delta_p1 = 0.0041): W_jp1(1) = 1.0 + 0.5*0.0041*0.8808 = 1.0 + 0.0018 = 1.0018  (all 3 rows)</w:t>
+      </w:r>
+    </w:p>
+    <w:p>
+      <w:r>
+        <w:t w:space="preserve">  For output p=2 (delta_p2 = -0.0579): W_jp2(1) = 1.0 + 0.5*(-0.0579)*0.8808 = 1.0 - 0.0255 = 0.9745  (all 3 rows)</w:t>
+      </w:r>
+    </w:p>
+    <w:p>
+      <w:r>
+        <w:t w:space="preserve">  Updated W(1)[1]:</w:t>
+      </w:r>
+    </w:p>
+    <w:p>
+      <w:r>
+        <w:t w:space="preserve">    Row j=1: [1.0018, 0.9745]</w:t>
+      </w:r>
+    </w:p>
+    <w:p>
+      <w:r>
+        <w:t w:space="preserve">    Row j=2: [1.0018, 0.9745]</w:t>
+      </w:r>
+    </w:p>
+    <w:p>
+      <w:r>
+        <w:t w:space="preserve">    Row j=3: [1.0018, 0.9745]</w:t>
+      </w:r>
+    </w:p>
+    <w:p>
+      <w:r>
+        <w:t>HIDDEN LAYER DELTAS</w:t>
+      </w:r>
+    </w:p>
+    <w:p>
+      <w:r>
+        <w:t w:space="preserve">  delta_j = o_j * (1 - o_j) * sum_p(W_jp * delta_p)</w:t>
+      </w:r>
+    </w:p>
+    <w:p>
+      <w:r>
+        <w:t w:space="preserve">  sum_p(W_jp * delta_p) = 1.0*0.0041 + 1.0*(-0.0579) = 0.0041 - 0.0579 = -0.0538</w:t>
+      </w:r>
+    </w:p>
+    <w:p>
+      <w:r>
+        <w:t w:space="preserve">  delta_j = 0.8808 * (1 - 0.8808) * (-0.0538)</w:t>
+      </w:r>
+    </w:p>
+    <w:p>
+      <w:r>
+        <w:t w:space="preserve">           = 0.8808 * 0.1192 * (-0.0538)</w:t>
+      </w:r>
+    </w:p>
+    <w:p>
+      <w:r>
+        <w:t w:space="preserve">           = 0.1050 * (-0.0538) = -0.0057  (same for all three hidden nodes j=1,2,3)</w:t>
+      </w:r>
+    </w:p>
+    <w:p>
+      <w:r>
+        <w:t>UPDATE W(0) (input-&gt;hidden weights)</w:t>
+      </w:r>
+    </w:p>
+    <w:p>
+      <w:r>
+        <w:t w:space="preserve">  Rule: W_ij(1) = W_ij(0) + eta * delta_j * x_i</w:t>
+      </w:r>
+    </w:p>
+    <w:p>
+      <w:r>
+        <w:t w:space="preserve">  x = [1, 0, 1, 0]; only x_1=1 and x_3=1 produce changes.</w:t>
+      </w:r>
+    </w:p>
+    <w:p>
+      <w:r>
+        <w:t w:space="preserve">  eta = 0.5, delta_j = -0.0057 (same for all hidden nodes)</w:t>
+      </w:r>
+    </w:p>
+    <w:p>
+      <w:r>
+        <w:t w:space="preserve">  For i=1 (x_1=1): W_i1j(1) = 1.0 + 0.5*(-0.0057)*1 = 1.0 - 0.0029 = 0.9971  (all 3 hidden nodes)</w:t>
+      </w:r>
+    </w:p>
+    <w:p>
+      <w:r>
+        <w:t w:space="preserve">  For i=2 (x_2=0): W_i2j(1) = 1.0 (unchanged)</w:t>
+      </w:r>
+    </w:p>
+    <w:p>
+      <w:r>
+        <w:t w:space="preserve">  For i=3 (x_3=1): W_i3j(1) = 1.0 + 0.5*(-0.0057)*1 = 1.0 - 0.0029 = 0.9971  (all 3 hidden nodes)</w:t>
+      </w:r>
+    </w:p>
+    <w:p>
+      <w:r>
+        <w:t w:space="preserve">  For i=4 (x_4=0): W_i4j(1) = 1.0 (unchanged)</w:t>
+      </w:r>
+    </w:p>
+    <w:p>
+      <w:r>
+        <w:t w:space="preserve">  Updated W(0)[1] (all 3 hidden node rows are identical):</w:t>
+      </w:r>
+    </w:p>
+    <w:p>
+      <w:r>
+        <w:t w:space="preserve">    [0.9971, 1.0000, 0.9971, 1.0000]</w:t>
+      </w:r>
+    </w:p>
+    <w:p>
+      <w:r>
+        <w:t>SUMMARY</w:t>
+      </w:r>
+    </w:p>
+    <w:p>
+      <w:r>
+        <w:t w:space="preserve">  W(0)[1]: rows j=1,2,3 all equal [0.9971, 1.0, 0.9971, 1.0]</w:t>
+      </w:r>
+    </w:p>
+    <w:p>
+      <w:r>
+        <w:t w:space="preserve">  W(1)[1]: rows j=1,2,3 all equal [1.0018, 0.9745]</w:t>
+      </w:r>
+    </w:p>
+    <w:p>
+      <w:r>
+        <w:t w:space="preserve">  (Note: exact values depend on 4 d.p. rounding at each step per exam instructions.)</w:t>
+      </w:r>
+    </w:p>
+    <w:p>
+      <w:r>
+        <w:t>──────────────────────────────────────────────────────────────────────</w:t>
+      </w:r>
+    </w:p>
+    <w:p>
+      <w:r>
+        <w:t>SUPPLEMENTARY: March 2025 (2024/2025 Sem I, 17 Dec 2024) Q7 — Simpler Network</w:t>
+      </w:r>
+    </w:p>
+    <w:p>
+      <w:r>
+        <w:t>Source: 20250328_2_20.pdf, Q7 (2 inputs, 2 hidden nodes, 1 output).</w:t>
+      </w:r>
+    </w:p>
+    <w:p>
+      <w:r>
+        <w:t>This is a DIFFERENT question from Dec 2023. Included here for completeness.</w:t>
+      </w:r>
+    </w:p>
+    <w:p>
+      <w:r>
+        <w:t w:space="preserve">  W(0)^{i-&gt;h} = [[0.1, 0.2], [0.3, 0.4]]; W(0)^{h-&gt;o} = [[0.5], [0.6]]</w:t>
+      </w:r>
+    </w:p>
+    <w:p>
+      <w:r>
+        <w:t w:space="preserve">  Input: x=[1,0]; Target y=1; eta=0.5; bias=0</w:t>
+      </w:r>
+    </w:p>
+    <w:p>
+      <w:r>
+        <w:t>Forward pass:</w:t>
+      </w:r>
+    </w:p>
+    <w:p>
+      <w:r>
+        <w:t w:space="preserve">  net_j1 = 0.1*1 + 0.2*0 = 0.1  -&gt;  o_j1 = sigma(0.1) = 0.5250</w:t>
+      </w:r>
+    </w:p>
+    <w:p>
+      <w:r>
+        <w:t w:space="preserve">  net_j2 = 0.3*1 + 0.4*0 = 0.3  -&gt;  o_j2 = sigma(0.3) = 0.5744</w:t>
+      </w:r>
+    </w:p>
+    <w:p>
+      <w:r>
+        <w:t w:space="preserve">  net_p  = 0.5*0.5250 + 0.6*0.5744 = 0.2625 + 0.3446 = 0.6071</w:t>
+      </w:r>
+    </w:p>
+    <w:p>
+      <w:r>
+        <w:t w:space="preserve">  y_hat  = sigma(0.6071) = 0.6474</w:t>
+      </w:r>
+    </w:p>
+    <w:p>
+      <w:r>
+        <w:t>Output delta:  delta_p = (1-0.6474)*0.6474*(1-0.6474) = 0.3526*0.6474*0.3526 = 0.0805</w:t>
+      </w:r>
+    </w:p>
+    <w:p>
+      <w:r>
+        <w:t>Updated W^{h-&gt;o}:  w_j1p = 0.5 + 0.5*0.0805*0.5250 = 0.5211</w:t>
+      </w:r>
+    </w:p>
+    <w:p>
+      <w:r>
+        <w:t w:space="preserve">                   w_j2p = 0.6 + 0.5*0.0805*0.5744 = 0.6231</w:t>
+      </w:r>
+    </w:p>
+    <w:p>
+      <w:r>
+        <w:t>Hidden deltas:  delta_j1 = 0.5250*0.4750*0.5*0.0805 = 0.0100</w:t>
+      </w:r>
+    </w:p>
+    <w:p>
+      <w:r>
+        <w:t w:space="preserve">                delta_j2 = 0.5744*0.4256*0.6*0.0805 = 0.0118</w:t>
+      </w:r>
+    </w:p>
+    <w:p>
+      <w:r>
+        <w:t>Updated W^{i-&gt;h}:  row j=1: [0.1+0.5*0.0100*1, 0.2+0] = [0.1050, 0.2000]</w:t>
+      </w:r>
+    </w:p>
+    <w:p>
+      <w:r>
+        <w:t w:space="preserve">                   row j=2: [0.3+0.5*0.0118*1, 0.4+0] = [0.3059, 0.4000]</w:t>
+      </w:r>
+    </w:p>
+    <w:tbl>
+      <w:tblPr>
+        <w:tblStyle w:val="TableGrid"/>
+        <w:tblW w:type="auto" w:w="0"/>
+        <w:tblLook w:firstColumn="1" w:firstRow="1" w:lastColumn="0" w:lastRow="0" w:noHBand="0" w:noVBand="1" w:val="04A0"/>
+      </w:tblPr>
+      <w:tblGrid>
+        <w:gridCol w:w="3400"/>
+        <w:gridCol w:w="3400"/>
+        <w:gridCol w:w="3400"/>
+      </w:tblGrid>
+      <w:tr>
+        <w:tc>
+          <w:tcPr>
+            <w:tcW w:type="dxa" w:w="3400"/>
+          </w:tcPr>
+          <w:p>
+            <w:r>
+              <w:t>Weight</w:t>
+            </w:r>
+          </w:p>
+        </w:tc>
+        <w:tc>
+          <w:tcPr>
+            <w:tcW w:type="dxa" w:w="3400"/>
+          </w:tcPr>
+          <w:p>
+            <w:r>
+              <w:t>Before</w:t>
+            </w:r>
+          </w:p>
+        </w:tc>
+        <w:tc>
+          <w:tcPr>
+            <w:tcW w:type="dxa" w:w="3400"/>
+          </w:tcPr>
+          <w:p>
+            <w:r>
+              <w:t>After</w:t>
+            </w:r>
+          </w:p>
+        </w:tc>
+      </w:tr>
+      <w:tr>
+        <w:tc>
+          <w:tcPr>
+            <w:tcW w:type="dxa" w:w="3400"/>
+          </w:tcPr>
+          <w:p>
+            <w:r>
+              <w:t>w(i=1→j=1)</w:t>
+            </w:r>
+          </w:p>
+        </w:tc>
+        <w:tc>
+          <w:tcPr>
+            <w:tcW w:type="dxa" w:w="3400"/>
+          </w:tcPr>
+          <w:p>
+            <w:r>
+              <w:t>0.1</w:t>
+            </w:r>
+          </w:p>
+        </w:tc>
+        <w:tc>
+          <w:tcPr>
+            <w:tcW w:type="dxa" w:w="3400"/>
+          </w:tcPr>
+          <w:p>
+            <w:r>
+              <w:t>0.1050</w:t>
+            </w:r>
+          </w:p>
+        </w:tc>
+      </w:tr>
+      <w:tr>
+        <w:tc>
+          <w:tcPr>
+            <w:tcW w:type="dxa" w:w="3400"/>
+          </w:tcPr>
+          <w:p>
+            <w:r>
+              <w:t>w(i=2→j=1)</w:t>
+            </w:r>
+          </w:p>
+        </w:tc>
+        <w:tc>
+          <w:tcPr>
+            <w:tcW w:type="dxa" w:w="3400"/>
+          </w:tcPr>
+          <w:p>
+            <w:r>
+              <w:t>0.2</w:t>
+            </w:r>
+          </w:p>
+        </w:tc>
+        <w:tc>
+          <w:tcPr>
+            <w:tcW w:type="dxa" w:w="3400"/>
+          </w:tcPr>
+          <w:p>
+            <w:r>
+              <w:t>0.2000</w:t>
+            </w:r>
+          </w:p>
+        </w:tc>
+      </w:tr>
+      <w:tr>
+        <w:tc>
+          <w:tcPr>
+            <w:tcW w:type="dxa" w:w="3400"/>
+          </w:tcPr>
+          <w:p>
+            <w:r>
+              <w:t>w(i=1→j=2)</w:t>
+            </w:r>
+          </w:p>
+        </w:tc>
+        <w:tc>
+          <w:tcPr>
+            <w:tcW w:type="dxa" w:w="3400"/>
+          </w:tcPr>
+          <w:p>
+            <w:r>
+              <w:t>0.3</w:t>
+            </w:r>
+          </w:p>
+        </w:tc>
+        <w:tc>
+          <w:tcPr>
+            <w:tcW w:type="dxa" w:w="3400"/>
+          </w:tcPr>
+          <w:p>
+            <w:r>
+              <w:t>0.3059</w:t>
+            </w:r>
+          </w:p>
+        </w:tc>
+      </w:tr>
+      <w:tr>
+        <w:tc>
+          <w:tcPr>
+            <w:tcW w:type="dxa" w:w="3400"/>
+          </w:tcPr>
+          <w:p>
+            <w:r>
+              <w:t>w(i=2→j=2)</w:t>
+            </w:r>
+          </w:p>
+        </w:tc>
+        <w:tc>
+          <w:tcPr>
+            <w:tcW w:type="dxa" w:w="3400"/>
+          </w:tcPr>
+          <w:p>
+            <w:r>
+              <w:t>0.4</w:t>
+            </w:r>
+          </w:p>
+        </w:tc>
+        <w:tc>
+          <w:tcPr>
+            <w:tcW w:type="dxa" w:w="3400"/>
+          </w:tcPr>
+          <w:p>
+            <w:r>
+              <w:t>0.4000</w:t>
+            </w:r>
+          </w:p>
+        </w:tc>
+      </w:tr>
+      <w:tr>
+        <w:tc>
+          <w:tcPr>
+            <w:tcW w:type="dxa" w:w="3400"/>
+          </w:tcPr>
+          <w:p>
+            <w:r>
+              <w:t>w(j=1→p=1)</w:t>
+            </w:r>
+          </w:p>
+        </w:tc>
+        <w:tc>
+          <w:tcPr>
+            <w:tcW w:type="dxa" w:w="3400"/>
+          </w:tcPr>
+          <w:p>
+            <w:r>
+              <w:t>0.5</w:t>
+            </w:r>
+          </w:p>
+        </w:tc>
+        <w:tc>
+          <w:tcPr>
+            <w:tcW w:type="dxa" w:w="3400"/>
+          </w:tcPr>
+          <w:p>
+            <w:r>
+              <w:t>0.5211</w:t>
+            </w:r>
+          </w:p>
+        </w:tc>
+      </w:tr>
+      <w:tr>
+        <w:tc>
+          <w:tcPr>
+            <w:tcW w:type="dxa" w:w="3400"/>
+          </w:tcPr>
+          <w:p>
+            <w:r>
+              <w:t>w(j=2→p=1)</w:t>
+            </w:r>
+          </w:p>
+        </w:tc>
+        <w:tc>
+          <w:tcPr>
+            <w:tcW w:type="dxa" w:w="3400"/>
+          </w:tcPr>
+          <w:p>
+            <w:r>
+              <w:t>0.6</w:t>
+            </w:r>
+          </w:p>
+        </w:tc>
+        <w:tc>
+          <w:tcPr>
+            <w:tcW w:type="dxa" w:w="3400"/>
+          </w:tcPr>
+          <w:p>
+            <w:r>
+              <w:t>0.6231</w:t>
+            </w:r>
+          </w:p>
+        </w:tc>
+      </w:tr>
+    </w:tbl>
+    <w:p/>
+    <w:p>
+      <w:r>
+        <w:rPr>
+          <w:b w:val="0"/>
+          <w:sz w:val="20"/>
+        </w:rPr>
+        <w:t>──────────────────────────────────────────────────────────────────────</w:t>
+      </w:r>
+    </w:p>
+    <w:p>
+      <w:r>
+        <w:rPr>
+          <w:b/>
+          <w:sz w:val="24"/>
+        </w:rPr>
+        <w:t>ROUND 5 — GAP FIXES: BFS Tree Format + SA Sign Convention</w:t>
+      </w:r>
+    </w:p>
+    <w:p>
+      <w:r>
+        <w:rPr>
+          <w:b w:val="0"/>
+          <w:sz w:val="20"/>
+        </w:rPr>
+        <w:t>──────────────────────────────────────────────────────────────────────</w:t>
+      </w:r>
+    </w:p>
+    <w:p>
+      <w:r>
+        <w:rPr>
+          <w:b/>
+          <w:sz w:val="22"/>
+        </w:rPr>
+        <w:t>BFS Search-Tree Drawing Format (May 2025 Q16a — 8 marks)</w:t>
+      </w:r>
+    </w:p>
+    <w:p>
+      <w:r>
+        <w:rPr>
+          <w:b w:val="0"/>
+          <w:sz w:val="20"/>
+        </w:rPr>
+        <w:t>The exam expects a TREE DIAGRAM, not just an ordered list of node names.</w:t>
+      </w:r>
+    </w:p>
+    <w:p>
+      <w:r>
+        <w:rPr>
+          <w:b w:val="0"/>
+          <w:sz w:val="20"/>
+        </w:rPr>
+        <w:t>Draw the expansion as a branching tree showing which node each child came from.</w:t>
+      </w:r>
+    </w:p>
+    <w:p/>
+    <w:p>
+      <w:r>
+        <w:rPr>
+          <w:b w:val="0"/>
+          <w:sz w:val="20"/>
+        </w:rPr>
+        <w:t>DRAWING RULES:</w:t>
+      </w:r>
+    </w:p>
+    <w:p>
+      <w:pPr>
+        <w:ind w:left="400"/>
+      </w:pPr>
+      <w:r>
+        <w:rPr>
+          <w:b w:val="0"/>
+          <w:sz w:val="20"/>
+        </w:rPr>
+        <w:t xml:space="preserve">  - Root = start node (top of diagram).</w:t>
+      </w:r>
+    </w:p>
+    <w:p>
+      <w:pPr>
+        <w:ind w:left="400"/>
+      </w:pPr>
+      <w:r>
+        <w:rPr>
+          <w:b w:val="0"/>
+          <w:sz w:val="20"/>
+        </w:rPr>
+        <w:t xml:space="preserve">  - Children of each node appear on the next row, connected by lines.</w:t>
+      </w:r>
+    </w:p>
+    <w:p>
+      <w:pPr>
+        <w:ind w:left="400"/>
+      </w:pPr>
+      <w:r>
+        <w:rPr>
+          <w:b w:val="0"/>
+          <w:sz w:val="20"/>
+        </w:rPr>
+        <w:t xml:space="preserve">  - Use ALPHABETICAL order for tie-breaking when multiple neighbours exist.</w:t>
+      </w:r>
+    </w:p>
+    <w:p>
+      <w:pPr>
+        <w:ind w:left="400"/>
+      </w:pPr>
+      <w:r>
+        <w:rPr>
+          <w:b w:val="0"/>
+          <w:sz w:val="20"/>
+        </w:rPr>
+        <w:t xml:space="preserve">  - Mark VISITED nodes — do not re-expand them.</w:t>
+      </w:r>
+    </w:p>
+    <w:p>
+      <w:pPr>
+        <w:ind w:left="400"/>
+      </w:pPr>
+      <w:r>
+        <w:rPr>
+          <w:b w:val="0"/>
+          <w:sz w:val="20"/>
+        </w:rPr>
+        <w:t xml:space="preserve">  - Circle/box the GOAL node when found.</w:t>
+      </w:r>
+    </w:p>
+    <w:p>
+      <w:pPr>
+        <w:ind w:left="400"/>
+      </w:pPr>
+      <w:r>
+        <w:rPr>
+          <w:b w:val="0"/>
+          <w:sz w:val="20"/>
+        </w:rPr>
+        <w:t xml:space="preserve">  - Trace back: follow parent pointers from goal to root for the path.</w:t>
+      </w:r>
+    </w:p>
+    <w:p/>
+    <w:p>
+      <w:r>
+        <w:rPr>
+          <w:b w:val="0"/>
+          <w:sz w:val="20"/>
+        </w:rPr>
+        <w:t>May 2025 Q16a — BFS on graph: A-2-C, A-4-B, C-10-E, C-8-D, B-5-D, D-2-E</w:t>
+      </w:r>
+    </w:p>
+    <w:p>
+      <w:r>
+        <w:rPr>
+          <w:b w:val="0"/>
+          <w:sz w:val="20"/>
+        </w:rPr>
+        <w:t>Start=A, Goal=E.  Alphabetical expansion.</w:t>
+      </w:r>
+    </w:p>
+    <w:p/>
+    <w:p>
+      <w:r>
+        <w:rPr>
+          <w:b w:val="0"/>
+          <w:sz w:val="20"/>
+        </w:rPr>
+        <w:t>DRAW THIS IN THE EXAM:</w:t>
+      </w:r>
+    </w:p>
+    <w:p>
+      <w:pPr>
+        <w:ind w:left="400"/>
+      </w:pPr>
+      <w:r>
+        <w:rPr>
+          <w:b w:val="0"/>
+          <w:sz w:val="20"/>
+        </w:rPr>
+        <w:t xml:space="preserve">  Level 0:              A</w:t>
+      </w:r>
+    </w:p>
+    <w:p>
+      <w:pPr>
+        <w:ind w:left="400"/>
+      </w:pPr>
+      <w:r>
+        <w:rPr>
+          <w:b w:val="0"/>
+          <w:sz w:val="20"/>
+        </w:rPr>
+        <w:t xml:space="preserve">                       / \</w:t>
+      </w:r>
+    </w:p>
+    <w:p>
+      <w:pPr>
+        <w:ind w:left="400"/>
+      </w:pPr>
+      <w:r>
+        <w:rPr>
+          <w:b w:val="0"/>
+          <w:sz w:val="20"/>
+        </w:rPr>
+        <w:t xml:space="preserve">  Level 1:            B   C          (expand A; neighbours B, C alphabetically)</w:t>
+      </w:r>
+    </w:p>
+    <w:p>
+      <w:pPr>
+        <w:ind w:left="400"/>
+      </w:pPr>
+      <w:r>
+        <w:rPr>
+          <w:b w:val="0"/>
+          <w:sz w:val="20"/>
+        </w:rPr>
+        <w:t xml:space="preserve">                      |  / \</w:t>
+      </w:r>
+    </w:p>
+    <w:p>
+      <w:pPr>
+        <w:ind w:left="400"/>
+      </w:pPr>
+      <w:r>
+        <w:rPr>
+          <w:b w:val="0"/>
+          <w:sz w:val="20"/>
+        </w:rPr>
+        <w:t xml:space="preserve">  Level 2:            D  D  [E]      (expand B: D; expand C: D (skip-visited), E=GOAL)</w:t>
+      </w:r>
+    </w:p>
+    <w:p>
+      <w:pPr>
+        <w:ind w:left="400"/>
+      </w:pPr>
+      <w:r>
+        <w:rPr>
+          <w:b w:val="0"/>
+          <w:sz w:val="20"/>
+        </w:rPr>
+        <w:t xml:space="preserve">                   [skip]</w:t>
+      </w:r>
+    </w:p>
+    <w:p/>
+    <w:p>
+      <w:pPr>
+        <w:ind w:left="400"/>
+      </w:pPr>
+      <w:r>
+        <w:rPr>
+          <w:b w:val="0"/>
+          <w:sz w:val="20"/>
+        </w:rPr>
+        <w:t xml:space="preserve">  E found at Level 2 via C.  Trace back: E &lt;- C &lt;- A.</w:t>
+      </w:r>
+    </w:p>
+    <w:p>
+      <w:pPr>
+        <w:ind w:left="400"/>
+      </w:pPr>
+      <w:r>
+        <w:rPr>
+          <w:b w:val="0"/>
+          <w:sz w:val="20"/>
+        </w:rPr>
+        <w:t xml:space="preserve">  BFS PATH: A -&gt; C -&gt; E   (2 hops, ignores edge costs — BFS finds fewest edges only)</w:t>
+      </w:r>
+    </w:p>
+    <w:p/>
+    <w:p>
+      <w:r>
+        <w:rPr>
+          <w:b w:val="0"/>
+          <w:sz w:val="20"/>
+        </w:rPr>
+        <w:t>COMMON MISTAKES:</w:t>
+      </w:r>
+    </w:p>
+    <w:p>
+      <w:pPr>
+        <w:ind w:left="400"/>
+      </w:pPr>
+      <w:r>
+        <w:rPr>
+          <w:b w:val="0"/>
+          <w:sz w:val="20"/>
+        </w:rPr>
+        <w:t xml:space="preserve">  x Writing only the node names in order (that is BFS ORDER, not a BFS TREE).</w:t>
+      </w:r>
+    </w:p>
+    <w:p>
+      <w:pPr>
+        <w:ind w:left="400"/>
+      </w:pPr>
+      <w:r>
+        <w:rPr>
+          <w:b w:val="0"/>
+          <w:sz w:val="20"/>
+        </w:rPr>
+        <w:t xml:space="preserve">  x Forgetting to show that D from B is skipped (already queued from C / already visited).</w:t>
+      </w:r>
+    </w:p>
+    <w:p>
+      <w:pPr>
+        <w:ind w:left="400"/>
+      </w:pPr>
+      <w:r>
+        <w:rPr>
+          <w:b w:val="0"/>
+          <w:sz w:val="20"/>
+        </w:rPr>
+        <w:t xml:space="preserve">  x Choosing path A-&gt;B-&gt;D-&gt;E — this is 3 hops; BFS always finds the 2-hop path first.</w:t>
+      </w:r>
+    </w:p>
+    <w:p/>
+    <w:p>
+      <w:r>
+        <w:rPr>
+          <w:b w:val="0"/>
+          <w:sz w:val="20"/>
+        </w:rPr>
+        <w:t>TEMPLATE for any graph BFS tree (copy this structure):</w:t>
+      </w:r>
+    </w:p>
+    <w:p>
+      <w:pPr>
+        <w:ind w:left="400"/>
+      </w:pPr>
+      <w:r>
+        <w:rPr>
+          <w:b w:val="0"/>
+          <w:sz w:val="20"/>
+        </w:rPr>
+        <w:t xml:space="preserve">  Row 0: [START]</w:t>
+      </w:r>
+    </w:p>
+    <w:p>
+      <w:pPr>
+        <w:ind w:left="400"/>
+      </w:pPr>
+      <w:r>
+        <w:rPr>
+          <w:b w:val="0"/>
+          <w:sz w:val="20"/>
+        </w:rPr>
+        <w:t xml:space="preserve">  Row 1: [all neighbours of START, alphabetical]</w:t>
+      </w:r>
+    </w:p>
+    <w:p>
+      <w:pPr>
+        <w:ind w:left="400"/>
+      </w:pPr>
+      <w:r>
+        <w:rPr>
+          <w:b w:val="0"/>
+          <w:sz w:val="20"/>
+        </w:rPr>
+        <w:t xml:space="preserve">  Row 2: [all unvisited neighbours of Row 1 nodes, in FIFO order]</w:t>
+      </w:r>
+    </w:p>
+    <w:p>
+      <w:pPr>
+        <w:ind w:left="400"/>
+      </w:pPr>
+      <w:r>
+        <w:rPr>
+          <w:b w:val="0"/>
+          <w:sz w:val="20"/>
+        </w:rPr>
+        <w:t xml:space="preserve">  ...   keep expanding until GOAL found; circle it.</w:t>
+      </w:r>
+    </w:p>
+    <w:p>
+      <w:pPr>
+        <w:ind w:left="400"/>
+      </w:pPr>
+      <w:r>
+        <w:rPr>
+          <w:b w:val="0"/>
+          <w:sz w:val="20"/>
+        </w:rPr>
+        <w:t xml:space="preserve">  PATH: trace back parent pointers from GOAL to START.</w:t>
+      </w:r>
+    </w:p>
+    <w:p/>
+    <w:p>
+      <w:r>
+        <w:rPr>
+          <w:b w:val="0"/>
+          <w:sz w:val="20"/>
+        </w:rPr>
+        <w:t>Aug 2022 Q3.1 — BFS on 8-Puzzle (drawn tree for grid problems):</w:t>
+      </w:r>
+    </w:p>
+    <w:p>
+      <w:pPr>
+        <w:ind w:left="400"/>
+      </w:pPr>
+      <w:r>
+        <w:rPr>
+          <w:b w:val="0"/>
+          <w:sz w:val="20"/>
+        </w:rPr>
+        <w:t xml:space="preserve">  Each 'node' is a full board state.  Children are generated by sliding one tile.</w:t>
+      </w:r>
+    </w:p>
+    <w:p>
+      <w:pPr>
+        <w:ind w:left="400"/>
+      </w:pPr>
+      <w:r>
+        <w:rPr>
+          <w:b w:val="0"/>
+          <w:sz w:val="20"/>
+        </w:rPr>
+        <w:t xml:space="preserve">  Level 0:  [1,4,2 / 3,_,5 / 6,7,8]  (start, blank at centre)</w:t>
+      </w:r>
+    </w:p>
+    <w:p>
+      <w:pPr>
+        <w:ind w:left="400"/>
+      </w:pPr>
+      <w:r>
+        <w:rPr>
+          <w:b w:val="0"/>
+          <w:sz w:val="20"/>
+        </w:rPr>
+        <w:t xml:space="preserve">  Level 1:  [1,_,2/3,4,5/6,7,8]  [1,4,2/3,7,5/6,_,8]  [1,4,2/_,3,5/6,7,8]  [1,4,2/3,5,_/6,7,8]</w:t>
+      </w:r>
+    </w:p>
+    <w:p>
+      <w:pPr>
+        <w:ind w:left="400"/>
+      </w:pPr>
+      <w:r>
+        <w:rPr>
+          <w:b w:val="0"/>
+          <w:sz w:val="20"/>
+        </w:rPr>
+        <w:t xml:space="preserve">            (blank up)            (blank down)           (blank left)          (blank right)</w:t>
+      </w:r>
+    </w:p>
+    <w:p>
+      <w:pPr>
+        <w:ind w:left="400"/>
+      </w:pPr>
+      <w:r>
+        <w:rPr>
+          <w:b w:val="0"/>
+          <w:sz w:val="20"/>
+        </w:rPr>
+        <w:t xml:space="preserve">  Level 2:  Expand [1,_,2/3,4,5/6,7,8]:  blank left -&gt; [_,1,2/3,4,5/6,7,8] = GOAL!</w:t>
+      </w:r>
+    </w:p>
+    <w:p>
+      <w:pPr>
+        <w:ind w:left="400"/>
+      </w:pPr>
+      <w:r>
+        <w:rPr>
+          <w:b w:val="0"/>
+          <w:sz w:val="20"/>
+        </w:rPr>
+        <w:t xml:space="preserve">  PATH: Start -&gt; [1,_,2/3,4,5/6,7,8] -&gt; GOAL  (slide tile 4 down, then tile 1 right).</w:t>
+      </w:r>
+    </w:p>
+    <w:p/>
+    <w:p>
+      <w:r>
+        <w:rPr>
+          <w:b w:val="0"/>
+          <w:sz w:val="20"/>
+        </w:rPr>
+        <w:t>EXAM TIP: In grid/puzzle BFS, write each state as a compact grid.  Label the blank with _.</w:t>
+      </w:r>
+    </w:p>
+    <w:p>
+      <w:r>
+        <w:rPr>
+          <w:b w:val="0"/>
+          <w:sz w:val="20"/>
+        </w:rPr>
+        <w:t>Show ONLY the states at each level — you do not need to draw connecting lines for grid BFS.</w:t>
+      </w:r>
+    </w:p>
+    <w:p/>
+    <w:p>
+      <w:r>
+        <w:rPr>
+          <w:b/>
+          <w:sz w:val="22"/>
+        </w:rPr>
+        <w:t>SA Sign Convention: Definitive Resolution (Quiz 3 2025, Dec 2015 Q2.1)</w:t>
+      </w:r>
+    </w:p>
+    <w:p>
+      <w:r>
+        <w:rPr>
+          <w:b w:val="0"/>
+          <w:sz w:val="20"/>
+        </w:rPr>
+        <w:t>PROBLEM: Different sources write the SA acceptance formula differently, causing confusion.</w:t>
+      </w:r>
+    </w:p>
+    <w:p/>
+    <w:p>
+      <w:r>
+        <w:rPr>
+          <w:b w:val="0"/>
+          <w:sz w:val="20"/>
+        </w:rPr>
+        <w:t>THE SAFE FORMULA (always correct, no ambiguity):</w:t>
+      </w:r>
+    </w:p>
+    <w:p>
+      <w:pPr>
+        <w:ind w:left="400"/>
+      </w:pPr>
+      <w:r>
+        <w:rPr>
+          <w:b w:val="0"/>
+          <w:sz w:val="20"/>
+        </w:rPr>
+        <w:t xml:space="preserve">  P(accept worse move) = e^{ -|delta_cost| / T }</w:t>
+      </w:r>
+    </w:p>
+    <w:p>
+      <w:pPr>
+        <w:ind w:left="400"/>
+      </w:pPr>
+      <w:r>
+        <w:rPr>
+          <w:b w:val="0"/>
+          <w:sz w:val="20"/>
+        </w:rPr>
+        <w:t xml:space="preserve">  where |delta_cost| = | new_cost - old_cost |   (always positive for a worsening move)</w:t>
+      </w:r>
+    </w:p>
+    <w:p>
+      <w:pPr>
+        <w:ind w:left="400"/>
+      </w:pPr>
+      <w:r>
+        <w:rPr>
+          <w:b w:val="0"/>
+          <w:sz w:val="20"/>
+        </w:rPr>
+        <w:t xml:space="preserve">  This formula always gives a value in (0, 1) for any worsening move.</w:t>
+      </w:r>
+    </w:p>
+    <w:p/>
+    <w:p>
+      <w:r>
+        <w:rPr>
+          <w:b w:val="0"/>
+          <w:sz w:val="20"/>
+        </w:rPr>
+        <w:t>WORKED EXAMPLE (Quiz 3 2025):</w:t>
+      </w:r>
+    </w:p>
+    <w:p>
+      <w:pPr>
+        <w:ind w:left="400"/>
+      </w:pPr>
+      <w:r>
+        <w:rPr>
+          <w:b w:val="0"/>
+          <w:sz w:val="20"/>
+        </w:rPr>
+        <w:t xml:space="preserve">  Current TSP route cost = 28.  Proposed new route cost = 29.</w:t>
+      </w:r>
+    </w:p>
+    <w:p>
+      <w:pPr>
+        <w:ind w:left="400"/>
+      </w:pPr>
+      <w:r>
+        <w:rPr>
+          <w:b w:val="0"/>
+          <w:sz w:val="20"/>
+        </w:rPr>
+        <w:t xml:space="preserve">  |delta_cost| = |29 - 28| = 1  (worsening move — cost increased by 1)</w:t>
+      </w:r>
+    </w:p>
+    <w:p>
+      <w:pPr>
+        <w:ind w:left="400"/>
+      </w:pPr>
+      <w:r>
+        <w:rPr>
+          <w:b w:val="0"/>
+          <w:sz w:val="20"/>
+        </w:rPr>
+        <w:t xml:space="preserve">  P(accept) = e^{-1/T}</w:t>
+      </w:r>
+    </w:p>
+    <w:p>
+      <w:pPr>
+        <w:ind w:left="400"/>
+      </w:pPr>
+      <w:r>
+        <w:rPr>
+          <w:b w:val="0"/>
+          <w:sz w:val="20"/>
+        </w:rPr>
+        <w:t xml:space="preserve">    At T=10: P = e^{-0.1} = 0.905  (high T -&gt; likely to accept bad move)</w:t>
+      </w:r>
+    </w:p>
+    <w:p>
+      <w:pPr>
+        <w:ind w:left="400"/>
+      </w:pPr>
+      <w:r>
+        <w:rPr>
+          <w:b w:val="0"/>
+          <w:sz w:val="20"/>
+        </w:rPr>
+        <w:t xml:space="preserve">    At T=1:  P = e^{-1}   = 0.368  (medium T -&gt; sometimes accept)</w:t>
+      </w:r>
+    </w:p>
+    <w:p>
+      <w:pPr>
+        <w:ind w:left="400"/>
+      </w:pPr>
+      <w:r>
+        <w:rPr>
+          <w:b w:val="0"/>
+          <w:sz w:val="20"/>
+        </w:rPr>
+        <w:t xml:space="preserve">    At T=0.1: P = e^{-10} = 0.000045  (low T -&gt; very rarely accept)</w:t>
+      </w:r>
+    </w:p>
+    <w:p/>
+    <w:p>
+      <w:r>
+        <w:rPr>
+          <w:b w:val="0"/>
+          <w:sz w:val="20"/>
+        </w:rPr>
+        <w:t>HOW DIFFERENT NOTATIONS GIVE THE SAME RESULT:</w:t>
+      </w:r>
+    </w:p>
+    <w:p>
+      <w:pPr>
+        <w:ind w:left="400"/>
+      </w:pPr>
+      <w:r>
+        <w:rPr>
+          <w:b w:val="0"/>
+          <w:sz w:val="20"/>
+        </w:rPr>
+        <w:t xml:space="preserve">  Convention A (delta = new - old, positive for worsening in minimisation):</w:t>
+      </w:r>
+    </w:p>
+    <w:p>
+      <w:pPr>
+        <w:ind w:left="400"/>
+      </w:pPr>
+      <w:r>
+        <w:rPr>
+          <w:b w:val="0"/>
+          <w:sz w:val="20"/>
+        </w:rPr>
+        <w:t xml:space="preserve">    delta = 29 - 28 = +1.  Formula: P = e^{-delta/T} = e^{-1/T}  ✓</w:t>
+      </w:r>
+    </w:p>
+    <w:p>
+      <w:pPr>
+        <w:ind w:left="400"/>
+      </w:pPr>
+      <w:r>
+        <w:rPr>
+          <w:b w:val="0"/>
+          <w:sz w:val="20"/>
+        </w:rPr>
+        <w:t xml:space="preserve">  Convention B (delta = old - new, negative for worsening in minimisation):</w:t>
+      </w:r>
+    </w:p>
+    <w:p>
+      <w:pPr>
+        <w:ind w:left="400"/>
+      </w:pPr>
+      <w:r>
+        <w:rPr>
+          <w:b w:val="0"/>
+          <w:sz w:val="20"/>
+        </w:rPr>
+        <w:t xml:space="preserve">    delta = 28 - 29 = -1.  Formula: P = e^{+delta/T} = e^{-1/T}  ✓</w:t>
+      </w:r>
+    </w:p>
+    <w:p>
+      <w:pPr>
+        <w:ind w:left="400"/>
+      </w:pPr>
+      <w:r>
+        <w:rPr>
+          <w:b w:val="0"/>
+          <w:sz w:val="20"/>
+        </w:rPr>
+        <w:t xml:space="preserve">  Convention C (delta = |new - old| always positive):</w:t>
+      </w:r>
+    </w:p>
+    <w:p>
+      <w:pPr>
+        <w:ind w:left="400"/>
+      </w:pPr>
+      <w:r>
+        <w:rPr>
+          <w:b w:val="0"/>
+          <w:sz w:val="20"/>
+        </w:rPr>
+        <w:t xml:space="preserve">    delta = 1.  Formula: P = e^{-delta/T} = e^{-1/T}  ✓</w:t>
+      </w:r>
+    </w:p>
+    <w:p>
+      <w:pPr>
+        <w:ind w:left="400"/>
+      </w:pPr>
+      <w:r>
+        <w:rPr>
+          <w:b w:val="0"/>
+          <w:sz w:val="20"/>
+        </w:rPr>
+        <w:t xml:space="preserve">  ALL THREE GIVE P = e^{-1/T}.  The exponent must always be NEGATIVE for a worsening move.</w:t>
+      </w:r>
+    </w:p>
+    <w:p/>
+    <w:p>
+      <w:r>
+        <w:rPr>
+          <w:b w:val="0"/>
+          <w:sz w:val="20"/>
+        </w:rPr>
+        <w:t>FOR BETTER MOVES: SA ALWAYS ACCEPTS (probability = 1, no calculation needed).</w:t>
+      </w:r>
+    </w:p>
+    <w:p>
+      <w:pPr>
+        <w:ind w:left="400"/>
+      </w:pPr>
+      <w:r>
+        <w:rPr>
+          <w:b w:val="0"/>
+          <w:sz w:val="20"/>
+        </w:rPr>
+        <w:t xml:space="preserve">  Quiz 3 example: new route = 28 &lt; current = 31.  Answer: 'Always accept, no P needed.'</w:t>
+      </w:r>
+    </w:p>
+    <w:p/>
+    <w:p>
+      <w:r>
+        <w:rPr>
+          <w:b w:val="0"/>
+          <w:sz w:val="20"/>
+        </w:rPr>
+        <w:t>EXAM ANSWER FORMAT:</w:t>
+      </w:r>
+    </w:p>
+    <w:p>
+      <w:pPr>
+        <w:ind w:left="400"/>
+      </w:pPr>
+      <w:r>
+        <w:rPr>
+          <w:b w:val="0"/>
+          <w:sz w:val="20"/>
+        </w:rPr>
+        <w:t xml:space="preserve">  For a worsening move: 'The new cost is [X], which is worse than the current cost [Y].</w:t>
+      </w:r>
+    </w:p>
+    <w:p>
+      <w:pPr>
+        <w:ind w:left="400"/>
+      </w:pPr>
+      <w:r>
+        <w:rPr>
+          <w:b w:val="0"/>
+          <w:sz w:val="20"/>
+        </w:rPr>
+        <w:t xml:space="preserve">  SA accepts with probability P = e^{-|delta|/T} = e^{-[X-Y]/T}.'</w:t>
+      </w:r>
+    </w:p>
+    <w:p>
+      <w:pPr>
+        <w:ind w:left="400"/>
+      </w:pPr>
+      <w:r>
+        <w:rPr>
+          <w:b w:val="0"/>
+          <w:sz w:val="20"/>
+        </w:rPr>
+        <w:t xml:space="preserve">  State clearly that for a better move, SA always accepts.</w:t>
+      </w:r>
+    </w:p>
+    <w:p/>
+    <w:p>
+      <w:r>
+        <w:rPr>
+          <w:b w:val="0"/>
+          <w:sz w:val="20"/>
+        </w:rPr>
+        <w:t>EXAM TIP: If the question gives you a specific T value, substitute it.</w:t>
+      </w:r>
+    </w:p>
+    <w:p>
+      <w:r>
+        <w:rPr>
+          <w:b w:val="0"/>
+          <w:sz w:val="20"/>
+        </w:rPr>
+        <w:t>If T is not given, write P = e^{-1/T} and state: 'this decreases as T decreases,</w:t>
+      </w:r>
+    </w:p>
+    <w:p>
+      <w:r>
+        <w:rPr>
+          <w:b w:val="0"/>
+          <w:sz w:val="20"/>
+        </w:rPr>
+        <w:t>so at low temperatures the worsening move is almost never accepted.'</w:t>
+      </w:r>
+    </w:p>
     <w:sectPr>
       <w:pgSz w:w="12240" w:h="15840"/>
       <w:pgMar w:top="850" w:right="1020" w:bottom="850" w:left="1020" w:header="720" w:footer="720" w:gutter="0"/>

--- a/COMP4431_PastPaper_QuizSol.docx
+++ b/COMP4431_PastPaper_QuizSol.docx
@@ -4748,7 +4748,185 @@
         <w:pStyle w:val="Heading3"/>
       </w:pPr>
       <w:r>
-        <w:t>Q18 — Naive Bayes Credit Risk  (HR=3/7, LR=4/7; classify: Income=High, Credit=Bad, Late=No)</w:t>
+        <w:t>Q18 — Naive Bayes Credit Risk [20 marks total]</w:t>
+      </w:r>
+    </w:p>
+    <w:p>
+      <w:pPr>
+        <w:spacing w:after="40"/>
+        <w:ind w:left="0"/>
+      </w:pPr>
+      <w:r>
+        <w:rPr>
+          <w:b/>
+          <w:sz w:val="20"/>
+        </w:rPr>
+        <w:t>Training data: 7 customers. High Risk (HR): IDs 1,3,7. Low Risk (LR): IDs 2,4,5,6.</w:t>
+      </w:r>
+    </w:p>
+    <w:p>
+      <w:pPr>
+        <w:spacing w:after="0"/>
+      </w:pPr>
+    </w:p>
+    <w:p>
+      <w:pPr>
+        <w:pStyle w:val="Heading3"/>
+      </w:pPr>
+      <w:r>
+        <w:t>Q18a — Key Assumption + DAG Diagram [8 marks]</w:t>
+      </w:r>
+    </w:p>
+    <w:p>
+      <w:pPr>
+        <w:spacing w:after="40"/>
+        <w:ind w:left="240"/>
+      </w:pPr>
+      <w:r>
+        <w:rPr>
+          <w:b w:val="0"/>
+          <w:sz w:val="20"/>
+        </w:rPr>
+        <w:t>Key assumption: CONDITIONAL INDEPENDENCE. Given the class label (Risk), each feature is independent of all other features.</w:t>
+      </w:r>
+    </w:p>
+    <w:p>
+      <w:pPr>
+        <w:spacing w:after="40"/>
+        <w:ind w:left="320"/>
+      </w:pPr>
+      <w:r>
+        <w:rPr>
+          <w:rFonts w:ascii="Courier New" w:hAnsi="Courier New"/>
+          <w:b/>
+          <w:sz w:val="20"/>
+        </w:rPr>
+        <w:t>P(Income, Credit, Late | Risk) = P(Income|Risk) x P(Credit|Risk) x P(Late|Risk)</w:t>
+      </w:r>
+    </w:p>
+    <w:p>
+      <w:pPr>
+        <w:spacing w:after="40"/>
+        <w:ind w:left="240"/>
+      </w:pPr>
+      <w:r>
+        <w:rPr>
+          <w:b w:val="0"/>
+          <w:sz w:val="20"/>
+        </w:rPr>
+        <w:t>DAG diagram: Risk is the single parent. Arrows point FROM Risk TO each feature.</w:t>
+      </w:r>
+    </w:p>
+    <w:p>
+      <w:pPr>
+        <w:spacing w:after="20"/>
+        <w:ind w:left="480"/>
+      </w:pPr>
+      <w:r>
+        <w:rPr>
+          <w:rFonts w:ascii="Courier New" w:hAnsi="Courier New"/>
+          <w:sz w:val="20"/>
+        </w:rPr>
+        <w:t xml:space="preserve">         Risk</w:t>
+      </w:r>
+    </w:p>
+    <w:p>
+      <w:pPr>
+        <w:spacing w:after="20"/>
+        <w:ind w:left="480"/>
+      </w:pPr>
+      <w:r>
+        <w:rPr>
+          <w:rFonts w:ascii="Courier New" w:hAnsi="Courier New"/>
+          <w:sz w:val="20"/>
+        </w:rPr>
+        <w:t xml:space="preserve">        /  |  \</w:t>
+      </w:r>
+    </w:p>
+    <w:p>
+      <w:pPr>
+        <w:spacing w:after="20"/>
+        <w:ind w:left="480"/>
+      </w:pPr>
+      <w:r>
+        <w:rPr>
+          <w:rFonts w:ascii="Courier New" w:hAnsi="Courier New"/>
+          <w:sz w:val="20"/>
+        </w:rPr>
+        <w:t xml:space="preserve">       v   v   v</w:t>
+      </w:r>
+    </w:p>
+    <w:p>
+      <w:pPr>
+        <w:spacing w:after="40"/>
+        <w:ind w:left="480"/>
+      </w:pPr>
+      <w:r>
+        <w:rPr>
+          <w:rFonts w:ascii="Courier New" w:hAnsi="Courier New"/>
+          <w:sz w:val="20"/>
+        </w:rPr>
+        <w:t xml:space="preserve">  Income Credit  Late</w:t>
+      </w:r>
+    </w:p>
+    <w:p>
+      <w:pPr>
+        <w:spacing w:after="40"/>
+        <w:ind w:left="240"/>
+      </w:pPr>
+      <w:r>
+        <w:rPr>
+          <w:b/>
+          <w:color w:val="C05500"/>
+          <w:sz w:val="20"/>
+        </w:rPr>
+        <w:t xml:space="preserve">EXAM TIP: </w:t>
+      </w:r>
+      <w:r>
+        <w:rPr>
+          <w:color w:val="C05500"/>
+          <w:sz w:val="20"/>
+        </w:rPr>
+        <w:t>The class node is ALWAYS the parent in a Naive Bayes DAG. Arrows go FROM class TO features. State the conditional independence assumption explicitly for full marks.</w:t>
+      </w:r>
+    </w:p>
+    <w:p>
+      <w:pPr>
+        <w:spacing w:after="0"/>
+      </w:pPr>
+    </w:p>
+    <w:p>
+      <w:pPr>
+        <w:pStyle w:val="Heading3"/>
+      </w:pPr>
+      <w:r>
+        <w:t>Q18b — Classification Calculation [12 marks]</w:t>
+      </w:r>
+    </w:p>
+    <w:p>
+      <w:pPr>
+        <w:spacing w:after="40"/>
+        <w:ind w:left="240"/>
+      </w:pPr>
+      <w:r>
+        <w:rPr>
+          <w:b w:val="0"/>
+          <w:sz w:val="20"/>
+        </w:rPr>
+        <w:t>Step 1: Priors.  P(HR) = 3/7.  P(LR) = 4/7.</w:t>
+      </w:r>
+    </w:p>
+    <w:p>
+      <w:pPr>
+        <w:spacing w:after="40"/>
+        <w:ind w:left="240"/>
+      </w:pPr>
+      <w:r>
+        <w:rPr>
+          <w:b w:val="0"/>
+          <w:sz w:val="20"/>
+        </w:rPr>
+        <w:t>Step 2: Conditional probabilities from training data:</w:t>
       </w:r>
     </w:p>
     <w:tbl>
@@ -4768,7 +4946,7 @@
       <w:tr>
         <w:tc>
           <w:tcPr>
-            <w:tcW w:type="dxa" w:w="1296"/>
+            <w:tcW w:type="dxa" w:w="1872"/>
             <w:shd w:fill="D6E4F0" w:val="clear"/>
           </w:tcPr>
           <w:p>
@@ -4777,13 +4955,13 @@
                 <w:b/>
                 <w:sz w:val="18"/>
               </w:rPr>
-              <w:t>Class</w:t>
-            </w:r>
-          </w:p>
-        </w:tc>
-        <w:tc>
-          <w:tcPr>
-            <w:tcW w:type="dxa" w:w="1008"/>
+              <w:t>Feature</w:t>
+            </w:r>
+          </w:p>
+        </w:tc>
+        <w:tc>
+          <w:tcPr>
+            <w:tcW w:type="dxa" w:w="1440"/>
             <w:shd w:fill="D6E4F0" w:val="clear"/>
           </w:tcPr>
           <w:p>
@@ -4792,7 +4970,7 @@
                 <w:b/>
                 <w:sz w:val="18"/>
               </w:rPr>
-              <w:t>Prior</w:t>
+              <w:t>Value to match</w:t>
             </w:r>
           </w:p>
         </w:tc>
@@ -4807,7 +4985,22 @@
                 <w:b/>
                 <w:sz w:val="18"/>
               </w:rPr>
-              <w:t>P(Income=High|C)</w:t>
+              <w:t>HR instances</w:t>
+            </w:r>
+          </w:p>
+        </w:tc>
+        <w:tc>
+          <w:tcPr>
+            <w:tcW w:type="dxa" w:w="1152"/>
+            <w:shd w:fill="D6E4F0" w:val="clear"/>
+          </w:tcPr>
+          <w:p>
+            <w:r>
+              <w:rPr>
+                <w:b/>
+                <w:sz w:val="18"/>
+              </w:rPr>
+              <w:t>P(val|HR)</w:t>
             </w:r>
           </w:p>
         </w:tc>
@@ -4822,13 +5015,13 @@
                 <w:b/>
                 <w:sz w:val="18"/>
               </w:rPr>
-              <w:t>P(Credit=Bad|C)</w:t>
-            </w:r>
-          </w:p>
-        </w:tc>
-        <w:tc>
-          <w:tcPr>
-            <w:tcW w:type="dxa" w:w="1872"/>
+              <w:t>LR instances</w:t>
+            </w:r>
+          </w:p>
+        </w:tc>
+        <w:tc>
+          <w:tcPr>
+            <w:tcW w:type="dxa" w:w="1152"/>
             <w:shd w:fill="D6E4F0" w:val="clear"/>
           </w:tcPr>
           <w:p>
@@ -4837,22 +5030,7 @@
                 <w:b/>
                 <w:sz w:val="18"/>
               </w:rPr>
-              <w:t>P(Late=No|C)</w:t>
-            </w:r>
-          </w:p>
-        </w:tc>
-        <w:tc>
-          <w:tcPr>
-            <w:tcW w:type="dxa" w:w="2736"/>
-            <w:shd w:fill="D6E4F0" w:val="clear"/>
-          </w:tcPr>
-          <w:p>
-            <w:r>
-              <w:rPr>
-                <w:b/>
-                <w:sz w:val="18"/>
-              </w:rPr>
-              <w:t>Score</w:t>
+              <w:t>P(val|LR)</w:t>
             </w:r>
           </w:p>
         </w:tc>
@@ -4860,27 +5038,27 @@
       <w:tr>
         <w:tc>
           <w:tcPr>
-            <w:tcW w:type="dxa" w:w="1296"/>
-          </w:tcPr>
-          <w:p>
-            <w:r>
-              <w:rPr>
-                <w:sz w:val="18"/>
-              </w:rPr>
-              <w:t>High Risk</w:t>
-            </w:r>
-          </w:p>
-        </w:tc>
-        <w:tc>
-          <w:tcPr>
-            <w:tcW w:type="dxa" w:w="1008"/>
-          </w:tcPr>
-          <w:p>
-            <w:r>
-              <w:rPr>
-                <w:sz w:val="18"/>
-              </w:rPr>
-              <w:t>3/7</w:t>
+            <w:tcW w:type="dxa" w:w="1872"/>
+          </w:tcPr>
+          <w:p>
+            <w:r>
+              <w:rPr>
+                <w:sz w:val="18"/>
+              </w:rPr>
+              <w:t>Income</w:t>
+            </w:r>
+          </w:p>
+        </w:tc>
+        <w:tc>
+          <w:tcPr>
+            <w:tcW w:type="dxa" w:w="1440"/>
+          </w:tcPr>
+          <w:p>
+            <w:r>
+              <w:rPr>
+                <w:sz w:val="18"/>
+              </w:rPr>
+              <w:t>High</w:t>
             </w:r>
           </w:p>
         </w:tc>
@@ -4893,6 +5071,19 @@
               <w:rPr>
                 <w:sz w:val="18"/>
               </w:rPr>
+              <w:t>ID3,ID7 = 2 of 3</w:t>
+            </w:r>
+          </w:p>
+        </w:tc>
+        <w:tc>
+          <w:tcPr>
+            <w:tcW w:type="dxa" w:w="1152"/>
+          </w:tcPr>
+          <w:p>
+            <w:r>
+              <w:rPr>
+                <w:sz w:val="18"/>
+              </w:rPr>
               <w:t>2/3</w:t>
             </w:r>
           </w:p>
@@ -4906,33 +5097,20 @@
               <w:rPr>
                 <w:sz w:val="18"/>
               </w:rPr>
-              <w:t>2/3</w:t>
-            </w:r>
-          </w:p>
-        </w:tc>
-        <w:tc>
-          <w:tcPr>
-            <w:tcW w:type="dxa" w:w="1872"/>
-          </w:tcPr>
-          <w:p>
-            <w:r>
-              <w:rPr>
-                <w:sz w:val="18"/>
-              </w:rPr>
-              <w:t>1/3</w:t>
-            </w:r>
-          </w:p>
-        </w:tc>
-        <w:tc>
-          <w:tcPr>
-            <w:tcW w:type="dxa" w:w="2736"/>
-          </w:tcPr>
-          <w:p>
-            <w:r>
-              <w:rPr>
-                <w:sz w:val="18"/>
-              </w:rPr>
-              <w:t>3/7*2/3*2/3*1/3 = 0.0635</w:t>
+              <w:t>ID4,ID6 = 2 of 4</w:t>
+            </w:r>
+          </w:p>
+        </w:tc>
+        <w:tc>
+          <w:tcPr>
+            <w:tcW w:type="dxa" w:w="1152"/>
+          </w:tcPr>
+          <w:p>
+            <w:r>
+              <w:rPr>
+                <w:sz w:val="18"/>
+              </w:rPr>
+              <w:t>2/4</w:t>
             </w:r>
           </w:p>
         </w:tc>
@@ -4940,27 +5118,27 @@
       <w:tr>
         <w:tc>
           <w:tcPr>
-            <w:tcW w:type="dxa" w:w="1296"/>
-          </w:tcPr>
-          <w:p>
-            <w:r>
-              <w:rPr>
-                <w:sz w:val="18"/>
-              </w:rPr>
-              <w:t>Low Risk</w:t>
-            </w:r>
-          </w:p>
-        </w:tc>
-        <w:tc>
-          <w:tcPr>
-            <w:tcW w:type="dxa" w:w="1008"/>
-          </w:tcPr>
-          <w:p>
-            <w:r>
-              <w:rPr>
-                <w:sz w:val="18"/>
-              </w:rPr>
-              <w:t>4/7</w:t>
+            <w:tcW w:type="dxa" w:w="1872"/>
+          </w:tcPr>
+          <w:p>
+            <w:r>
+              <w:rPr>
+                <w:sz w:val="18"/>
+              </w:rPr>
+              <w:t>Credit History</w:t>
+            </w:r>
+          </w:p>
+        </w:tc>
+        <w:tc>
+          <w:tcPr>
+            <w:tcW w:type="dxa" w:w="1440"/>
+          </w:tcPr>
+          <w:p>
+            <w:r>
+              <w:rPr>
+                <w:sz w:val="18"/>
+              </w:rPr>
+              <w:t>Bad</w:t>
             </w:r>
           </w:p>
         </w:tc>
@@ -4973,46 +5151,126 @@
               <w:rPr>
                 <w:sz w:val="18"/>
               </w:rPr>
+              <w:t>ID1,ID3 = 2 of 3</w:t>
+            </w:r>
+          </w:p>
+        </w:tc>
+        <w:tc>
+          <w:tcPr>
+            <w:tcW w:type="dxa" w:w="1152"/>
+          </w:tcPr>
+          <w:p>
+            <w:r>
+              <w:rPr>
+                <w:sz w:val="18"/>
+              </w:rPr>
+              <w:t>2/3</w:t>
+            </w:r>
+          </w:p>
+        </w:tc>
+        <w:tc>
+          <w:tcPr>
+            <w:tcW w:type="dxa" w:w="2160"/>
+          </w:tcPr>
+          <w:p>
+            <w:r>
+              <w:rPr>
+                <w:sz w:val="18"/>
+              </w:rPr>
+              <w:t>ID2 = 1 of 4</w:t>
+            </w:r>
+          </w:p>
+        </w:tc>
+        <w:tc>
+          <w:tcPr>
+            <w:tcW w:type="dxa" w:w="1152"/>
+          </w:tcPr>
+          <w:p>
+            <w:r>
+              <w:rPr>
+                <w:sz w:val="18"/>
+              </w:rPr>
+              <w:t>1/4</w:t>
+            </w:r>
+          </w:p>
+        </w:tc>
+      </w:tr>
+      <w:tr>
+        <w:tc>
+          <w:tcPr>
+            <w:tcW w:type="dxa" w:w="1872"/>
+          </w:tcPr>
+          <w:p>
+            <w:r>
+              <w:rPr>
+                <w:sz w:val="18"/>
+              </w:rPr>
+              <w:t>Late Payment</w:t>
+            </w:r>
+          </w:p>
+        </w:tc>
+        <w:tc>
+          <w:tcPr>
+            <w:tcW w:type="dxa" w:w="1440"/>
+          </w:tcPr>
+          <w:p>
+            <w:r>
+              <w:rPr>
+                <w:sz w:val="18"/>
+              </w:rPr>
+              <w:t>No</w:t>
+            </w:r>
+          </w:p>
+        </w:tc>
+        <w:tc>
+          <w:tcPr>
+            <w:tcW w:type="dxa" w:w="2160"/>
+          </w:tcPr>
+          <w:p>
+            <w:r>
+              <w:rPr>
+                <w:sz w:val="18"/>
+              </w:rPr>
+              <w:t>ID7 = 1 of 3</w:t>
+            </w:r>
+          </w:p>
+        </w:tc>
+        <w:tc>
+          <w:tcPr>
+            <w:tcW w:type="dxa" w:w="1152"/>
+          </w:tcPr>
+          <w:p>
+            <w:r>
+              <w:rPr>
+                <w:sz w:val="18"/>
+              </w:rPr>
+              <w:t>1/3</w:t>
+            </w:r>
+          </w:p>
+        </w:tc>
+        <w:tc>
+          <w:tcPr>
+            <w:tcW w:type="dxa" w:w="2160"/>
+          </w:tcPr>
+          <w:p>
+            <w:r>
+              <w:rPr>
+                <w:sz w:val="18"/>
+              </w:rPr>
+              <w:t>ID2,ID4,ID5 = 3 of 4</w:t>
+            </w:r>
+          </w:p>
+        </w:tc>
+        <w:tc>
+          <w:tcPr>
+            <w:tcW w:type="dxa" w:w="1152"/>
+          </w:tcPr>
+          <w:p>
+            <w:r>
+              <w:rPr>
+                <w:sz w:val="18"/>
+              </w:rPr>
               <w:t>3/4</w:t>
-            </w:r>
-          </w:p>
-        </w:tc>
-        <w:tc>
-          <w:tcPr>
-            <w:tcW w:type="dxa" w:w="2160"/>
-          </w:tcPr>
-          <w:p>
-            <w:r>
-              <w:rPr>
-                <w:sz w:val="18"/>
-              </w:rPr>
-              <w:t>2/4</w:t>
-            </w:r>
-          </w:p>
-        </w:tc>
-        <w:tc>
-          <w:tcPr>
-            <w:tcW w:type="dxa" w:w="1872"/>
-          </w:tcPr>
-          <w:p>
-            <w:r>
-              <w:rPr>
-                <w:sz w:val="18"/>
-              </w:rPr>
-              <w:t>3/4</w:t>
-            </w:r>
-          </w:p>
-        </w:tc>
-        <w:tc>
-          <w:tcPr>
-            <w:tcW w:type="dxa" w:w="2736"/>
-          </w:tcPr>
-          <w:p>
-            <w:r>
-              <w:rPr>
-                <w:sz w:val="18"/>
-              </w:rPr>
-              <w:t>4/7*3/4*2/4*3/4 = 0.1607</w:t>
             </w:r>
           </w:p>
         </w:tc>
@@ -5025,20 +5283,99 @@
     </w:p>
     <w:p>
       <w:pPr>
-        <w:ind w:left="320"/>
+        <w:spacing w:after="40"/>
+        <w:ind w:left="240"/>
       </w:pPr>
       <w:r>
         <w:rPr>
           <w:b/>
+          <w:color w:val="C05500"/>
           <w:sz w:val="20"/>
         </w:rPr>
-        <w:t xml:space="preserve">ANSWER: </w:t>
+        <w:t xml:space="preserve">EXAM TIP: </w:t>
       </w:r>
       <w:r>
         <w:rPr>
+          <w:color w:val="C05500"/>
           <w:sz w:val="20"/>
         </w:rPr>
-        <w:t>Low Risk wins (0.1607 &gt; 0.0635).</w:t>
+        <w:t>CRITICAL ERROR to avoid: P(Income=High|LR) = 2/4 NOT 3/4. LR instances: ID2=Low, ID4=High, ID5=Low, ID6=High. Only ID4 and ID6 are High income.</w:t>
+      </w:r>
+    </w:p>
+    <w:p>
+      <w:pPr>
+        <w:spacing w:after="40"/>
+        <w:ind w:left="240"/>
+      </w:pPr>
+      <w:r>
+        <w:rPr>
+          <w:b w:val="0"/>
+          <w:sz w:val="20"/>
+        </w:rPr>
+        <w:t>Step 3: Compute scores (Income=High, Credit=Bad, Late=No):</w:t>
+      </w:r>
+    </w:p>
+    <w:p>
+      <w:pPr>
+        <w:spacing w:after="40"/>
+        <w:ind w:left="480"/>
+      </w:pPr>
+      <w:r>
+        <w:rPr>
+          <w:rFonts w:ascii="Courier New" w:hAnsi="Courier New"/>
+          <w:b/>
+          <w:sz w:val="20"/>
+        </w:rPr>
+        <w:t>Score(HR) = 3/7 x 2/3 x 2/3 x 1/3 = 12/189 = 0.0635</w:t>
+      </w:r>
+    </w:p>
+    <w:p>
+      <w:pPr>
+        <w:spacing w:after="40"/>
+        <w:ind w:left="480"/>
+      </w:pPr>
+      <w:r>
+        <w:rPr>
+          <w:rFonts w:ascii="Courier New" w:hAnsi="Courier New"/>
+          <w:b/>
+          <w:sz w:val="20"/>
+        </w:rPr>
+        <w:t>Score(LR) = 4/7 x 2/4 x 1/4 x 3/4 = 24/448 = 0.0536</w:t>
+      </w:r>
+    </w:p>
+    <w:p>
+      <w:pPr>
+        <w:spacing w:after="80"/>
+        <w:ind w:left="480"/>
+      </w:pPr>
+      <w:r>
+        <w:rPr>
+          <w:b/>
+          <w:color w:val="C00000"/>
+          <w:sz w:val="20"/>
+        </w:rPr>
+        <w:t>Score(HR) 0.0635 &gt; Score(LR) 0.0536  -&gt;  CLASSIFIED AS: HIGH RISK</w:t>
+      </w:r>
+    </w:p>
+    <w:p>
+      <w:pPr>
+        <w:spacing w:after="40"/>
+        <w:ind w:left="240"/>
+      </w:pPr>
+      <w:r>
+        <w:rPr>
+          <w:b/>
+          <w:color w:val="C05500"/>
+          <w:sz w:val="20"/>
+        </w:rPr>
+        <w:t xml:space="preserve">EXAM TIP: </w:t>
+      </w:r>
+      <w:r>
+        <w:rPr>
+          <w:color w:val="C05500"/>
+          <w:sz w:val="20"/>
+        </w:rPr>
+        <w:t>Despite having High income, this customer has Bad credit history (P=1/4 for LR) and No late payment (P=1/3 for HR). The bad credit history heavily penalises the LR score.</w:t>
       </w:r>
     </w:p>
     <w:p>

--- a/COMP4431_PastPaper_QuizSol.docx
+++ b/COMP4431_PastPaper_QuizSol.docx
@@ -5621,21 +5621,10 @@
     </w:p>
     <w:p>
       <w:pPr>
-        <w:pStyle w:val="Heading2"/>
+        <w:pStyle w:val="Heading3"/>
       </w:pPr>
       <w:r>
-        <w:rPr>
-          <w:color w:val="2E74B5"/>
-        </w:rPr>
-        <w:t>PAPER 2 — Dec 2024 / Sem I (20250328_2_20.pdf)</w:t>
-      </w:r>
-    </w:p>
-    <w:p>
-      <w:pPr>
-        <w:pStyle w:val="Heading3"/>
-      </w:pPr>
-      <w:r>
-        <w:t>Q3 — Short Paragraph Concept Answers</w:t>
+        <w:t>Q19c — CNN for Crowd Counting: Do You Agree? [6 marks]</w:t>
       </w:r>
     </w:p>
     <w:p>
@@ -5648,7 +5637,7 @@
           <w:b w:val="0"/>
           <w:sz w:val="20"/>
         </w:rPr>
-        <w:t>Q3.1 Discriminative vs Generative: see Section 2.</w:t>
+        <w:t>YES — CNN is well-suited for crowd counting. Three key reasons:</w:t>
       </w:r>
     </w:p>
     <w:p>
@@ -5661,7 +5650,7 @@
           <w:b w:val="0"/>
           <w:sz w:val="20"/>
         </w:rPr>
-        <w:t>Q3.2 Classification vs Clustering: see Section 2.</w:t>
+        <w:t>1. SPATIAL LOCALITY: Convolutional filters detect local patterns (heads, bodies) at every spatial position via weight sharing — critical when crowd density varies across the image.</w:t>
       </w:r>
     </w:p>
     <w:p>
@@ -5674,7 +5663,7 @@
           <w:b w:val="0"/>
           <w:sz w:val="20"/>
         </w:rPr>
-        <w:t>Q3.3 MCV vs LCV: see Section 2.</w:t>
+        <w:t>2. TRANSLATION INVARIANCE: Pooling layers make detection robust to slight shifts in position. A head at top-left and one at bottom-right produce the same filter response.</w:t>
       </w:r>
     </w:p>
     <w:p>
@@ -5687,20 +5676,7 @@
           <w:b w:val="0"/>
           <w:sz w:val="20"/>
         </w:rPr>
-        <w:t>Q3.4 Forward vs Backward Chaining: see Section 2.</w:t>
-      </w:r>
-    </w:p>
-    <w:p>
-      <w:pPr>
-        <w:spacing w:after="0"/>
-      </w:pPr>
-    </w:p>
-    <w:p>
-      <w:pPr>
-        <w:pStyle w:val="Heading3"/>
-      </w:pPr>
-      <w:r>
-        <w:t>Q4 — A* Timisoara to Bucharest (Romania map)</w:t>
+        <w:t>3. DENSITY MAP OUTPUT: CNNs can be trained end-to-end to produce a density map (value per pixel region) rather than a single integer count, enabling spatial localisation of crowd hotspots.</w:t>
       </w:r>
     </w:p>
     <w:p>
@@ -5713,25 +5689,7 @@
           <w:b w:val="0"/>
           <w:sz w:val="20"/>
         </w:rPr>
-        <w:t>Heuristics = straight-line distances to Bucharest. Show f=g+h at every step.</w:t>
-      </w:r>
-    </w:p>
-    <w:p>
-      <w:pPr>
-        <w:ind w:left="320"/>
-      </w:pPr>
-      <w:r>
-        <w:rPr>
-          <w:b/>
-          <w:sz w:val="20"/>
-        </w:rPr>
-        <w:t xml:space="preserve">ANSWER: </w:t>
-      </w:r>
-      <w:r>
-        <w:rPr>
-          <w:sz w:val="20"/>
-        </w:rPr>
-        <w:t>Optimal path: Timisoara → Arad → Sibiu → Rimnicu → Pitesti → Bucharest, cost = 536 km</w:t>
+        <w:t>Enhancement techniques: (a) Multi-column CNN (MCNN) — parallel branches with different kernel sizes handle scale variation as people appear larger/smaller at different distances. (b) Dilated convolutions increase receptive field without losing resolution. (c) Attention mechanisms focus on head/body regions and suppress background noise.</w:t>
       </w:r>
     </w:p>
     <w:p>
@@ -5752,7 +5710,1073 @@
           <w:color w:val="C05500"/>
           <w:sz w:val="20"/>
         </w:rPr>
-        <w:t>Always expand node with LOWEST f(n). When expanding, list ALL frontier nodes with their f values.</w:t>
+        <w:t>6-mark rubric: ~2 marks per well-explained CNN property + 1 enhancement/limitation. Name the property AND explain why it helps counting.</w:t>
+      </w:r>
+    </w:p>
+    <w:p>
+      <w:pPr>
+        <w:spacing w:after="0"/>
+      </w:pPr>
+    </w:p>
+    <w:p>
+      <w:pPr>
+        <w:pStyle w:val="Heading2"/>
+      </w:pPr>
+      <w:r>
+        <w:rPr>
+          <w:color w:val="2E74B5"/>
+        </w:rPr>
+        <w:t>PAPER 2 — Dec 2024 / Sem I (20250328_2_20.pdf)</w:t>
+      </w:r>
+    </w:p>
+    <w:p>
+      <w:pPr>
+        <w:pStyle w:val="Heading3"/>
+      </w:pPr>
+      <w:r>
+        <w:t>Q3 — Short Paragraph Concept Answers</w:t>
+      </w:r>
+    </w:p>
+    <w:p>
+      <w:pPr>
+        <w:spacing w:after="40"/>
+        <w:ind w:left="240"/>
+      </w:pPr>
+      <w:r>
+        <w:rPr>
+          <w:b w:val="0"/>
+          <w:sz w:val="20"/>
+        </w:rPr>
+        <w:t>Q3.1 Discriminative vs Generative: see Section 2.</w:t>
+      </w:r>
+    </w:p>
+    <w:p>
+      <w:pPr>
+        <w:spacing w:after="40"/>
+        <w:ind w:left="240"/>
+      </w:pPr>
+      <w:r>
+        <w:rPr>
+          <w:b w:val="0"/>
+          <w:sz w:val="20"/>
+        </w:rPr>
+        <w:t>Q3.2 Classification vs Clustering: see Section 2.</w:t>
+      </w:r>
+    </w:p>
+    <w:p>
+      <w:pPr>
+        <w:spacing w:after="40"/>
+        <w:ind w:left="240"/>
+      </w:pPr>
+      <w:r>
+        <w:rPr>
+          <w:b w:val="0"/>
+          <w:sz w:val="20"/>
+        </w:rPr>
+        <w:t>Q3.3 MCV vs LCV: see Section 2.</w:t>
+      </w:r>
+    </w:p>
+    <w:p>
+      <w:pPr>
+        <w:spacing w:after="40"/>
+        <w:ind w:left="240"/>
+      </w:pPr>
+      <w:r>
+        <w:rPr>
+          <w:b w:val="0"/>
+          <w:sz w:val="20"/>
+        </w:rPr>
+        <w:t>Q3.4 Forward vs Backward Chaining: see Section 2.</w:t>
+      </w:r>
+    </w:p>
+    <w:p>
+      <w:pPr>
+        <w:spacing w:after="0"/>
+      </w:pPr>
+    </w:p>
+    <w:p>
+      <w:pPr>
+        <w:pStyle w:val="Heading3"/>
+      </w:pPr>
+      <w:r>
+        <w:t>Q4 — A* Timisoara to Bucharest (Romania map) [12 marks]</w:t>
+      </w:r>
+    </w:p>
+    <w:p>
+      <w:pPr>
+        <w:spacing w:after="40"/>
+        <w:ind w:left="240"/>
+      </w:pPr>
+      <w:r>
+        <w:rPr>
+          <w:b w:val="0"/>
+          <w:sz w:val="20"/>
+        </w:rPr>
+        <w:t>SLD heuristics: Timisoara=329, Lugoj=244, Arad=366, Mehadia=241, Dobreta=242, Sibiu=253, RimnicuVilcea=193, Fagaras=176, Pitesti=100, Bucharest=0</w:t>
+      </w:r>
+    </w:p>
+    <w:p>
+      <w:pPr>
+        <w:spacing w:after="40"/>
+        <w:ind w:left="240"/>
+      </w:pPr>
+      <w:r>
+        <w:rPr>
+          <w:b w:val="0"/>
+          <w:sz w:val="20"/>
+        </w:rPr>
+        <w:t>Edge costs: Tim-Arad=118, Tim-Lugoj=111, Lugoj-Mehadia=70, Mehadia-Dobreta=75, Dobreta-Craiova=120, Arad-Sibiu=140, Sibiu-RV=80, Sibiu-Fagaras=99, RV-Pitesti=97, Pitesti-Bucharest=101</w:t>
+      </w:r>
+    </w:p>
+    <w:tbl>
+      <w:tblPr>
+        <w:tblStyle w:val="TableGrid"/>
+        <w:tblW w:type="auto" w:w="0"/>
+        <w:tblLook w:firstColumn="1" w:firstRow="1" w:lastColumn="0" w:lastRow="0" w:noHBand="0" w:noVBand="1" w:val="04A0"/>
+      </w:tblPr>
+      <w:tblGrid>
+        <w:gridCol w:w="1662"/>
+        <w:gridCol w:w="1662"/>
+        <w:gridCol w:w="1662"/>
+        <w:gridCol w:w="1662"/>
+        <w:gridCol w:w="1662"/>
+        <w:gridCol w:w="1662"/>
+      </w:tblGrid>
+      <w:tr>
+        <w:tc>
+          <w:tcPr>
+            <w:tcW w:type="dxa" w:w="576"/>
+            <w:shd w:fill="D6E4F0" w:val="clear"/>
+          </w:tcPr>
+          <w:p>
+            <w:r>
+              <w:rPr>
+                <w:b/>
+                <w:sz w:val="18"/>
+              </w:rPr>
+              <w:t>Step</w:t>
+            </w:r>
+          </w:p>
+        </w:tc>
+        <w:tc>
+          <w:tcPr>
+            <w:tcW w:type="dxa" w:w="2016"/>
+            <w:shd w:fill="D6E4F0" w:val="clear"/>
+          </w:tcPr>
+          <w:p>
+            <w:r>
+              <w:rPr>
+                <w:b/>
+                <w:sz w:val="18"/>
+              </w:rPr>
+              <w:t>Node Expanded</w:t>
+            </w:r>
+          </w:p>
+        </w:tc>
+        <w:tc>
+          <w:tcPr>
+            <w:tcW w:type="dxa" w:w="864"/>
+            <w:shd w:fill="D6E4F0" w:val="clear"/>
+          </w:tcPr>
+          <w:p>
+            <w:r>
+              <w:rPr>
+                <w:b/>
+                <w:sz w:val="18"/>
+              </w:rPr>
+              <w:t>g(n)</w:t>
+            </w:r>
+          </w:p>
+        </w:tc>
+        <w:tc>
+          <w:tcPr>
+            <w:tcW w:type="dxa" w:w="864"/>
+            <w:shd w:fill="D6E4F0" w:val="clear"/>
+          </w:tcPr>
+          <w:p>
+            <w:r>
+              <w:rPr>
+                <w:b/>
+                <w:sz w:val="18"/>
+              </w:rPr>
+              <w:t>h(n)</w:t>
+            </w:r>
+          </w:p>
+        </w:tc>
+        <w:tc>
+          <w:tcPr>
+            <w:tcW w:type="dxa" w:w="1008"/>
+            <w:shd w:fill="D6E4F0" w:val="clear"/>
+          </w:tcPr>
+          <w:p>
+            <w:r>
+              <w:rPr>
+                <w:b/>
+                <w:sz w:val="18"/>
+              </w:rPr>
+              <w:t>f=g+h</w:t>
+            </w:r>
+          </w:p>
+        </w:tc>
+        <w:tc>
+          <w:tcPr>
+            <w:tcW w:type="dxa" w:w="4464"/>
+            <w:shd w:fill="D6E4F0" w:val="clear"/>
+          </w:tcPr>
+          <w:p>
+            <w:r>
+              <w:rPr>
+                <w:b/>
+                <w:sz w:val="18"/>
+              </w:rPr>
+              <w:t>Key Frontier After Expansion</w:t>
+            </w:r>
+          </w:p>
+        </w:tc>
+      </w:tr>
+      <w:tr>
+        <w:tc>
+          <w:tcPr>
+            <w:tcW w:type="dxa" w:w="576"/>
+          </w:tcPr>
+          <w:p>
+            <w:r>
+              <w:rPr>
+                <w:sz w:val="18"/>
+              </w:rPr>
+              <w:t>1</w:t>
+            </w:r>
+          </w:p>
+        </w:tc>
+        <w:tc>
+          <w:tcPr>
+            <w:tcW w:type="dxa" w:w="2016"/>
+          </w:tcPr>
+          <w:p>
+            <w:r>
+              <w:rPr>
+                <w:sz w:val="18"/>
+              </w:rPr>
+              <w:t>Timisoara</w:t>
+            </w:r>
+          </w:p>
+        </w:tc>
+        <w:tc>
+          <w:tcPr>
+            <w:tcW w:type="dxa" w:w="864"/>
+          </w:tcPr>
+          <w:p>
+            <w:r>
+              <w:rPr>
+                <w:sz w:val="18"/>
+              </w:rPr>
+              <w:t>0</w:t>
+            </w:r>
+          </w:p>
+        </w:tc>
+        <w:tc>
+          <w:tcPr>
+            <w:tcW w:type="dxa" w:w="864"/>
+          </w:tcPr>
+          <w:p>
+            <w:r>
+              <w:rPr>
+                <w:sz w:val="18"/>
+              </w:rPr>
+              <w:t>329</w:t>
+            </w:r>
+          </w:p>
+        </w:tc>
+        <w:tc>
+          <w:tcPr>
+            <w:tcW w:type="dxa" w:w="1008"/>
+          </w:tcPr>
+          <w:p>
+            <w:r>
+              <w:rPr>
+                <w:sz w:val="18"/>
+              </w:rPr>
+              <w:t>329</w:t>
+            </w:r>
+          </w:p>
+        </w:tc>
+        <w:tc>
+          <w:tcPr>
+            <w:tcW w:type="dxa" w:w="4464"/>
+          </w:tcPr>
+          <w:p>
+            <w:r>
+              <w:rPr>
+                <w:sz w:val="18"/>
+              </w:rPr>
+              <w:t>Lugoj(f=355), Arad(f=484)</w:t>
+            </w:r>
+          </w:p>
+        </w:tc>
+      </w:tr>
+      <w:tr>
+        <w:tc>
+          <w:tcPr>
+            <w:tcW w:type="dxa" w:w="576"/>
+          </w:tcPr>
+          <w:p>
+            <w:r>
+              <w:rPr>
+                <w:sz w:val="18"/>
+              </w:rPr>
+              <w:t>2</w:t>
+            </w:r>
+          </w:p>
+        </w:tc>
+        <w:tc>
+          <w:tcPr>
+            <w:tcW w:type="dxa" w:w="2016"/>
+          </w:tcPr>
+          <w:p>
+            <w:r>
+              <w:rPr>
+                <w:sz w:val="18"/>
+              </w:rPr>
+              <w:t>Lugoj</w:t>
+            </w:r>
+          </w:p>
+        </w:tc>
+        <w:tc>
+          <w:tcPr>
+            <w:tcW w:type="dxa" w:w="864"/>
+          </w:tcPr>
+          <w:p>
+            <w:r>
+              <w:rPr>
+                <w:sz w:val="18"/>
+              </w:rPr>
+              <w:t>111</w:t>
+            </w:r>
+          </w:p>
+        </w:tc>
+        <w:tc>
+          <w:tcPr>
+            <w:tcW w:type="dxa" w:w="864"/>
+          </w:tcPr>
+          <w:p>
+            <w:r>
+              <w:rPr>
+                <w:sz w:val="18"/>
+              </w:rPr>
+              <w:t>244</w:t>
+            </w:r>
+          </w:p>
+        </w:tc>
+        <w:tc>
+          <w:tcPr>
+            <w:tcW w:type="dxa" w:w="1008"/>
+          </w:tcPr>
+          <w:p>
+            <w:r>
+              <w:rPr>
+                <w:sz w:val="18"/>
+              </w:rPr>
+              <w:t>355</w:t>
+            </w:r>
+          </w:p>
+        </w:tc>
+        <w:tc>
+          <w:tcPr>
+            <w:tcW w:type="dxa" w:w="4464"/>
+          </w:tcPr>
+          <w:p>
+            <w:r>
+              <w:rPr>
+                <w:sz w:val="18"/>
+              </w:rPr>
+              <w:t>Mehadia(f=422), Arad(f=484)</w:t>
+            </w:r>
+          </w:p>
+        </w:tc>
+      </w:tr>
+      <w:tr>
+        <w:tc>
+          <w:tcPr>
+            <w:tcW w:type="dxa" w:w="576"/>
+          </w:tcPr>
+          <w:p>
+            <w:r>
+              <w:rPr>
+                <w:sz w:val="18"/>
+              </w:rPr>
+              <w:t>3</w:t>
+            </w:r>
+          </w:p>
+        </w:tc>
+        <w:tc>
+          <w:tcPr>
+            <w:tcW w:type="dxa" w:w="2016"/>
+          </w:tcPr>
+          <w:p>
+            <w:r>
+              <w:rPr>
+                <w:sz w:val="18"/>
+              </w:rPr>
+              <w:t>Mehadia</w:t>
+            </w:r>
+          </w:p>
+        </w:tc>
+        <w:tc>
+          <w:tcPr>
+            <w:tcW w:type="dxa" w:w="864"/>
+          </w:tcPr>
+          <w:p>
+            <w:r>
+              <w:rPr>
+                <w:sz w:val="18"/>
+              </w:rPr>
+              <w:t>181</w:t>
+            </w:r>
+          </w:p>
+        </w:tc>
+        <w:tc>
+          <w:tcPr>
+            <w:tcW w:type="dxa" w:w="864"/>
+          </w:tcPr>
+          <w:p>
+            <w:r>
+              <w:rPr>
+                <w:sz w:val="18"/>
+              </w:rPr>
+              <w:t>241</w:t>
+            </w:r>
+          </w:p>
+        </w:tc>
+        <w:tc>
+          <w:tcPr>
+            <w:tcW w:type="dxa" w:w="1008"/>
+          </w:tcPr>
+          <w:p>
+            <w:r>
+              <w:rPr>
+                <w:sz w:val="18"/>
+              </w:rPr>
+              <w:t>422</w:t>
+            </w:r>
+          </w:p>
+        </w:tc>
+        <w:tc>
+          <w:tcPr>
+            <w:tcW w:type="dxa" w:w="4464"/>
+          </w:tcPr>
+          <w:p>
+            <w:r>
+              <w:rPr>
+                <w:sz w:val="18"/>
+              </w:rPr>
+              <w:t>Arad(f=484), Dobreta(f=498)</w:t>
+            </w:r>
+          </w:p>
+        </w:tc>
+      </w:tr>
+      <w:tr>
+        <w:tc>
+          <w:tcPr>
+            <w:tcW w:type="dxa" w:w="576"/>
+          </w:tcPr>
+          <w:p>
+            <w:r>
+              <w:rPr>
+                <w:sz w:val="18"/>
+              </w:rPr>
+              <w:t>4</w:t>
+            </w:r>
+          </w:p>
+        </w:tc>
+        <w:tc>
+          <w:tcPr>
+            <w:tcW w:type="dxa" w:w="2016"/>
+          </w:tcPr>
+          <w:p>
+            <w:r>
+              <w:rPr>
+                <w:sz w:val="18"/>
+              </w:rPr>
+              <w:t>Arad</w:t>
+            </w:r>
+          </w:p>
+        </w:tc>
+        <w:tc>
+          <w:tcPr>
+            <w:tcW w:type="dxa" w:w="864"/>
+          </w:tcPr>
+          <w:p>
+            <w:r>
+              <w:rPr>
+                <w:sz w:val="18"/>
+              </w:rPr>
+              <w:t>118</w:t>
+            </w:r>
+          </w:p>
+        </w:tc>
+        <w:tc>
+          <w:tcPr>
+            <w:tcW w:type="dxa" w:w="864"/>
+          </w:tcPr>
+          <w:p>
+            <w:r>
+              <w:rPr>
+                <w:sz w:val="18"/>
+              </w:rPr>
+              <w:t>366</w:t>
+            </w:r>
+          </w:p>
+        </w:tc>
+        <w:tc>
+          <w:tcPr>
+            <w:tcW w:type="dxa" w:w="1008"/>
+          </w:tcPr>
+          <w:p>
+            <w:r>
+              <w:rPr>
+                <w:sz w:val="18"/>
+              </w:rPr>
+              <w:t>484</w:t>
+            </w:r>
+          </w:p>
+        </w:tc>
+        <w:tc>
+          <w:tcPr>
+            <w:tcW w:type="dxa" w:w="4464"/>
+          </w:tcPr>
+          <w:p>
+            <w:r>
+              <w:rPr>
+                <w:sz w:val="18"/>
+              </w:rPr>
+              <w:t>Dobreta(f=498), Sibiu(f=511)</w:t>
+            </w:r>
+          </w:p>
+        </w:tc>
+      </w:tr>
+      <w:tr>
+        <w:tc>
+          <w:tcPr>
+            <w:tcW w:type="dxa" w:w="576"/>
+          </w:tcPr>
+          <w:p>
+            <w:r>
+              <w:rPr>
+                <w:sz w:val="18"/>
+              </w:rPr>
+              <w:t>5</w:t>
+            </w:r>
+          </w:p>
+        </w:tc>
+        <w:tc>
+          <w:tcPr>
+            <w:tcW w:type="dxa" w:w="2016"/>
+          </w:tcPr>
+          <w:p>
+            <w:r>
+              <w:rPr>
+                <w:sz w:val="18"/>
+              </w:rPr>
+              <w:t>Dobreta</w:t>
+            </w:r>
+          </w:p>
+        </w:tc>
+        <w:tc>
+          <w:tcPr>
+            <w:tcW w:type="dxa" w:w="864"/>
+          </w:tcPr>
+          <w:p>
+            <w:r>
+              <w:rPr>
+                <w:sz w:val="18"/>
+              </w:rPr>
+              <w:t>256</w:t>
+            </w:r>
+          </w:p>
+        </w:tc>
+        <w:tc>
+          <w:tcPr>
+            <w:tcW w:type="dxa" w:w="864"/>
+          </w:tcPr>
+          <w:p>
+            <w:r>
+              <w:rPr>
+                <w:sz w:val="18"/>
+              </w:rPr>
+              <w:t>242</w:t>
+            </w:r>
+          </w:p>
+        </w:tc>
+        <w:tc>
+          <w:tcPr>
+            <w:tcW w:type="dxa" w:w="1008"/>
+          </w:tcPr>
+          <w:p>
+            <w:r>
+              <w:rPr>
+                <w:sz w:val="18"/>
+              </w:rPr>
+              <w:t>498</w:t>
+            </w:r>
+          </w:p>
+        </w:tc>
+        <w:tc>
+          <w:tcPr>
+            <w:tcW w:type="dxa" w:w="4464"/>
+          </w:tcPr>
+          <w:p>
+            <w:r>
+              <w:rPr>
+                <w:sz w:val="18"/>
+              </w:rPr>
+              <w:t>Sibiu(f=511), Craiova(f=536)</w:t>
+            </w:r>
+          </w:p>
+        </w:tc>
+      </w:tr>
+      <w:tr>
+        <w:tc>
+          <w:tcPr>
+            <w:tcW w:type="dxa" w:w="576"/>
+          </w:tcPr>
+          <w:p>
+            <w:r>
+              <w:rPr>
+                <w:sz w:val="18"/>
+              </w:rPr>
+              <w:t>6</w:t>
+            </w:r>
+          </w:p>
+        </w:tc>
+        <w:tc>
+          <w:tcPr>
+            <w:tcW w:type="dxa" w:w="2016"/>
+          </w:tcPr>
+          <w:p>
+            <w:r>
+              <w:rPr>
+                <w:sz w:val="18"/>
+              </w:rPr>
+              <w:t>Sibiu</w:t>
+            </w:r>
+          </w:p>
+        </w:tc>
+        <w:tc>
+          <w:tcPr>
+            <w:tcW w:type="dxa" w:w="864"/>
+          </w:tcPr>
+          <w:p>
+            <w:r>
+              <w:rPr>
+                <w:sz w:val="18"/>
+              </w:rPr>
+              <w:t>258</w:t>
+            </w:r>
+          </w:p>
+        </w:tc>
+        <w:tc>
+          <w:tcPr>
+            <w:tcW w:type="dxa" w:w="864"/>
+          </w:tcPr>
+          <w:p>
+            <w:r>
+              <w:rPr>
+                <w:sz w:val="18"/>
+              </w:rPr>
+              <w:t>253</w:t>
+            </w:r>
+          </w:p>
+        </w:tc>
+        <w:tc>
+          <w:tcPr>
+            <w:tcW w:type="dxa" w:w="1008"/>
+          </w:tcPr>
+          <w:p>
+            <w:r>
+              <w:rPr>
+                <w:sz w:val="18"/>
+              </w:rPr>
+              <w:t>511</w:t>
+            </w:r>
+          </w:p>
+        </w:tc>
+        <w:tc>
+          <w:tcPr>
+            <w:tcW w:type="dxa" w:w="4464"/>
+          </w:tcPr>
+          <w:p>
+            <w:r>
+              <w:rPr>
+                <w:sz w:val="18"/>
+              </w:rPr>
+              <w:t>RimnicuVilcea(f=531), Fagaras(f=533), Craiova(f=536)</w:t>
+            </w:r>
+          </w:p>
+        </w:tc>
+      </w:tr>
+      <w:tr>
+        <w:tc>
+          <w:tcPr>
+            <w:tcW w:type="dxa" w:w="576"/>
+          </w:tcPr>
+          <w:p>
+            <w:r>
+              <w:rPr>
+                <w:sz w:val="18"/>
+              </w:rPr>
+              <w:t>7</w:t>
+            </w:r>
+          </w:p>
+        </w:tc>
+        <w:tc>
+          <w:tcPr>
+            <w:tcW w:type="dxa" w:w="2016"/>
+          </w:tcPr>
+          <w:p>
+            <w:r>
+              <w:rPr>
+                <w:sz w:val="18"/>
+              </w:rPr>
+              <w:t>RimnicuVilcea</w:t>
+            </w:r>
+          </w:p>
+        </w:tc>
+        <w:tc>
+          <w:tcPr>
+            <w:tcW w:type="dxa" w:w="864"/>
+          </w:tcPr>
+          <w:p>
+            <w:r>
+              <w:rPr>
+                <w:sz w:val="18"/>
+              </w:rPr>
+              <w:t>338</w:t>
+            </w:r>
+          </w:p>
+        </w:tc>
+        <w:tc>
+          <w:tcPr>
+            <w:tcW w:type="dxa" w:w="864"/>
+          </w:tcPr>
+          <w:p>
+            <w:r>
+              <w:rPr>
+                <w:sz w:val="18"/>
+              </w:rPr>
+              <w:t>193</w:t>
+            </w:r>
+          </w:p>
+        </w:tc>
+        <w:tc>
+          <w:tcPr>
+            <w:tcW w:type="dxa" w:w="1008"/>
+          </w:tcPr>
+          <w:p>
+            <w:r>
+              <w:rPr>
+                <w:sz w:val="18"/>
+              </w:rPr>
+              <w:t>531</w:t>
+            </w:r>
+          </w:p>
+        </w:tc>
+        <w:tc>
+          <w:tcPr>
+            <w:tcW w:type="dxa" w:w="4464"/>
+          </w:tcPr>
+          <w:p>
+            <w:r>
+              <w:rPr>
+                <w:sz w:val="18"/>
+              </w:rPr>
+              <w:t>Fagaras(f=533), Pitesti(f=535), Craiova(f=536)</w:t>
+            </w:r>
+          </w:p>
+        </w:tc>
+      </w:tr>
+      <w:tr>
+        <w:tc>
+          <w:tcPr>
+            <w:tcW w:type="dxa" w:w="576"/>
+          </w:tcPr>
+          <w:p>
+            <w:r>
+              <w:rPr>
+                <w:sz w:val="18"/>
+              </w:rPr>
+              <w:t>8</w:t>
+            </w:r>
+          </w:p>
+        </w:tc>
+        <w:tc>
+          <w:tcPr>
+            <w:tcW w:type="dxa" w:w="2016"/>
+          </w:tcPr>
+          <w:p>
+            <w:r>
+              <w:rPr>
+                <w:sz w:val="18"/>
+              </w:rPr>
+              <w:t>Fagaras</w:t>
+            </w:r>
+          </w:p>
+        </w:tc>
+        <w:tc>
+          <w:tcPr>
+            <w:tcW w:type="dxa" w:w="864"/>
+          </w:tcPr>
+          <w:p>
+            <w:r>
+              <w:rPr>
+                <w:sz w:val="18"/>
+              </w:rPr>
+              <w:t>357</w:t>
+            </w:r>
+          </w:p>
+        </w:tc>
+        <w:tc>
+          <w:tcPr>
+            <w:tcW w:type="dxa" w:w="864"/>
+          </w:tcPr>
+          <w:p>
+            <w:r>
+              <w:rPr>
+                <w:sz w:val="18"/>
+              </w:rPr>
+              <w:t>176</w:t>
+            </w:r>
+          </w:p>
+        </w:tc>
+        <w:tc>
+          <w:tcPr>
+            <w:tcW w:type="dxa" w:w="1008"/>
+          </w:tcPr>
+          <w:p>
+            <w:r>
+              <w:rPr>
+                <w:sz w:val="18"/>
+              </w:rPr>
+              <w:t>533</w:t>
+            </w:r>
+          </w:p>
+        </w:tc>
+        <w:tc>
+          <w:tcPr>
+            <w:tcW w:type="dxa" w:w="4464"/>
+          </w:tcPr>
+          <w:p>
+            <w:r>
+              <w:rPr>
+                <w:sz w:val="18"/>
+              </w:rPr>
+              <w:t>Pitesti(f=535), Craiova(f=536), Bucharest_via_Fagaras(f=568)</w:t>
+            </w:r>
+          </w:p>
+        </w:tc>
+      </w:tr>
+      <w:tr>
+        <w:tc>
+          <w:tcPr>
+            <w:tcW w:type="dxa" w:w="576"/>
+          </w:tcPr>
+          <w:p>
+            <w:r>
+              <w:rPr>
+                <w:sz w:val="18"/>
+              </w:rPr>
+              <w:t>9</w:t>
+            </w:r>
+          </w:p>
+        </w:tc>
+        <w:tc>
+          <w:tcPr>
+            <w:tcW w:type="dxa" w:w="2016"/>
+          </w:tcPr>
+          <w:p>
+            <w:r>
+              <w:rPr>
+                <w:sz w:val="18"/>
+              </w:rPr>
+              <w:t>Pitesti</w:t>
+            </w:r>
+          </w:p>
+        </w:tc>
+        <w:tc>
+          <w:tcPr>
+            <w:tcW w:type="dxa" w:w="864"/>
+          </w:tcPr>
+          <w:p>
+            <w:r>
+              <w:rPr>
+                <w:sz w:val="18"/>
+              </w:rPr>
+              <w:t>435</w:t>
+            </w:r>
+          </w:p>
+        </w:tc>
+        <w:tc>
+          <w:tcPr>
+            <w:tcW w:type="dxa" w:w="864"/>
+          </w:tcPr>
+          <w:p>
+            <w:r>
+              <w:rPr>
+                <w:sz w:val="18"/>
+              </w:rPr>
+              <w:t>100</w:t>
+            </w:r>
+          </w:p>
+        </w:tc>
+        <w:tc>
+          <w:tcPr>
+            <w:tcW w:type="dxa" w:w="1008"/>
+          </w:tcPr>
+          <w:p>
+            <w:r>
+              <w:rPr>
+                <w:sz w:val="18"/>
+              </w:rPr>
+              <w:t>535</w:t>
+            </w:r>
+          </w:p>
+        </w:tc>
+        <w:tc>
+          <w:tcPr>
+            <w:tcW w:type="dxa" w:w="4464"/>
+          </w:tcPr>
+          <w:p>
+            <w:r>
+              <w:rPr>
+                <w:sz w:val="18"/>
+              </w:rPr>
+              <w:t>Craiova(f=536), Bucharest_via_Pitesti(f=536) — replaces f=568</w:t>
+            </w:r>
+          </w:p>
+        </w:tc>
+      </w:tr>
+      <w:tr>
+        <w:tc>
+          <w:tcPr>
+            <w:tcW w:type="dxa" w:w="576"/>
+          </w:tcPr>
+          <w:p>
+            <w:r>
+              <w:rPr>
+                <w:sz w:val="18"/>
+              </w:rPr>
+              <w:t>10</w:t>
+            </w:r>
+          </w:p>
+        </w:tc>
+        <w:tc>
+          <w:tcPr>
+            <w:tcW w:type="dxa" w:w="2016"/>
+          </w:tcPr>
+          <w:p>
+            <w:r>
+              <w:rPr>
+                <w:sz w:val="18"/>
+              </w:rPr>
+              <w:t>Bucharest</w:t>
+            </w:r>
+          </w:p>
+        </w:tc>
+        <w:tc>
+          <w:tcPr>
+            <w:tcW w:type="dxa" w:w="864"/>
+          </w:tcPr>
+          <w:p>
+            <w:r>
+              <w:rPr>
+                <w:sz w:val="18"/>
+              </w:rPr>
+              <w:t>536</w:t>
+            </w:r>
+          </w:p>
+        </w:tc>
+        <w:tc>
+          <w:tcPr>
+            <w:tcW w:type="dxa" w:w="864"/>
+          </w:tcPr>
+          <w:p>
+            <w:r>
+              <w:rPr>
+                <w:sz w:val="18"/>
+              </w:rPr>
+              <w:t>0</w:t>
+            </w:r>
+          </w:p>
+        </w:tc>
+        <w:tc>
+          <w:tcPr>
+            <w:tcW w:type="dxa" w:w="1008"/>
+          </w:tcPr>
+          <w:p>
+            <w:r>
+              <w:rPr>
+                <w:sz w:val="18"/>
+              </w:rPr>
+              <w:t>536</w:t>
+            </w:r>
+          </w:p>
+        </w:tc>
+        <w:tc>
+          <w:tcPr>
+            <w:tcW w:type="dxa" w:w="4464"/>
+          </w:tcPr>
+          <w:p>
+            <w:r>
+              <w:rPr>
+                <w:sz w:val="18"/>
+              </w:rPr>
+              <w:t>GOAL — stop</w:t>
+            </w:r>
+          </w:p>
+        </w:tc>
+      </w:tr>
+    </w:tbl>
+    <w:p>
+      <w:pPr>
+        <w:spacing w:after="0"/>
+      </w:pPr>
+    </w:p>
+    <w:p>
+      <w:pPr>
+        <w:ind w:left="320"/>
+      </w:pPr>
+      <w:r>
+        <w:rPr>
+          <w:b/>
+          <w:sz w:val="20"/>
+        </w:rPr>
+        <w:t xml:space="preserve">ANSWER: </w:t>
+      </w:r>
+      <w:r>
+        <w:rPr>
+          <w:sz w:val="20"/>
+        </w:rPr>
+        <w:t>Path: Timisoara → Arad → Sibiu → Rimnicu Vilcea → Pitesti → Bucharest   Cost = 118+140+80+97+101 = 536 km</w:t>
+      </w:r>
+    </w:p>
+    <w:p>
+      <w:pPr>
+        <w:spacing w:after="40"/>
+        <w:ind w:left="240"/>
+      </w:pPr>
+      <w:r>
+        <w:rPr>
+          <w:b/>
+          <w:color w:val="C05500"/>
+          <w:sz w:val="20"/>
+        </w:rPr>
+        <w:t xml:space="preserve">EXAM TIP: </w:t>
+      </w:r>
+      <w:r>
+        <w:rPr>
+          <w:color w:val="C05500"/>
+          <w:sz w:val="20"/>
+        </w:rPr>
+        <w:t>Arad expanded BEFORE Dobreta (f=484 &lt; 498) even though it is not on the optimal path — A* explores it because SLD overestimates. Bucharest via Fagaras (f=568) is replaced when Pitesti finds shorter route (f=536).</w:t>
       </w:r>
     </w:p>
     <w:p>
@@ -6385,6 +7409,1033 @@
           <w:sz w:val="20"/>
         </w:rPr>
         <w:t>P(W|C) = P(C|W)*P(W) / P(C) = 0.762*0.6 / 0.5588 = 0.4572/0.5588 = 0.8182</w:t>
+      </w:r>
+    </w:p>
+    <w:p>
+      <w:pPr>
+        <w:spacing w:after="0"/>
+      </w:pPr>
+    </w:p>
+    <w:p>
+      <w:pPr>
+        <w:pStyle w:val="Heading3"/>
+      </w:pPr>
+      <w:r>
+        <w:t>Q6 — Decision Tree (8 Students, 3 Features → Pass/Fail) [12 marks]</w:t>
+      </w:r>
+    </w:p>
+    <w:p>
+      <w:pPr>
+        <w:spacing w:after="40"/>
+        <w:ind w:left="240"/>
+      </w:pPr>
+      <w:r>
+        <w:rPr>
+          <w:b w:val="0"/>
+          <w:sz w:val="20"/>
+        </w:rPr>
+        <w:t>Dataset: 8 students. Features: Study Years (0-2, 3-5), Study Hours (Low/Med/High), Attendance (I=Irregular, R=Regular). Target: Pass.</w:t>
+      </w:r>
+    </w:p>
+    <w:tbl>
+      <w:tblPr>
+        <w:tblStyle w:val="TableGrid"/>
+        <w:tblW w:type="auto" w:w="0"/>
+        <w:tblLook w:firstColumn="1" w:firstRow="1" w:lastColumn="0" w:lastRow="0" w:noHBand="0" w:noVBand="1" w:val="04A0"/>
+      </w:tblPr>
+      <w:tblGrid>
+        <w:gridCol w:w="1994"/>
+        <w:gridCol w:w="1994"/>
+        <w:gridCol w:w="1994"/>
+        <w:gridCol w:w="1994"/>
+        <w:gridCol w:w="1994"/>
+      </w:tblGrid>
+      <w:tr>
+        <w:tc>
+          <w:tcPr>
+            <w:tcW w:type="dxa" w:w="576"/>
+            <w:shd w:fill="D6E4F0" w:val="clear"/>
+          </w:tcPr>
+          <w:p>
+            <w:r>
+              <w:rPr>
+                <w:b/>
+                <w:sz w:val="18"/>
+              </w:rPr>
+              <w:t>ID</w:t>
+            </w:r>
+          </w:p>
+        </w:tc>
+        <w:tc>
+          <w:tcPr>
+            <w:tcW w:type="dxa" w:w="1440"/>
+            <w:shd w:fill="D6E4F0" w:val="clear"/>
+          </w:tcPr>
+          <w:p>
+            <w:r>
+              <w:rPr>
+                <w:b/>
+                <w:sz w:val="18"/>
+              </w:rPr>
+              <w:t>Study Years</w:t>
+            </w:r>
+          </w:p>
+        </w:tc>
+        <w:tc>
+          <w:tcPr>
+            <w:tcW w:type="dxa" w:w="1440"/>
+            <w:shd w:fill="D6E4F0" w:val="clear"/>
+          </w:tcPr>
+          <w:p>
+            <w:r>
+              <w:rPr>
+                <w:b/>
+                <w:sz w:val="18"/>
+              </w:rPr>
+              <w:t>Study Hours</w:t>
+            </w:r>
+          </w:p>
+        </w:tc>
+        <w:tc>
+          <w:tcPr>
+            <w:tcW w:type="dxa" w:w="1584"/>
+            <w:shd w:fill="D6E4F0" w:val="clear"/>
+          </w:tcPr>
+          <w:p>
+            <w:r>
+              <w:rPr>
+                <w:b/>
+                <w:sz w:val="18"/>
+              </w:rPr>
+              <w:t>Attendance</w:t>
+            </w:r>
+          </w:p>
+        </w:tc>
+        <w:tc>
+          <w:tcPr>
+            <w:tcW w:type="dxa" w:w="864"/>
+            <w:shd w:fill="D6E4F0" w:val="clear"/>
+          </w:tcPr>
+          <w:p>
+            <w:r>
+              <w:rPr>
+                <w:b/>
+                <w:sz w:val="18"/>
+              </w:rPr>
+              <w:t>Pass</w:t>
+            </w:r>
+          </w:p>
+        </w:tc>
+      </w:tr>
+      <w:tr>
+        <w:tc>
+          <w:tcPr>
+            <w:tcW w:type="dxa" w:w="576"/>
+          </w:tcPr>
+          <w:p>
+            <w:r>
+              <w:rPr>
+                <w:sz w:val="18"/>
+              </w:rPr>
+              <w:t>1</w:t>
+            </w:r>
+          </w:p>
+        </w:tc>
+        <w:tc>
+          <w:tcPr>
+            <w:tcW w:type="dxa" w:w="1440"/>
+          </w:tcPr>
+          <w:p>
+            <w:r>
+              <w:rPr>
+                <w:sz w:val="18"/>
+              </w:rPr>
+              <w:t>0-2</w:t>
+            </w:r>
+          </w:p>
+        </w:tc>
+        <w:tc>
+          <w:tcPr>
+            <w:tcW w:type="dxa" w:w="1440"/>
+          </w:tcPr>
+          <w:p>
+            <w:r>
+              <w:rPr>
+                <w:sz w:val="18"/>
+              </w:rPr>
+              <w:t>Low</w:t>
+            </w:r>
+          </w:p>
+        </w:tc>
+        <w:tc>
+          <w:tcPr>
+            <w:tcW w:type="dxa" w:w="1584"/>
+          </w:tcPr>
+          <w:p>
+            <w:r>
+              <w:rPr>
+                <w:sz w:val="18"/>
+              </w:rPr>
+              <w:t>I</w:t>
+            </w:r>
+          </w:p>
+        </w:tc>
+        <w:tc>
+          <w:tcPr>
+            <w:tcW w:type="dxa" w:w="864"/>
+          </w:tcPr>
+          <w:p>
+            <w:r>
+              <w:rPr>
+                <w:sz w:val="18"/>
+              </w:rPr>
+              <w:t>No</w:t>
+            </w:r>
+          </w:p>
+        </w:tc>
+      </w:tr>
+      <w:tr>
+        <w:tc>
+          <w:tcPr>
+            <w:tcW w:type="dxa" w:w="576"/>
+          </w:tcPr>
+          <w:p>
+            <w:r>
+              <w:rPr>
+                <w:sz w:val="18"/>
+              </w:rPr>
+              <w:t>2</w:t>
+            </w:r>
+          </w:p>
+        </w:tc>
+        <w:tc>
+          <w:tcPr>
+            <w:tcW w:type="dxa" w:w="1440"/>
+          </w:tcPr>
+          <w:p>
+            <w:r>
+              <w:rPr>
+                <w:sz w:val="18"/>
+              </w:rPr>
+              <w:t>0-2</w:t>
+            </w:r>
+          </w:p>
+        </w:tc>
+        <w:tc>
+          <w:tcPr>
+            <w:tcW w:type="dxa" w:w="1440"/>
+          </w:tcPr>
+          <w:p>
+            <w:r>
+              <w:rPr>
+                <w:sz w:val="18"/>
+              </w:rPr>
+              <w:t>Low</w:t>
+            </w:r>
+          </w:p>
+        </w:tc>
+        <w:tc>
+          <w:tcPr>
+            <w:tcW w:type="dxa" w:w="1584"/>
+          </w:tcPr>
+          <w:p>
+            <w:r>
+              <w:rPr>
+                <w:sz w:val="18"/>
+              </w:rPr>
+              <w:t>R</w:t>
+            </w:r>
+          </w:p>
+        </w:tc>
+        <w:tc>
+          <w:tcPr>
+            <w:tcW w:type="dxa" w:w="864"/>
+          </w:tcPr>
+          <w:p>
+            <w:r>
+              <w:rPr>
+                <w:sz w:val="18"/>
+              </w:rPr>
+              <w:t>No</w:t>
+            </w:r>
+          </w:p>
+        </w:tc>
+      </w:tr>
+      <w:tr>
+        <w:tc>
+          <w:tcPr>
+            <w:tcW w:type="dxa" w:w="576"/>
+          </w:tcPr>
+          <w:p>
+            <w:r>
+              <w:rPr>
+                <w:sz w:val="18"/>
+              </w:rPr>
+              <w:t>3</w:t>
+            </w:r>
+          </w:p>
+        </w:tc>
+        <w:tc>
+          <w:tcPr>
+            <w:tcW w:type="dxa" w:w="1440"/>
+          </w:tcPr>
+          <w:p>
+            <w:r>
+              <w:rPr>
+                <w:sz w:val="18"/>
+              </w:rPr>
+              <w:t>3-5</w:t>
+            </w:r>
+          </w:p>
+        </w:tc>
+        <w:tc>
+          <w:tcPr>
+            <w:tcW w:type="dxa" w:w="1440"/>
+          </w:tcPr>
+          <w:p>
+            <w:r>
+              <w:rPr>
+                <w:sz w:val="18"/>
+              </w:rPr>
+              <w:t>Medium</w:t>
+            </w:r>
+          </w:p>
+        </w:tc>
+        <w:tc>
+          <w:tcPr>
+            <w:tcW w:type="dxa" w:w="1584"/>
+          </w:tcPr>
+          <w:p>
+            <w:r>
+              <w:rPr>
+                <w:sz w:val="18"/>
+              </w:rPr>
+              <w:t>I</w:t>
+            </w:r>
+          </w:p>
+        </w:tc>
+        <w:tc>
+          <w:tcPr>
+            <w:tcW w:type="dxa" w:w="864"/>
+          </w:tcPr>
+          <w:p>
+            <w:r>
+              <w:rPr>
+                <w:sz w:val="18"/>
+              </w:rPr>
+              <w:t>No</w:t>
+            </w:r>
+          </w:p>
+        </w:tc>
+      </w:tr>
+      <w:tr>
+        <w:tc>
+          <w:tcPr>
+            <w:tcW w:type="dxa" w:w="576"/>
+          </w:tcPr>
+          <w:p>
+            <w:r>
+              <w:rPr>
+                <w:sz w:val="18"/>
+              </w:rPr>
+              <w:t>4</w:t>
+            </w:r>
+          </w:p>
+        </w:tc>
+        <w:tc>
+          <w:tcPr>
+            <w:tcW w:type="dxa" w:w="1440"/>
+          </w:tcPr>
+          <w:p>
+            <w:r>
+              <w:rPr>
+                <w:sz w:val="18"/>
+              </w:rPr>
+              <w:t>3-5</w:t>
+            </w:r>
+          </w:p>
+        </w:tc>
+        <w:tc>
+          <w:tcPr>
+            <w:tcW w:type="dxa" w:w="1440"/>
+          </w:tcPr>
+          <w:p>
+            <w:r>
+              <w:rPr>
+                <w:sz w:val="18"/>
+              </w:rPr>
+              <w:t>Low</w:t>
+            </w:r>
+          </w:p>
+        </w:tc>
+        <w:tc>
+          <w:tcPr>
+            <w:tcW w:type="dxa" w:w="1584"/>
+          </w:tcPr>
+          <w:p>
+            <w:r>
+              <w:rPr>
+                <w:sz w:val="18"/>
+              </w:rPr>
+              <w:t>I</w:t>
+            </w:r>
+          </w:p>
+        </w:tc>
+        <w:tc>
+          <w:tcPr>
+            <w:tcW w:type="dxa" w:w="864"/>
+          </w:tcPr>
+          <w:p>
+            <w:r>
+              <w:rPr>
+                <w:sz w:val="18"/>
+              </w:rPr>
+              <w:t>No</w:t>
+            </w:r>
+          </w:p>
+        </w:tc>
+      </w:tr>
+      <w:tr>
+        <w:tc>
+          <w:tcPr>
+            <w:tcW w:type="dxa" w:w="576"/>
+          </w:tcPr>
+          <w:p>
+            <w:r>
+              <w:rPr>
+                <w:sz w:val="18"/>
+              </w:rPr>
+              <w:t>5</w:t>
+            </w:r>
+          </w:p>
+        </w:tc>
+        <w:tc>
+          <w:tcPr>
+            <w:tcW w:type="dxa" w:w="1440"/>
+          </w:tcPr>
+          <w:p>
+            <w:r>
+              <w:rPr>
+                <w:sz w:val="18"/>
+              </w:rPr>
+              <w:t>3-5</w:t>
+            </w:r>
+          </w:p>
+        </w:tc>
+        <w:tc>
+          <w:tcPr>
+            <w:tcW w:type="dxa" w:w="1440"/>
+          </w:tcPr>
+          <w:p>
+            <w:r>
+              <w:rPr>
+                <w:sz w:val="18"/>
+              </w:rPr>
+              <w:t>High</w:t>
+            </w:r>
+          </w:p>
+        </w:tc>
+        <w:tc>
+          <w:tcPr>
+            <w:tcW w:type="dxa" w:w="1584"/>
+          </w:tcPr>
+          <w:p>
+            <w:r>
+              <w:rPr>
+                <w:sz w:val="18"/>
+              </w:rPr>
+              <w:t>R</w:t>
+            </w:r>
+          </w:p>
+        </w:tc>
+        <w:tc>
+          <w:tcPr>
+            <w:tcW w:type="dxa" w:w="864"/>
+          </w:tcPr>
+          <w:p>
+            <w:r>
+              <w:rPr>
+                <w:sz w:val="18"/>
+              </w:rPr>
+              <w:t>Yes</w:t>
+            </w:r>
+          </w:p>
+        </w:tc>
+      </w:tr>
+      <w:tr>
+        <w:tc>
+          <w:tcPr>
+            <w:tcW w:type="dxa" w:w="576"/>
+          </w:tcPr>
+          <w:p>
+            <w:r>
+              <w:rPr>
+                <w:sz w:val="18"/>
+              </w:rPr>
+              <w:t>6</w:t>
+            </w:r>
+          </w:p>
+        </w:tc>
+        <w:tc>
+          <w:tcPr>
+            <w:tcW w:type="dxa" w:w="1440"/>
+          </w:tcPr>
+          <w:p>
+            <w:r>
+              <w:rPr>
+                <w:sz w:val="18"/>
+              </w:rPr>
+              <w:t>0-2</w:t>
+            </w:r>
+          </w:p>
+        </w:tc>
+        <w:tc>
+          <w:tcPr>
+            <w:tcW w:type="dxa" w:w="1440"/>
+          </w:tcPr>
+          <w:p>
+            <w:r>
+              <w:rPr>
+                <w:sz w:val="18"/>
+              </w:rPr>
+              <w:t>High</w:t>
+            </w:r>
+          </w:p>
+        </w:tc>
+        <w:tc>
+          <w:tcPr>
+            <w:tcW w:type="dxa" w:w="1584"/>
+          </w:tcPr>
+          <w:p>
+            <w:r>
+              <w:rPr>
+                <w:sz w:val="18"/>
+              </w:rPr>
+              <w:t>I</w:t>
+            </w:r>
+          </w:p>
+        </w:tc>
+        <w:tc>
+          <w:tcPr>
+            <w:tcW w:type="dxa" w:w="864"/>
+          </w:tcPr>
+          <w:p>
+            <w:r>
+              <w:rPr>
+                <w:sz w:val="18"/>
+              </w:rPr>
+              <w:t>Yes</w:t>
+            </w:r>
+          </w:p>
+        </w:tc>
+      </w:tr>
+      <w:tr>
+        <w:tc>
+          <w:tcPr>
+            <w:tcW w:type="dxa" w:w="576"/>
+          </w:tcPr>
+          <w:p>
+            <w:r>
+              <w:rPr>
+                <w:sz w:val="18"/>
+              </w:rPr>
+              <w:t>7</w:t>
+            </w:r>
+          </w:p>
+        </w:tc>
+        <w:tc>
+          <w:tcPr>
+            <w:tcW w:type="dxa" w:w="1440"/>
+          </w:tcPr>
+          <w:p>
+            <w:r>
+              <w:rPr>
+                <w:sz w:val="18"/>
+              </w:rPr>
+              <w:t>0-2</w:t>
+            </w:r>
+          </w:p>
+        </w:tc>
+        <w:tc>
+          <w:tcPr>
+            <w:tcW w:type="dxa" w:w="1440"/>
+          </w:tcPr>
+          <w:p>
+            <w:r>
+              <w:rPr>
+                <w:sz w:val="18"/>
+              </w:rPr>
+              <w:t>High</w:t>
+            </w:r>
+          </w:p>
+        </w:tc>
+        <w:tc>
+          <w:tcPr>
+            <w:tcW w:type="dxa" w:w="1584"/>
+          </w:tcPr>
+          <w:p>
+            <w:r>
+              <w:rPr>
+                <w:sz w:val="18"/>
+              </w:rPr>
+              <w:t>R</w:t>
+            </w:r>
+          </w:p>
+        </w:tc>
+        <w:tc>
+          <w:tcPr>
+            <w:tcW w:type="dxa" w:w="864"/>
+          </w:tcPr>
+          <w:p>
+            <w:r>
+              <w:rPr>
+                <w:sz w:val="18"/>
+              </w:rPr>
+              <w:t>Yes</w:t>
+            </w:r>
+          </w:p>
+        </w:tc>
+      </w:tr>
+      <w:tr>
+        <w:tc>
+          <w:tcPr>
+            <w:tcW w:type="dxa" w:w="576"/>
+          </w:tcPr>
+          <w:p>
+            <w:r>
+              <w:rPr>
+                <w:sz w:val="18"/>
+              </w:rPr>
+              <w:t>8</w:t>
+            </w:r>
+          </w:p>
+        </w:tc>
+        <w:tc>
+          <w:tcPr>
+            <w:tcW w:type="dxa" w:w="1440"/>
+          </w:tcPr>
+          <w:p>
+            <w:r>
+              <w:rPr>
+                <w:sz w:val="18"/>
+              </w:rPr>
+              <w:t>3-5</w:t>
+            </w:r>
+          </w:p>
+        </w:tc>
+        <w:tc>
+          <w:tcPr>
+            <w:tcW w:type="dxa" w:w="1440"/>
+          </w:tcPr>
+          <w:p>
+            <w:r>
+              <w:rPr>
+                <w:sz w:val="18"/>
+              </w:rPr>
+              <w:t>Medium</w:t>
+            </w:r>
+          </w:p>
+        </w:tc>
+        <w:tc>
+          <w:tcPr>
+            <w:tcW w:type="dxa" w:w="1584"/>
+          </w:tcPr>
+          <w:p>
+            <w:r>
+              <w:rPr>
+                <w:sz w:val="18"/>
+              </w:rPr>
+              <w:t>R</w:t>
+            </w:r>
+          </w:p>
+        </w:tc>
+        <w:tc>
+          <w:tcPr>
+            <w:tcW w:type="dxa" w:w="864"/>
+          </w:tcPr>
+          <w:p>
+            <w:r>
+              <w:rPr>
+                <w:sz w:val="18"/>
+              </w:rPr>
+              <w:t>Yes</w:t>
+            </w:r>
+          </w:p>
+        </w:tc>
+      </w:tr>
+    </w:tbl>
+    <w:p>
+      <w:pPr>
+        <w:spacing w:after="0"/>
+      </w:pPr>
+    </w:p>
+    <w:p>
+      <w:pPr>
+        <w:spacing w:after="40"/>
+        <w:ind w:left="320"/>
+      </w:pPr>
+      <w:r>
+        <w:rPr>
+          <w:rFonts w:ascii="Courier New" w:hAnsi="Courier New"/>
+          <w:b/>
+          <w:sz w:val="20"/>
+        </w:rPr>
+        <w:t>H(S) = -4/8*log2(4/8) - 4/8*log2(4/8) = 1.0</w:t>
+      </w:r>
+    </w:p>
+    <w:p>
+      <w:pPr>
+        <w:spacing w:after="40"/>
+        <w:ind w:left="240"/>
+      </w:pPr>
+      <w:r>
+        <w:rPr>
+          <w:b w:val="0"/>
+          <w:sz w:val="20"/>
+        </w:rPr>
+        <w:t>Step 1 — Information Gain for each feature:</w:t>
+      </w:r>
+    </w:p>
+    <w:tbl>
+      <w:tblPr>
+        <w:tblStyle w:val="TableGrid"/>
+        <w:tblW w:type="auto" w:w="0"/>
+        <w:tblLook w:firstColumn="1" w:firstRow="1" w:lastColumn="0" w:lastRow="0" w:noHBand="0" w:noVBand="1" w:val="04A0"/>
+      </w:tblPr>
+      <w:tblGrid>
+        <w:gridCol w:w="2493"/>
+        <w:gridCol w:w="2493"/>
+        <w:gridCol w:w="2493"/>
+        <w:gridCol w:w="2493"/>
+      </w:tblGrid>
+      <w:tr>
+        <w:tc>
+          <w:tcPr>
+            <w:tcW w:type="dxa" w:w="1584"/>
+            <w:shd w:fill="D6E4F0" w:val="clear"/>
+          </w:tcPr>
+          <w:p>
+            <w:r>
+              <w:rPr>
+                <w:b/>
+                <w:sz w:val="18"/>
+              </w:rPr>
+              <w:t>Feature</w:t>
+            </w:r>
+          </w:p>
+        </w:tc>
+        <w:tc>
+          <w:tcPr>
+            <w:tcW w:type="dxa" w:w="3456"/>
+            <w:shd w:fill="D6E4F0" w:val="clear"/>
+          </w:tcPr>
+          <w:p>
+            <w:r>
+              <w:rPr>
+                <w:b/>
+                <w:sz w:val="18"/>
+              </w:rPr>
+              <w:t>Partitions</w:t>
+            </w:r>
+          </w:p>
+        </w:tc>
+        <w:tc>
+          <w:tcPr>
+            <w:tcW w:type="dxa" w:w="1872"/>
+            <w:shd w:fill="D6E4F0" w:val="clear"/>
+          </w:tcPr>
+          <w:p>
+            <w:r>
+              <w:rPr>
+                <w:b/>
+                <w:sz w:val="18"/>
+              </w:rPr>
+              <w:t>Partition H</w:t>
+            </w:r>
+          </w:p>
+        </w:tc>
+        <w:tc>
+          <w:tcPr>
+            <w:tcW w:type="dxa" w:w="2592"/>
+            <w:shd w:fill="D6E4F0" w:val="clear"/>
+          </w:tcPr>
+          <w:p>
+            <w:r>
+              <w:rPr>
+                <w:b/>
+                <w:sz w:val="18"/>
+              </w:rPr>
+              <w:t>IG = 1.0 - weighted avg H</w:t>
+            </w:r>
+          </w:p>
+        </w:tc>
+      </w:tr>
+      <w:tr>
+        <w:tc>
+          <w:tcPr>
+            <w:tcW w:type="dxa" w:w="1584"/>
+          </w:tcPr>
+          <w:p>
+            <w:r>
+              <w:rPr>
+                <w:sz w:val="18"/>
+              </w:rPr>
+              <w:t>Study Years</w:t>
+            </w:r>
+          </w:p>
+        </w:tc>
+        <w:tc>
+          <w:tcPr>
+            <w:tcW w:type="dxa" w:w="3456"/>
+          </w:tcPr>
+          <w:p>
+            <w:r>
+              <w:rPr>
+                <w:sz w:val="18"/>
+              </w:rPr>
+              <w:t>0-2: {1,2,6,7}=2Y2N; 3-5: {3,4,5,8}=2Y2N</w:t>
+            </w:r>
+          </w:p>
+        </w:tc>
+        <w:tc>
+          <w:tcPr>
+            <w:tcW w:type="dxa" w:w="1872"/>
+          </w:tcPr>
+          <w:p>
+            <w:r>
+              <w:rPr>
+                <w:sz w:val="18"/>
+              </w:rPr>
+              <w:t>H=1.0 each</w:t>
+            </w:r>
+          </w:p>
+        </w:tc>
+        <w:tc>
+          <w:tcPr>
+            <w:tcW w:type="dxa" w:w="2592"/>
+          </w:tcPr>
+          <w:p>
+            <w:r>
+              <w:rPr>
+                <w:sz w:val="18"/>
+              </w:rPr>
+              <w:t>IG = 1.0 - (4/8*1.0+4/8*1.0) = 0.0</w:t>
+            </w:r>
+          </w:p>
+        </w:tc>
+      </w:tr>
+      <w:tr>
+        <w:tc>
+          <w:tcPr>
+            <w:tcW w:type="dxa" w:w="1584"/>
+          </w:tcPr>
+          <w:p>
+            <w:r>
+              <w:rPr>
+                <w:sz w:val="18"/>
+              </w:rPr>
+              <w:t>Study Hours</w:t>
+            </w:r>
+          </w:p>
+        </w:tc>
+        <w:tc>
+          <w:tcPr>
+            <w:tcW w:type="dxa" w:w="3456"/>
+          </w:tcPr>
+          <w:p>
+            <w:r>
+              <w:rPr>
+                <w:sz w:val="18"/>
+              </w:rPr>
+              <w:t>Low: {1,2,4}=0Y3N; High: {5,6,7}=3Y0N; Med: {3,8}=1Y1N</w:t>
+            </w:r>
+          </w:p>
+        </w:tc>
+        <w:tc>
+          <w:tcPr>
+            <w:tcW w:type="dxa" w:w="1872"/>
+          </w:tcPr>
+          <w:p>
+            <w:r>
+              <w:rPr>
+                <w:sz w:val="18"/>
+              </w:rPr>
+              <w:t>H=0; H=0; H=1.0</w:t>
+            </w:r>
+          </w:p>
+        </w:tc>
+        <w:tc>
+          <w:tcPr>
+            <w:tcW w:type="dxa" w:w="2592"/>
+          </w:tcPr>
+          <w:p>
+            <w:r>
+              <w:rPr>
+                <w:sz w:val="18"/>
+              </w:rPr>
+              <w:t>IG = 1.0 - (3/8*0+3/8*0+2/8*1.0) = 0.75</w:t>
+            </w:r>
+          </w:p>
+        </w:tc>
+      </w:tr>
+      <w:tr>
+        <w:tc>
+          <w:tcPr>
+            <w:tcW w:type="dxa" w:w="1584"/>
+          </w:tcPr>
+          <w:p>
+            <w:r>
+              <w:rPr>
+                <w:sz w:val="18"/>
+              </w:rPr>
+              <w:t>Attendance</w:t>
+            </w:r>
+          </w:p>
+        </w:tc>
+        <w:tc>
+          <w:tcPr>
+            <w:tcW w:type="dxa" w:w="3456"/>
+          </w:tcPr>
+          <w:p>
+            <w:r>
+              <w:rPr>
+                <w:sz w:val="18"/>
+              </w:rPr>
+              <w:t>I: {1,3,4,6}=1Y3N; R: {2,5,7,8}=3Y1N</w:t>
+            </w:r>
+          </w:p>
+        </w:tc>
+        <w:tc>
+          <w:tcPr>
+            <w:tcW w:type="dxa" w:w="1872"/>
+          </w:tcPr>
+          <w:p>
+            <w:r>
+              <w:rPr>
+                <w:sz w:val="18"/>
+              </w:rPr>
+              <w:t>H=0.811 each</w:t>
+            </w:r>
+          </w:p>
+        </w:tc>
+        <w:tc>
+          <w:tcPr>
+            <w:tcW w:type="dxa" w:w="2592"/>
+          </w:tcPr>
+          <w:p>
+            <w:r>
+              <w:rPr>
+                <w:sz w:val="18"/>
+              </w:rPr>
+              <w:t>IG = 1.0 - (4/8*0.811+4/8*0.811) = 0.189</w:t>
+            </w:r>
+          </w:p>
+        </w:tc>
+      </w:tr>
+    </w:tbl>
+    <w:p>
+      <w:pPr>
+        <w:spacing w:after="0"/>
+      </w:pPr>
+    </w:p>
+    <w:p>
+      <w:pPr>
+        <w:spacing w:after="40"/>
+        <w:ind w:left="240"/>
+      </w:pPr>
+      <w:r>
+        <w:rPr>
+          <w:b w:val="0"/>
+          <w:sz w:val="20"/>
+        </w:rPr>
+        <w:t>Step 2 — Root node: Study Hours (highest IG = 0.75)</w:t>
+      </w:r>
+    </w:p>
+    <w:p>
+      <w:pPr>
+        <w:spacing w:after="40"/>
+        <w:ind w:left="240"/>
+      </w:pPr>
+      <w:r>
+        <w:rPr>
+          <w:b w:val="0"/>
+          <w:sz w:val="20"/>
+        </w:rPr>
+        <w:t>Step 3 — Branch Low → pure No → LEAF: Predict No</w:t>
+      </w:r>
+    </w:p>
+    <w:p>
+      <w:pPr>
+        <w:spacing w:after="40"/>
+        <w:ind w:left="240"/>
+      </w:pPr>
+      <w:r>
+        <w:rPr>
+          <w:b w:val="0"/>
+          <w:sz w:val="20"/>
+        </w:rPr>
+        <w:t>Step 4 — Branch High → pure Yes → LEAF: Predict Yes</w:t>
+      </w:r>
+    </w:p>
+    <w:p>
+      <w:pPr>
+        <w:spacing w:after="40"/>
+        <w:ind w:left="240"/>
+      </w:pPr>
+      <w:r>
+        <w:rPr>
+          <w:b w:val="0"/>
+          <w:sz w:val="20"/>
+        </w:rPr>
+        <w:t>Step 5 — Branch Medium: remaining {ID3, ID8}. Check Attendance:</w:t>
+      </w:r>
+    </w:p>
+    <w:p>
+      <w:pPr>
+        <w:spacing w:after="40"/>
+        <w:ind w:left="240"/>
+      </w:pPr>
+      <w:r>
+        <w:rPr>
+          <w:b w:val="0"/>
+          <w:sz w:val="20"/>
+        </w:rPr>
+        <w:t xml:space="preserve">         I (ID3, No) → LEAF: Predict No    |    R (ID8, Yes) → LEAF: Predict Yes</w:t>
+      </w:r>
+    </w:p>
+    <w:p>
+      <w:pPr>
+        <w:spacing w:after="40"/>
+        <w:ind w:left="320"/>
+      </w:pPr>
+      <w:r>
+        <w:rPr>
+          <w:rFonts w:ascii="Courier New" w:hAnsi="Courier New"/>
+          <w:b/>
+          <w:sz w:val="20"/>
+        </w:rPr>
+        <w:t>FINAL TREE: Root=Study Hours  →  Low→No  |  High→Yes  |  Medium→Attendance→{I→No, R→Yes}</w:t>
+      </w:r>
+    </w:p>
+    <w:p>
+      <w:pPr>
+        <w:spacing w:after="40"/>
+        <w:ind w:left="240"/>
+      </w:pPr>
+      <w:r>
+        <w:rPr>
+          <w:b/>
+          <w:color w:val="C05500"/>
+          <w:sz w:val="20"/>
+        </w:rPr>
+        <w:t xml:space="preserve">EXAM TIP: </w:t>
+      </w:r>
+      <w:r>
+        <w:rPr>
+          <w:color w:val="C05500"/>
+          <w:sz w:val="20"/>
+        </w:rPr>
+        <w:t>Study Years gives IG=0.0 — splitting on it provides zero additional information. Always compute IG for ALL features before choosing the root.</w:t>
       </w:r>
     </w:p>
     <w:p>
@@ -7465,6 +9516,1656 @@
           <w:sz w:val="20"/>
         </w:rPr>
         <w:t>From C, D is directly reachable (cost 8). From E, D costs 4+6=10 &gt; 8, so keep original D(g=8). Then D-&gt;G=16.</w:t>
+      </w:r>
+    </w:p>
+    <w:p>
+      <w:pPr>
+        <w:spacing w:after="0"/>
+      </w:pPr>
+    </w:p>
+    <w:p>
+      <w:pPr>
+        <w:pStyle w:val="Heading3"/>
+      </w:pPr>
+      <w:r>
+        <w:t>Q4 — K-Means Clustering (k=3, 10 data points) [12 marks]</w:t>
+      </w:r>
+    </w:p>
+    <w:p>
+      <w:pPr>
+        <w:spacing w:after="40"/>
+        <w:ind w:left="240"/>
+      </w:pPr>
+      <w:r>
+        <w:rPr>
+          <w:b w:val="0"/>
+          <w:sz w:val="20"/>
+        </w:rPr>
+        <w:t>Data points: 0.12, 0.15, 0.21, 0.50, 0.69, 0.78, 0.89, 1.25, 1.46, 1.97</w:t>
+      </w:r>
+    </w:p>
+    <w:p>
+      <w:pPr>
+        <w:spacing w:after="40"/>
+        <w:ind w:left="240"/>
+      </w:pPr>
+      <w:r>
+        <w:rPr>
+          <w:b w:val="0"/>
+          <w:sz w:val="20"/>
+        </w:rPr>
+        <w:t>Initial centroids: μ1=0.12, μ2=0.78, μ3=1.97  (first, middle, last)</w:t>
+      </w:r>
+    </w:p>
+    <w:tbl>
+      <w:tblPr>
+        <w:tblStyle w:val="TableGrid"/>
+        <w:tblW w:type="auto" w:w="0"/>
+        <w:tblLook w:firstColumn="1" w:firstRow="1" w:lastColumn="0" w:lastRow="0" w:noHBand="0" w:noVBand="1" w:val="04A0"/>
+      </w:tblPr>
+      <w:tblGrid>
+        <w:gridCol w:w="1994"/>
+        <w:gridCol w:w="1994"/>
+        <w:gridCol w:w="1994"/>
+        <w:gridCol w:w="1994"/>
+        <w:gridCol w:w="1994"/>
+      </w:tblGrid>
+      <w:tr>
+        <w:tc>
+          <w:tcPr>
+            <w:tcW w:type="dxa" w:w="864"/>
+            <w:shd w:fill="D6E4F0" w:val="clear"/>
+          </w:tcPr>
+          <w:p>
+            <w:r>
+              <w:rPr>
+                <w:b/>
+                <w:sz w:val="18"/>
+              </w:rPr>
+              <w:t>Point</w:t>
+            </w:r>
+          </w:p>
+        </w:tc>
+        <w:tc>
+          <w:tcPr>
+            <w:tcW w:type="dxa" w:w="2016"/>
+            <w:shd w:fill="D6E4F0" w:val="clear"/>
+          </w:tcPr>
+          <w:p>
+            <w:r>
+              <w:rPr>
+                <w:b/>
+                <w:sz w:val="18"/>
+              </w:rPr>
+              <w:t>Dist to μ1=0.12</w:t>
+            </w:r>
+          </w:p>
+        </w:tc>
+        <w:tc>
+          <w:tcPr>
+            <w:tcW w:type="dxa" w:w="2016"/>
+            <w:shd w:fill="D6E4F0" w:val="clear"/>
+          </w:tcPr>
+          <w:p>
+            <w:r>
+              <w:rPr>
+                <w:b/>
+                <w:sz w:val="18"/>
+              </w:rPr>
+              <w:t>Dist to μ2=0.78</w:t>
+            </w:r>
+          </w:p>
+        </w:tc>
+        <w:tc>
+          <w:tcPr>
+            <w:tcW w:type="dxa" w:w="2016"/>
+            <w:shd w:fill="D6E4F0" w:val="clear"/>
+          </w:tcPr>
+          <w:p>
+            <w:r>
+              <w:rPr>
+                <w:b/>
+                <w:sz w:val="18"/>
+              </w:rPr>
+              <w:t>Dist to μ3=1.97</w:t>
+            </w:r>
+          </w:p>
+        </w:tc>
+        <w:tc>
+          <w:tcPr>
+            <w:tcW w:type="dxa" w:w="1440"/>
+            <w:shd w:fill="D6E4F0" w:val="clear"/>
+          </w:tcPr>
+          <w:p>
+            <w:r>
+              <w:rPr>
+                <w:b/>
+                <w:sz w:val="18"/>
+              </w:rPr>
+              <w:t>Cluster (Iter 1)</w:t>
+            </w:r>
+          </w:p>
+        </w:tc>
+      </w:tr>
+      <w:tr>
+        <w:tc>
+          <w:tcPr>
+            <w:tcW w:type="dxa" w:w="864"/>
+          </w:tcPr>
+          <w:p>
+            <w:r>
+              <w:rPr>
+                <w:sz w:val="18"/>
+              </w:rPr>
+              <w:t>0.12</w:t>
+            </w:r>
+          </w:p>
+        </w:tc>
+        <w:tc>
+          <w:tcPr>
+            <w:tcW w:type="dxa" w:w="2016"/>
+          </w:tcPr>
+          <w:p>
+            <w:r>
+              <w:rPr>
+                <w:sz w:val="18"/>
+              </w:rPr>
+              <w:t>0.00</w:t>
+            </w:r>
+          </w:p>
+        </w:tc>
+        <w:tc>
+          <w:tcPr>
+            <w:tcW w:type="dxa" w:w="2016"/>
+          </w:tcPr>
+          <w:p>
+            <w:r>
+              <w:rPr>
+                <w:sz w:val="18"/>
+              </w:rPr>
+              <w:t>0.66</w:t>
+            </w:r>
+          </w:p>
+        </w:tc>
+        <w:tc>
+          <w:tcPr>
+            <w:tcW w:type="dxa" w:w="2016"/>
+          </w:tcPr>
+          <w:p>
+            <w:r>
+              <w:rPr>
+                <w:sz w:val="18"/>
+              </w:rPr>
+              <w:t>1.85</w:t>
+            </w:r>
+          </w:p>
+        </w:tc>
+        <w:tc>
+          <w:tcPr>
+            <w:tcW w:type="dxa" w:w="1440"/>
+          </w:tcPr>
+          <w:p>
+            <w:r>
+              <w:rPr>
+                <w:sz w:val="18"/>
+              </w:rPr>
+              <w:t>C1</w:t>
+            </w:r>
+          </w:p>
+        </w:tc>
+      </w:tr>
+      <w:tr>
+        <w:tc>
+          <w:tcPr>
+            <w:tcW w:type="dxa" w:w="864"/>
+          </w:tcPr>
+          <w:p>
+            <w:r>
+              <w:rPr>
+                <w:sz w:val="18"/>
+              </w:rPr>
+              <w:t>0.15</w:t>
+            </w:r>
+          </w:p>
+        </w:tc>
+        <w:tc>
+          <w:tcPr>
+            <w:tcW w:type="dxa" w:w="2016"/>
+          </w:tcPr>
+          <w:p>
+            <w:r>
+              <w:rPr>
+                <w:sz w:val="18"/>
+              </w:rPr>
+              <w:t>0.03</w:t>
+            </w:r>
+          </w:p>
+        </w:tc>
+        <w:tc>
+          <w:tcPr>
+            <w:tcW w:type="dxa" w:w="2016"/>
+          </w:tcPr>
+          <w:p>
+            <w:r>
+              <w:rPr>
+                <w:sz w:val="18"/>
+              </w:rPr>
+              <w:t>0.63</w:t>
+            </w:r>
+          </w:p>
+        </w:tc>
+        <w:tc>
+          <w:tcPr>
+            <w:tcW w:type="dxa" w:w="2016"/>
+          </w:tcPr>
+          <w:p>
+            <w:r>
+              <w:rPr>
+                <w:sz w:val="18"/>
+              </w:rPr>
+              <w:t>1.82</w:t>
+            </w:r>
+          </w:p>
+        </w:tc>
+        <w:tc>
+          <w:tcPr>
+            <w:tcW w:type="dxa" w:w="1440"/>
+          </w:tcPr>
+          <w:p>
+            <w:r>
+              <w:rPr>
+                <w:sz w:val="18"/>
+              </w:rPr>
+              <w:t>C1</w:t>
+            </w:r>
+          </w:p>
+        </w:tc>
+      </w:tr>
+      <w:tr>
+        <w:tc>
+          <w:tcPr>
+            <w:tcW w:type="dxa" w:w="864"/>
+          </w:tcPr>
+          <w:p>
+            <w:r>
+              <w:rPr>
+                <w:sz w:val="18"/>
+              </w:rPr>
+              <w:t>0.21</w:t>
+            </w:r>
+          </w:p>
+        </w:tc>
+        <w:tc>
+          <w:tcPr>
+            <w:tcW w:type="dxa" w:w="2016"/>
+          </w:tcPr>
+          <w:p>
+            <w:r>
+              <w:rPr>
+                <w:sz w:val="18"/>
+              </w:rPr>
+              <w:t>0.09</w:t>
+            </w:r>
+          </w:p>
+        </w:tc>
+        <w:tc>
+          <w:tcPr>
+            <w:tcW w:type="dxa" w:w="2016"/>
+          </w:tcPr>
+          <w:p>
+            <w:r>
+              <w:rPr>
+                <w:sz w:val="18"/>
+              </w:rPr>
+              <w:t>0.57</w:t>
+            </w:r>
+          </w:p>
+        </w:tc>
+        <w:tc>
+          <w:tcPr>
+            <w:tcW w:type="dxa" w:w="2016"/>
+          </w:tcPr>
+          <w:p>
+            <w:r>
+              <w:rPr>
+                <w:sz w:val="18"/>
+              </w:rPr>
+              <w:t>1.76</w:t>
+            </w:r>
+          </w:p>
+        </w:tc>
+        <w:tc>
+          <w:tcPr>
+            <w:tcW w:type="dxa" w:w="1440"/>
+          </w:tcPr>
+          <w:p>
+            <w:r>
+              <w:rPr>
+                <w:sz w:val="18"/>
+              </w:rPr>
+              <w:t>C1</w:t>
+            </w:r>
+          </w:p>
+        </w:tc>
+      </w:tr>
+      <w:tr>
+        <w:tc>
+          <w:tcPr>
+            <w:tcW w:type="dxa" w:w="864"/>
+          </w:tcPr>
+          <w:p>
+            <w:r>
+              <w:rPr>
+                <w:sz w:val="18"/>
+              </w:rPr>
+              <w:t>0.50</w:t>
+            </w:r>
+          </w:p>
+        </w:tc>
+        <w:tc>
+          <w:tcPr>
+            <w:tcW w:type="dxa" w:w="2016"/>
+          </w:tcPr>
+          <w:p>
+            <w:r>
+              <w:rPr>
+                <w:sz w:val="18"/>
+              </w:rPr>
+              <w:t>0.38</w:t>
+            </w:r>
+          </w:p>
+        </w:tc>
+        <w:tc>
+          <w:tcPr>
+            <w:tcW w:type="dxa" w:w="2016"/>
+          </w:tcPr>
+          <w:p>
+            <w:r>
+              <w:rPr>
+                <w:sz w:val="18"/>
+              </w:rPr>
+              <w:t>0.28</w:t>
+            </w:r>
+          </w:p>
+        </w:tc>
+        <w:tc>
+          <w:tcPr>
+            <w:tcW w:type="dxa" w:w="2016"/>
+          </w:tcPr>
+          <w:p>
+            <w:r>
+              <w:rPr>
+                <w:sz w:val="18"/>
+              </w:rPr>
+              <w:t>1.47</w:t>
+            </w:r>
+          </w:p>
+        </w:tc>
+        <w:tc>
+          <w:tcPr>
+            <w:tcW w:type="dxa" w:w="1440"/>
+          </w:tcPr>
+          <w:p>
+            <w:r>
+              <w:rPr>
+                <w:sz w:val="18"/>
+              </w:rPr>
+              <w:t>C2</w:t>
+            </w:r>
+          </w:p>
+        </w:tc>
+      </w:tr>
+      <w:tr>
+        <w:tc>
+          <w:tcPr>
+            <w:tcW w:type="dxa" w:w="864"/>
+          </w:tcPr>
+          <w:p>
+            <w:r>
+              <w:rPr>
+                <w:sz w:val="18"/>
+              </w:rPr>
+              <w:t>0.69</w:t>
+            </w:r>
+          </w:p>
+        </w:tc>
+        <w:tc>
+          <w:tcPr>
+            <w:tcW w:type="dxa" w:w="2016"/>
+          </w:tcPr>
+          <w:p>
+            <w:r>
+              <w:rPr>
+                <w:sz w:val="18"/>
+              </w:rPr>
+              <w:t>0.57</w:t>
+            </w:r>
+          </w:p>
+        </w:tc>
+        <w:tc>
+          <w:tcPr>
+            <w:tcW w:type="dxa" w:w="2016"/>
+          </w:tcPr>
+          <w:p>
+            <w:r>
+              <w:rPr>
+                <w:sz w:val="18"/>
+              </w:rPr>
+              <w:t>0.09</w:t>
+            </w:r>
+          </w:p>
+        </w:tc>
+        <w:tc>
+          <w:tcPr>
+            <w:tcW w:type="dxa" w:w="2016"/>
+          </w:tcPr>
+          <w:p>
+            <w:r>
+              <w:rPr>
+                <w:sz w:val="18"/>
+              </w:rPr>
+              <w:t>1.28</w:t>
+            </w:r>
+          </w:p>
+        </w:tc>
+        <w:tc>
+          <w:tcPr>
+            <w:tcW w:type="dxa" w:w="1440"/>
+          </w:tcPr>
+          <w:p>
+            <w:r>
+              <w:rPr>
+                <w:sz w:val="18"/>
+              </w:rPr>
+              <w:t>C2</w:t>
+            </w:r>
+          </w:p>
+        </w:tc>
+      </w:tr>
+      <w:tr>
+        <w:tc>
+          <w:tcPr>
+            <w:tcW w:type="dxa" w:w="864"/>
+          </w:tcPr>
+          <w:p>
+            <w:r>
+              <w:rPr>
+                <w:sz w:val="18"/>
+              </w:rPr>
+              <w:t>0.78</w:t>
+            </w:r>
+          </w:p>
+        </w:tc>
+        <w:tc>
+          <w:tcPr>
+            <w:tcW w:type="dxa" w:w="2016"/>
+          </w:tcPr>
+          <w:p>
+            <w:r>
+              <w:rPr>
+                <w:sz w:val="18"/>
+              </w:rPr>
+              <w:t>0.66</w:t>
+            </w:r>
+          </w:p>
+        </w:tc>
+        <w:tc>
+          <w:tcPr>
+            <w:tcW w:type="dxa" w:w="2016"/>
+          </w:tcPr>
+          <w:p>
+            <w:r>
+              <w:rPr>
+                <w:sz w:val="18"/>
+              </w:rPr>
+              <w:t>0.00</w:t>
+            </w:r>
+          </w:p>
+        </w:tc>
+        <w:tc>
+          <w:tcPr>
+            <w:tcW w:type="dxa" w:w="2016"/>
+          </w:tcPr>
+          <w:p>
+            <w:r>
+              <w:rPr>
+                <w:sz w:val="18"/>
+              </w:rPr>
+              <w:t>1.19</w:t>
+            </w:r>
+          </w:p>
+        </w:tc>
+        <w:tc>
+          <w:tcPr>
+            <w:tcW w:type="dxa" w:w="1440"/>
+          </w:tcPr>
+          <w:p>
+            <w:r>
+              <w:rPr>
+                <w:sz w:val="18"/>
+              </w:rPr>
+              <w:t>C2</w:t>
+            </w:r>
+          </w:p>
+        </w:tc>
+      </w:tr>
+      <w:tr>
+        <w:tc>
+          <w:tcPr>
+            <w:tcW w:type="dxa" w:w="864"/>
+          </w:tcPr>
+          <w:p>
+            <w:r>
+              <w:rPr>
+                <w:sz w:val="18"/>
+              </w:rPr>
+              <w:t>0.89</w:t>
+            </w:r>
+          </w:p>
+        </w:tc>
+        <w:tc>
+          <w:tcPr>
+            <w:tcW w:type="dxa" w:w="2016"/>
+          </w:tcPr>
+          <w:p>
+            <w:r>
+              <w:rPr>
+                <w:sz w:val="18"/>
+              </w:rPr>
+              <w:t>0.77</w:t>
+            </w:r>
+          </w:p>
+        </w:tc>
+        <w:tc>
+          <w:tcPr>
+            <w:tcW w:type="dxa" w:w="2016"/>
+          </w:tcPr>
+          <w:p>
+            <w:r>
+              <w:rPr>
+                <w:sz w:val="18"/>
+              </w:rPr>
+              <w:t>0.11</w:t>
+            </w:r>
+          </w:p>
+        </w:tc>
+        <w:tc>
+          <w:tcPr>
+            <w:tcW w:type="dxa" w:w="2016"/>
+          </w:tcPr>
+          <w:p>
+            <w:r>
+              <w:rPr>
+                <w:sz w:val="18"/>
+              </w:rPr>
+              <w:t>1.08</w:t>
+            </w:r>
+          </w:p>
+        </w:tc>
+        <w:tc>
+          <w:tcPr>
+            <w:tcW w:type="dxa" w:w="1440"/>
+          </w:tcPr>
+          <w:p>
+            <w:r>
+              <w:rPr>
+                <w:sz w:val="18"/>
+              </w:rPr>
+              <w:t>C2</w:t>
+            </w:r>
+          </w:p>
+        </w:tc>
+      </w:tr>
+      <w:tr>
+        <w:tc>
+          <w:tcPr>
+            <w:tcW w:type="dxa" w:w="864"/>
+          </w:tcPr>
+          <w:p>
+            <w:r>
+              <w:rPr>
+                <w:sz w:val="18"/>
+              </w:rPr>
+              <w:t>1.25</w:t>
+            </w:r>
+          </w:p>
+        </w:tc>
+        <w:tc>
+          <w:tcPr>
+            <w:tcW w:type="dxa" w:w="2016"/>
+          </w:tcPr>
+          <w:p>
+            <w:r>
+              <w:rPr>
+                <w:sz w:val="18"/>
+              </w:rPr>
+              <w:t>1.13</w:t>
+            </w:r>
+          </w:p>
+        </w:tc>
+        <w:tc>
+          <w:tcPr>
+            <w:tcW w:type="dxa" w:w="2016"/>
+          </w:tcPr>
+          <w:p>
+            <w:r>
+              <w:rPr>
+                <w:sz w:val="18"/>
+              </w:rPr>
+              <w:t>0.47</w:t>
+            </w:r>
+          </w:p>
+        </w:tc>
+        <w:tc>
+          <w:tcPr>
+            <w:tcW w:type="dxa" w:w="2016"/>
+          </w:tcPr>
+          <w:p>
+            <w:r>
+              <w:rPr>
+                <w:sz w:val="18"/>
+              </w:rPr>
+              <w:t>0.72</w:t>
+            </w:r>
+          </w:p>
+        </w:tc>
+        <w:tc>
+          <w:tcPr>
+            <w:tcW w:type="dxa" w:w="1440"/>
+          </w:tcPr>
+          <w:p>
+            <w:r>
+              <w:rPr>
+                <w:sz w:val="18"/>
+              </w:rPr>
+              <w:t>C3</w:t>
+            </w:r>
+          </w:p>
+        </w:tc>
+      </w:tr>
+      <w:tr>
+        <w:tc>
+          <w:tcPr>
+            <w:tcW w:type="dxa" w:w="864"/>
+          </w:tcPr>
+          <w:p>
+            <w:r>
+              <w:rPr>
+                <w:sz w:val="18"/>
+              </w:rPr>
+              <w:t>1.46</w:t>
+            </w:r>
+          </w:p>
+        </w:tc>
+        <w:tc>
+          <w:tcPr>
+            <w:tcW w:type="dxa" w:w="2016"/>
+          </w:tcPr>
+          <w:p>
+            <w:r>
+              <w:rPr>
+                <w:sz w:val="18"/>
+              </w:rPr>
+              <w:t>1.34</w:t>
+            </w:r>
+          </w:p>
+        </w:tc>
+        <w:tc>
+          <w:tcPr>
+            <w:tcW w:type="dxa" w:w="2016"/>
+          </w:tcPr>
+          <w:p>
+            <w:r>
+              <w:rPr>
+                <w:sz w:val="18"/>
+              </w:rPr>
+              <w:t>0.68</w:t>
+            </w:r>
+          </w:p>
+        </w:tc>
+        <w:tc>
+          <w:tcPr>
+            <w:tcW w:type="dxa" w:w="2016"/>
+          </w:tcPr>
+          <w:p>
+            <w:r>
+              <w:rPr>
+                <w:sz w:val="18"/>
+              </w:rPr>
+              <w:t>0.51</w:t>
+            </w:r>
+          </w:p>
+        </w:tc>
+        <w:tc>
+          <w:tcPr>
+            <w:tcW w:type="dxa" w:w="1440"/>
+          </w:tcPr>
+          <w:p>
+            <w:r>
+              <w:rPr>
+                <w:sz w:val="18"/>
+              </w:rPr>
+              <w:t>C3</w:t>
+            </w:r>
+          </w:p>
+        </w:tc>
+      </w:tr>
+      <w:tr>
+        <w:tc>
+          <w:tcPr>
+            <w:tcW w:type="dxa" w:w="864"/>
+          </w:tcPr>
+          <w:p>
+            <w:r>
+              <w:rPr>
+                <w:sz w:val="18"/>
+              </w:rPr>
+              <w:t>1.97</w:t>
+            </w:r>
+          </w:p>
+        </w:tc>
+        <w:tc>
+          <w:tcPr>
+            <w:tcW w:type="dxa" w:w="2016"/>
+          </w:tcPr>
+          <w:p>
+            <w:r>
+              <w:rPr>
+                <w:sz w:val="18"/>
+              </w:rPr>
+              <w:t>1.85</w:t>
+            </w:r>
+          </w:p>
+        </w:tc>
+        <w:tc>
+          <w:tcPr>
+            <w:tcW w:type="dxa" w:w="2016"/>
+          </w:tcPr>
+          <w:p>
+            <w:r>
+              <w:rPr>
+                <w:sz w:val="18"/>
+              </w:rPr>
+              <w:t>1.19</w:t>
+            </w:r>
+          </w:p>
+        </w:tc>
+        <w:tc>
+          <w:tcPr>
+            <w:tcW w:type="dxa" w:w="2016"/>
+          </w:tcPr>
+          <w:p>
+            <w:r>
+              <w:rPr>
+                <w:sz w:val="18"/>
+              </w:rPr>
+              <w:t>0.00</w:t>
+            </w:r>
+          </w:p>
+        </w:tc>
+        <w:tc>
+          <w:tcPr>
+            <w:tcW w:type="dxa" w:w="1440"/>
+          </w:tcPr>
+          <w:p>
+            <w:r>
+              <w:rPr>
+                <w:sz w:val="18"/>
+              </w:rPr>
+              <w:t>C3</w:t>
+            </w:r>
+          </w:p>
+        </w:tc>
+      </w:tr>
+    </w:tbl>
+    <w:p>
+      <w:pPr>
+        <w:spacing w:after="0"/>
+      </w:pPr>
+    </w:p>
+    <w:p>
+      <w:pPr>
+        <w:spacing w:after="40"/>
+        <w:ind w:left="240"/>
+      </w:pPr>
+      <w:r>
+        <w:rPr>
+          <w:b w:val="0"/>
+          <w:sz w:val="20"/>
+        </w:rPr>
+        <w:t>After Iteration 1: C1={0.12,0.15,0.21}, C2={0.50,0.69,0.78,0.89}, C3={1.25,1.46,1.97}</w:t>
+      </w:r>
+    </w:p>
+    <w:p>
+      <w:pPr>
+        <w:spacing w:after="40"/>
+        <w:ind w:left="320"/>
+      </w:pPr>
+      <w:r>
+        <w:rPr>
+          <w:rFonts w:ascii="Courier New" w:hAnsi="Courier New"/>
+          <w:b/>
+          <w:sz w:val="20"/>
+        </w:rPr>
+        <w:t>New centroids: μ1=(0.12+0.15+0.21)/3=0.16   μ2=(0.50+0.69+0.78+0.89)/4=0.715   μ3=(1.25+1.46+1.97)/3=1.56</w:t>
+      </w:r>
+    </w:p>
+    <w:tbl>
+      <w:tblPr>
+        <w:tblStyle w:val="TableGrid"/>
+        <w:tblW w:type="auto" w:w="0"/>
+        <w:tblLook w:firstColumn="1" w:firstRow="1" w:lastColumn="0" w:lastRow="0" w:noHBand="0" w:noVBand="1" w:val="04A0"/>
+      </w:tblPr>
+      <w:tblGrid>
+        <w:gridCol w:w="1994"/>
+        <w:gridCol w:w="1994"/>
+        <w:gridCol w:w="1994"/>
+        <w:gridCol w:w="1994"/>
+        <w:gridCol w:w="1994"/>
+      </w:tblGrid>
+      <w:tr>
+        <w:tc>
+          <w:tcPr>
+            <w:tcW w:type="dxa" w:w="864"/>
+            <w:shd w:fill="D6E4F0" w:val="clear"/>
+          </w:tcPr>
+          <w:p>
+            <w:r>
+              <w:rPr>
+                <w:b/>
+                <w:sz w:val="18"/>
+              </w:rPr>
+              <w:t>Point</w:t>
+            </w:r>
+          </w:p>
+        </w:tc>
+        <w:tc>
+          <w:tcPr>
+            <w:tcW w:type="dxa" w:w="2016"/>
+            <w:shd w:fill="D6E4F0" w:val="clear"/>
+          </w:tcPr>
+          <w:p>
+            <w:r>
+              <w:rPr>
+                <w:b/>
+                <w:sz w:val="18"/>
+              </w:rPr>
+              <w:t>Dist to μ1=0.16</w:t>
+            </w:r>
+          </w:p>
+        </w:tc>
+        <w:tc>
+          <w:tcPr>
+            <w:tcW w:type="dxa" w:w="2088"/>
+            <w:shd w:fill="D6E4F0" w:val="clear"/>
+          </w:tcPr>
+          <w:p>
+            <w:r>
+              <w:rPr>
+                <w:b/>
+                <w:sz w:val="18"/>
+              </w:rPr>
+              <w:t>Dist to μ2=0.715</w:t>
+            </w:r>
+          </w:p>
+        </w:tc>
+        <w:tc>
+          <w:tcPr>
+            <w:tcW w:type="dxa" w:w="2088"/>
+            <w:shd w:fill="D6E4F0" w:val="clear"/>
+          </w:tcPr>
+          <w:p>
+            <w:r>
+              <w:rPr>
+                <w:b/>
+                <w:sz w:val="18"/>
+              </w:rPr>
+              <w:t>Dist to μ3=1.56</w:t>
+            </w:r>
+          </w:p>
+        </w:tc>
+        <w:tc>
+          <w:tcPr>
+            <w:tcW w:type="dxa" w:w="1440"/>
+            <w:shd w:fill="D6E4F0" w:val="clear"/>
+          </w:tcPr>
+          <w:p>
+            <w:r>
+              <w:rPr>
+                <w:b/>
+                <w:sz w:val="18"/>
+              </w:rPr>
+              <w:t>Cluster (Iter 2)</w:t>
+            </w:r>
+          </w:p>
+        </w:tc>
+      </w:tr>
+      <w:tr>
+        <w:tc>
+          <w:tcPr>
+            <w:tcW w:type="dxa" w:w="864"/>
+          </w:tcPr>
+          <w:p>
+            <w:r>
+              <w:rPr>
+                <w:sz w:val="18"/>
+              </w:rPr>
+              <w:t>0.12</w:t>
+            </w:r>
+          </w:p>
+        </w:tc>
+        <w:tc>
+          <w:tcPr>
+            <w:tcW w:type="dxa" w:w="2016"/>
+          </w:tcPr>
+          <w:p>
+            <w:r>
+              <w:rPr>
+                <w:sz w:val="18"/>
+              </w:rPr>
+              <w:t>0.04</w:t>
+            </w:r>
+          </w:p>
+        </w:tc>
+        <w:tc>
+          <w:tcPr>
+            <w:tcW w:type="dxa" w:w="2088"/>
+          </w:tcPr>
+          <w:p>
+            <w:r>
+              <w:rPr>
+                <w:sz w:val="18"/>
+              </w:rPr>
+              <w:t>0.595</w:t>
+            </w:r>
+          </w:p>
+        </w:tc>
+        <w:tc>
+          <w:tcPr>
+            <w:tcW w:type="dxa" w:w="2088"/>
+          </w:tcPr>
+          <w:p>
+            <w:r>
+              <w:rPr>
+                <w:sz w:val="18"/>
+              </w:rPr>
+              <w:t>1.44</w:t>
+            </w:r>
+          </w:p>
+        </w:tc>
+        <w:tc>
+          <w:tcPr>
+            <w:tcW w:type="dxa" w:w="1440"/>
+          </w:tcPr>
+          <w:p>
+            <w:r>
+              <w:rPr>
+                <w:sz w:val="18"/>
+              </w:rPr>
+              <w:t>C1</w:t>
+            </w:r>
+          </w:p>
+        </w:tc>
+      </w:tr>
+      <w:tr>
+        <w:tc>
+          <w:tcPr>
+            <w:tcW w:type="dxa" w:w="864"/>
+          </w:tcPr>
+          <w:p>
+            <w:r>
+              <w:rPr>
+                <w:sz w:val="18"/>
+              </w:rPr>
+              <w:t>0.15</w:t>
+            </w:r>
+          </w:p>
+        </w:tc>
+        <w:tc>
+          <w:tcPr>
+            <w:tcW w:type="dxa" w:w="2016"/>
+          </w:tcPr>
+          <w:p>
+            <w:r>
+              <w:rPr>
+                <w:sz w:val="18"/>
+              </w:rPr>
+              <w:t>0.01</w:t>
+            </w:r>
+          </w:p>
+        </w:tc>
+        <w:tc>
+          <w:tcPr>
+            <w:tcW w:type="dxa" w:w="2088"/>
+          </w:tcPr>
+          <w:p>
+            <w:r>
+              <w:rPr>
+                <w:sz w:val="18"/>
+              </w:rPr>
+              <w:t>0.565</w:t>
+            </w:r>
+          </w:p>
+        </w:tc>
+        <w:tc>
+          <w:tcPr>
+            <w:tcW w:type="dxa" w:w="2088"/>
+          </w:tcPr>
+          <w:p>
+            <w:r>
+              <w:rPr>
+                <w:sz w:val="18"/>
+              </w:rPr>
+              <w:t>1.41</w:t>
+            </w:r>
+          </w:p>
+        </w:tc>
+        <w:tc>
+          <w:tcPr>
+            <w:tcW w:type="dxa" w:w="1440"/>
+          </w:tcPr>
+          <w:p>
+            <w:r>
+              <w:rPr>
+                <w:sz w:val="18"/>
+              </w:rPr>
+              <w:t>C1</w:t>
+            </w:r>
+          </w:p>
+        </w:tc>
+      </w:tr>
+      <w:tr>
+        <w:tc>
+          <w:tcPr>
+            <w:tcW w:type="dxa" w:w="864"/>
+          </w:tcPr>
+          <w:p>
+            <w:r>
+              <w:rPr>
+                <w:sz w:val="18"/>
+              </w:rPr>
+              <w:t>0.21</w:t>
+            </w:r>
+          </w:p>
+        </w:tc>
+        <w:tc>
+          <w:tcPr>
+            <w:tcW w:type="dxa" w:w="2016"/>
+          </w:tcPr>
+          <w:p>
+            <w:r>
+              <w:rPr>
+                <w:sz w:val="18"/>
+              </w:rPr>
+              <w:t>0.05</w:t>
+            </w:r>
+          </w:p>
+        </w:tc>
+        <w:tc>
+          <w:tcPr>
+            <w:tcW w:type="dxa" w:w="2088"/>
+          </w:tcPr>
+          <w:p>
+            <w:r>
+              <w:rPr>
+                <w:sz w:val="18"/>
+              </w:rPr>
+              <w:t>0.505</w:t>
+            </w:r>
+          </w:p>
+        </w:tc>
+        <w:tc>
+          <w:tcPr>
+            <w:tcW w:type="dxa" w:w="2088"/>
+          </w:tcPr>
+          <w:p>
+            <w:r>
+              <w:rPr>
+                <w:sz w:val="18"/>
+              </w:rPr>
+              <w:t>1.35</w:t>
+            </w:r>
+          </w:p>
+        </w:tc>
+        <w:tc>
+          <w:tcPr>
+            <w:tcW w:type="dxa" w:w="1440"/>
+          </w:tcPr>
+          <w:p>
+            <w:r>
+              <w:rPr>
+                <w:sz w:val="18"/>
+              </w:rPr>
+              <w:t>C1</w:t>
+            </w:r>
+          </w:p>
+        </w:tc>
+      </w:tr>
+      <w:tr>
+        <w:tc>
+          <w:tcPr>
+            <w:tcW w:type="dxa" w:w="864"/>
+          </w:tcPr>
+          <w:p>
+            <w:r>
+              <w:rPr>
+                <w:sz w:val="18"/>
+              </w:rPr>
+              <w:t>0.50</w:t>
+            </w:r>
+          </w:p>
+        </w:tc>
+        <w:tc>
+          <w:tcPr>
+            <w:tcW w:type="dxa" w:w="2016"/>
+          </w:tcPr>
+          <w:p>
+            <w:r>
+              <w:rPr>
+                <w:sz w:val="18"/>
+              </w:rPr>
+              <w:t>0.34</w:t>
+            </w:r>
+          </w:p>
+        </w:tc>
+        <w:tc>
+          <w:tcPr>
+            <w:tcW w:type="dxa" w:w="2088"/>
+          </w:tcPr>
+          <w:p>
+            <w:r>
+              <w:rPr>
+                <w:sz w:val="18"/>
+              </w:rPr>
+              <w:t>0.215</w:t>
+            </w:r>
+          </w:p>
+        </w:tc>
+        <w:tc>
+          <w:tcPr>
+            <w:tcW w:type="dxa" w:w="2088"/>
+          </w:tcPr>
+          <w:p>
+            <w:r>
+              <w:rPr>
+                <w:sz w:val="18"/>
+              </w:rPr>
+              <w:t>1.06</w:t>
+            </w:r>
+          </w:p>
+        </w:tc>
+        <w:tc>
+          <w:tcPr>
+            <w:tcW w:type="dxa" w:w="1440"/>
+          </w:tcPr>
+          <w:p>
+            <w:r>
+              <w:rPr>
+                <w:sz w:val="18"/>
+              </w:rPr>
+              <w:t>C2</w:t>
+            </w:r>
+          </w:p>
+        </w:tc>
+      </w:tr>
+      <w:tr>
+        <w:tc>
+          <w:tcPr>
+            <w:tcW w:type="dxa" w:w="864"/>
+          </w:tcPr>
+          <w:p>
+            <w:r>
+              <w:rPr>
+                <w:sz w:val="18"/>
+              </w:rPr>
+              <w:t>0.69</w:t>
+            </w:r>
+          </w:p>
+        </w:tc>
+        <w:tc>
+          <w:tcPr>
+            <w:tcW w:type="dxa" w:w="2016"/>
+          </w:tcPr>
+          <w:p>
+            <w:r>
+              <w:rPr>
+                <w:sz w:val="18"/>
+              </w:rPr>
+              <w:t>0.53</w:t>
+            </w:r>
+          </w:p>
+        </w:tc>
+        <w:tc>
+          <w:tcPr>
+            <w:tcW w:type="dxa" w:w="2088"/>
+          </w:tcPr>
+          <w:p>
+            <w:r>
+              <w:rPr>
+                <w:sz w:val="18"/>
+              </w:rPr>
+              <w:t>0.025</w:t>
+            </w:r>
+          </w:p>
+        </w:tc>
+        <w:tc>
+          <w:tcPr>
+            <w:tcW w:type="dxa" w:w="2088"/>
+          </w:tcPr>
+          <w:p>
+            <w:r>
+              <w:rPr>
+                <w:sz w:val="18"/>
+              </w:rPr>
+              <w:t>0.87</w:t>
+            </w:r>
+          </w:p>
+        </w:tc>
+        <w:tc>
+          <w:tcPr>
+            <w:tcW w:type="dxa" w:w="1440"/>
+          </w:tcPr>
+          <w:p>
+            <w:r>
+              <w:rPr>
+                <w:sz w:val="18"/>
+              </w:rPr>
+              <w:t>C2</w:t>
+            </w:r>
+          </w:p>
+        </w:tc>
+      </w:tr>
+      <w:tr>
+        <w:tc>
+          <w:tcPr>
+            <w:tcW w:type="dxa" w:w="864"/>
+          </w:tcPr>
+          <w:p>
+            <w:r>
+              <w:rPr>
+                <w:sz w:val="18"/>
+              </w:rPr>
+              <w:t>0.78</w:t>
+            </w:r>
+          </w:p>
+        </w:tc>
+        <w:tc>
+          <w:tcPr>
+            <w:tcW w:type="dxa" w:w="2016"/>
+          </w:tcPr>
+          <w:p>
+            <w:r>
+              <w:rPr>
+                <w:sz w:val="18"/>
+              </w:rPr>
+              <w:t>0.62</w:t>
+            </w:r>
+          </w:p>
+        </w:tc>
+        <w:tc>
+          <w:tcPr>
+            <w:tcW w:type="dxa" w:w="2088"/>
+          </w:tcPr>
+          <w:p>
+            <w:r>
+              <w:rPr>
+                <w:sz w:val="18"/>
+              </w:rPr>
+              <w:t>0.065</w:t>
+            </w:r>
+          </w:p>
+        </w:tc>
+        <w:tc>
+          <w:tcPr>
+            <w:tcW w:type="dxa" w:w="2088"/>
+          </w:tcPr>
+          <w:p>
+            <w:r>
+              <w:rPr>
+                <w:sz w:val="18"/>
+              </w:rPr>
+              <w:t>0.78</w:t>
+            </w:r>
+          </w:p>
+        </w:tc>
+        <w:tc>
+          <w:tcPr>
+            <w:tcW w:type="dxa" w:w="1440"/>
+          </w:tcPr>
+          <w:p>
+            <w:r>
+              <w:rPr>
+                <w:sz w:val="18"/>
+              </w:rPr>
+              <w:t>C2</w:t>
+            </w:r>
+          </w:p>
+        </w:tc>
+      </w:tr>
+      <w:tr>
+        <w:tc>
+          <w:tcPr>
+            <w:tcW w:type="dxa" w:w="864"/>
+          </w:tcPr>
+          <w:p>
+            <w:r>
+              <w:rPr>
+                <w:sz w:val="18"/>
+              </w:rPr>
+              <w:t>0.89</w:t>
+            </w:r>
+          </w:p>
+        </w:tc>
+        <w:tc>
+          <w:tcPr>
+            <w:tcW w:type="dxa" w:w="2016"/>
+          </w:tcPr>
+          <w:p>
+            <w:r>
+              <w:rPr>
+                <w:sz w:val="18"/>
+              </w:rPr>
+              <w:t>0.73</w:t>
+            </w:r>
+          </w:p>
+        </w:tc>
+        <w:tc>
+          <w:tcPr>
+            <w:tcW w:type="dxa" w:w="2088"/>
+          </w:tcPr>
+          <w:p>
+            <w:r>
+              <w:rPr>
+                <w:sz w:val="18"/>
+              </w:rPr>
+              <w:t>0.175</w:t>
+            </w:r>
+          </w:p>
+        </w:tc>
+        <w:tc>
+          <w:tcPr>
+            <w:tcW w:type="dxa" w:w="2088"/>
+          </w:tcPr>
+          <w:p>
+            <w:r>
+              <w:rPr>
+                <w:sz w:val="18"/>
+              </w:rPr>
+              <w:t>0.67</w:t>
+            </w:r>
+          </w:p>
+        </w:tc>
+        <w:tc>
+          <w:tcPr>
+            <w:tcW w:type="dxa" w:w="1440"/>
+          </w:tcPr>
+          <w:p>
+            <w:r>
+              <w:rPr>
+                <w:sz w:val="18"/>
+              </w:rPr>
+              <w:t>C2</w:t>
+            </w:r>
+          </w:p>
+        </w:tc>
+      </w:tr>
+      <w:tr>
+        <w:tc>
+          <w:tcPr>
+            <w:tcW w:type="dxa" w:w="864"/>
+          </w:tcPr>
+          <w:p>
+            <w:r>
+              <w:rPr>
+                <w:sz w:val="18"/>
+              </w:rPr>
+              <w:t>1.25</w:t>
+            </w:r>
+          </w:p>
+        </w:tc>
+        <w:tc>
+          <w:tcPr>
+            <w:tcW w:type="dxa" w:w="2016"/>
+          </w:tcPr>
+          <w:p>
+            <w:r>
+              <w:rPr>
+                <w:sz w:val="18"/>
+              </w:rPr>
+              <w:t>1.09</w:t>
+            </w:r>
+          </w:p>
+        </w:tc>
+        <w:tc>
+          <w:tcPr>
+            <w:tcW w:type="dxa" w:w="2088"/>
+          </w:tcPr>
+          <w:p>
+            <w:r>
+              <w:rPr>
+                <w:sz w:val="18"/>
+              </w:rPr>
+              <w:t>0.535</w:t>
+            </w:r>
+          </w:p>
+        </w:tc>
+        <w:tc>
+          <w:tcPr>
+            <w:tcW w:type="dxa" w:w="2088"/>
+          </w:tcPr>
+          <w:p>
+            <w:r>
+              <w:rPr>
+                <w:sz w:val="18"/>
+              </w:rPr>
+              <w:t>0.31</w:t>
+            </w:r>
+          </w:p>
+        </w:tc>
+        <w:tc>
+          <w:tcPr>
+            <w:tcW w:type="dxa" w:w="1440"/>
+          </w:tcPr>
+          <w:p>
+            <w:r>
+              <w:rPr>
+                <w:sz w:val="18"/>
+              </w:rPr>
+              <w:t>C3</w:t>
+            </w:r>
+          </w:p>
+        </w:tc>
+      </w:tr>
+      <w:tr>
+        <w:tc>
+          <w:tcPr>
+            <w:tcW w:type="dxa" w:w="864"/>
+          </w:tcPr>
+          <w:p>
+            <w:r>
+              <w:rPr>
+                <w:sz w:val="18"/>
+              </w:rPr>
+              <w:t>1.46</w:t>
+            </w:r>
+          </w:p>
+        </w:tc>
+        <w:tc>
+          <w:tcPr>
+            <w:tcW w:type="dxa" w:w="2016"/>
+          </w:tcPr>
+          <w:p>
+            <w:r>
+              <w:rPr>
+                <w:sz w:val="18"/>
+              </w:rPr>
+              <w:t>1.30</w:t>
+            </w:r>
+          </w:p>
+        </w:tc>
+        <w:tc>
+          <w:tcPr>
+            <w:tcW w:type="dxa" w:w="2088"/>
+          </w:tcPr>
+          <w:p>
+            <w:r>
+              <w:rPr>
+                <w:sz w:val="18"/>
+              </w:rPr>
+              <w:t>0.745</w:t>
+            </w:r>
+          </w:p>
+        </w:tc>
+        <w:tc>
+          <w:tcPr>
+            <w:tcW w:type="dxa" w:w="2088"/>
+          </w:tcPr>
+          <w:p>
+            <w:r>
+              <w:rPr>
+                <w:sz w:val="18"/>
+              </w:rPr>
+              <w:t>0.10</w:t>
+            </w:r>
+          </w:p>
+        </w:tc>
+        <w:tc>
+          <w:tcPr>
+            <w:tcW w:type="dxa" w:w="1440"/>
+          </w:tcPr>
+          <w:p>
+            <w:r>
+              <w:rPr>
+                <w:sz w:val="18"/>
+              </w:rPr>
+              <w:t>C3</w:t>
+            </w:r>
+          </w:p>
+        </w:tc>
+      </w:tr>
+      <w:tr>
+        <w:tc>
+          <w:tcPr>
+            <w:tcW w:type="dxa" w:w="864"/>
+          </w:tcPr>
+          <w:p>
+            <w:r>
+              <w:rPr>
+                <w:sz w:val="18"/>
+              </w:rPr>
+              <w:t>1.97</w:t>
+            </w:r>
+          </w:p>
+        </w:tc>
+        <w:tc>
+          <w:tcPr>
+            <w:tcW w:type="dxa" w:w="2016"/>
+          </w:tcPr>
+          <w:p>
+            <w:r>
+              <w:rPr>
+                <w:sz w:val="18"/>
+              </w:rPr>
+              <w:t>1.81</w:t>
+            </w:r>
+          </w:p>
+        </w:tc>
+        <w:tc>
+          <w:tcPr>
+            <w:tcW w:type="dxa" w:w="2088"/>
+          </w:tcPr>
+          <w:p>
+            <w:r>
+              <w:rPr>
+                <w:sz w:val="18"/>
+              </w:rPr>
+              <w:t>1.255</w:t>
+            </w:r>
+          </w:p>
+        </w:tc>
+        <w:tc>
+          <w:tcPr>
+            <w:tcW w:type="dxa" w:w="2088"/>
+          </w:tcPr>
+          <w:p>
+            <w:r>
+              <w:rPr>
+                <w:sz w:val="18"/>
+              </w:rPr>
+              <w:t>0.41</w:t>
+            </w:r>
+          </w:p>
+        </w:tc>
+        <w:tc>
+          <w:tcPr>
+            <w:tcW w:type="dxa" w:w="1440"/>
+          </w:tcPr>
+          <w:p>
+            <w:r>
+              <w:rPr>
+                <w:sz w:val="18"/>
+              </w:rPr>
+              <w:t>C3</w:t>
+            </w:r>
+          </w:p>
+        </w:tc>
+      </w:tr>
+    </w:tbl>
+    <w:p>
+      <w:pPr>
+        <w:spacing w:after="0"/>
+      </w:pPr>
+    </w:p>
+    <w:p>
+      <w:pPr>
+        <w:spacing w:after="40"/>
+        <w:ind w:left="240"/>
+      </w:pPr>
+      <w:r>
+        <w:rPr>
+          <w:b w:val="0"/>
+          <w:sz w:val="20"/>
+        </w:rPr>
+        <w:t>After Iteration 2: Same assignments → NO CHANGE → CONVERGED in 2 iterations.</w:t>
+      </w:r>
+    </w:p>
+    <w:p>
+      <w:pPr>
+        <w:ind w:left="320"/>
+      </w:pPr>
+      <w:r>
+        <w:rPr>
+          <w:b/>
+          <w:sz w:val="20"/>
+        </w:rPr>
+        <w:t xml:space="preserve">ANSWER: </w:t>
+      </w:r>
+      <w:r>
+        <w:rPr>
+          <w:sz w:val="20"/>
+        </w:rPr>
+        <w:t>Final clusters: C1={0.12, 0.15, 0.21}  |  C2={0.50, 0.69, 0.78, 0.89}  |  C3={1.25, 1.46, 1.97}</w:t>
+      </w:r>
+    </w:p>
+    <w:p>
+      <w:pPr>
+        <w:spacing w:after="40"/>
+        <w:ind w:left="240"/>
+      </w:pPr>
+      <w:r>
+        <w:rPr>
+          <w:b/>
+          <w:color w:val="C05500"/>
+          <w:sz w:val="20"/>
+        </w:rPr>
+        <w:t xml:space="preserve">EXAM TIP: </w:t>
+      </w:r>
+      <w:r>
+        <w:rPr>
+          <w:color w:val="C05500"/>
+          <w:sz w:val="20"/>
+        </w:rPr>
+        <w:t>Always show the distance table for EACH iteration. Stop when cluster assignments stop changing. State "CONVERGED" explicitly.</w:t>
       </w:r>
     </w:p>
     <w:p>

--- a/COMP4431_PastPaper_QuizSol.docx
+++ b/COMP4431_PastPaper_QuizSol.docx
@@ -14423,6 +14423,172 @@
     </w:p>
     <w:p>
       <w:pPr>
+        <w:pStyle w:val="Heading4"/>
+      </w:pPr>
+      <w:r>
+        <w:t>Original Quiz 1 Question (verbatim from Quiz1sol.doc)</w:t>
+      </w:r>
+    </w:p>
+    <w:p>
+      <w:pPr/>
+      <w:r>
+        <w:t>Question 1.  True or False</w:t>
+      </w:r>
+    </w:p>
+    <w:p>
+      <w:pPr>
+        <w:pStyle w:val="ListBullet"/>
+      </w:pPr>
+      <w:r>
+        <w:t>1. Alan Turing created LISP language in 1958.   [F]</w:t>
+      </w:r>
+    </w:p>
+    <w:p>
+      <w:pPr>
+        <w:pStyle w:val="ListBullet"/>
+      </w:pPr>
+      <w:r>
+        <w:t>2. Allen Newell and Herbert Simon proposed Logic Theorist in 1955.   [T]</w:t>
+      </w:r>
+    </w:p>
+    <w:p>
+      <w:pPr/>
+      <w:r>
+        <w:t>Question 2.  Indicate ALL correct answers. If incomplete or any wrong answer is selected, you get zero for that question.</w:t>
+      </w:r>
+    </w:p>
+    <w:p>
+      <w:pPr/>
+      <w:r>
+        <w:t>(a) Please indicate all correct descriptions relevant to the Turing Test:</w:t>
+      </w:r>
+    </w:p>
+    <w:p>
+      <w:pPr>
+        <w:pStyle w:val="ListBullet"/>
+      </w:pPr>
+      <w:r>
+        <w:t>A. Turing test was proposed in 1956 by Alan Turing.</w:t>
+      </w:r>
+    </w:p>
+    <w:p>
+      <w:pPr>
+        <w:pStyle w:val="ListBullet"/>
+      </w:pPr>
+      <w:r>
+        <w:t>B. In Turing test, human proposes the question and judges if the machine has intelligence by the correctness of the answer provided by the computer.</w:t>
+      </w:r>
+    </w:p>
+    <w:p>
+      <w:pPr>
+        <w:pStyle w:val="ListBullet"/>
+      </w:pPr>
+      <w:r>
+        <w:t>C. The reproducible characteristics of Turing test makes it anticipate all major arguments against artificial intelligence.</w:t>
+      </w:r>
+    </w:p>
+    <w:p>
+      <w:pPr>
+        <w:pStyle w:val="ListBullet"/>
+      </w:pPr>
+      <w:r>
+        <w:t>D. Lack of mathematical analysis is one of the limitations of Turing test.</w:t>
+      </w:r>
+    </w:p>
+    <w:p>
+      <w:pPr/>
+      <w:r>
+        <w:t>Answer: D</w:t>
+      </w:r>
+    </w:p>
+    <w:p>
+      <w:pPr/>
+      <w:r>
+        <w:t>(b) Please indicate all correct descriptions relevant to the BIRTH stage of artificial intelligence:</w:t>
+      </w:r>
+    </w:p>
+    <w:p>
+      <w:pPr>
+        <w:pStyle w:val="ListBullet"/>
+      </w:pPr>
+      <w:r>
+        <w:t>A. Eliza, the first Chatbot created in 1966, could not understand the content of the natural language.</w:t>
+      </w:r>
+    </w:p>
+    <w:p>
+      <w:pPr>
+        <w:pStyle w:val="ListBullet"/>
+      </w:pPr>
+      <w:r>
+        <w:t>B. The success of Deep Blue produced by IBM, was the milestone of the AI development in this stage.</w:t>
+      </w:r>
+    </w:p>
+    <w:p>
+      <w:pPr>
+        <w:pStyle w:val="ListBullet"/>
+      </w:pPr>
+      <w:r>
+        <w:t>C. Expert system, which answers questions or solves problems about a specific domain of knowledge, has been widely used till now.</w:t>
+      </w:r>
+    </w:p>
+    <w:p>
+      <w:pPr>
+        <w:pStyle w:val="ListBullet"/>
+      </w:pPr>
+      <w:r>
+        <w:t>D. The heuristic search is one of the important techniques studied in this stage.</w:t>
+      </w:r>
+    </w:p>
+    <w:p>
+      <w:pPr/>
+      <w:r>
+        <w:t>Answer: A, D</w:t>
+      </w:r>
+    </w:p>
+    <w:p>
+      <w:pPr/>
+      <w:r>
+        <w:t>Question 3.  Answer the question in (a) short paragraph(s).</w:t>
+      </w:r>
+    </w:p>
+    <w:p>
+      <w:pPr/>
+      <w:r>
+        <w:t>3.1  Could you please list the seven research directions of artificial intelligence when it was formally proposed at Dartmouth College in 1956?</w:t>
+      </w:r>
+    </w:p>
+    <w:p>
+      <w:pPr>
+        <w:pStyle w:val="Heading4"/>
+      </w:pPr>
+      <w:r>
+        <w:t>Quiz 1 Variant — 2025 Search Trace (referenced in existing solutions)</w:t>
+      </w:r>
+    </w:p>
+    <w:p>
+      <w:pPr/>
+      <w:r>
+        <w:t>Given the weighted graph: A-2-C, A-4-B, C-10-E, C-8-D, B-5-D, D-2-E.  Goal node = E.  Use alphabetical neighbour order when ties occur.</w:t>
+      </w:r>
+    </w:p>
+    <w:p>
+      <w:pPr>
+        <w:pStyle w:val="ListBullet"/>
+      </w:pPr>
+      <w:r>
+        <w:t>(a) Find the path from A to E using DFS. Show each expansion step.</w:t>
+      </w:r>
+    </w:p>
+    <w:p>
+      <w:pPr>
+        <w:pStyle w:val="ListBullet"/>
+      </w:pPr>
+      <w:r>
+        <w:t>(b) Find the optimal path from A to E using A*, with heuristic h: A=7, B=6, C=4, D=2, E=0. Show the f = g + h value at every expanded node.</w:t>
+      </w:r>
+    </w:p>
+    <w:p>
+      <w:pPr>
         <w:pStyle w:val="Heading3"/>
       </w:pPr>
       <w:r>
@@ -14839,6 +15005,54 @@
     </w:p>
     <w:p>
       <w:pPr>
+        <w:pStyle w:val="Heading4"/>
+      </w:pPr>
+      <w:r>
+        <w:t>Original Quiz 2 Question (verbatim from Quiz2sol.doc)</w:t>
+      </w:r>
+    </w:p>
+    <w:p>
+      <w:pPr/>
+      <w:r>
+        <w:t>If we want to drive from city Arad to Bucharest according to the figure below (the number of the distance between two cities has shown in the graph), could you please find the solution using A* search algorithm (according to the heuristic information of the straight-line distance between any city to Bucharest)?  Write down each step of problem solving.</w:t>
+      </w:r>
+    </w:p>
+    <w:p>
+      <w:pPr/>
+      <w:r>
+        <w:t>[Original quiz includes the standard Romania road-map figure and the SLD-to-Bucharest heuristic table — Russell &amp; Norvig values: Arad=366, Sibiu=253, Timisoara=329, Zerind=374, Lugoj=244, RimnicuVilcea=193, Mehadia=241, Drobeta=242, Craiova=160, Pitesti=100, Fagaras=176, Bucharest=0.]</w:t>
+      </w:r>
+    </w:p>
+    <w:p>
+      <w:pPr>
+        <w:pStyle w:val="Heading4"/>
+      </w:pPr>
+      <w:r>
+        <w:t>Quiz 2 Variant — Forward Chaining (Car Diagnosis, referenced in existing solutions)</w:t>
+      </w:r>
+    </w:p>
+    <w:p>
+      <w:pPr/>
+      <w:r>
+        <w:t>Given a knowledge base of car-diagnosis rules and a set of observed symptoms, use Forward Chaining to determine which fault(s) are inferred. Show every rule firing in order until no more new facts can be derived. Then state which goal facts are proved and which are not.</w:t>
+      </w:r>
+    </w:p>
+    <w:p>
+      <w:pPr>
+        <w:pStyle w:val="Heading4"/>
+      </w:pPr>
+      <w:r>
+        <w:t>Quiz 2 Variant — Minimax (Nim / Stone-taking game)</w:t>
+      </w:r>
+    </w:p>
+    <w:p>
+      <w:pPr/>
+      <w:r>
+        <w:t>Two players alternately take 1, 2, or 3 stones from a single pile. The player who takes the LAST stone LOSES. Build the minimax game tree from the given starting number of stones. Use utility f = +10 if MAX wins (opponent takes last stone) and f = −9 if MAX loses (current player forced to take last). Evaluate from the leaves upward and state MAX's optimal first move.</w:t>
+      </w:r>
+    </w:p>
+    <w:p>
+      <w:pPr>
         <w:pStyle w:val="Heading3"/>
       </w:pPr>
       <w:r>
@@ -15066,6 +15280,92 @@
     </w:p>
     <w:p>
       <w:pPr>
+        <w:pStyle w:val="Heading4"/>
+      </w:pPr>
+      <w:r>
+        <w:t>Original Quiz 3 Question (verbatim from Quiz3sol.doc)</w:t>
+      </w:r>
+    </w:p>
+    <w:p>
+      <w:pPr/>
+      <w:r>
+        <w:t>Explain the differences between hill-climbing search and simulated annealing search using the 8-queen problem shown below. The number in each block indicates the pair of attacks when the queen in the same column moves to that block.</w:t>
+      </w:r>
+    </w:p>
+    <w:p>
+      <w:pPr/>
+      <w:r>
+        <w:t>Explain according to the theory shown below:</w:t>
+      </w:r>
+    </w:p>
+    <w:p>
+      <w:pPr>
+        <w:pStyle w:val="ListBullet"/>
+      </w:pPr>
+      <w:r>
+        <w:t>Hill-climbing — never makes downhill moves; gets stuck on a local maximum.</w:t>
+      </w:r>
+    </w:p>
+    <w:p>
+      <w:pPr>
+        <w:pStyle w:val="ListBullet"/>
+      </w:pPr>
+      <w:r>
+        <w:t>Simulated annealing — escape local maxima by allowing some "bad" moves, but gradually decrease their frequency. Annealing in metallurgy: heat metal/glass to high temperature then cool gradually. Instead of picking the best move, pick a random move; if it improves the situation it is always accepted, otherwise accept with probability e^(−|ΔE|/T).</w:t>
+      </w:r>
+    </w:p>
+    <w:p>
+      <w:pPr/>
+      <w:r>
+        <w:t>[The original quiz shows an 8×8 board image where each square holds the count of queen-pair attacks if the column-queen moves to that square.]</w:t>
+      </w:r>
+    </w:p>
+    <w:p>
+      <w:pPr>
+        <w:pStyle w:val="Heading4"/>
+      </w:pPr>
+      <w:r>
+        <w:t>Quiz 3 Variant — Simulated Annealing Numerical (TSP, 2025)</w:t>
+      </w:r>
+    </w:p>
+    <w:p>
+      <w:pPr/>
+      <w:r>
+        <w:t>In a Travelling Salesman problem, the current solution has tour length 31. A neighbour move is proposed.</w:t>
+      </w:r>
+    </w:p>
+    <w:p>
+      <w:pPr>
+        <w:pStyle w:val="ListBullet"/>
+      </w:pPr>
+      <w:r>
+        <w:t>(a) The proposed neighbour has tour length 28. Does simulated annealing accept this move? Justify.</w:t>
+      </w:r>
+    </w:p>
+    <w:p>
+      <w:pPr>
+        <w:pStyle w:val="ListBullet"/>
+      </w:pPr>
+      <w:r>
+        <w:t>(b) From tour length 28, a new neighbour has tour length 29 (ΔE = 1). State the probability of acceptance as a function of temperature T, and evaluate it at T = 10, T = 1, and T = 0.1.</w:t>
+      </w:r>
+    </w:p>
+    <w:p>
+      <w:pPr>
+        <w:pStyle w:val="Heading4"/>
+      </w:pPr>
+      <w:r>
+        <w:t>Quiz 3 Variant — CSP Map Colouring (2024)</w:t>
+      </w:r>
+    </w:p>
+    <w:p>
+      <w:pPr/>
+      <w:r>
+        <w:t>Given a map with 5 regions: B is adjacent to A, C, D, E; A is adjacent to B and D. Apply the constraint-satisfaction algorithm with MCV (Most Constrained Variable) and LCV (Least Constraining Value) heuristics, using a fixed colour palette {C1, C2, C3}. Show the order in which variables are assigned, the value chosen at each step, and any backtracks.</w:t>
+      </w:r>
+    </w:p>
+    <w:p>
+      <w:pPr>
         <w:pStyle w:val="Heading3"/>
       </w:pPr>
       <w:r>
@@ -15319,6 +15619,68 @@
           <w:color w:val="2E74B5"/>
         </w:rPr>
         <w:t>Quiz 4 — Decision Tree + Neural Network</w:t>
+      </w:r>
+    </w:p>
+    <w:p>
+      <w:pPr>
+        <w:pStyle w:val="Heading4"/>
+      </w:pPr>
+      <w:r>
+        <w:t>Original Quiz 4 Question (verbatim from Quiz4sol.doc)</w:t>
+      </w:r>
+    </w:p>
+    <w:p>
+      <w:pPr/>
+      <w:r>
+        <w:t>Please construct the decision tree to classify the data points with three attributes into two categories according to the information gain. Please write down all the calculation of entropy and information gain.</w:t>
+      </w:r>
+    </w:p>
+    <w:p>
+      <w:pPr/>
+      <w:r>
+        <w:t>Attributes: Study_Years, Study_Hours, Attendance.   Label: Y / N.   (Original quiz contains the 8-row dataset image; per the solution: initial entropy = 1.0000; IG(Study_Years)=0.0000, IG(Study_Hours)=0.7500, IG(Attendance)=0.1887 → Study_Hours selected as root. For Study_Hours = Medium subset, IG(Attendance)=1.0000 → Attendance selected as next node. Final tree: High→Y, Low→N, Medium∧I→N, Medium∧R→Y.)</w:t>
+      </w:r>
+    </w:p>
+    <w:p>
+      <w:pPr>
+        <w:pStyle w:val="Heading4"/>
+      </w:pPr>
+      <w:r>
+        <w:t>Quiz 4 Variant — Decision Tree on Hiking Dataset (2024)</w:t>
+      </w:r>
+    </w:p>
+    <w:p>
+      <w:pPr/>
+      <w:r>
+        <w:t>Given 8 instances (4 Yes, 4 No) over the attributes {Weather, Time, Friends}, construct the decision tree using information gain. Show H(S), IG(Weather), IG(Time), IG(Friends), pick the root, and recurse on each branch until pure leaves are reached. (Per the existing solution: H(S)=1.0; Weather has highest IG=0.656 and is chosen as the root.)</w:t>
+      </w:r>
+    </w:p>
+    <w:p>
+      <w:pPr>
+        <w:pStyle w:val="Heading4"/>
+      </w:pPr>
+      <w:r>
+        <w:t>Quiz 4 Variant — Single Neuron Forward Pass (2025)</w:t>
+      </w:r>
+    </w:p>
+    <w:p>
+      <w:pPr/>
+      <w:r>
+        <w:t>A single sigmoid neuron has weights w1 = 0.5, w2 = −0.3, bias b = 0.1, and input x = (x1, x2) = (0.8, 0.4). Compute the weighted sum s and the activation σ(s). Show working.</w:t>
+      </w:r>
+    </w:p>
+    <w:p>
+      <w:pPr>
+        <w:pStyle w:val="Heading4"/>
+      </w:pPr>
+      <w:r>
+        <w:t>Quiz 4 Variant — Why Sign Function Cannot Be Used in Backpropagation</w:t>
+      </w:r>
+    </w:p>
+    <w:p>
+      <w:pPr/>
+      <w:r>
+        <w:t>Backpropagation requires gradient computation via the chain rule. Explain in 3-4 sentences why the sign (sgn) activation function cannot be used as a hidden-unit activation when training with backpropagation. Contrast with the sigmoid σ(x) = 1/(1+e^(−x)).</w:t>
       </w:r>
     </w:p>
     <w:p>
@@ -15611,6 +15973,792 @@
           <w:color w:val="2E74B5"/>
         </w:rPr>
         <w:t>Quiz 5–9 — ML, Neural Networks, Deep Learning, Bayesian</w:t>
+      </w:r>
+    </w:p>
+    <w:p>
+      <w:pPr>
+        <w:pStyle w:val="Heading4"/>
+      </w:pPr>
+      <w:r>
+        <w:t>Original Quiz 5 Question (verbatim from Quiz5sol.docx)</w:t>
+      </w:r>
+    </w:p>
+    <w:p>
+      <w:pPr/>
+      <w:r>
+        <w:t>Given the data below, a decision tree will be constructed to predict the label of yes or no. Could you construct the decision tree to determine the label of the data based on the calculation of information gain and entropy?</w:t>
+      </w:r>
+    </w:p>
+    <w:p>
+      <w:pPr/>
+      <w:r>
+        <w:t>Dataset (20 instances; attributes F1–F5; label YES/NO):</w:t>
+      </w:r>
+    </w:p>
+    <w:p>
+      <w:pPr>
+        <w:pStyle w:val="ListBullet"/>
+      </w:pPr>
+      <w:r>
+        <w:t>D1: F1V2, F2V1, F3V1, F4V1, F5V2 → YES</w:t>
+      </w:r>
+    </w:p>
+    <w:p>
+      <w:pPr>
+        <w:pStyle w:val="ListBullet"/>
+      </w:pPr>
+      <w:r>
+        <w:t>D2: F1V2, F2V2, F3V1, F4V1, F5V2 → NO</w:t>
+      </w:r>
+    </w:p>
+    <w:p>
+      <w:pPr>
+        <w:pStyle w:val="ListBullet"/>
+      </w:pPr>
+      <w:r>
+        <w:t>D3: F1V2, F2V2, F3V1, F4V1, F5V2 → NO</w:t>
+      </w:r>
+    </w:p>
+    <w:p>
+      <w:pPr>
+        <w:pStyle w:val="ListBullet"/>
+      </w:pPr>
+      <w:r>
+        <w:t>D4: F1V2, F2V1, F3V1, F4V3, F5V2 → NO</w:t>
+      </w:r>
+    </w:p>
+    <w:p>
+      <w:pPr>
+        <w:pStyle w:val="ListBullet"/>
+      </w:pPr>
+      <w:r>
+        <w:t>D5: F1V1, F2V1, F3V1, F4V3, F5V2 → YES</w:t>
+      </w:r>
+    </w:p>
+    <w:p>
+      <w:pPr>
+        <w:pStyle w:val="ListBullet"/>
+      </w:pPr>
+      <w:r>
+        <w:t>D6: F1V1, F2V2, F3V1, F4V2, F5V2 → YES</w:t>
+      </w:r>
+    </w:p>
+    <w:p>
+      <w:pPr>
+        <w:pStyle w:val="ListBullet"/>
+      </w:pPr>
+      <w:r>
+        <w:t>D7: F1V1, F2V2, F3V1, F4V2, F5V2 → YES</w:t>
+      </w:r>
+    </w:p>
+    <w:p>
+      <w:pPr>
+        <w:pStyle w:val="ListBullet"/>
+      </w:pPr>
+      <w:r>
+        <w:t>D8: F1V1, F2V1, F3V1, F4V1, F5V2 → YES</w:t>
+      </w:r>
+    </w:p>
+    <w:p>
+      <w:pPr>
+        <w:pStyle w:val="ListBullet"/>
+      </w:pPr>
+      <w:r>
+        <w:t>D9: F1V1, F2V2, F3V1, F4V1, F5V2 → NO</w:t>
+      </w:r>
+    </w:p>
+    <w:p>
+      <w:pPr>
+        <w:pStyle w:val="ListBullet"/>
+      </w:pPr>
+      <w:r>
+        <w:t>D10: F1V1, F2V2, F3V1, F4V1, F5V2 → NO</w:t>
+      </w:r>
+    </w:p>
+    <w:p>
+      <w:pPr>
+        <w:pStyle w:val="ListBullet"/>
+      </w:pPr>
+      <w:r>
+        <w:t>D11: F1V2, F2V2, F3V2, F4V3, F5V1 → NO</w:t>
+      </w:r>
+    </w:p>
+    <w:p>
+      <w:pPr>
+        <w:pStyle w:val="ListBullet"/>
+      </w:pPr>
+      <w:r>
+        <w:t>D12: F1V2, F2V2, F3V2, F4V3, F5V1 → NO</w:t>
+      </w:r>
+    </w:p>
+    <w:p>
+      <w:pPr>
+        <w:pStyle w:val="ListBullet"/>
+      </w:pPr>
+      <w:r>
+        <w:t>D13: F1V1, F2V2, F3V2, F4V2, F5V1 → YES</w:t>
+      </w:r>
+    </w:p>
+    <w:p>
+      <w:pPr>
+        <w:pStyle w:val="ListBullet"/>
+      </w:pPr>
+      <w:r>
+        <w:t>D14: F1V1, F2V2, F3V2, F4V3, F5V1 → YES</w:t>
+      </w:r>
+    </w:p>
+    <w:p>
+      <w:pPr>
+        <w:pStyle w:val="ListBullet"/>
+      </w:pPr>
+      <w:r>
+        <w:t>D15: F1V2, F2V1, F3V2, F4V3, F5V1 → NO</w:t>
+      </w:r>
+    </w:p>
+    <w:p>
+      <w:pPr>
+        <w:pStyle w:val="ListBullet"/>
+      </w:pPr>
+      <w:r>
+        <w:t>D16: F1V2, F2V1, F3V2, F4V3, F5V1 → NO</w:t>
+      </w:r>
+    </w:p>
+    <w:p>
+      <w:pPr>
+        <w:pStyle w:val="ListBullet"/>
+      </w:pPr>
+      <w:r>
+        <w:t>D17: F1V1, F2V1, F3V2, F4V2, F5V1 → YES</w:t>
+      </w:r>
+    </w:p>
+    <w:p>
+      <w:pPr>
+        <w:pStyle w:val="ListBullet"/>
+      </w:pPr>
+      <w:r>
+        <w:t>D18: F1V1, F2V1, F3V2, F4V2, F5V1 → YES</w:t>
+      </w:r>
+    </w:p>
+    <w:p>
+      <w:pPr>
+        <w:pStyle w:val="ListBullet"/>
+      </w:pPr>
+      <w:r>
+        <w:t>D19: F1V1, F2V1, F3V2, F4V1, F5V1 → YES</w:t>
+      </w:r>
+    </w:p>
+    <w:p>
+      <w:pPr>
+        <w:pStyle w:val="ListBullet"/>
+      </w:pPr>
+      <w:r>
+        <w:t>D20: F1V1, F2V2, F3V2, F4V1, F5V1 → NO</w:t>
+      </w:r>
+    </w:p>
+    <w:p>
+      <w:pPr/>
+      <w:r>
+        <w:t>Required: compute H(S); IG(F1)…IG(F5); choose root; recurse on each branch until pure leaves; draw final tree.</w:t>
+      </w:r>
+    </w:p>
+    <w:p>
+      <w:pPr>
+        <w:pStyle w:val="Heading4"/>
+      </w:pPr>
+      <w:r>
+        <w:t>Quiz 5 Variant — k-Means Clustering (Makeup Quiz, verbatim)</w:t>
+      </w:r>
+    </w:p>
+    <w:p>
+      <w:pPr/>
+      <w:r>
+        <w:t>You are provided with a set of ten one-dimensional data points: 0.12, 0.15, 0.21, 0.50, 0.69, 0.78, 0.89, 1.25, 1.46, 1.97.</w:t>
+      </w:r>
+    </w:p>
+    <w:p>
+      <w:pPr/>
+      <w:r>
+        <w:t>Cluster these data points into THREE clusters using the k-Means algorithm with Euclidean distance. Initial cluster centres: C1 = 0.12, C2 = 0.15, C3 = 1.97.</w:t>
+      </w:r>
+    </w:p>
+    <w:p>
+      <w:pPr/>
+      <w:r>
+        <w:t>Provide a detailed calculation of clustering until the assignments do not change between iterations.</w:t>
+      </w:r>
+    </w:p>
+    <w:p>
+      <w:pPr>
+        <w:pStyle w:val="Heading4"/>
+      </w:pPr>
+      <w:r>
+        <w:t>Quiz 5 Variant — k-Means with k = 3 (referenced in past papers)</w:t>
+      </w:r>
+    </w:p>
+    <w:p>
+      <w:pPr/>
+      <w:r>
+        <w:t>Given 10 two-dimensional data points and three initial centres, perform k-Means clustering with k = 3 until convergence. Show: (1) Euclidean distance from every point to every centre at each iteration; (2) cluster assignment per point; (3) recomputed centroid coordinates; (4) stopping condition.</w:t>
+      </w:r>
+    </w:p>
+    <w:p>
+      <w:pPr>
+        <w:pStyle w:val="Heading4"/>
+      </w:pPr>
+      <w:r>
+        <w:t>Quiz 5 Variant — Decision Tree on Hiking Dataset (2024 alt-year)</w:t>
+      </w:r>
+    </w:p>
+    <w:p>
+      <w:pPr/>
+      <w:r>
+        <w:t>Construct a decision tree from 8 hiking instances over {Weather, Time, Friends} → {Go, NotGo} using information gain. Show every step of entropy and IG computation.</w:t>
+      </w:r>
+    </w:p>
+    <w:p>
+      <w:pPr>
+        <w:pStyle w:val="Heading4"/>
+      </w:pPr>
+      <w:r>
+        <w:t>Original Quiz 6 Question (verbatim from Quiz6sol.docx)</w:t>
+      </w:r>
+    </w:p>
+    <w:p>
+      <w:pPr/>
+      <w:r>
+        <w:t>Given two support vectors:</w:t>
+      </w:r>
+    </w:p>
+    <w:p>
+      <w:pPr>
+        <w:pStyle w:val="ListBullet"/>
+      </w:pPr>
+      <w:r>
+        <w:t>(5, 1) belonging to class red</w:t>
+      </w:r>
+    </w:p>
+    <w:p>
+      <w:pPr>
+        <w:pStyle w:val="ListBullet"/>
+      </w:pPr>
+      <w:r>
+        <w:t>(−1, −1) belonging to class blue</w:t>
+      </w:r>
+    </w:p>
+    <w:p>
+      <w:pPr/>
+      <w:r>
+        <w:t>Please provide a linear classifier that can maximize the margin. Write down each step of calculation. (Linear classifier of the form y = w1 · x + w0.)</w:t>
+      </w:r>
+    </w:p>
+    <w:p>
+      <w:pPr>
+        <w:pStyle w:val="Heading4"/>
+      </w:pPr>
+      <w:r>
+        <w:t>Quiz 6 Variant — SVM with Different Support Vectors</w:t>
+      </w:r>
+    </w:p>
+    <w:p>
+      <w:pPr/>
+      <w:r>
+        <w:t>Given two support vectors (3, 4) class +1 and (−1, 0) class −1, derive the maximum-margin linear classifier. Compute: midpoint of the two SVs, slope of the line connecting them, slope and intercept of the perpendicular separating line, and the margin width 2/‖w‖.</w:t>
+      </w:r>
+    </w:p>
+    <w:p>
+      <w:pPr>
+        <w:pStyle w:val="Heading4"/>
+      </w:pPr>
+      <w:r>
+        <w:t>Quiz 6 Variant — Linear Discriminant Concepts</w:t>
+      </w:r>
+    </w:p>
+    <w:p>
+      <w:pPr/>
+      <w:r>
+        <w:t>Briefly explain (i) why the maximum-margin hyperplane is the perpendicular bisector of the line connecting two SVs of opposite classes; (ii) what role the kernel trick plays when data are not linearly separable; (iii) why SVM is called a "discriminative" model.</w:t>
+      </w:r>
+    </w:p>
+    <w:p>
+      <w:pPr>
+        <w:pStyle w:val="Heading4"/>
+      </w:pPr>
+      <w:r>
+        <w:t>Original Quiz 7 Question (verbatim from Quiz7sol.docx)</w:t>
+      </w:r>
+    </w:p>
+    <w:p>
+      <w:pPr/>
+      <w:r>
+        <w:t>We want to use neural networks in a classification problem. Eight 4-dimensional data points (x1, x2, x3, x4)_i are given as follows:</w:t>
+      </w:r>
+    </w:p>
+    <w:p>
+      <w:pPr>
+        <w:pStyle w:val="ListBullet"/>
+      </w:pPr>
+      <w:r>
+        <w:t>x1 = (−0.12,  0.20, −0.37, −0.10)</w:t>
+      </w:r>
+    </w:p>
+    <w:p>
+      <w:pPr>
+        <w:pStyle w:val="ListBullet"/>
+      </w:pPr>
+      <w:r>
+        <w:t>x2 = ( 0.30, −0.03,  0.25,  0.14)</w:t>
+      </w:r>
+    </w:p>
+    <w:p>
+      <w:pPr>
+        <w:pStyle w:val="ListBullet"/>
+      </w:pPr>
+      <w:r>
+        <w:t>x3 = (−0.01, −0.35,  0.07, −0.52)</w:t>
+      </w:r>
+    </w:p>
+    <w:p>
+      <w:pPr>
+        <w:pStyle w:val="ListBullet"/>
+      </w:pPr>
+      <w:r>
+        <w:t>x4 = ( 0.03,  0.06,  0.13,  0.29)</w:t>
+      </w:r>
+    </w:p>
+    <w:p>
+      <w:pPr>
+        <w:pStyle w:val="ListBullet"/>
+      </w:pPr>
+      <w:r>
+        <w:t>x5 = ( 0.38,  0.17, −0.02,  0.33)</w:t>
+      </w:r>
+    </w:p>
+    <w:p>
+      <w:pPr>
+        <w:pStyle w:val="ListBullet"/>
+      </w:pPr>
+      <w:r>
+        <w:t>x6 = (−0.02, −0.58, −0.48,  0.26)</w:t>
+      </w:r>
+    </w:p>
+    <w:p>
+      <w:pPr>
+        <w:pStyle w:val="ListBullet"/>
+      </w:pPr>
+      <w:r>
+        <w:t>x7 = (−0.12,  0.24, −0.39, −0.05)</w:t>
+      </w:r>
+    </w:p>
+    <w:p>
+      <w:pPr>
+        <w:pStyle w:val="ListBullet"/>
+      </w:pPr>
+      <w:r>
+        <w:t>x8 = ( 0.03, −0.57,  0.01, −0.24)</w:t>
+      </w:r>
+    </w:p>
+    <w:p>
+      <w:pPr/>
+      <w:r>
+        <w:t>Corresponding labels y_i = {+1, −1, −1, +1, +1, −1, +1, −1}. Learning rate η = 0.2. Calculate w_i according to the following perceptron learning algorithm.</w:t>
+      </w:r>
+    </w:p>
+    <w:p>
+      <w:pPr/>
+      <w:r>
+        <w:t>Perceptron Learning Algorithm:</w:t>
+      </w:r>
+    </w:p>
+    <w:p>
+      <w:pPr>
+        <w:pStyle w:val="ListBullet"/>
+      </w:pPr>
+      <w:r>
+        <w:t>1. Initialise w0 = (−0.09, 0, −0.19, −0.21).</w:t>
+      </w:r>
+    </w:p>
+    <w:p>
+      <w:pPr>
+        <w:pStyle w:val="ListBullet"/>
+      </w:pPr>
+      <w:r>
+        <w:t>2. For each (x_i, y_i):</w:t>
+      </w:r>
+    </w:p>
+    <w:p>
+      <w:pPr>
+        <w:pStyle w:val="ListBullet"/>
+      </w:pPr>
+      <w:r>
+        <w:t xml:space="preserve">   2a. Compute estimated label  y_i^est = sgn(w_{i−1} · x_i)</w:t>
+      </w:r>
+    </w:p>
+    <w:p>
+      <w:pPr>
+        <w:pStyle w:val="ListBullet"/>
+      </w:pPr>
+      <w:r>
+        <w:t xml:space="preserve">   2b. Update weight  w_i = w_{i−1} + η (y_i − y_i^est) x_i^T</w:t>
+      </w:r>
+    </w:p>
+    <w:p>
+      <w:pPr/>
+      <w:r>
+        <w:t>Show every weight update across the 8 training points; tabulate s_i, y_i^est, y_i, and w_i.</w:t>
+      </w:r>
+    </w:p>
+    <w:p>
+      <w:pPr>
+        <w:pStyle w:val="Heading4"/>
+      </w:pPr>
+      <w:r>
+        <w:t>Quiz 7 Variant — 2D Perceptron (Aug 2022 / Dec 2016 style)</w:t>
+      </w:r>
+    </w:p>
+    <w:p>
+      <w:pPr/>
+      <w:r>
+        <w:t>Given 4 two-dimensional points with labels {+1, −1}, initial weights w0 = (0, 0) and bias = 0, learning rate η = 1. Apply the perceptron learning rule sequentially over the 4 points and report the final weight vector. State whether the data are linearly separable.</w:t>
+      </w:r>
+    </w:p>
+    <w:p>
+      <w:pPr>
+        <w:pStyle w:val="Heading4"/>
+      </w:pPr>
+      <w:r>
+        <w:t>Quiz 7 Variant — Perceptron Convergence</w:t>
+      </w:r>
+    </w:p>
+    <w:p>
+      <w:pPr/>
+      <w:r>
+        <w:t>Briefly explain the perceptron convergence theorem and its conditions. What happens if the data are NOT linearly separable?</w:t>
+      </w:r>
+    </w:p>
+    <w:p>
+      <w:pPr>
+        <w:pStyle w:val="Heading4"/>
+      </w:pPr>
+      <w:r>
+        <w:t>Original Quiz 8 Question (verbatim from Quiz8sol.docx)</w:t>
+      </w:r>
+    </w:p>
+    <w:p>
+      <w:pPr/>
+      <w:r>
+        <w:t>True or False:</w:t>
+      </w:r>
+    </w:p>
+    <w:p>
+      <w:pPr>
+        <w:pStyle w:val="ListBullet"/>
+      </w:pPr>
+      <w:r>
+        <w:t>1. Multilayer perceptrons include at least two hidden layers.   [F]</w:t>
+      </w:r>
+    </w:p>
+    <w:p>
+      <w:pPr>
+        <w:pStyle w:val="ListBullet"/>
+      </w:pPr>
+      <w:r>
+        <w:t>2. Sigmoid is the nonlinear activation function while Sgn is the linear activation function.   [F]</w:t>
+      </w:r>
+    </w:p>
+    <w:p>
+      <w:pPr>
+        <w:pStyle w:val="ListBullet"/>
+      </w:pPr>
+      <w:r>
+        <w:t>3. Back propagation, a gradient descent-based method, searches weights w to minimize the total error of the network over the set of training examples.   [T]</w:t>
+      </w:r>
+    </w:p>
+    <w:p>
+      <w:pPr>
+        <w:pStyle w:val="ListBullet"/>
+      </w:pPr>
+      <w:r>
+        <w:t>4. Backpropagation consists of two repeated processes of forward process and error propagation process.   [T]</w:t>
+      </w:r>
+    </w:p>
+    <w:p>
+      <w:pPr>
+        <w:pStyle w:val="ListBullet"/>
+      </w:pPr>
+      <w:r>
+        <w:t>5. Forward processing calculates the outputs to minimize the whole square error of the correct prediction and the calculated prediction.   [F]</w:t>
+      </w:r>
+    </w:p>
+    <w:p>
+      <w:pPr>
+        <w:pStyle w:val="Heading4"/>
+      </w:pPr>
+      <w:r>
+        <w:t>Quiz 8 Variant — MLP Backprop Numerical (Dec 2023 / Dec 2024 paper style)</w:t>
+      </w:r>
+    </w:p>
+    <w:p>
+      <w:pPr/>
+      <w:r>
+        <w:t>A 2-input, 2-hidden-unit, 1-output MLP uses sigmoid activations. Given specified weights, biases, an input vector and a target output:</w:t>
+      </w:r>
+    </w:p>
+    <w:p>
+      <w:pPr>
+        <w:pStyle w:val="ListBullet"/>
+      </w:pPr>
+      <w:r>
+        <w:t>(a) Perform one forward pass and report the hidden activations and the output.</w:t>
+      </w:r>
+    </w:p>
+    <w:p>
+      <w:pPr>
+        <w:pStyle w:val="ListBullet"/>
+      </w:pPr>
+      <w:r>
+        <w:t>(b) Compute the total squared error E.</w:t>
+      </w:r>
+    </w:p>
+    <w:p>
+      <w:pPr>
+        <w:pStyle w:val="ListBullet"/>
+      </w:pPr>
+      <w:r>
+        <w:t>(c) Run one backward pass with learning rate η, reporting the new weights for both the output layer and the hidden layer.</w:t>
+      </w:r>
+    </w:p>
+    <w:p>
+      <w:pPr>
+        <w:pStyle w:val="Heading4"/>
+      </w:pPr>
+      <w:r>
+        <w:t>Quiz 8 Variant — Concept T/F</w:t>
+      </w:r>
+    </w:p>
+    <w:p>
+      <w:pPr>
+        <w:pStyle w:val="ListBullet"/>
+      </w:pPr>
+      <w:r>
+        <w:t>1. The chain rule is the mathematical basis of backpropagation.</w:t>
+      </w:r>
+    </w:p>
+    <w:p>
+      <w:pPr>
+        <w:pStyle w:val="ListBullet"/>
+      </w:pPr>
+      <w:r>
+        <w:t>2. A network with only linear activations everywhere is equivalent to a single linear layer regardless of depth.</w:t>
+      </w:r>
+    </w:p>
+    <w:p>
+      <w:pPr>
+        <w:pStyle w:val="ListBullet"/>
+      </w:pPr>
+      <w:r>
+        <w:t>3. Vanishing gradients are more likely with sigmoid than with ReLU activations in deep networks.</w:t>
+      </w:r>
+    </w:p>
+    <w:p>
+      <w:pPr>
+        <w:pStyle w:val="ListBullet"/>
+      </w:pPr>
+      <w:r>
+        <w:t>4. Gradient descent always converges to the global minimum on non-convex error surfaces.</w:t>
+      </w:r>
+    </w:p>
+    <w:p>
+      <w:pPr>
+        <w:pStyle w:val="ListBullet"/>
+      </w:pPr>
+      <w:r>
+        <w:t>5. Mini-batch gradient descent is a compromise between batch GD and stochastic GD.</w:t>
+      </w:r>
+    </w:p>
+    <w:p>
+      <w:pPr>
+        <w:pStyle w:val="Heading4"/>
+      </w:pPr>
+      <w:r>
+        <w:t>Original Quiz 9 Question (verbatim from Quiz9Sol.docx)</w:t>
+      </w:r>
+    </w:p>
+    <w:p>
+      <w:pPr/>
+      <w:r>
+        <w:t>Could you please calculate the convolutional result for the image block of 4×4 with the convolutional kernel of 3×3?</w:t>
+      </w:r>
+    </w:p>
+    <w:p>
+      <w:pPr/>
+      <w:r>
+        <w:t>Image (4×4):</w:t>
+      </w:r>
+    </w:p>
+    <w:p>
+      <w:pPr>
+        <w:pStyle w:val="ListBullet"/>
+      </w:pPr>
+      <w:r>
+        <w:t>Row 1: 100, 150, 200, 210</w:t>
+      </w:r>
+    </w:p>
+    <w:p>
+      <w:pPr>
+        <w:pStyle w:val="ListBullet"/>
+      </w:pPr>
+      <w:r>
+        <w:t>Row 2: 100, 160, 210, 210</w:t>
+      </w:r>
+    </w:p>
+    <w:p>
+      <w:pPr>
+        <w:pStyle w:val="ListBullet"/>
+      </w:pPr>
+      <w:r>
+        <w:t>Row 3: 110, 160, 200, 220</w:t>
+      </w:r>
+    </w:p>
+    <w:p>
+      <w:pPr>
+        <w:pStyle w:val="ListBullet"/>
+      </w:pPr>
+      <w:r>
+        <w:t>Row 4: 100, 160, 210, 210</w:t>
+      </w:r>
+    </w:p>
+    <w:p>
+      <w:pPr/>
+      <w:r>
+        <w:t>Kernel (3×3):</w:t>
+      </w:r>
+    </w:p>
+    <w:p>
+      <w:pPr>
+        <w:pStyle w:val="ListBullet"/>
+      </w:pPr>
+      <w:r>
+        <w:t>Row 1: −1, 0, 1</w:t>
+      </w:r>
+    </w:p>
+    <w:p>
+      <w:pPr>
+        <w:pStyle w:val="ListBullet"/>
+      </w:pPr>
+      <w:r>
+        <w:t>Row 2: −1, 0, 1</w:t>
+      </w:r>
+    </w:p>
+    <w:p>
+      <w:pPr>
+        <w:pStyle w:val="ListBullet"/>
+      </w:pPr>
+      <w:r>
+        <w:t>Row 3: −1, 0, 1</w:t>
+      </w:r>
+    </w:p>
+    <w:p>
+      <w:pPr/>
+      <w:r>
+        <w:t>Compute the 2×2 output feature map (no padding, stride = 1). Show every dot-product calculation. (Reference output: top-left = 320, top-right = 170, bottom-left = 160, bottom-right = …).</w:t>
+      </w:r>
+    </w:p>
+    <w:p>
+      <w:pPr>
+        <w:pStyle w:val="Heading4"/>
+      </w:pPr>
+      <w:r>
+        <w:t>Quiz 9 Variant — Convolution with Different Kernel (Aug 2022 paper Q4.2)</w:t>
+      </w:r>
+    </w:p>
+    <w:p>
+      <w:pPr/>
+      <w:r>
+        <w:t>Given a 4×4 input image and the all-ones 3×3 kernel, compute the 2×2 output feature map (stride = 1, no padding). Show working.</w:t>
+      </w:r>
+    </w:p>
+    <w:p>
+      <w:pPr>
+        <w:pStyle w:val="Heading4"/>
+      </w:pPr>
+      <w:r>
+        <w:t>Quiz 9 Variant — Convolution with Edge Kernel (May 2025 paper Q19b)</w:t>
+      </w:r>
+    </w:p>
+    <w:p>
+      <w:pPr/>
+      <w:r>
+        <w:t>Apply the kernel  [[1, 0, −1], [1, 0, −1], [1, 0, −1]]  to the 3×3 image patch  [[4, 3, 2], [1, 0, 1], [−1, −2, −1]]. Compute the single scalar result and explain what feature this kernel detects (vertical edges).</w:t>
+      </w:r>
+    </w:p>
+    <w:p>
+      <w:pPr>
+        <w:pStyle w:val="Heading4"/>
+      </w:pPr>
+      <w:r>
+        <w:t>Quiz 9 Variant — Bayesian Network Inference (recurring across past papers)</w:t>
+      </w:r>
+    </w:p>
+    <w:p>
+      <w:pPr/>
+      <w:r>
+        <w:t>Given a small Bayesian network and the conditional probability tables (CPTs):</w:t>
+      </w:r>
+    </w:p>
+    <w:p>
+      <w:pPr>
+        <w:pStyle w:val="ListBullet"/>
+      </w:pPr>
+      <w:r>
+        <w:t>(a) Compute a marginal probability such as P(C) by summing out hidden variables.</w:t>
+      </w:r>
+    </w:p>
+    <w:p>
+      <w:pPr>
+        <w:pStyle w:val="ListBullet"/>
+      </w:pPr>
+      <w:r>
+        <w:t>(b) Compute a conditional probability such as P(W | C = T) using P(W, C) / P(C).</w:t>
+      </w:r>
+    </w:p>
+    <w:p>
+      <w:pPr>
+        <w:pStyle w:val="ListBullet"/>
+      </w:pPr>
+      <w:r>
+        <w:t>(c) State the conditional independence assumption captured by the network structure.</w:t>
+      </w:r>
+    </w:p>
+    <w:p>
+      <w:pPr>
+        <w:pStyle w:val="Heading4"/>
+      </w:pPr>
+      <w:r>
+        <w:t>Quiz 9 Variant — CNN Concept</w:t>
+      </w:r>
+    </w:p>
+    <w:p>
+      <w:pPr>
+        <w:pStyle w:val="ListBullet"/>
+      </w:pPr>
+      <w:r>
+        <w:t>1. Why do CNNs share weights across spatial positions?</w:t>
+      </w:r>
+    </w:p>
+    <w:p>
+      <w:pPr>
+        <w:pStyle w:val="ListBullet"/>
+      </w:pPr>
+      <w:r>
+        <w:t>2. What is the role of pooling layers, and how does max-pooling differ from average-pooling?</w:t>
+      </w:r>
+    </w:p>
+    <w:p>
+      <w:pPr>
+        <w:pStyle w:val="ListBullet"/>
+      </w:pPr>
+      <w:r>
+        <w:t>3. Compare CNN vs MLP for image classification: parameter count, translation invariance, and inductive bias.</w:t>
       </w:r>
     </w:p>
     <w:p>
